--- a/AsciiDoc_Source/IHE_DEV_Suppl_PCMC.docx
+++ b/AsciiDoc_Source/IHE_DEV_Suppl_PCMC.docx
@@ -53,7 +53,7 @@
                     </pic:cNvPicPr>
                   </pic:nvPicPr>
                   <pic:blipFill>
-                    <a:blip r:embed="rId8">
+                    <a:blip r:embed="rId12">
                       <a:extLst>
                         <a:ext uri="{28A0092B-C50C-407E-A947-70E740481C1C}">
                           <a14:useLocalDpi xmlns:a14="http://schemas.microsoft.com/office/drawing/2010/main" val="0"/>
@@ -191,7 +191,7 @@
           <w:sz w:val="44"/>
           <w:szCs w:val="44"/>
         </w:rPr>
-        <w:t>Point-of-Care</w:t>
+        <w:t xml:space="preserve">Point-of-Care </w:t>
       </w:r>
       <w:r>
         <w:rPr>
@@ -199,34 +199,34 @@
           <w:sz w:val="44"/>
           <w:szCs w:val="44"/>
         </w:rPr>
-        <w:t xml:space="preserve"> </w:t>
-      </w:r>
-      <w:r>
+        <w:t>Monitored Communication</w:t>
+      </w:r>
+    </w:p>
+    <w:p>
+      <w:pPr>
+        <w:pStyle w:val="BodyText"/>
+        <w:jc w:val="center"/>
         <w:rPr>
           <w:b/>
           <w:sz w:val="44"/>
           <w:szCs w:val="44"/>
         </w:rPr>
-        <w:t>Monitored Communication</w:t>
-      </w:r>
-    </w:p>
-    <w:p>
-      <w:pPr>
-        <w:pStyle w:val="BodyText"/>
-        <w:jc w:val="center"/>
+      </w:pPr>
+      <w:r>
         <w:rPr>
           <w:b/>
           <w:sz w:val="44"/>
           <w:szCs w:val="44"/>
         </w:rPr>
-      </w:pPr>
+        <w:t>(</w:t>
+      </w:r>
       <w:r>
         <w:rPr>
           <w:b/>
           <w:sz w:val="44"/>
           <w:szCs w:val="44"/>
         </w:rPr>
-        <w:t>(</w:t>
+        <w:t>PCMC</w:t>
       </w:r>
       <w:r>
         <w:rPr>
@@ -234,64 +234,136 @@
           <w:sz w:val="44"/>
           <w:szCs w:val="44"/>
         </w:rPr>
-        <w:t>PCMC</w:t>
-      </w:r>
+        <w:t>)</w:t>
+      </w:r>
+    </w:p>
+    <w:p>
+      <w:pPr>
+        <w:pStyle w:val="BodyText"/>
+      </w:pPr>
+    </w:p>
+    <w:p>
+      <w:pPr>
+        <w:pStyle w:val="BodyText"/>
+        <w:jc w:val="center"/>
+        <w:rPr>
+          <w:b/>
+          <w:color w:val="FF0000"/>
+          <w:kern w:val="28"/>
+          <w:sz w:val="28"/>
+        </w:rPr>
+      </w:pPr>
+      <w:r>
+        <w:rPr>
+          <w:iCs/>
+        </w:rPr>
+        <w:t xml:space="preserve"> </w:t>
+      </w:r>
+      <w:r>
+        <w:rPr>
+          <w:b/>
+          <w:color w:val="FF0000"/>
+          <w:kern w:val="28"/>
+          <w:sz w:val="28"/>
+        </w:rPr>
+        <w:t>For review and comment only.</w:t>
+      </w:r>
+      <w:r>
+        <w:rPr>
+          <w:b/>
+          <w:color w:val="FF0000"/>
+          <w:kern w:val="28"/>
+          <w:sz w:val="28"/>
+        </w:rPr>
+        <w:t xml:space="preserve"> </w:t>
+      </w:r>
+    </w:p>
+    <w:p>
+      <w:pPr>
+        <w:pStyle w:val="BodyText"/>
+        <w:jc w:val="center"/>
+        <w:rPr>
+          <w:b/>
+          <w:color w:val="FF0000"/>
+          <w:kern w:val="28"/>
+          <w:sz w:val="28"/>
+        </w:rPr>
+      </w:pPr>
+      <w:r>
+        <w:rPr>
+          <w:b/>
+          <w:color w:val="FF0000"/>
+          <w:kern w:val="28"/>
+          <w:sz w:val="28"/>
+        </w:rPr>
+        <w:t xml:space="preserve">DO NOT </w:t>
+      </w:r>
+      <w:r>
+        <w:rPr>
+          <w:b/>
+          <w:color w:val="FF0000"/>
+          <w:kern w:val="28"/>
+          <w:sz w:val="28"/>
+        </w:rPr>
+        <w:t xml:space="preserve">implement </w:t>
+      </w:r>
+      <w:r>
+        <w:rPr>
+          <w:b/>
+          <w:color w:val="FF0000"/>
+          <w:kern w:val="28"/>
+          <w:sz w:val="28"/>
+        </w:rPr>
+        <w:t xml:space="preserve">this </w:t>
+      </w:r>
+      <w:r>
+        <w:rPr>
+          <w:b/>
+          <w:color w:val="FF0000"/>
+          <w:kern w:val="28"/>
+          <w:sz w:val="28"/>
+        </w:rPr>
+        <w:t>public comment version</w:t>
+      </w:r>
+      <w:r>
+        <w:rPr>
+          <w:b/>
+          <w:color w:val="FF0000"/>
+          <w:kern w:val="28"/>
+          <w:sz w:val="28"/>
+        </w:rPr>
+        <w:t>.</w:t>
+      </w:r>
+    </w:p>
+    <w:p>
+      <w:pPr>
+        <w:pStyle w:val="BodyText"/>
+      </w:pPr>
+    </w:p>
+    <w:p>
+      <w:pPr>
+        <w:pStyle w:val="BodyText"/>
+        <w:jc w:val="center"/>
+        <w:rPr>
+          <w:b/>
+          <w:sz w:val="44"/>
+        </w:rPr>
+      </w:pPr>
       <w:r>
         <w:rPr>
           <w:b/>
           <w:sz w:val="44"/>
           <w:szCs w:val="44"/>
         </w:rPr>
-        <w:t>)</w:t>
-      </w:r>
-    </w:p>
-    <w:p>
-      <w:pPr>
-        <w:pStyle w:val="BodyText"/>
-      </w:pPr>
-    </w:p>
-    <w:p>
-      <w:pPr>
-        <w:pStyle w:val="AuthorInstructions"/>
-        <w:rPr>
-          <w:i w:val="0"/>
-          <w:iCs/>
-        </w:rPr>
-      </w:pPr>
-      <w:r>
-        <w:rPr>
-          <w:i w:val="0"/>
-          <w:iCs/>
-        </w:rPr>
-        <w:t xml:space="preserve"> </w:t>
-      </w:r>
-    </w:p>
-    <w:p>
-      <w:pPr>
-        <w:pStyle w:val="BodyText"/>
-        <w:rPr>
-          <w:bCs/>
-          <w:kern w:val="28"/>
-          <w:szCs w:val="24"/>
-        </w:rPr>
-      </w:pPr>
-    </w:p>
-    <w:p>
-      <w:pPr>
-        <w:pStyle w:val="BodyText"/>
-        <w:jc w:val="center"/>
-        <w:rPr>
-          <w:b/>
-          <w:sz w:val="44"/>
-        </w:rPr>
-      </w:pPr>
+        <w:t xml:space="preserve">Revision </w:t>
+      </w:r>
       <w:r>
         <w:rPr>
           <w:b/>
           <w:sz w:val="44"/>
           <w:szCs w:val="44"/>
         </w:rPr>
-        <w:t xml:space="preserve">Revision </w:t>
+        <w:t>1.</w:t>
       </w:r>
       <w:r>
         <w:rPr>
@@ -299,7 +371,7 @@
           <w:sz w:val="44"/>
           <w:szCs w:val="44"/>
         </w:rPr>
-        <w:t>1.</w:t>
+        <w:t>0</w:t>
       </w:r>
       <w:r>
         <w:rPr>
@@ -307,7 +379,7 @@
           <w:sz w:val="44"/>
           <w:szCs w:val="44"/>
         </w:rPr>
-        <w:t>0</w:t>
+        <w:t xml:space="preserve"> – </w:t>
       </w:r>
       <w:r>
         <w:rPr>
@@ -315,7 +387,7 @@
           <w:sz w:val="44"/>
           <w:szCs w:val="44"/>
         </w:rPr>
-        <w:t xml:space="preserve"> – </w:t>
+        <w:t>Draft for Public Comment</w:t>
       </w:r>
       <w:r>
         <w:rPr>
@@ -323,14 +395,6 @@
           <w:sz w:val="44"/>
           <w:szCs w:val="44"/>
         </w:rPr>
-        <w:t>Trial Implementation</w:t>
-      </w:r>
-      <w:r>
-        <w:rPr>
-          <w:b/>
-          <w:sz w:val="44"/>
-          <w:szCs w:val="44"/>
-        </w:rPr>
         <w:t xml:space="preserve"> </w:t>
       </w:r>
     </w:p>
@@ -348,6 +412,11 @@
       <w:pPr>
         <w:pStyle w:val="BodyText"/>
       </w:pPr>
+    </w:p>
+    <w:p>
+      <w:pPr>
+        <w:pStyle w:val="BodyText"/>
+      </w:pPr>
       <w:r>
         <w:t>Date:</w:t>
       </w:r>
@@ -358,22 +427,22 @@
         <w:tab/>
       </w:r>
       <w:r>
-        <w:t>June</w:t>
+        <w:t>Ju</w:t>
+      </w:r>
+      <w:r>
+        <w:t>ly</w:t>
       </w:r>
       <w:r>
         <w:t xml:space="preserve"> </w:t>
       </w:r>
       <w:r>
-        <w:t>xx</w:t>
+        <w:t>16</w:t>
       </w:r>
       <w:r>
         <w:t xml:space="preserve">, </w:t>
       </w:r>
       <w:r>
-        <w:t>20</w:t>
-      </w:r>
-      <w:r>
-        <w:t>26</w:t>
+        <w:t>2026</w:t>
       </w:r>
     </w:p>
     <w:p>
@@ -390,10 +459,7 @@
         <w:t xml:space="preserve">IHE </w:t>
       </w:r>
       <w:r>
-        <w:t>Devices</w:t>
-      </w:r>
-      <w:r>
-        <w:t xml:space="preserve"> </w:t>
+        <w:t xml:space="preserve">Devices </w:t>
       </w:r>
       <w:r>
         <w:t>Technical Committee</w:t>
@@ -461,7 +527,7 @@
       <w:r>
         <w:t xml:space="preserve">e </w:t>
       </w:r>
-      <w:hyperlink r:id="rId9" w:history="1">
+      <w:hyperlink r:id="rId13" w:history="1">
         <w:r>
           <w:rPr>
             <w:rStyle w:val="Hyperlink"/>
@@ -484,7 +550,7 @@
       <w:r>
         <w:t xml:space="preserve"> and </w:t>
       </w:r>
-      <w:hyperlink r:id="rId10" w:history="1">
+      <w:hyperlink r:id="rId14" w:history="1">
         <w:r>
           <w:rPr>
             <w:rStyle w:val="Hyperlink"/>
@@ -534,402 +600,281 @@
         <w:t>s (DEV)</w:t>
       </w:r>
       <w:r>
+        <w:t xml:space="preserve"> Domain</w:t>
+      </w:r>
+      <w:r>
+        <w:t xml:space="preserve"> Technical Framework</w:t>
+      </w:r>
+      <w:r>
+        <w:t>.</w:t>
+      </w:r>
+      <w:r>
+        <w:t xml:space="preserve"> Each supplement undergoes a process of public comment and trial implementation before being</w:t>
+      </w:r>
+      <w:r>
         <w:t xml:space="preserve"> </w:t>
       </w:r>
       <w:r>
-        <w:t>Domain</w:t>
-      </w:r>
-      <w:r>
-        <w:t xml:space="preserve"> Technical Framework</w:t>
+        <w:t>incorporated into the volumes of the Technical Frameworks.</w:t>
+      </w:r>
+    </w:p>
+    <w:p>
+      <w:pPr>
+        <w:pStyle w:val="BodyText"/>
+        <w:rPr>
+          <w:strike/>
+        </w:rPr>
+      </w:pPr>
+      <w:r>
+        <w:t xml:space="preserve">This supplement is published on </w:t>
+      </w:r>
+      <w:r>
+        <w:t xml:space="preserve">July </w:t>
+      </w:r>
+      <w:r>
+        <w:t>16</w:t>
+      </w:r>
+      <w:r>
+        <w:t xml:space="preserve">, </w:t>
+      </w:r>
+      <w:r>
+        <w:t>2026</w:t>
+      </w:r>
+      <w:r>
+        <w:t xml:space="preserve"> for Public Comment. Comments are invited and can be submitted at </w:t>
+      </w:r>
+      <w:hyperlink r:id="rId15" w:history="1">
+        <w:r>
+          <w:rPr>
+            <w:rStyle w:val="Hyperlink"/>
+          </w:rPr>
+          <w:t>https://www.ihe.net/DEV_Public_Comments</w:t>
+        </w:r>
+      </w:hyperlink>
+      <w:r>
+        <w:t xml:space="preserve">. </w:t>
+      </w:r>
+      <w:r>
+        <w:t>To</w:t>
+      </w:r>
+      <w:r>
+        <w:t xml:space="preserve"> be considered in development of the Trial Implementation version of the supplement, comments must be received by</w:t>
+      </w:r>
+      <w:r>
+        <w:t xml:space="preserve"> </w:t>
+      </w:r>
+      <w:r>
+        <w:t>July 31</w:t>
+      </w:r>
+      <w:r>
+        <w:t>, 2026.</w:t>
+      </w:r>
+    </w:p>
+    <w:p>
+      <w:pPr>
+        <w:pStyle w:val="BodyText"/>
+      </w:pPr>
+      <w:r>
+        <w:t>This supplement describes changes to the existing technical framework documents</w:t>
       </w:r>
       <w:r>
         <w:t>.</w:t>
       </w:r>
       <w:r>
-        <w:t xml:space="preserve"> Each supplement undergoes a process of public comment and trial implementation before being</w:t>
-      </w:r>
-      <w:r>
         <w:t xml:space="preserve"> </w:t>
       </w:r>
-      <w:r>
-        <w:t>incorporated into the volumes of the Technical Frameworks.</w:t>
-      </w:r>
     </w:p>
     <w:p>
       <w:pPr>
         <w:pStyle w:val="BodyText"/>
-        <w:rPr>
-          <w:strike/>
-        </w:rPr>
-      </w:pPr>
-      <w:r>
-        <w:t>This</w:t>
-      </w:r>
-      <w:r>
-        <w:t xml:space="preserve"> supplement is published on </w:t>
-      </w:r>
-      <w:r>
-        <w:t>March</w:t>
+      </w:pPr>
+      <w:r>
+        <w:t>“</w:t>
+      </w:r>
+      <w:r>
+        <w:t>B</w:t>
+      </w:r>
+      <w:r>
+        <w:t xml:space="preserve">oxed” instructions </w:t>
+      </w:r>
+      <w:r>
+        <w:t xml:space="preserve">like the sample below indicate to </w:t>
+      </w:r>
+      <w:r>
+        <w:t xml:space="preserve">the Volume Editor how to integrate the relevant section(s) into the </w:t>
+      </w:r>
+      <w:r>
+        <w:t>relevant</w:t>
+      </w:r>
+      <w:r>
+        <w:t xml:space="preserve"> Technical Framework </w:t>
+      </w:r>
+      <w:r>
+        <w:t>volume</w:t>
+      </w:r>
+      <w:r>
+        <w:t>.</w:t>
+      </w:r>
+    </w:p>
+    <w:p>
+      <w:pPr>
+        <w:pStyle w:val="EditorInstructions"/>
+      </w:pPr>
+      <w:r>
+        <w:t>Amend s</w:t>
+      </w:r>
+      <w:r>
+        <w:t>ection X.X by the following:</w:t>
+      </w:r>
+    </w:p>
+    <w:p>
+      <w:pPr>
+        <w:pStyle w:val="BodyText"/>
+      </w:pPr>
+      <w:r>
+        <w:t xml:space="preserve">Where the amendment adds text, make the </w:t>
+      </w:r>
+      <w:r>
+        <w:t xml:space="preserve">added </w:t>
+      </w:r>
+      <w:r>
+        <w:t xml:space="preserve">text </w:t>
+      </w:r>
+      <w:r>
+        <w:rPr>
+          <w:rStyle w:val="InsertText"/>
+        </w:rPr>
+        <w:t>bold underline</w:t>
+      </w:r>
+      <w:r>
+        <w:t>. Where the amendment removes text</w:t>
+      </w:r>
+      <w:r>
+        <w:t xml:space="preserve">, make the removed text </w:t>
+      </w:r>
+      <w:r>
+        <w:rPr>
+          <w:rStyle w:val="DeleteText"/>
+        </w:rPr>
+        <w:t>bold strikethrough</w:t>
+      </w:r>
+      <w:r>
+        <w:t xml:space="preserve">. When entire new sections are added, introduce with </w:t>
+      </w:r>
+      <w:r>
+        <w:t>editor’s instructions to “add new text” or similar, which for readability are not bolded or underlined.</w:t>
+      </w:r>
+    </w:p>
+    <w:p>
+      <w:pPr>
+        <w:pStyle w:val="BodyText"/>
+      </w:pPr>
+    </w:p>
+    <w:p>
+      <w:pPr>
+        <w:pStyle w:val="BodyText"/>
+      </w:pPr>
+      <w:r>
+        <w:t xml:space="preserve">General information about IHE can be found at </w:t>
+      </w:r>
+      <w:hyperlink r:id="rId16" w:history="1">
+        <w:r>
+          <w:rPr>
+            <w:rStyle w:val="Hyperlink"/>
+          </w:rPr>
+          <w:t>IHE.net</w:t>
+        </w:r>
+      </w:hyperlink>
+      <w:r>
+        <w:t>.</w:t>
+      </w:r>
+    </w:p>
+    <w:p>
+      <w:pPr>
+        <w:pStyle w:val="BodyText"/>
+      </w:pPr>
+      <w:r>
+        <w:t xml:space="preserve">Information about the IHE </w:t>
+      </w:r>
+      <w:r>
+        <w:t>Device</w:t>
+      </w:r>
+      <w:r>
+        <w:t>s</w:t>
       </w:r>
       <w:r>
         <w:t xml:space="preserve"> </w:t>
       </w:r>
       <w:r>
-        <w:t xml:space="preserve">XX, </w:t>
-      </w:r>
-      <w:r>
-        <w:t>20</w:t>
-      </w:r>
-      <w:r>
-        <w:t>26</w:t>
-      </w:r>
-      <w:r>
-        <w:t xml:space="preserve"> </w:t>
-      </w:r>
-      <w:r>
-        <w:t xml:space="preserve">for Trial Implementation </w:t>
-      </w:r>
-      <w:r>
-        <w:t>and may</w:t>
-      </w:r>
-      <w:r>
-        <w:t xml:space="preserve"> be available for testing at subsequent IHE </w:t>
-      </w:r>
-      <w:proofErr w:type="spellStart"/>
-      <w:r>
-        <w:t>Connectathons</w:t>
-      </w:r>
-      <w:proofErr w:type="spellEnd"/>
-      <w:r>
-        <w:t xml:space="preserve">. </w:t>
-      </w:r>
-      <w:r>
-        <w:t>The supplement may be amended based on the results of testing</w:t>
-      </w:r>
-      <w:r>
-        <w:t xml:space="preserve">. </w:t>
-      </w:r>
-      <w:r>
-        <w:t xml:space="preserve">Following successful testing it will be incorporated into the </w:t>
-      </w:r>
-      <w:r>
-        <w:t>Devices</w:t>
-      </w:r>
-      <w:r>
-        <w:t xml:space="preserve"> Technical Framework. </w:t>
-      </w:r>
-      <w:r>
-        <w:t xml:space="preserve">Comments are invited and </w:t>
-      </w:r>
-      <w:r>
-        <w:t xml:space="preserve">can </w:t>
-      </w:r>
-      <w:r>
-        <w:t>be submitted</w:t>
-      </w:r>
-      <w:r>
-        <w:t xml:space="preserve"> </w:t>
-      </w:r>
-      <w:r>
-        <w:t xml:space="preserve">at </w:t>
-      </w:r>
-      <w:hyperlink r:id="rId11" w:history="1">
+        <w:t xml:space="preserve">domain can be found at </w:t>
+      </w:r>
+      <w:hyperlink r:id="rId17" w:history="1">
         <w:r>
           <w:rPr>
             <w:rStyle w:val="Hyperlink"/>
           </w:rPr>
-          <w:t>https://www.ihe.net/DEV_Public_Comments</w:t>
+          <w:t>IHE Domains</w:t>
         </w:r>
       </w:hyperlink>
+      <w:r>
+        <w:t>.</w:t>
+      </w:r>
     </w:p>
     <w:p>
       <w:pPr>
         <w:pStyle w:val="BodyText"/>
       </w:pPr>
       <w:r>
-        <w:t>This supplement describes changes to the existing technical framework documents</w:t>
-      </w:r>
-      <w:r>
-        <w:t>.</w:t>
-      </w:r>
-      <w:r>
-        <w:t xml:space="preserve"> </w:t>
-      </w:r>
+        <w:t xml:space="preserve">Information about the organization of IHE Technical Frameworks and Supplements and the process used to create them can be found at </w:t>
+      </w:r>
+      <w:hyperlink r:id="rId18" w:history="1">
+        <w:r>
+          <w:rPr>
+            <w:rStyle w:val="Hyperlink"/>
+          </w:rPr>
+          <w:t>Profiles</w:t>
+        </w:r>
+      </w:hyperlink>
+      <w:r>
+        <w:t xml:space="preserve"> and </w:t>
+      </w:r>
+      <w:hyperlink r:id="rId19" w:history="1">
+        <w:r>
+          <w:rPr>
+            <w:rStyle w:val="Hyperlink"/>
+          </w:rPr>
+          <w:t>IHE Process</w:t>
+        </w:r>
+      </w:hyperlink>
     </w:p>
     <w:p>
       <w:pPr>
         <w:pStyle w:val="BodyText"/>
-      </w:pPr>
-      <w:r>
-        <w:t>“</w:t>
-      </w:r>
-      <w:r>
-        <w:t>B</w:t>
-      </w:r>
-      <w:r>
-        <w:t xml:space="preserve">oxed” instructions </w:t>
-      </w:r>
-      <w:r>
-        <w:t xml:space="preserve">like the sample below indicate to </w:t>
-      </w:r>
-      <w:r>
-        <w:t xml:space="preserve">the Volume Editor how to integrate the relevant section(s) into the </w:t>
-      </w:r>
-      <w:r>
-        <w:t>relevant</w:t>
-      </w:r>
-      <w:r>
-        <w:t xml:space="preserve"> Technical Framework </w:t>
-      </w:r>
-      <w:r>
-        <w:t>volume</w:t>
-      </w:r>
-      <w:r>
-        <w:t>.</w:t>
-      </w:r>
-    </w:p>
-    <w:p>
-      <w:pPr>
-        <w:pStyle w:val="EditorInstructions"/>
-      </w:pPr>
-      <w:r>
-        <w:t>Amend s</w:t>
-      </w:r>
-      <w:r>
-        <w:t>ection X.X by the following:</w:t>
-      </w:r>
-    </w:p>
-    <w:p>
-      <w:pPr>
-        <w:pStyle w:val="BodyText"/>
-      </w:pPr>
-      <w:r>
-        <w:t xml:space="preserve">Where the amendment adds text, make the </w:t>
-      </w:r>
-      <w:r>
-        <w:t xml:space="preserve">added </w:t>
-      </w:r>
-      <w:r>
-        <w:t xml:space="preserve">text </w:t>
-      </w:r>
-      <w:r>
-        <w:rPr>
-          <w:rStyle w:val="InsertText"/>
-        </w:rPr>
-        <w:t>bold underline</w:t>
-      </w:r>
-      <w:r>
-        <w:t>. Where the amendment removes text</w:t>
-      </w:r>
-      <w:r>
-        <w:t xml:space="preserve">, make the removed text </w:t>
-      </w:r>
-      <w:r>
-        <w:rPr>
-          <w:rStyle w:val="DeleteText"/>
-        </w:rPr>
-        <w:t>bold strikethrough</w:t>
-      </w:r>
-      <w:r>
-        <w:t xml:space="preserve">. When entire new sections are added, introduce with </w:t>
-      </w:r>
-      <w:r>
-        <w:t>editor’s instructions to “add new text” or similar, which for readability are not bolded or underlined.</w:t>
-      </w:r>
-    </w:p>
-    <w:p>
-      <w:pPr>
-        <w:pStyle w:val="BodyText"/>
-      </w:pPr>
-    </w:p>
-    <w:p>
-      <w:pPr>
-        <w:pStyle w:val="BodyText"/>
-      </w:pPr>
-      <w:r>
-        <w:t xml:space="preserve">General information about IHE can be found at </w:t>
-      </w:r>
-      <w:hyperlink r:id="rId12" w:history="1">
+        <w:rPr>
+          <w:iCs/>
+        </w:rPr>
+      </w:pPr>
+      <w:r>
+        <w:t xml:space="preserve">The current version of the </w:t>
+      </w:r>
+      <w:r>
+        <w:t>D</w:t>
+      </w:r>
+      <w:r>
+        <w:t>evices T</w:t>
+      </w:r>
+      <w:r>
+        <w:t xml:space="preserve">echnical Framework can be found at </w:t>
+      </w:r>
+      <w:hyperlink r:id="rId20" w:history="1">
         <w:r>
           <w:rPr>
             <w:rStyle w:val="Hyperlink"/>
           </w:rPr>
-          <w:t>IHE.net</w:t>
+          <w:t>https://profiles.ihe.net/DEV/index.html</w:t>
         </w:r>
       </w:hyperlink>
       <w:r>
-        <w:t>.</w:t>
-      </w:r>
-    </w:p>
-    <w:p>
-      <w:pPr>
-        <w:pStyle w:val="BodyText"/>
-      </w:pPr>
-      <w:r>
-        <w:t xml:space="preserve">Information about the IHE </w:t>
-      </w:r>
-      <w:r>
-        <w:t>Device</w:t>
-      </w:r>
-      <w:r>
-        <w:t>s</w:t>
-      </w:r>
-      <w:r>
-        <w:t xml:space="preserve"> </w:t>
-      </w:r>
-      <w:r>
-        <w:t xml:space="preserve">domain can be found at </w:t>
-      </w:r>
-      <w:hyperlink r:id="rId13" w:history="1">
-        <w:r>
-          <w:rPr>
-            <w:rStyle w:val="Hyperlink"/>
-          </w:rPr>
-          <w:t>IHE Domains</w:t>
-        </w:r>
-      </w:hyperlink>
-      <w:r>
-        <w:t>.</w:t>
-      </w:r>
-    </w:p>
-    <w:p>
-      <w:pPr>
-        <w:pStyle w:val="BodyText"/>
-      </w:pPr>
-      <w:r>
-        <w:t xml:space="preserve">Information about the organization of IHE Technical Frameworks and Supplements and the process used to create them can be found at </w:t>
-      </w:r>
-      <w:hyperlink r:id="rId14" w:history="1">
-        <w:r>
-          <w:rPr>
-            <w:rStyle w:val="Hyperlink"/>
-          </w:rPr>
-          <w:t>Profiles</w:t>
-        </w:r>
-      </w:hyperlink>
-      <w:r>
-        <w:t xml:space="preserve"> and </w:t>
-      </w:r>
-      <w:hyperlink r:id="rId15" w:history="1">
-        <w:r>
-          <w:rPr>
-            <w:rStyle w:val="Hyperlink"/>
-          </w:rPr>
-          <w:t>IHE Process</w:t>
-        </w:r>
-      </w:hyperlink>
-    </w:p>
-    <w:p>
-      <w:pPr>
-        <w:pStyle w:val="BodyText"/>
-      </w:pPr>
-      <w:r>
-        <w:t xml:space="preserve">The current version of the </w:t>
-      </w:r>
-      <w:r>
-        <w:t>DEV</w:t>
-      </w:r>
-      <w:r>
-        <w:t xml:space="preserve"> Technical Framework can be found at </w:t>
-      </w:r>
-      <w:hyperlink r:id="rId16" w:anchor="dev" w:history="1">
-        <w:r>
-          <w:rPr>
-            <w:rStyle w:val="Hyperlink"/>
-          </w:rPr>
-          <w:t>Devices Technical Framework</w:t>
-        </w:r>
-      </w:hyperlink>
-      <w:r>
-        <w:t>.</w:t>
-      </w:r>
-    </w:p>
-    <w:p>
-      <w:pPr>
-        <w:pStyle w:val="BodyText"/>
-        <w:rPr>
-          <w:iCs/>
-        </w:rPr>
-      </w:pPr>
-      <w:r>
-        <w:rPr>
-          <w:iCs/>
-        </w:rPr>
-        <w:t>Com</w:t>
-      </w:r>
-      <w:r>
-        <w:rPr>
-          <w:iCs/>
-        </w:rPr>
-        <w:t xml:space="preserve">ments may be submitted </w:t>
-      </w:r>
-      <w:r>
-        <w:rPr>
-          <w:iCs/>
-        </w:rPr>
-        <w:t>on IHE Technical Framework templates</w:t>
-      </w:r>
-      <w:r>
-        <w:rPr>
-          <w:iCs/>
-        </w:rPr>
-        <w:t xml:space="preserve"> any time </w:t>
-      </w:r>
-      <w:r>
-        <w:rPr>
-          <w:iCs/>
-        </w:rPr>
-        <w:t xml:space="preserve">at </w:t>
-      </w:r>
-      <w:hyperlink r:id="rId17" w:history="1">
-        <w:r>
-          <w:rPr>
-            <w:rStyle w:val="Hyperlink"/>
-            <w:iCs/>
-          </w:rPr>
-          <w:t>Public Comments</w:t>
-        </w:r>
-      </w:hyperlink>
-      <w:r>
-        <w:rPr>
-          <w:iCs/>
-        </w:rPr>
-        <w:t>.</w:t>
-      </w:r>
-      <w:r>
-        <w:rPr>
-          <w:iCs/>
-        </w:rPr>
-        <w:t xml:space="preserve"> </w:t>
-      </w:r>
-      <w:r>
-        <w:rPr>
-          <w:iCs/>
-        </w:rPr>
-        <w:t>P</w:t>
-      </w:r>
-      <w:r>
-        <w:rPr>
-          <w:iCs/>
-        </w:rPr>
-        <w:t>lease enter comments/issues as soon as they are found</w:t>
-      </w:r>
-      <w:r>
-        <w:rPr>
-          <w:iCs/>
-        </w:rPr>
-        <w:t xml:space="preserve">. </w:t>
-      </w:r>
-      <w:r>
-        <w:rPr>
-          <w:iCs/>
-        </w:rPr>
-        <w:t>Do not wait until a future review cycle is announced</w:t>
-      </w:r>
-      <w:r>
-        <w:rPr>
-          <w:iCs/>
-        </w:rPr>
         <w:t>.</w:t>
       </w:r>
     </w:p>
@@ -973,13 +918,13 @@
       <w:r>
         <w:fldChar w:fldCharType="separate"/>
       </w:r>
-      <w:hyperlink w:anchor="_Toc229650255" w:history="1">
+      <w:hyperlink w:anchor="_Toc235096982" w:history="1">
         <w:r>
           <w:rPr>
             <w:rStyle w:val="Hyperlink"/>
             <w:noProof/>
           </w:rPr>
-          <w:t>Introduction to this Supplement</w:t>
+          <w:t>Introduction to This Supplement</w:t>
         </w:r>
         <w:r>
           <w:rPr>
@@ -1000,7 +945,7 @@
             <w:noProof/>
             <w:webHidden/>
           </w:rPr>
-          <w:instrText xml:space="preserve"> PAGEREF _Toc229650255 \h </w:instrText>
+          <w:instrText xml:space="preserve"> PAGEREF _Toc235096982 \h </w:instrText>
         </w:r>
         <w:r>
           <w:rPr>
@@ -1041,7 +986,7 @@
           <w14:ligatures w14:val="standardContextual"/>
         </w:rPr>
       </w:pPr>
-      <w:hyperlink w:anchor="_Toc229650256" w:history="1">
+      <w:hyperlink w:anchor="_Toc235096983" w:history="1">
         <w:r>
           <w:rPr>
             <w:rStyle w:val="Hyperlink"/>
@@ -1068,7 +1013,7 @@
             <w:noProof/>
             <w:webHidden/>
           </w:rPr>
-          <w:instrText xml:space="preserve"> PAGEREF _Toc229650256 \h </w:instrText>
+          <w:instrText xml:space="preserve"> PAGEREF _Toc235096983 \h </w:instrText>
         </w:r>
         <w:r>
           <w:rPr>
@@ -1109,7 +1054,7 @@
           <w14:ligatures w14:val="standardContextual"/>
         </w:rPr>
       </w:pPr>
-      <w:hyperlink w:anchor="_Toc229650257" w:history="1">
+      <w:hyperlink w:anchor="_Toc235096984" w:history="1">
         <w:r>
           <w:rPr>
             <w:rStyle w:val="Hyperlink"/>
@@ -1136,7 +1081,7 @@
             <w:noProof/>
             <w:webHidden/>
           </w:rPr>
-          <w:instrText xml:space="preserve"> PAGEREF _Toc229650257 \h </w:instrText>
+          <w:instrText xml:space="preserve"> PAGEREF _Toc235096984 \h </w:instrText>
         </w:r>
         <w:r>
           <w:rPr>
@@ -1177,7 +1122,7 @@
           <w14:ligatures w14:val="standardContextual"/>
         </w:rPr>
       </w:pPr>
-      <w:hyperlink w:anchor="_Toc229650258" w:history="1">
+      <w:hyperlink w:anchor="_Toc235096985" w:history="1">
         <w:r>
           <w:rPr>
             <w:rStyle w:val="Hyperlink"/>
@@ -1204,7 +1149,7 @@
             <w:noProof/>
             <w:webHidden/>
           </w:rPr>
-          <w:instrText xml:space="preserve"> PAGEREF _Toc229650258 \h </w:instrText>
+          <w:instrText xml:space="preserve"> PAGEREF _Toc235096985 \h </w:instrText>
         </w:r>
         <w:r>
           <w:rPr>
@@ -1245,7 +1190,7 @@
           <w14:ligatures w14:val="standardContextual"/>
         </w:rPr>
       </w:pPr>
-      <w:hyperlink w:anchor="_Toc229650259" w:history="1">
+      <w:hyperlink w:anchor="_Toc235096986" w:history="1">
         <w:r>
           <w:rPr>
             <w:rStyle w:val="Hyperlink"/>
@@ -1288,7 +1233,7 @@
             <w:noProof/>
             <w:webHidden/>
           </w:rPr>
-          <w:instrText xml:space="preserve"> PAGEREF _Toc229650259 \h </w:instrText>
+          <w:instrText xml:space="preserve"> PAGEREF _Toc235096986 \h </w:instrText>
         </w:r>
         <w:r>
           <w:rPr>
@@ -1329,7 +1274,7 @@
           <w14:ligatures w14:val="standardContextual"/>
         </w:rPr>
       </w:pPr>
-      <w:hyperlink w:anchor="_Toc229650260" w:history="1">
+      <w:hyperlink w:anchor="_Toc235096987" w:history="1">
         <w:r>
           <w:rPr>
             <w:rStyle w:val="Hyperlink"/>
@@ -1372,7 +1317,7 @@
             <w:noProof/>
             <w:webHidden/>
           </w:rPr>
-          <w:instrText xml:space="preserve"> PAGEREF _Toc229650260 \h </w:instrText>
+          <w:instrText xml:space="preserve"> PAGEREF _Toc235096987 \h </w:instrText>
         </w:r>
         <w:r>
           <w:rPr>
@@ -1413,7 +1358,7 @@
           <w14:ligatures w14:val="standardContextual"/>
         </w:rPr>
       </w:pPr>
-      <w:hyperlink w:anchor="_Toc229650261" w:history="1">
+      <w:hyperlink w:anchor="_Toc235096988" w:history="1">
         <w:r>
           <w:rPr>
             <w:rStyle w:val="Hyperlink"/>
@@ -1440,7 +1385,7 @@
             <w:noProof/>
             <w:webHidden/>
           </w:rPr>
-          <w:instrText xml:space="preserve"> PAGEREF _Toc229650261 \h </w:instrText>
+          <w:instrText xml:space="preserve"> PAGEREF _Toc235096988 \h </w:instrText>
         </w:r>
         <w:r>
           <w:rPr>
@@ -1481,7 +1426,7 @@
           <w14:ligatures w14:val="standardContextual"/>
         </w:rPr>
       </w:pPr>
-      <w:hyperlink w:anchor="_Toc229650262" w:history="1">
+      <w:hyperlink w:anchor="_Toc235096989" w:history="1">
         <w:r>
           <w:rPr>
             <w:rStyle w:val="Hyperlink"/>
@@ -1508,7 +1453,7 @@
             <w:noProof/>
             <w:webHidden/>
           </w:rPr>
-          <w:instrText xml:space="preserve"> PAGEREF _Toc229650262 \h </w:instrText>
+          <w:instrText xml:space="preserve"> PAGEREF _Toc235096989 \h </w:instrText>
         </w:r>
         <w:r>
           <w:rPr>
@@ -1549,7 +1494,7 @@
           <w14:ligatures w14:val="standardContextual"/>
         </w:rPr>
       </w:pPr>
-      <w:hyperlink w:anchor="_Toc229650263" w:history="1">
+      <w:hyperlink w:anchor="_Toc235096990" w:history="1">
         <w:r>
           <w:rPr>
             <w:rStyle w:val="Hyperlink"/>
@@ -1576,7 +1521,7 @@
             <w:noProof/>
             <w:webHidden/>
           </w:rPr>
-          <w:instrText xml:space="preserve"> PAGEREF _Toc229650263 \h </w:instrText>
+          <w:instrText xml:space="preserve"> PAGEREF _Toc235096990 \h </w:instrText>
         </w:r>
         <w:r>
           <w:rPr>
@@ -1617,7 +1562,7 @@
           <w14:ligatures w14:val="standardContextual"/>
         </w:rPr>
       </w:pPr>
-      <w:hyperlink w:anchor="_Toc229650264" w:history="1">
+      <w:hyperlink w:anchor="_Toc235096991" w:history="1">
         <w:r>
           <w:rPr>
             <w:rStyle w:val="Hyperlink"/>
@@ -1644,7 +1589,7 @@
             <w:noProof/>
             <w:webHidden/>
           </w:rPr>
-          <w:instrText xml:space="preserve"> PAGEREF _Toc229650264 \h </w:instrText>
+          <w:instrText xml:space="preserve"> PAGEREF _Toc235096991 \h </w:instrText>
         </w:r>
         <w:r>
           <w:rPr>
@@ -1685,7 +1630,7 @@
           <w14:ligatures w14:val="standardContextual"/>
         </w:rPr>
       </w:pPr>
-      <w:hyperlink w:anchor="_Toc229650265" w:history="1">
+      <w:hyperlink w:anchor="_Toc235096992" w:history="1">
         <w:r>
           <w:rPr>
             <w:rStyle w:val="Hyperlink"/>
@@ -1712,7 +1657,7 @@
             <w:noProof/>
             <w:webHidden/>
           </w:rPr>
-          <w:instrText xml:space="preserve"> PAGEREF _Toc229650265 \h </w:instrText>
+          <w:instrText xml:space="preserve"> PAGEREF _Toc235096992 \h </w:instrText>
         </w:r>
         <w:r>
           <w:rPr>
@@ -1753,7 +1698,7 @@
           <w14:ligatures w14:val="standardContextual"/>
         </w:rPr>
       </w:pPr>
-      <w:hyperlink w:anchor="_Toc229650266" w:history="1">
+      <w:hyperlink w:anchor="_Toc235096993" w:history="1">
         <w:r>
           <w:rPr>
             <w:rStyle w:val="Hyperlink"/>
@@ -1780,7 +1725,7 @@
             <w:noProof/>
             <w:webHidden/>
           </w:rPr>
-          <w:instrText xml:space="preserve"> PAGEREF _Toc229650266 \h </w:instrText>
+          <w:instrText xml:space="preserve"> PAGEREF _Toc235096993 \h </w:instrText>
         </w:r>
         <w:r>
           <w:rPr>
@@ -1821,7 +1766,7 @@
           <w14:ligatures w14:val="standardContextual"/>
         </w:rPr>
       </w:pPr>
-      <w:hyperlink w:anchor="_Toc229650267" w:history="1">
+      <w:hyperlink w:anchor="_Toc235096994" w:history="1">
         <w:r>
           <w:rPr>
             <w:rStyle w:val="Hyperlink"/>
@@ -1848,7 +1793,7 @@
             <w:noProof/>
             <w:webHidden/>
           </w:rPr>
-          <w:instrText xml:space="preserve"> PAGEREF _Toc229650267 \h </w:instrText>
+          <w:instrText xml:space="preserve"> PAGEREF _Toc235096994 \h </w:instrText>
         </w:r>
         <w:r>
           <w:rPr>
@@ -1889,7 +1834,7 @@
           <w14:ligatures w14:val="standardContextual"/>
         </w:rPr>
       </w:pPr>
-      <w:hyperlink w:anchor="_Toc229650268" w:history="1">
+      <w:hyperlink w:anchor="_Toc235096995" w:history="1">
         <w:r>
           <w:rPr>
             <w:rStyle w:val="Hyperlink"/>
@@ -1916,7 +1861,7 @@
             <w:noProof/>
             <w:webHidden/>
           </w:rPr>
-          <w:instrText xml:space="preserve"> PAGEREF _Toc229650268 \h </w:instrText>
+          <w:instrText xml:space="preserve"> PAGEREF _Toc235096995 \h </w:instrText>
         </w:r>
         <w:r>
           <w:rPr>
@@ -1957,7 +1902,7 @@
           <w14:ligatures w14:val="standardContextual"/>
         </w:rPr>
       </w:pPr>
-      <w:hyperlink w:anchor="_Toc229650269" w:history="1">
+      <w:hyperlink w:anchor="_Toc235096996" w:history="1">
         <w:r>
           <w:rPr>
             <w:rStyle w:val="Hyperlink"/>
@@ -1985,7 +1930,7 @@
             <w:noProof/>
             <w:webHidden/>
           </w:rPr>
-          <w:instrText xml:space="preserve"> PAGEREF _Toc229650269 \h </w:instrText>
+          <w:instrText xml:space="preserve"> PAGEREF _Toc235096996 \h </w:instrText>
         </w:r>
         <w:r>
           <w:rPr>
@@ -2026,7 +1971,7 @@
           <w14:ligatures w14:val="standardContextual"/>
         </w:rPr>
       </w:pPr>
-      <w:hyperlink w:anchor="_Toc229650270" w:history="1">
+      <w:hyperlink w:anchor="_Toc235096997" w:history="1">
         <w:r>
           <w:rPr>
             <w:rStyle w:val="Hyperlink"/>
@@ -2053,7 +1998,7 @@
             <w:noProof/>
             <w:webHidden/>
           </w:rPr>
-          <w:instrText xml:space="preserve"> PAGEREF _Toc229650270 \h </w:instrText>
+          <w:instrText xml:space="preserve"> PAGEREF _Toc235096997 \h </w:instrText>
         </w:r>
         <w:r>
           <w:rPr>
@@ -2094,7 +2039,7 @@
           <w14:ligatures w14:val="standardContextual"/>
         </w:rPr>
       </w:pPr>
-      <w:hyperlink w:anchor="_Toc229650271" w:history="1">
+      <w:hyperlink w:anchor="_Toc235096998" w:history="1">
         <w:r>
           <w:rPr>
             <w:rStyle w:val="Hyperlink"/>
@@ -2121,7 +2066,7 @@
             <w:noProof/>
             <w:webHidden/>
           </w:rPr>
-          <w:instrText xml:space="preserve"> PAGEREF _Toc229650271 \h </w:instrText>
+          <w:instrText xml:space="preserve"> PAGEREF _Toc235096998 \h </w:instrText>
         </w:r>
         <w:r>
           <w:rPr>
@@ -2162,7 +2107,7 @@
           <w14:ligatures w14:val="standardContextual"/>
         </w:rPr>
       </w:pPr>
-      <w:hyperlink w:anchor="_Toc229650272" w:history="1">
+      <w:hyperlink w:anchor="_Toc235096999" w:history="1">
         <w:r>
           <w:rPr>
             <w:rStyle w:val="Hyperlink"/>
@@ -2189,7 +2134,7 @@
             <w:noProof/>
             <w:webHidden/>
           </w:rPr>
-          <w:instrText xml:space="preserve"> PAGEREF _Toc229650272 \h </w:instrText>
+          <w:instrText xml:space="preserve"> PAGEREF _Toc235096999 \h </w:instrText>
         </w:r>
         <w:r>
           <w:rPr>
@@ -2230,7 +2175,7 @@
           <w14:ligatures w14:val="standardContextual"/>
         </w:rPr>
       </w:pPr>
-      <w:hyperlink w:anchor="_Toc229650273" w:history="1">
+      <w:hyperlink w:anchor="_Toc235097000" w:history="1">
         <w:r>
           <w:rPr>
             <w:rStyle w:val="Hyperlink"/>
@@ -2257,7 +2202,7 @@
             <w:noProof/>
             <w:webHidden/>
           </w:rPr>
-          <w:instrText xml:space="preserve"> PAGEREF _Toc229650273 \h </w:instrText>
+          <w:instrText xml:space="preserve"> PAGEREF _Toc235097000 \h </w:instrText>
         </w:r>
         <w:r>
           <w:rPr>
@@ -2277,7 +2222,7 @@
             <w:noProof/>
             <w:webHidden/>
           </w:rPr>
-          <w:t>13</w:t>
+          <w:t>12</w:t>
         </w:r>
         <w:r>
           <w:rPr>
@@ -2298,7 +2243,7 @@
           <w14:ligatures w14:val="standardContextual"/>
         </w:rPr>
       </w:pPr>
-      <w:hyperlink w:anchor="_Toc229650274" w:history="1">
+      <w:hyperlink w:anchor="_Toc235097001" w:history="1">
         <w:r>
           <w:rPr>
             <w:rStyle w:val="Hyperlink"/>
@@ -2325,7 +2270,7 @@
             <w:noProof/>
             <w:webHidden/>
           </w:rPr>
-          <w:instrText xml:space="preserve"> PAGEREF _Toc229650274 \h </w:instrText>
+          <w:instrText xml:space="preserve"> PAGEREF _Toc235097001 \h </w:instrText>
         </w:r>
         <w:r>
           <w:rPr>
@@ -2366,7 +2311,7 @@
           <w14:ligatures w14:val="standardContextual"/>
         </w:rPr>
       </w:pPr>
-      <w:hyperlink w:anchor="_Toc229650275" w:history="1">
+      <w:hyperlink w:anchor="_Toc235097002" w:history="1">
         <w:r>
           <w:rPr>
             <w:rStyle w:val="Hyperlink"/>
@@ -2394,7 +2339,7 @@
             <w:noProof/>
             <w:webHidden/>
           </w:rPr>
-          <w:instrText xml:space="preserve"> PAGEREF _Toc229650275 \h </w:instrText>
+          <w:instrText xml:space="preserve"> PAGEREF _Toc235097002 \h </w:instrText>
         </w:r>
         <w:r>
           <w:rPr>
@@ -2435,7 +2380,7 @@
           <w14:ligatures w14:val="standardContextual"/>
         </w:rPr>
       </w:pPr>
-      <w:hyperlink w:anchor="_Toc229650276" w:history="1">
+      <w:hyperlink w:anchor="_Toc235097003" w:history="1">
         <w:r>
           <w:rPr>
             <w:rStyle w:val="Hyperlink"/>
@@ -2463,7 +2408,7 @@
             <w:noProof/>
             <w:webHidden/>
           </w:rPr>
-          <w:instrText xml:space="preserve"> PAGEREF _Toc229650276 \h </w:instrText>
+          <w:instrText xml:space="preserve"> PAGEREF _Toc235097003 \h </w:instrText>
         </w:r>
         <w:r>
           <w:rPr>
@@ -2504,7 +2449,7 @@
           <w14:ligatures w14:val="standardContextual"/>
         </w:rPr>
       </w:pPr>
-      <w:hyperlink w:anchor="_Toc229650277" w:history="1">
+      <w:hyperlink w:anchor="_Toc235097004" w:history="1">
         <w:r>
           <w:rPr>
             <w:rStyle w:val="Hyperlink"/>
@@ -2531,7 +2476,7 @@
             <w:noProof/>
             <w:webHidden/>
           </w:rPr>
-          <w:instrText xml:space="preserve"> PAGEREF _Toc229650277 \h </w:instrText>
+          <w:instrText xml:space="preserve"> PAGEREF _Toc235097004 \h </w:instrText>
         </w:r>
         <w:r>
           <w:rPr>
@@ -2572,7 +2517,7 @@
           <w14:ligatures w14:val="standardContextual"/>
         </w:rPr>
       </w:pPr>
-      <w:hyperlink w:anchor="_Toc229650278" w:history="1">
+      <w:hyperlink w:anchor="_Toc235097005" w:history="1">
         <w:r>
           <w:rPr>
             <w:rStyle w:val="Hyperlink"/>
@@ -2614,7 +2559,7 @@
             <w:noProof/>
             <w:webHidden/>
           </w:rPr>
-          <w:instrText xml:space="preserve"> PAGEREF _Toc229650278 \h </w:instrText>
+          <w:instrText xml:space="preserve"> PAGEREF _Toc235097005 \h </w:instrText>
         </w:r>
         <w:r>
           <w:rPr>
@@ -2655,7 +2600,7 @@
           <w14:ligatures w14:val="standardContextual"/>
         </w:rPr>
       </w:pPr>
-      <w:hyperlink w:anchor="_Toc229650279" w:history="1">
+      <w:hyperlink w:anchor="_Toc235097006" w:history="1">
         <w:r>
           <w:rPr>
             <w:rStyle w:val="Hyperlink"/>
@@ -2682,7 +2627,7 @@
             <w:noProof/>
             <w:webHidden/>
           </w:rPr>
-          <w:instrText xml:space="preserve"> PAGEREF _Toc229650279 \h </w:instrText>
+          <w:instrText xml:space="preserve"> PAGEREF _Toc235097006 \h </w:instrText>
         </w:r>
         <w:r>
           <w:rPr>
@@ -2723,7 +2668,7 @@
           <w14:ligatures w14:val="standardContextual"/>
         </w:rPr>
       </w:pPr>
-      <w:hyperlink w:anchor="_Toc229650280" w:history="1">
+      <w:hyperlink w:anchor="_Toc235097007" w:history="1">
         <w:r>
           <w:rPr>
             <w:rStyle w:val="Hyperlink"/>
@@ -2750,7 +2695,7 @@
             <w:noProof/>
             <w:webHidden/>
           </w:rPr>
-          <w:instrText xml:space="preserve"> PAGEREF _Toc229650280 \h </w:instrText>
+          <w:instrText xml:space="preserve"> PAGEREF _Toc235097007 \h </w:instrText>
         </w:r>
         <w:r>
           <w:rPr>
@@ -2791,7 +2736,7 @@
           <w14:ligatures w14:val="standardContextual"/>
         </w:rPr>
       </w:pPr>
-      <w:hyperlink w:anchor="_Toc229650281" w:history="1">
+      <w:hyperlink w:anchor="_Toc235097008" w:history="1">
         <w:r>
           <w:rPr>
             <w:rStyle w:val="Hyperlink"/>
@@ -2818,7 +2763,7 @@
             <w:noProof/>
             <w:webHidden/>
           </w:rPr>
-          <w:instrText xml:space="preserve"> PAGEREF _Toc229650281 \h </w:instrText>
+          <w:instrText xml:space="preserve"> PAGEREF _Toc235097008 \h </w:instrText>
         </w:r>
         <w:r>
           <w:rPr>
@@ -2838,7 +2783,7 @@
             <w:noProof/>
             <w:webHidden/>
           </w:rPr>
-          <w:t>15</w:t>
+          <w:t>14</w:t>
         </w:r>
         <w:r>
           <w:rPr>
@@ -2859,7 +2804,7 @@
           <w14:ligatures w14:val="standardContextual"/>
         </w:rPr>
       </w:pPr>
-      <w:hyperlink w:anchor="_Toc229650282" w:history="1">
+      <w:hyperlink w:anchor="_Toc235097009" w:history="1">
         <w:r>
           <w:rPr>
             <w:rStyle w:val="Hyperlink"/>
@@ -2886,7 +2831,7 @@
             <w:noProof/>
             <w:webHidden/>
           </w:rPr>
-          <w:instrText xml:space="preserve"> PAGEREF _Toc229650282 \h </w:instrText>
+          <w:instrText xml:space="preserve"> PAGEREF _Toc235097009 \h </w:instrText>
         </w:r>
         <w:r>
           <w:rPr>
@@ -2906,7 +2851,7 @@
             <w:noProof/>
             <w:webHidden/>
           </w:rPr>
-          <w:t>16</w:t>
+          <w:t>15</w:t>
         </w:r>
         <w:r>
           <w:rPr>
@@ -2927,7 +2872,7 @@
           <w14:ligatures w14:val="standardContextual"/>
         </w:rPr>
       </w:pPr>
-      <w:hyperlink w:anchor="_Toc229650283" w:history="1">
+      <w:hyperlink w:anchor="_Toc235097010" w:history="1">
         <w:r>
           <w:rPr>
             <w:rStyle w:val="Hyperlink"/>
@@ -2954,7 +2899,7 @@
             <w:noProof/>
             <w:webHidden/>
           </w:rPr>
-          <w:instrText xml:space="preserve"> PAGEREF _Toc229650283 \h </w:instrText>
+          <w:instrText xml:space="preserve"> PAGEREF _Toc235097010 \h </w:instrText>
         </w:r>
         <w:r>
           <w:rPr>
@@ -2974,7 +2919,7 @@
             <w:noProof/>
             <w:webHidden/>
           </w:rPr>
-          <w:t>17</w:t>
+          <w:t>16</w:t>
         </w:r>
         <w:r>
           <w:rPr>
@@ -2995,7 +2940,7 @@
           <w14:ligatures w14:val="standardContextual"/>
         </w:rPr>
       </w:pPr>
-      <w:hyperlink w:anchor="_Toc229650284" w:history="1">
+      <w:hyperlink w:anchor="_Toc235097011" w:history="1">
         <w:r>
           <w:rPr>
             <w:rStyle w:val="Hyperlink"/>
@@ -3022,7 +2967,7 @@
             <w:noProof/>
             <w:webHidden/>
           </w:rPr>
-          <w:instrText xml:space="preserve"> PAGEREF _Toc229650284 \h </w:instrText>
+          <w:instrText xml:space="preserve"> PAGEREF _Toc235097011 \h </w:instrText>
         </w:r>
         <w:r>
           <w:rPr>
@@ -3042,7 +2987,7 @@
             <w:noProof/>
             <w:webHidden/>
           </w:rPr>
-          <w:t>17</w:t>
+          <w:t>16</w:t>
         </w:r>
         <w:r>
           <w:rPr>
@@ -3063,7 +3008,7 @@
           <w14:ligatures w14:val="standardContextual"/>
         </w:rPr>
       </w:pPr>
-      <w:hyperlink w:anchor="_Toc229650285" w:history="1">
+      <w:hyperlink w:anchor="_Toc235097012" w:history="1">
         <w:r>
           <w:rPr>
             <w:rStyle w:val="Hyperlink"/>
@@ -3090,7 +3035,7 @@
             <w:noProof/>
             <w:webHidden/>
           </w:rPr>
-          <w:instrText xml:space="preserve"> PAGEREF _Toc229650285 \h </w:instrText>
+          <w:instrText xml:space="preserve"> PAGEREF _Toc235097012 \h </w:instrText>
         </w:r>
         <w:r>
           <w:rPr>
@@ -3110,7 +3055,7 @@
             <w:noProof/>
             <w:webHidden/>
           </w:rPr>
-          <w:t>17</w:t>
+          <w:t>16</w:t>
         </w:r>
         <w:r>
           <w:rPr>
@@ -3131,7 +3076,7 @@
           <w14:ligatures w14:val="standardContextual"/>
         </w:rPr>
       </w:pPr>
-      <w:hyperlink w:anchor="_Toc229650286" w:history="1">
+      <w:hyperlink w:anchor="_Toc235097013" w:history="1">
         <w:r>
           <w:rPr>
             <w:rStyle w:val="Hyperlink"/>
@@ -3158,7 +3103,7 @@
             <w:noProof/>
             <w:webHidden/>
           </w:rPr>
-          <w:instrText xml:space="preserve"> PAGEREF _Toc229650286 \h </w:instrText>
+          <w:instrText xml:space="preserve"> PAGEREF _Toc235097013 \h </w:instrText>
         </w:r>
         <w:r>
           <w:rPr>
@@ -3178,7 +3123,7 @@
             <w:noProof/>
             <w:webHidden/>
           </w:rPr>
-          <w:t>17</w:t>
+          <w:t>16</w:t>
         </w:r>
         <w:r>
           <w:rPr>
@@ -3199,7 +3144,7 @@
           <w14:ligatures w14:val="standardContextual"/>
         </w:rPr>
       </w:pPr>
-      <w:hyperlink w:anchor="_Toc229650287" w:history="1">
+      <w:hyperlink w:anchor="_Toc235097014" w:history="1">
         <w:r>
           <w:rPr>
             <w:rStyle w:val="Hyperlink"/>
@@ -3226,7 +3171,7 @@
             <w:noProof/>
             <w:webHidden/>
           </w:rPr>
-          <w:instrText xml:space="preserve"> PAGEREF _Toc229650287 \h </w:instrText>
+          <w:instrText xml:space="preserve"> PAGEREF _Toc235097014 \h </w:instrText>
         </w:r>
         <w:r>
           <w:rPr>
@@ -3246,7 +3191,7 @@
             <w:noProof/>
             <w:webHidden/>
           </w:rPr>
-          <w:t>17</w:t>
+          <w:t>16</w:t>
         </w:r>
         <w:r>
           <w:rPr>
@@ -3267,7 +3212,7 @@
           <w14:ligatures w14:val="standardContextual"/>
         </w:rPr>
       </w:pPr>
-      <w:hyperlink w:anchor="_Toc229650288" w:history="1">
+      <w:hyperlink w:anchor="_Toc235097015" w:history="1">
         <w:r>
           <w:rPr>
             <w:rStyle w:val="Hyperlink"/>
@@ -3294,7 +3239,7 @@
             <w:noProof/>
             <w:webHidden/>
           </w:rPr>
-          <w:instrText xml:space="preserve"> PAGEREF _Toc229650288 \h </w:instrText>
+          <w:instrText xml:space="preserve"> PAGEREF _Toc235097015 \h </w:instrText>
         </w:r>
         <w:r>
           <w:rPr>
@@ -3314,7 +3259,7 @@
             <w:noProof/>
             <w:webHidden/>
           </w:rPr>
-          <w:t>17</w:t>
+          <w:t>16</w:t>
         </w:r>
         <w:r>
           <w:rPr>
@@ -3335,7 +3280,7 @@
           <w14:ligatures w14:val="standardContextual"/>
         </w:rPr>
       </w:pPr>
-      <w:hyperlink w:anchor="_Toc229650289" w:history="1">
+      <w:hyperlink w:anchor="_Toc235097016" w:history="1">
         <w:r>
           <w:rPr>
             <w:rStyle w:val="Hyperlink"/>
@@ -3362,7 +3307,7 @@
             <w:noProof/>
             <w:webHidden/>
           </w:rPr>
-          <w:instrText xml:space="preserve"> PAGEREF _Toc229650289 \h </w:instrText>
+          <w:instrText xml:space="preserve"> PAGEREF _Toc235097016 \h </w:instrText>
         </w:r>
         <w:r>
           <w:rPr>
@@ -3382,7 +3327,7 @@
             <w:noProof/>
             <w:webHidden/>
           </w:rPr>
-          <w:t>18</w:t>
+          <w:t>17</w:t>
         </w:r>
         <w:r>
           <w:rPr>
@@ -3403,7 +3348,7 @@
           <w14:ligatures w14:val="standardContextual"/>
         </w:rPr>
       </w:pPr>
-      <w:hyperlink w:anchor="_Toc229650290" w:history="1">
+      <w:hyperlink w:anchor="_Toc235097017" w:history="1">
         <w:r>
           <w:rPr>
             <w:rStyle w:val="Hyperlink"/>
@@ -3430,7 +3375,7 @@
             <w:noProof/>
             <w:webHidden/>
           </w:rPr>
-          <w:instrText xml:space="preserve"> PAGEREF _Toc229650290 \h </w:instrText>
+          <w:instrText xml:space="preserve"> PAGEREF _Toc235097017 \h </w:instrText>
         </w:r>
         <w:r>
           <w:rPr>
@@ -3450,7 +3395,7 @@
             <w:noProof/>
             <w:webHidden/>
           </w:rPr>
-          <w:t>18</w:t>
+          <w:t>17</w:t>
         </w:r>
         <w:r>
           <w:rPr>
@@ -3471,7 +3416,7 @@
           <w14:ligatures w14:val="standardContextual"/>
         </w:rPr>
       </w:pPr>
-      <w:hyperlink w:anchor="_Toc229650291" w:history="1">
+      <w:hyperlink w:anchor="_Toc235097018" w:history="1">
         <w:r>
           <w:rPr>
             <w:rStyle w:val="Hyperlink"/>
@@ -3498,7 +3443,7 @@
             <w:noProof/>
             <w:webHidden/>
           </w:rPr>
-          <w:instrText xml:space="preserve"> PAGEREF _Toc229650291 \h </w:instrText>
+          <w:instrText xml:space="preserve"> PAGEREF _Toc235097018 \h </w:instrText>
         </w:r>
         <w:r>
           <w:rPr>
@@ -3518,7 +3463,7 @@
             <w:noProof/>
             <w:webHidden/>
           </w:rPr>
-          <w:t>18</w:t>
+          <w:t>17</w:t>
         </w:r>
         <w:r>
           <w:rPr>
@@ -3539,7 +3484,7 @@
           <w14:ligatures w14:val="standardContextual"/>
         </w:rPr>
       </w:pPr>
-      <w:hyperlink w:anchor="_Toc229650292" w:history="1">
+      <w:hyperlink w:anchor="_Toc235097019" w:history="1">
         <w:r>
           <w:rPr>
             <w:rStyle w:val="Hyperlink"/>
@@ -3566,7 +3511,7 @@
             <w:noProof/>
             <w:webHidden/>
           </w:rPr>
-          <w:instrText xml:space="preserve"> PAGEREF _Toc229650292 \h </w:instrText>
+          <w:instrText xml:space="preserve"> PAGEREF _Toc235097019 \h </w:instrText>
         </w:r>
         <w:r>
           <w:rPr>
@@ -3586,7 +3531,7 @@
             <w:noProof/>
             <w:webHidden/>
           </w:rPr>
-          <w:t>22</w:t>
+          <w:t>21</w:t>
         </w:r>
         <w:r>
           <w:rPr>
@@ -3607,7 +3552,7 @@
           <w14:ligatures w14:val="standardContextual"/>
         </w:rPr>
       </w:pPr>
-      <w:hyperlink w:anchor="_Toc229650293" w:history="1">
+      <w:hyperlink w:anchor="_Toc235097020" w:history="1">
         <w:r>
           <w:rPr>
             <w:rStyle w:val="Hyperlink"/>
@@ -3634,7 +3579,7 @@
             <w:noProof/>
             <w:webHidden/>
           </w:rPr>
-          <w:instrText xml:space="preserve"> PAGEREF _Toc229650293 \h </w:instrText>
+          <w:instrText xml:space="preserve"> PAGEREF _Toc235097020 \h </w:instrText>
         </w:r>
         <w:r>
           <w:rPr>
@@ -3654,7 +3599,7 @@
             <w:noProof/>
             <w:webHidden/>
           </w:rPr>
-          <w:t>27</w:t>
+          <w:t>26</w:t>
         </w:r>
         <w:r>
           <w:rPr>
@@ -3675,7 +3620,7 @@
           <w14:ligatures w14:val="standardContextual"/>
         </w:rPr>
       </w:pPr>
-      <w:hyperlink w:anchor="_Toc229650294" w:history="1">
+      <w:hyperlink w:anchor="_Toc235097021" w:history="1">
         <w:r>
           <w:rPr>
             <w:rStyle w:val="Hyperlink"/>
@@ -3702,7 +3647,7 @@
             <w:noProof/>
             <w:webHidden/>
           </w:rPr>
-          <w:instrText xml:space="preserve"> PAGEREF _Toc229650294 \h </w:instrText>
+          <w:instrText xml:space="preserve"> PAGEREF _Toc235097021 \h </w:instrText>
         </w:r>
         <w:r>
           <w:rPr>
@@ -3722,7 +3667,7 @@
             <w:noProof/>
             <w:webHidden/>
           </w:rPr>
-          <w:t>27</w:t>
+          <w:t>26</w:t>
         </w:r>
         <w:r>
           <w:rPr>
@@ -3743,7 +3688,7 @@
           <w14:ligatures w14:val="standardContextual"/>
         </w:rPr>
       </w:pPr>
-      <w:hyperlink w:anchor="_Toc229650295" w:history="1">
+      <w:hyperlink w:anchor="_Toc235097022" w:history="1">
         <w:r>
           <w:rPr>
             <w:rStyle w:val="Hyperlink"/>
@@ -3770,7 +3715,7 @@
             <w:noProof/>
             <w:webHidden/>
           </w:rPr>
-          <w:instrText xml:space="preserve"> PAGEREF _Toc229650295 \h </w:instrText>
+          <w:instrText xml:space="preserve"> PAGEREF _Toc235097022 \h </w:instrText>
         </w:r>
         <w:r>
           <w:rPr>
@@ -3790,7 +3735,7 @@
             <w:noProof/>
             <w:webHidden/>
           </w:rPr>
-          <w:t>27</w:t>
+          <w:t>26</w:t>
         </w:r>
         <w:r>
           <w:rPr>
@@ -3811,7 +3756,7 @@
           <w14:ligatures w14:val="standardContextual"/>
         </w:rPr>
       </w:pPr>
-      <w:hyperlink w:anchor="_Toc229650296" w:history="1">
+      <w:hyperlink w:anchor="_Toc235097023" w:history="1">
         <w:r>
           <w:rPr>
             <w:rStyle w:val="Hyperlink"/>
@@ -3838,7 +3783,7 @@
             <w:noProof/>
             <w:webHidden/>
           </w:rPr>
-          <w:instrText xml:space="preserve"> PAGEREF _Toc229650296 \h </w:instrText>
+          <w:instrText xml:space="preserve"> PAGEREF _Toc235097023 \h </w:instrText>
         </w:r>
         <w:r>
           <w:rPr>
@@ -3858,7 +3803,7 @@
             <w:noProof/>
             <w:webHidden/>
           </w:rPr>
-          <w:t>29</w:t>
+          <w:t>28</w:t>
         </w:r>
         <w:r>
           <w:rPr>
@@ -3879,7 +3824,7 @@
           <w14:ligatures w14:val="standardContextual"/>
         </w:rPr>
       </w:pPr>
-      <w:hyperlink w:anchor="_Toc229650297" w:history="1">
+      <w:hyperlink w:anchor="_Toc235097024" w:history="1">
         <w:r>
           <w:rPr>
             <w:rStyle w:val="Hyperlink"/>
@@ -3906,7 +3851,7 @@
             <w:noProof/>
             <w:webHidden/>
           </w:rPr>
-          <w:instrText xml:space="preserve"> PAGEREF _Toc229650297 \h </w:instrText>
+          <w:instrText xml:space="preserve"> PAGEREF _Toc235097024 \h </w:instrText>
         </w:r>
         <w:r>
           <w:rPr>
@@ -3926,7 +3871,7 @@
             <w:noProof/>
             <w:webHidden/>
           </w:rPr>
-          <w:t>29</w:t>
+          <w:t>28</w:t>
         </w:r>
         <w:r>
           <w:rPr>
@@ -3947,7 +3892,7 @@
           <w14:ligatures w14:val="standardContextual"/>
         </w:rPr>
       </w:pPr>
-      <w:hyperlink w:anchor="_Toc229650298" w:history="1">
+      <w:hyperlink w:anchor="_Toc235097025" w:history="1">
         <w:r>
           <w:rPr>
             <w:rStyle w:val="Hyperlink"/>
@@ -3974,7 +3919,7 @@
             <w:noProof/>
             <w:webHidden/>
           </w:rPr>
-          <w:instrText xml:space="preserve"> PAGEREF _Toc229650298 \h </w:instrText>
+          <w:instrText xml:space="preserve"> PAGEREF _Toc235097025 \h </w:instrText>
         </w:r>
         <w:r>
           <w:rPr>
@@ -3994,7 +3939,7 @@
             <w:noProof/>
             <w:webHidden/>
           </w:rPr>
-          <w:t>29</w:t>
+          <w:t>28</w:t>
         </w:r>
         <w:r>
           <w:rPr>
@@ -4015,7 +3960,7 @@
           <w14:ligatures w14:val="standardContextual"/>
         </w:rPr>
       </w:pPr>
-      <w:hyperlink w:anchor="_Toc229650299" w:history="1">
+      <w:hyperlink w:anchor="_Toc235097026" w:history="1">
         <w:r>
           <w:rPr>
             <w:rStyle w:val="Hyperlink"/>
@@ -4042,7 +3987,7 @@
             <w:noProof/>
             <w:webHidden/>
           </w:rPr>
-          <w:instrText xml:space="preserve"> PAGEREF _Toc229650299 \h </w:instrText>
+          <w:instrText xml:space="preserve"> PAGEREF _Toc235097026 \h </w:instrText>
         </w:r>
         <w:r>
           <w:rPr>
@@ -4062,7 +4007,7 @@
             <w:noProof/>
             <w:webHidden/>
           </w:rPr>
-          <w:t>30</w:t>
+          <w:t>29</w:t>
         </w:r>
         <w:r>
           <w:rPr>
@@ -4083,7 +4028,7 @@
           <w14:ligatures w14:val="standardContextual"/>
         </w:rPr>
       </w:pPr>
-      <w:hyperlink w:anchor="_Toc229650300" w:history="1">
+      <w:hyperlink w:anchor="_Toc235097027" w:history="1">
         <w:r>
           <w:rPr>
             <w:rStyle w:val="Hyperlink"/>
@@ -4110,7 +4055,7 @@
             <w:noProof/>
             <w:webHidden/>
           </w:rPr>
-          <w:instrText xml:space="preserve"> PAGEREF _Toc229650300 \h </w:instrText>
+          <w:instrText xml:space="preserve"> PAGEREF _Toc235097027 \h </w:instrText>
         </w:r>
         <w:r>
           <w:rPr>
@@ -4130,7 +4075,7 @@
             <w:noProof/>
             <w:webHidden/>
           </w:rPr>
-          <w:t>31</w:t>
+          <w:t>30</w:t>
         </w:r>
         <w:r>
           <w:rPr>
@@ -4151,7 +4096,7 @@
           <w14:ligatures w14:val="standardContextual"/>
         </w:rPr>
       </w:pPr>
-      <w:hyperlink w:anchor="_Toc229650301" w:history="1">
+      <w:hyperlink w:anchor="_Toc235097028" w:history="1">
         <w:r>
           <w:rPr>
             <w:rStyle w:val="Hyperlink"/>
@@ -4178,7 +4123,7 @@
             <w:noProof/>
             <w:webHidden/>
           </w:rPr>
-          <w:instrText xml:space="preserve"> PAGEREF _Toc229650301 \h </w:instrText>
+          <w:instrText xml:space="preserve"> PAGEREF _Toc235097028 \h </w:instrText>
         </w:r>
         <w:r>
           <w:rPr>
@@ -4198,7 +4143,7 @@
             <w:noProof/>
             <w:webHidden/>
           </w:rPr>
-          <w:t>32</w:t>
+          <w:t>31</w:t>
         </w:r>
         <w:r>
           <w:rPr>
@@ -4219,7 +4164,7 @@
           <w14:ligatures w14:val="standardContextual"/>
         </w:rPr>
       </w:pPr>
-      <w:hyperlink w:anchor="_Toc229650302" w:history="1">
+      <w:hyperlink w:anchor="_Toc235097029" w:history="1">
         <w:r>
           <w:rPr>
             <w:rStyle w:val="Hyperlink"/>
@@ -4246,7 +4191,7 @@
             <w:noProof/>
             <w:webHidden/>
           </w:rPr>
-          <w:instrText xml:space="preserve"> PAGEREF _Toc229650302 \h </w:instrText>
+          <w:instrText xml:space="preserve"> PAGEREF _Toc235097029 \h </w:instrText>
         </w:r>
         <w:r>
           <w:rPr>
@@ -4266,7 +4211,7 @@
             <w:noProof/>
             <w:webHidden/>
           </w:rPr>
-          <w:t>33</w:t>
+          <w:t>32</w:t>
         </w:r>
         <w:r>
           <w:rPr>
@@ -4291,6 +4236,7 @@
       <w:r>
         <w:rPr>
           <w:b w:val="0"/>
+          <w:noProof w:val="0"/>
         </w:rPr>
         <w:lastRenderedPageBreak/>
         <w:fldChar w:fldCharType="end"/>
@@ -4306,7 +4252,7 @@
       <w:bookmarkStart w:id="8" w:name="_Toc38846108"/>
       <w:bookmarkStart w:id="9" w:name="_Toc345074640"/>
       <w:bookmarkStart w:id="10" w:name="_Toc18414898"/>
-      <w:bookmarkStart w:id="11" w:name="_Toc229650255"/>
+      <w:bookmarkStart w:id="11" w:name="_Toc235096982"/>
       <w:bookmarkEnd w:id="0"/>
       <w:bookmarkEnd w:id="1"/>
       <w:r>
@@ -4326,7 +4272,19 @@
         <w:rPr>
           <w:noProof w:val="0"/>
         </w:rPr>
-        <w:t xml:space="preserve"> to this Supplement</w:t>
+        <w:t xml:space="preserve"> to </w:t>
+      </w:r>
+      <w:r>
+        <w:rPr>
+          <w:noProof w:val="0"/>
+        </w:rPr>
+        <w:t>T</w:t>
+      </w:r>
+      <w:r>
+        <w:rPr>
+          <w:noProof w:val="0"/>
+        </w:rPr>
+        <w:t>his Supplement</w:t>
       </w:r>
       <w:bookmarkEnd w:id="9"/>
       <w:bookmarkEnd w:id="10"/>
@@ -4432,7 +4390,7 @@
         </w:rPr>
       </w:pPr>
       <w:bookmarkStart w:id="14" w:name="_Toc18414904"/>
-      <w:bookmarkStart w:id="15" w:name="_Toc229650256"/>
+      <w:bookmarkStart w:id="15" w:name="_Toc235096983"/>
       <w:bookmarkEnd w:id="12"/>
       <w:r>
         <w:rPr>
@@ -4446,130 +4404,68 @@
     </w:p>
     <w:p>
       <w:pPr>
-        <w:pStyle w:val="AuthorInstructions"/>
-        <w:rPr>
-          <w:i w:val="0"/>
-          <w:iCs/>
-        </w:rPr>
-      </w:pPr>
-      <w:r>
-        <w:rPr>
-          <w:i w:val="0"/>
-          <w:iCs/>
-        </w:rPr>
+        <w:pStyle w:val="BodyText"/>
+      </w:pPr>
+      <w:r>
         <w:t>The following list of open issues</w:t>
       </w:r>
       <w:r>
-        <w:rPr>
-          <w:i w:val="0"/>
-          <w:iCs/>
-        </w:rPr>
         <w:t xml:space="preserve"> and questions need to be addressed</w:t>
       </w:r>
       <w:r>
-        <w:rPr>
-          <w:i w:val="0"/>
-          <w:iCs/>
-        </w:rPr>
         <w:t xml:space="preserve"> by the PCMC working group during the Trial Implementation</w:t>
       </w:r>
       <w:r>
-        <w:rPr>
-          <w:i w:val="0"/>
-          <w:iCs/>
-        </w:rPr>
         <w:t>:</w:t>
       </w:r>
     </w:p>
     <w:p>
       <w:pPr>
-        <w:pStyle w:val="AuthorInstructions"/>
-        <w:numPr>
-          <w:ilvl w:val="0"/>
-          <w:numId w:val="70"/>
-        </w:numPr>
-        <w:rPr>
-          <w:i w:val="0"/>
-          <w:iCs/>
-        </w:rPr>
-      </w:pPr>
-      <w:r>
-        <w:rPr>
-          <w:i w:val="0"/>
-          <w:iCs/>
-        </w:rPr>
+        <w:pStyle w:val="ListNumber2"/>
+      </w:pPr>
+      <w:r>
         <w:t>Shall we also consider any non-heartbeat message as a heartbeat message which resets the heartbeat timer on both sides?</w:t>
       </w:r>
-      <w:r>
-        <w:rPr>
-          <w:i w:val="0"/>
-          <w:iCs/>
-        </w:rPr>
-        <w:br/>
-      </w:r>
-      <w:r>
-        <w:rPr>
-          <w:i w:val="0"/>
-          <w:iCs/>
-        </w:rPr>
-        <w:br/>
+    </w:p>
+    <w:p>
+      <w:pPr>
+        <w:pStyle w:val="ListContinue2"/>
+      </w:pPr>
+      <w:r>
         <w:t>The problem is that any changes regarding the watchdog parameter must either be sent as an “inline-event” or as a separate message, and the acknowledgement from the</w:t>
       </w:r>
       <w:r>
-        <w:rPr>
-          <w:i w:val="0"/>
-          <w:iCs/>
-        </w:rPr>
         <w:t xml:space="preserve"> </w:t>
       </w:r>
       <w:r>
-        <w:rPr>
-          <w:i w:val="0"/>
-          <w:iCs/>
-        </w:rPr>
         <w:t xml:space="preserve">HC </w:t>
       </w:r>
       <w:r>
-        <w:rPr>
-          <w:i w:val="0"/>
-          <w:iCs/>
-        </w:rPr>
-        <w:t xml:space="preserve">cannot clearly distinguish between the acknowledgement of the heartbeat and the actual data message (e. g. </w:t>
-      </w:r>
-      <w:r>
-        <w:rPr>
-          <w:i w:val="0"/>
-          <w:iCs/>
-        </w:rPr>
+        <w:t>cannot clearly distinguish between the acknowledgement of the heartbeat and the actual data message (</w:t>
+      </w:r>
+      <w:r>
+        <w:t>e.g</w:t>
+      </w:r>
+      <w:r>
+        <w:t xml:space="preserve">., </w:t>
+      </w:r>
+      <w:r>
         <w:t xml:space="preserve">HC </w:t>
       </w:r>
       <w:r>
-        <w:rPr>
-          <w:i w:val="0"/>
-          <w:iCs/>
-        </w:rPr>
         <w:t>wants to confirm the non-heartbeat event but wants to indicate that it</w:t>
       </w:r>
       <w:r>
-        <w:rPr>
-          <w:i w:val="0"/>
-          <w:iCs/>
-        </w:rPr>
         <w:t xml:space="preserve"> needs to stop the </w:t>
       </w:r>
       <w:r>
-        <w:rPr>
-          <w:i w:val="0"/>
-          <w:iCs/>
-        </w:rPr>
         <w:t>heartbeat processing)</w:t>
       </w:r>
       <w:r>
         <w:rPr>
-          <w:i w:val="0"/>
-          <w:iCs/>
-        </w:rPr>
-        <w:t xml:space="preserve">.  </w:t>
+          <w:i/>
+        </w:rPr>
+        <w:t xml:space="preserve">. </w:t>
       </w:r>
     </w:p>
     <w:p>
@@ -4585,9 +4481,9 @@
       </w:pPr>
       <w:bookmarkStart w:id="16" w:name="_Toc345074642"/>
       <w:bookmarkStart w:id="17" w:name="_Toc18414905"/>
-      <w:bookmarkStart w:id="18" w:name="_Toc473170357"/>
-      <w:bookmarkStart w:id="19" w:name="_Toc504625754"/>
-      <w:bookmarkStart w:id="20" w:name="_Toc229650257"/>
+      <w:bookmarkStart w:id="18" w:name="_Toc235096984"/>
+      <w:bookmarkStart w:id="19" w:name="_Toc473170357"/>
+      <w:bookmarkStart w:id="20" w:name="_Toc504625754"/>
       <w:r>
         <w:rPr>
           <w:noProof w:val="0"/>
@@ -4596,28 +4492,16 @@
       </w:r>
       <w:bookmarkEnd w:id="16"/>
       <w:bookmarkEnd w:id="17"/>
-      <w:bookmarkEnd w:id="20"/>
-    </w:p>
-    <w:p>
-      <w:pPr>
-        <w:pStyle w:val="AuthorInstructions"/>
-        <w:rPr>
-          <w:i w:val="0"/>
-          <w:iCs/>
-        </w:rPr>
-      </w:pPr>
-      <w:r>
-        <w:rPr>
-          <w:i w:val="0"/>
-          <w:iCs/>
-        </w:rPr>
+      <w:bookmarkEnd w:id="18"/>
+    </w:p>
+    <w:p>
+      <w:pPr>
+        <w:pStyle w:val="BodyText"/>
+      </w:pPr>
+      <w:r>
         <w:t xml:space="preserve">The following list of </w:t>
       </w:r>
       <w:r>
-        <w:rPr>
-          <w:i w:val="0"/>
-          <w:iCs/>
-        </w:rPr>
         <w:t>issues and questions has been addressed:</w:t>
       </w:r>
     </w:p>
@@ -4637,9 +4521,9 @@
           <w:noProof w:val="0"/>
         </w:rPr>
       </w:pPr>
-      <w:bookmarkStart w:id="21" w:name="_Toc345074643"/>
-      <w:bookmarkStart w:id="22" w:name="_Toc18414906"/>
-      <w:bookmarkStart w:id="23" w:name="_Toc229650258"/>
+      <w:bookmarkStart w:id="21" w:name="_Toc235096985"/>
+      <w:bookmarkStart w:id="22" w:name="_Toc345074643"/>
+      <w:bookmarkStart w:id="23" w:name="_Toc18414906"/>
       <w:r>
         <w:rPr>
           <w:noProof w:val="0"/>
@@ -4647,7 +4531,7 @@
         <w:lastRenderedPageBreak/>
         <w:t>IHE Technical Frameworks General Introduction</w:t>
       </w:r>
-      <w:bookmarkEnd w:id="23"/>
+      <w:bookmarkEnd w:id="21"/>
     </w:p>
     <w:p>
       <w:pPr>
@@ -4657,7 +4541,7 @@
       <w:r>
         <w:t xml:space="preserve">The </w:t>
       </w:r>
-      <w:hyperlink r:id="rId18" w:history="1">
+      <w:hyperlink r:id="rId21" w:history="1">
         <w:r>
           <w:rPr>
             <w:rStyle w:val="Hyperlink"/>
@@ -4678,19 +4562,7 @@
         </w:r>
       </w:hyperlink>
       <w:r>
-        <w:t xml:space="preserve"> </w:t>
-      </w:r>
-      <w:r>
-        <w:t xml:space="preserve">is </w:t>
-      </w:r>
-      <w:r>
-        <w:t>shared by all of the IHE domain technical frameworks. Each technical framework volume contains links to th</w:t>
-      </w:r>
-      <w:r>
-        <w:t xml:space="preserve">is </w:t>
-      </w:r>
-      <w:r>
-        <w:t>document where appropriate</w:t>
+        <w:t xml:space="preserve"> is shared by all of the IHE domain technical frameworks. Each technical framework volume contains links to this document where appropriate</w:t>
       </w:r>
       <w:bookmarkEnd w:id="24"/>
       <w:r>
@@ -4701,11 +4573,17 @@
       <w:pPr>
         <w:pStyle w:val="Heading1"/>
         <w:pageBreakBefore w:val="0"/>
+        <w:rPr>
+          <w:noProof w:val="0"/>
+        </w:rPr>
       </w:pPr>
       <w:bookmarkStart w:id="25" w:name="_Toc341951395"/>
       <w:bookmarkStart w:id="26" w:name="_Toc18418175"/>
-      <w:bookmarkStart w:id="27" w:name="_Toc229650259"/>
-      <w:r>
+      <w:bookmarkStart w:id="27" w:name="_Toc235096986"/>
+      <w:r>
+        <w:rPr>
+          <w:noProof w:val="0"/>
+        </w:rPr>
         <w:t>Copyright Licenses</w:t>
       </w:r>
       <w:bookmarkEnd w:id="25"/>
@@ -4718,15 +4596,7 @@
       </w:pPr>
       <w:bookmarkStart w:id="28" w:name="_Hlk78989555"/>
       <w:r>
-        <w:t xml:space="preserve">IHE technical documents refer to, and make use of, a number of standards developed and published by several </w:t>
-      </w:r>
-      <w:proofErr w:type="gramStart"/>
-      <w:r>
-        <w:t>standards</w:t>
-      </w:r>
-      <w:proofErr w:type="gramEnd"/>
-      <w:r>
-        <w:t xml:space="preserve"> development organizations.</w:t>
+        <w:t>IHE technical documents refer to, and make use of, a number of standards developed and published by several standards development organizations.</w:t>
       </w:r>
       <w:r>
         <w:t xml:space="preserve"> </w:t>
@@ -4734,7 +4604,7 @@
       <w:r>
         <w:t xml:space="preserve">Please refer to the IHE Technical Frameworks General Introduction, </w:t>
       </w:r>
-      <w:hyperlink r:id="rId19" w:history="1">
+      <w:hyperlink r:id="rId22" w:history="1">
         <w:r>
           <w:rPr>
             <w:rStyle w:val="Hyperlink"/>
@@ -4743,10 +4613,7 @@
         </w:r>
       </w:hyperlink>
       <w:r>
-        <w:t xml:space="preserve"> </w:t>
-      </w:r>
-      <w:r>
-        <w:t>for copyright license information for frequently referenced base standards</w:t>
+        <w:t xml:space="preserve"> for copyright license information for frequently referenced base standards</w:t>
       </w:r>
       <w:r>
         <w:t>. Information pertaining to the use of IHE International copyrighted materials is also available there.</w:t>
@@ -4756,6 +4623,9 @@
       <w:pPr>
         <w:pStyle w:val="Heading1"/>
         <w:pageBreakBefore w:val="0"/>
+        <w:rPr>
+          <w:noProof w:val="0"/>
+        </w:rPr>
       </w:pPr>
       <w:bookmarkStart w:id="29" w:name="_Toc71799277"/>
       <w:bookmarkStart w:id="30" w:name="_Toc71799500"/>
@@ -4824,7 +4694,7 @@
       <w:bookmarkStart w:id="93" w:name="_Toc80108483"/>
       <w:bookmarkStart w:id="94" w:name="_Toc341951397"/>
       <w:bookmarkStart w:id="95" w:name="_Toc18418181"/>
-      <w:bookmarkStart w:id="96" w:name="_Toc229650260"/>
+      <w:bookmarkStart w:id="96" w:name="_Toc235096987"/>
       <w:bookmarkEnd w:id="28"/>
       <w:bookmarkEnd w:id="29"/>
       <w:bookmarkEnd w:id="30"/>
@@ -4892,6 +4762,9 @@
       <w:bookmarkEnd w:id="92"/>
       <w:bookmarkEnd w:id="93"/>
       <w:r>
+        <w:rPr>
+          <w:noProof w:val="0"/>
+        </w:rPr>
         <w:t>Trademark</w:t>
       </w:r>
       <w:bookmarkEnd w:id="94"/>
@@ -4920,7 +4793,7 @@
       <w:r>
         <w:t xml:space="preserve">Please refer to the IHE Technical Frameworks General Introduction, </w:t>
       </w:r>
-      <w:hyperlink r:id="rId20" w:history="1">
+      <w:hyperlink r:id="rId23" w:history="1">
         <w:r>
           <w:rPr>
             <w:rStyle w:val="Hyperlink"/>
@@ -4949,7 +4822,7 @@
           <w:noProof w:val="0"/>
         </w:rPr>
       </w:pPr>
-      <w:bookmarkStart w:id="97" w:name="_Toc229650261"/>
+      <w:bookmarkStart w:id="97" w:name="_Toc235096988"/>
       <w:r>
         <w:rPr>
           <w:noProof w:val="0"/>
@@ -4963,14 +4836,14 @@
         </w:rPr>
         <w:t>General Introduction</w:t>
       </w:r>
-      <w:bookmarkEnd w:id="21"/>
+      <w:bookmarkEnd w:id="22"/>
       <w:r>
         <w:rPr>
           <w:noProof w:val="0"/>
         </w:rPr>
         <w:t xml:space="preserve"> Appendices</w:t>
       </w:r>
-      <w:bookmarkEnd w:id="22"/>
+      <w:bookmarkEnd w:id="23"/>
       <w:bookmarkEnd w:id="97"/>
     </w:p>
     <w:p>
@@ -4980,7 +4853,7 @@
       <w:r>
         <w:t xml:space="preserve">The </w:t>
       </w:r>
-      <w:hyperlink r:id="rId21" w:history="1">
+      <w:hyperlink r:id="rId24" w:history="1">
         <w:r>
           <w:rPr>
             <w:rStyle w:val="Hyperlink"/>
@@ -4989,10 +4862,7 @@
         </w:r>
       </w:hyperlink>
       <w:r>
-        <w:t xml:space="preserve"> are</w:t>
-      </w:r>
-      <w:r>
-        <w:t xml:space="preserve"> components shared by all of the IHE domain technical frameworks. Each technical framework volume contains links to these documents where appropriate.</w:t>
+        <w:t xml:space="preserve"> are components shared by all of the IHE domain technical frameworks. Each technical framework volume contains links to these documents where appropriate.</w:t>
       </w:r>
     </w:p>
     <w:p>
@@ -5031,7 +4901,7 @@
       <w:r>
         <w:t xml:space="preserve">the IHE Technical Frameworks General Introduction located </w:t>
       </w:r>
-      <w:hyperlink r:id="rId22" w:history="1">
+      <w:hyperlink r:id="rId25" w:history="1">
         <w:r>
           <w:rPr>
             <w:rStyle w:val="Hyperlink"/>
@@ -5048,78 +4918,6 @@
         <w:pStyle w:val="BodyText"/>
       </w:pPr>
       <w:bookmarkStart w:id="98" w:name="_Toc345074644"/>
-    </w:p>
-    <w:p>
-      <w:pPr>
-        <w:pStyle w:val="EditorInstructions"/>
-      </w:pPr>
-      <w:r>
-        <w:rPr>
-          <w:b/>
-          <w:bCs/>
-        </w:rPr>
-        <w:t xml:space="preserve">NEW: REQUIRED APPROVAL OF ACTORS, TRANSACTIONS and TERMS - </w:t>
-      </w:r>
-      <w:r>
-        <w:t xml:space="preserve">To avoid duplication and </w:t>
-      </w:r>
-      <w:r>
-        <w:t>e</w:t>
-      </w:r>
-      <w:r>
-        <w:t xml:space="preserve">nsure consistency across domains, all </w:t>
-      </w:r>
-      <w:r>
-        <w:rPr>
-          <w:b/>
-          <w:bCs/>
-        </w:rPr>
-        <w:t xml:space="preserve">new or </w:t>
-      </w:r>
-      <w:r>
-        <w:rPr>
-          <w:b/>
-          <w:bCs/>
-        </w:rPr>
-        <w:t>modified</w:t>
-      </w:r>
-      <w:r>
-        <w:t xml:space="preserve"> actors, transactions and glossary terms need approval by </w:t>
-      </w:r>
-      <w:r>
-        <w:t xml:space="preserve">IHE’s </w:t>
-      </w:r>
-      <w:r>
-        <w:t>D</w:t>
-      </w:r>
-      <w:r>
-        <w:t>omain Coordination Committee (DCC)</w:t>
-      </w:r>
-      <w:r>
-        <w:t xml:space="preserve"> before they are published in a trial implementation supplement. </w:t>
-      </w:r>
-      <w:r>
-        <w:t xml:space="preserve">Please see </w:t>
-      </w:r>
-      <w:hyperlink r:id="rId23" w:history="1">
-        <w:r>
-          <w:rPr>
-            <w:rStyle w:val="Hyperlink"/>
-          </w:rPr>
-          <w:t>this Wiki page</w:t>
-        </w:r>
-      </w:hyperlink>
-      <w:r>
-        <w:t xml:space="preserve"> for additional guidance and links to the forms for approval submission</w:t>
-      </w:r>
-      <w:r>
-        <w:t>.</w:t>
-      </w:r>
-    </w:p>
-    <w:p>
-      <w:pPr>
-        <w:pStyle w:val="BodyText"/>
-      </w:pPr>
     </w:p>
     <w:bookmarkStart w:id="99" w:name="_Toc18414907"/>
     <w:bookmarkStart w:id="100" w:name="OLE_LINK20"/>
@@ -5162,7 +4960,7 @@
         </w:rPr>
         <w:fldChar w:fldCharType="separate"/>
       </w:r>
-      <w:bookmarkStart w:id="105" w:name="_Toc229650262"/>
+      <w:bookmarkStart w:id="105" w:name="_Toc235096989"/>
       <w:r>
         <w:rPr>
           <w:rStyle w:val="Hyperlink"/>
@@ -5199,6 +4997,9 @@
         <w:t xml:space="preserve"> </w:t>
       </w:r>
       <w:r>
+        <w:rPr>
+          <w:noProof w:val="0"/>
+        </w:rPr>
         <w:t>Actors</w:t>
       </w:r>
       <w:bookmarkEnd w:id="98"/>
@@ -5221,24 +5022,21 @@
         <w:t xml:space="preserve"> </w:t>
       </w:r>
       <w:r>
-        <w:t>following</w:t>
-      </w:r>
-      <w:r>
+        <w:t xml:space="preserve">following </w:t>
+      </w:r>
+      <w:r>
+        <w:rPr>
+          <w:b/>
+        </w:rPr>
+        <w:t>new</w:t>
+      </w:r>
+      <w:r>
+        <w:rPr>
+          <w:b/>
+        </w:rPr>
         <w:t xml:space="preserve"> </w:t>
       </w:r>
       <w:r>
-        <w:rPr>
-          <w:b/>
-        </w:rPr>
-        <w:t>new</w:t>
-      </w:r>
-      <w:r>
-        <w:rPr>
-          <w:b/>
-        </w:rPr>
-        <w:t xml:space="preserve"> </w:t>
-      </w:r>
-      <w:r>
         <w:t xml:space="preserve">actors </w:t>
       </w:r>
       <w:r>
@@ -5247,7 +5045,7 @@
         </w:rPr>
         <w:t xml:space="preserve">to the </w:t>
       </w:r>
-      <w:hyperlink r:id="rId24" w:history="1">
+      <w:hyperlink r:id="rId26" w:history="1">
         <w:r>
           <w:rPr>
             <w:rStyle w:val="Hyperlink"/>
@@ -5283,20 +5081,11 @@
         <w:t>:</w:t>
       </w:r>
     </w:p>
-    <w:p>
-      <w:pPr>
-        <w:pStyle w:val="AuthorInstructions"/>
-      </w:pPr>
-      <w:bookmarkStart w:id="108" w:name="OLE_LINK14"/>
-      <w:bookmarkStart w:id="109" w:name="OLE_LINK17"/>
-      <w:bookmarkEnd w:id="100"/>
-      <w:bookmarkEnd w:id="101"/>
-      <w:bookmarkEnd w:id="102"/>
-    </w:p>
+    <w:bookmarkEnd w:id="100"/>
+    <w:bookmarkEnd w:id="101"/>
+    <w:bookmarkEnd w:id="102"/>
     <w:bookmarkEnd w:id="103"/>
     <w:bookmarkEnd w:id="104"/>
-    <w:bookmarkEnd w:id="108"/>
-    <w:bookmarkEnd w:id="109"/>
     <w:p>
       <w:pPr>
         <w:pStyle w:val="BodyText"/>
@@ -5340,12 +5129,9 @@
             <w:pPr>
               <w:pStyle w:val="TableEntryHeader"/>
             </w:pPr>
-            <w:bookmarkStart w:id="110" w:name="_Hlk5000660"/>
-            <w:r>
-              <w:t xml:space="preserve">New </w:t>
-            </w:r>
-            <w:r>
-              <w:t>Actor Name</w:t>
+            <w:bookmarkStart w:id="108" w:name="_Hlk5000660"/>
+            <w:r>
+              <w:t>New Actor Name</w:t>
             </w:r>
           </w:p>
         </w:tc>
@@ -5401,28 +5187,10 @@
               <w:t xml:space="preserve">Initiates a </w:t>
             </w:r>
             <w:r>
-              <w:t>r</w:t>
-            </w:r>
-            <w:r>
-              <w:t xml:space="preserve">equest </w:t>
-            </w:r>
-            <w:r>
-              <w:t>h</w:t>
-            </w:r>
-            <w:r>
-              <w:t xml:space="preserve">eartbeat </w:t>
-            </w:r>
-            <w:r>
-              <w:t>r</w:t>
-            </w:r>
-            <w:r>
-              <w:t>esponse</w:t>
-            </w:r>
-            <w:r>
-              <w:t xml:space="preserve"> acting as a trigger for receipt acknowledgement response</w:t>
-            </w:r>
-            <w:r>
-              <w:t>.</w:t>
+              <w:t>request heartbeat response</w:t>
+            </w:r>
+            <w:r>
+              <w:t xml:space="preserve"> acting as a trigger for receipt acknowledgement response.</w:t>
             </w:r>
           </w:p>
         </w:tc>
@@ -5461,22 +5229,7 @@
               <w:t xml:space="preserve">Receives </w:t>
             </w:r>
             <w:r>
-              <w:t>a r</w:t>
-            </w:r>
-            <w:r>
-              <w:t xml:space="preserve">equest </w:t>
-            </w:r>
-            <w:r>
-              <w:t>h</w:t>
-            </w:r>
-            <w:r>
-              <w:t xml:space="preserve">eartbeat </w:t>
-            </w:r>
-            <w:r>
-              <w:t>r</w:t>
-            </w:r>
-            <w:r>
-              <w:t>esponse</w:t>
+              <w:t>a request heartbeat response</w:t>
             </w:r>
             <w:r>
               <w:t xml:space="preserve"> and sends acknowledgement back</w:t>
@@ -5488,27 +5241,16 @@
     <w:p>
       <w:pPr>
         <w:pStyle w:val="BodyText"/>
-        <w:rPr>
-          <w:i/>
-        </w:rPr>
-      </w:pPr>
-      <w:bookmarkStart w:id="111" w:name="OLE_LINK59"/>
-      <w:bookmarkStart w:id="112" w:name="_Toc345074645"/>
-      <w:bookmarkEnd w:id="110"/>
-    </w:p>
-    <w:p>
-      <w:pPr>
-        <w:pStyle w:val="BodyText"/>
-        <w:rPr>
-          <w:i/>
-        </w:rPr>
-      </w:pPr>
-    </w:p>
-    <w:bookmarkStart w:id="113" w:name="_Toc18414908"/>
-    <w:bookmarkStart w:id="114" w:name="OLE_LINK23"/>
-    <w:bookmarkStart w:id="115" w:name="OLE_LINK27"/>
-    <w:bookmarkStart w:id="116" w:name="OLE_LINK28"/>
-    <w:bookmarkEnd w:id="111"/>
+      </w:pPr>
+      <w:bookmarkStart w:id="109" w:name="OLE_LINK59"/>
+      <w:bookmarkStart w:id="110" w:name="_Toc345074645"/>
+      <w:bookmarkEnd w:id="108"/>
+    </w:p>
+    <w:bookmarkStart w:id="111" w:name="_Toc18414908"/>
+    <w:bookmarkStart w:id="112" w:name="OLE_LINK23"/>
+    <w:bookmarkStart w:id="113" w:name="OLE_LINK27"/>
+    <w:bookmarkStart w:id="114" w:name="OLE_LINK28"/>
+    <w:bookmarkEnd w:id="109"/>
     <w:p>
       <w:pPr>
         <w:pStyle w:val="Heading1"/>
@@ -5525,12 +5267,15 @@
         <w:fldChar w:fldCharType="begin"/>
       </w:r>
       <w:r>
+        <w:rPr>
+          <w:noProof w:val="0"/>
+        </w:rPr>
         <w:instrText>HYPERLINK "https://profiles.ihe.net/GeneralIntro/ch-B.html"</w:instrText>
       </w:r>
       <w:r>
         <w:fldChar w:fldCharType="separate"/>
       </w:r>
-      <w:bookmarkStart w:id="117" w:name="_Toc229650263"/>
+      <w:bookmarkStart w:id="115" w:name="_Toc235096990"/>
       <w:r>
         <w:rPr>
           <w:rStyle w:val="Hyperlink"/>
@@ -5564,11 +5309,14 @@
         <w:t xml:space="preserve"> </w:t>
       </w:r>
       <w:r>
+        <w:rPr>
+          <w:noProof w:val="0"/>
+        </w:rPr>
         <w:t>Transactions</w:t>
       </w:r>
-      <w:bookmarkEnd w:id="112"/>
-      <w:bookmarkEnd w:id="113"/>
-      <w:bookmarkEnd w:id="117"/>
+      <w:bookmarkEnd w:id="110"/>
+      <w:bookmarkEnd w:id="111"/>
+      <w:bookmarkEnd w:id="115"/>
     </w:p>
     <w:p>
       <w:pPr>
@@ -5580,16 +5328,7 @@
         <w:pStyle w:val="EditorInstructions"/>
       </w:pPr>
       <w:r>
-        <w:t>Add the</w:t>
-      </w:r>
-      <w:r>
-        <w:t xml:space="preserve"> </w:t>
-      </w:r>
-      <w:r>
-        <w:t>following</w:t>
-      </w:r>
-      <w:r>
-        <w:t xml:space="preserve"> </w:t>
+        <w:t xml:space="preserve">Add the following </w:t>
       </w:r>
       <w:r>
         <w:rPr>
@@ -5598,35 +5337,26 @@
         <w:t xml:space="preserve">new </w:t>
       </w:r>
       <w:r>
-        <w:t>transactions</w:t>
-      </w:r>
-      <w:r>
-        <w:t xml:space="preserve"> to the </w:t>
-      </w:r>
-      <w:hyperlink r:id="rId25" w:history="1">
+        <w:t xml:space="preserve">transactions to the </w:t>
+      </w:r>
+      <w:hyperlink r:id="rId27" w:history="1">
         <w:r>
           <w:rPr>
             <w:rStyle w:val="Hyperlink"/>
           </w:rPr>
-          <w:t xml:space="preserve">IHE Technical Frameworks General Introduction Appendix </w:t>
-        </w:r>
-        <w:r>
-          <w:rPr>
-            <w:rStyle w:val="Hyperlink"/>
-          </w:rPr>
-          <w:t>B</w:t>
+          <w:t>IHE Technical Frameworks General Introduction Appendix B</w:t>
         </w:r>
       </w:hyperlink>
       <w:r>
         <w:t>:</w:t>
       </w:r>
     </w:p>
+    <w:bookmarkEnd w:id="112"/>
+    <w:bookmarkEnd w:id="113"/>
     <w:bookmarkEnd w:id="114"/>
-    <w:bookmarkEnd w:id="115"/>
-    <w:bookmarkEnd w:id="116"/>
-    <w:p>
-      <w:pPr>
-        <w:pStyle w:val="AuthorInstructions"/>
+    <w:p>
+      <w:pPr>
+        <w:pStyle w:val="BodyText"/>
       </w:pPr>
     </w:p>
     <w:p>
@@ -5762,13 +5492,9 @@
           <w:p>
             <w:pPr>
               <w:pStyle w:val="TableEntry"/>
-              <w:ind w:left="0"/>
             </w:pPr>
             <w:r>
-              <w:t>Sent to act as trigger for receipt acknowledgement response</w:t>
-            </w:r>
-            <w:r>
-              <w:t>.</w:t>
+              <w:t>Sent to act as trigger for receipt acknowledgement response.</w:t>
             </w:r>
           </w:p>
         </w:tc>
@@ -5778,7 +5504,7 @@
       <w:pPr>
         <w:pStyle w:val="BodyText"/>
       </w:pPr>
-      <w:bookmarkStart w:id="118" w:name="_Toc345074646"/>
+      <w:bookmarkStart w:id="116" w:name="_Toc345074646"/>
     </w:p>
     <w:p>
       <w:pPr>
@@ -5802,9 +5528,9 @@
           <w:noProof w:val="0"/>
         </w:rPr>
       </w:pPr>
-      <w:hyperlink r:id="rId26" w:history="1">
-        <w:bookmarkStart w:id="119" w:name="_Toc18414909"/>
-        <w:bookmarkStart w:id="120" w:name="_Toc229650264"/>
+      <w:hyperlink r:id="rId28" w:history="1">
+        <w:bookmarkStart w:id="117" w:name="_Toc18414909"/>
+        <w:bookmarkStart w:id="118" w:name="_Toc235096991"/>
         <w:r>
           <w:rPr>
             <w:rStyle w:val="Hyperlink"/>
@@ -5819,12 +5545,15 @@
         </w:rPr>
         <w:t xml:space="preserve"> – </w:t>
       </w:r>
+      <w:bookmarkEnd w:id="116"/>
+      <w:bookmarkEnd w:id="117"/>
+      <w:r>
+        <w:rPr>
+          <w:noProof w:val="0"/>
+        </w:rPr>
+        <w:t>Glossary</w:t>
+      </w:r>
       <w:bookmarkEnd w:id="118"/>
-      <w:bookmarkEnd w:id="119"/>
-      <w:r>
-        <w:t>Glossary</w:t>
-      </w:r>
-      <w:bookmarkEnd w:id="120"/>
     </w:p>
     <w:p>
       <w:pPr>
@@ -5835,7 +5564,6 @@
       <w:pPr>
         <w:pStyle w:val="EditorInstructions"/>
       </w:pPr>
-      <w:bookmarkStart w:id="121" w:name="_Hlk75441020"/>
       <w:r>
         <w:t xml:space="preserve">Add the following </w:t>
       </w:r>
@@ -5849,57 +5577,32 @@
         <w:rPr>
           <w:bCs/>
         </w:rPr>
+        <w:t xml:space="preserve"> glossary</w:t>
+      </w:r>
+      <w:r>
+        <w:t xml:space="preserve"> terms</w:t>
+      </w:r>
+      <w:r>
+        <w:t xml:space="preserve"> to the</w:t>
+      </w:r>
+      <w:r>
         <w:t xml:space="preserve"> </w:t>
       </w:r>
-      <w:r>
-        <w:rPr>
-          <w:bCs/>
-        </w:rPr>
-        <w:t>glossary</w:t>
-      </w:r>
-      <w:r>
-        <w:t xml:space="preserve"> terms</w:t>
-      </w:r>
-      <w:r>
-        <w:t xml:space="preserve"> to the</w:t>
-      </w:r>
-      <w:r>
-        <w:t xml:space="preserve"> </w:t>
-      </w:r>
-      <w:bookmarkStart w:id="122" w:name="_Hlk74744705"/>
-      <w:r>
-        <w:fldChar w:fldCharType="begin"/>
-      </w:r>
-      <w:r>
-        <w:instrText xml:space="preserve"> HYPERLINK "https://profiles.ihe.net/GeneralIntro/ch-D.html" </w:instrText>
-      </w:r>
-      <w:r>
-        <w:fldChar w:fldCharType="separate"/>
-      </w:r>
-      <w:r>
-        <w:rPr>
-          <w:rStyle w:val="Hyperlink"/>
-        </w:rPr>
-        <w:t xml:space="preserve">IHE Technical Frameworks General Introduction </w:t>
-      </w:r>
-      <w:r>
-        <w:rPr>
-          <w:rStyle w:val="Hyperlink"/>
-        </w:rPr>
-        <w:t>Appendix D</w:t>
-      </w:r>
-      <w:r>
-        <w:fldChar w:fldCharType="end"/>
-      </w:r>
-      <w:bookmarkEnd w:id="122"/>
+      <w:hyperlink r:id="rId29" w:history="1">
+        <w:r>
+          <w:rPr>
+            <w:rStyle w:val="Hyperlink"/>
+          </w:rPr>
+          <w:t>IHE Technical Frameworks General Introduction Appendix D</w:t>
+        </w:r>
+      </w:hyperlink>
       <w:r>
         <w:t>:</w:t>
       </w:r>
     </w:p>
-    <w:bookmarkEnd w:id="121"/>
-    <w:p>
-      <w:pPr>
-        <w:pStyle w:val="BodyText"/>
+    <w:p>
+      <w:pPr>
+        <w:pStyle w:val="EditorInstructions"/>
       </w:pPr>
     </w:p>
     <w:p>
@@ -6043,7 +5746,16 @@
               <w:pStyle w:val="TableEntry"/>
             </w:pPr>
             <w:r>
-              <w:t xml:space="preserve">Any point-of-care device or system (e. g. device gateway) that </w:t>
+              <w:t>Any point-of-care device or system (</w:t>
+            </w:r>
+            <w:r>
+              <w:t>e.g.,</w:t>
+            </w:r>
+            <w:r>
+              <w:t xml:space="preserve"> </w:t>
+            </w:r>
+            <w:r>
+              <w:t xml:space="preserve">device gateway) that </w:t>
             </w:r>
             <w:r>
               <w:t>sends</w:t>
@@ -6125,7 +5837,16 @@
               <w:pStyle w:val="TableEntry"/>
             </w:pPr>
             <w:r>
-              <w:t xml:space="preserve">Any point-of-care device or system (e. g. alarm manager) that </w:t>
+              <w:t>Any point-of-care device or system (</w:t>
+            </w:r>
+            <w:r>
+              <w:t>e.g.,</w:t>
+            </w:r>
+            <w:r>
+              <w:t xml:space="preserve"> </w:t>
+            </w:r>
+            <w:r>
+              <w:t xml:space="preserve">alarm manager) that </w:t>
             </w:r>
             <w:r>
               <w:t xml:space="preserve">receives </w:t>
@@ -6410,9 +6131,9 @@
       <w:pPr>
         <w:pStyle w:val="PartTitle"/>
       </w:pPr>
-      <w:bookmarkStart w:id="123" w:name="_Toc345074647"/>
-      <w:bookmarkStart w:id="124" w:name="_Toc18414910"/>
-      <w:bookmarkStart w:id="125" w:name="_Toc229650265"/>
+      <w:bookmarkStart w:id="119" w:name="_Toc345074647"/>
+      <w:bookmarkStart w:id="120" w:name="_Toc18414910"/>
+      <w:bookmarkStart w:id="121" w:name="_Toc235096992"/>
       <w:r>
         <w:lastRenderedPageBreak/>
         <w:t xml:space="preserve">Volume </w:t>
@@ -6429,9 +6150,9 @@
       <w:r>
         <w:t>Profiles</w:t>
       </w:r>
-      <w:bookmarkEnd w:id="123"/>
-      <w:bookmarkEnd w:id="124"/>
-      <w:bookmarkEnd w:id="125"/>
+      <w:bookmarkEnd w:id="119"/>
+      <w:bookmarkEnd w:id="120"/>
+      <w:bookmarkEnd w:id="121"/>
     </w:p>
     <w:p>
       <w:pPr>
@@ -6444,53 +6165,53 @@
           <w:noProof w:val="0"/>
         </w:rPr>
       </w:pPr>
-      <w:bookmarkStart w:id="126" w:name="_Toc345074649"/>
-      <w:bookmarkStart w:id="127" w:name="_Toc18414912"/>
-      <w:bookmarkStart w:id="128" w:name="_Toc530206507"/>
-      <w:bookmarkStart w:id="129" w:name="_Toc1388427"/>
-      <w:bookmarkStart w:id="130" w:name="_Toc1388581"/>
-      <w:bookmarkStart w:id="131" w:name="_Toc1456608"/>
-      <w:bookmarkStart w:id="132" w:name="_Toc37034633"/>
-      <w:bookmarkStart w:id="133" w:name="_Toc38846111"/>
-      <w:bookmarkStart w:id="134" w:name="_Toc229650266"/>
+      <w:bookmarkStart w:id="122" w:name="_Toc345074649"/>
+      <w:bookmarkStart w:id="123" w:name="_Toc18414912"/>
+      <w:bookmarkStart w:id="124" w:name="_Toc235096993"/>
+      <w:bookmarkStart w:id="125" w:name="_Toc530206507"/>
+      <w:bookmarkStart w:id="126" w:name="_Toc1388427"/>
+      <w:bookmarkStart w:id="127" w:name="_Toc1388581"/>
+      <w:bookmarkStart w:id="128" w:name="_Toc1456608"/>
+      <w:bookmarkStart w:id="129" w:name="_Toc37034633"/>
+      <w:bookmarkStart w:id="130" w:name="_Toc38846111"/>
       <w:r>
         <w:rPr>
           <w:noProof w:val="0"/>
         </w:rPr>
         <w:t>Domain-specific additions</w:t>
       </w:r>
+      <w:bookmarkEnd w:id="122"/>
+      <w:bookmarkEnd w:id="123"/>
+      <w:bookmarkEnd w:id="124"/>
+    </w:p>
+    <w:p>
+      <w:pPr>
+        <w:pStyle w:val="BodyText"/>
+      </w:pPr>
+      <w:r>
+        <w:t>None</w:t>
+      </w:r>
+    </w:p>
+    <w:p>
+      <w:pPr>
+        <w:pStyle w:val="BodyText"/>
+      </w:pPr>
+      <w:bookmarkStart w:id="131" w:name="_Toc473170358"/>
+      <w:bookmarkStart w:id="132" w:name="_Toc504625755"/>
+      <w:bookmarkStart w:id="133" w:name="_Toc530206508"/>
+      <w:bookmarkStart w:id="134" w:name="_Toc1388428"/>
+      <w:bookmarkStart w:id="135" w:name="_Toc1388582"/>
+      <w:bookmarkStart w:id="136" w:name="_Toc1456609"/>
+      <w:bookmarkStart w:id="137" w:name="_Toc37034634"/>
+      <w:bookmarkStart w:id="138" w:name="_Toc38846112"/>
+      <w:bookmarkEnd w:id="19"/>
+      <w:bookmarkEnd w:id="20"/>
+      <w:bookmarkEnd w:id="125"/>
       <w:bookmarkEnd w:id="126"/>
       <w:bookmarkEnd w:id="127"/>
-      <w:bookmarkEnd w:id="134"/>
-    </w:p>
-    <w:p>
-      <w:pPr>
-        <w:pStyle w:val="BodyText"/>
-      </w:pPr>
-      <w:r>
-        <w:t>None</w:t>
-      </w:r>
-    </w:p>
-    <w:p>
-      <w:pPr>
-        <w:pStyle w:val="BodyText"/>
-      </w:pPr>
-      <w:bookmarkStart w:id="135" w:name="_Toc473170358"/>
-      <w:bookmarkStart w:id="136" w:name="_Toc504625755"/>
-      <w:bookmarkStart w:id="137" w:name="_Toc530206508"/>
-      <w:bookmarkStart w:id="138" w:name="_Toc1388428"/>
-      <w:bookmarkStart w:id="139" w:name="_Toc1388582"/>
-      <w:bookmarkStart w:id="140" w:name="_Toc1456609"/>
-      <w:bookmarkStart w:id="141" w:name="_Toc37034634"/>
-      <w:bookmarkStart w:id="142" w:name="_Toc38846112"/>
-      <w:bookmarkEnd w:id="18"/>
-      <w:bookmarkEnd w:id="19"/>
       <w:bookmarkEnd w:id="128"/>
       <w:bookmarkEnd w:id="129"/>
       <w:bookmarkEnd w:id="130"/>
-      <w:bookmarkEnd w:id="131"/>
-      <w:bookmarkEnd w:id="132"/>
-      <w:bookmarkEnd w:id="133"/>
       <w:r>
         <w:br w:type="page"/>
       </w:r>
@@ -6524,9 +6245,9 @@
           <w:noProof w:val="0"/>
         </w:rPr>
       </w:pPr>
-      <w:bookmarkStart w:id="143" w:name="_Toc345074650"/>
-      <w:bookmarkStart w:id="144" w:name="_Toc18414913"/>
-      <w:bookmarkStart w:id="145" w:name="_Toc229650267"/>
+      <w:bookmarkStart w:id="139" w:name="_Toc345074650"/>
+      <w:bookmarkStart w:id="140" w:name="_Toc18414913"/>
+      <w:bookmarkStart w:id="141" w:name="_Toc235096994"/>
       <w:r>
         <w:rPr>
           <w:noProof w:val="0"/>
@@ -6569,9 +6290,9 @@
         </w:rPr>
         <w:t xml:space="preserve"> Profile</w:t>
       </w:r>
-      <w:bookmarkEnd w:id="143"/>
-      <w:bookmarkEnd w:id="144"/>
-      <w:bookmarkEnd w:id="145"/>
+      <w:bookmarkEnd w:id="139"/>
+      <w:bookmarkEnd w:id="140"/>
+      <w:bookmarkEnd w:id="141"/>
     </w:p>
     <w:p>
       <w:pPr>
@@ -6649,12 +6370,11 @@
     </w:p>
     <w:p>
       <w:pPr>
-        <w:pStyle w:val="ListParagraph"/>
+        <w:pStyle w:val="ListNumber2"/>
         <w:numPr>
           <w:ilvl w:val="0"/>
-          <w:numId w:val="71"/>
+          <w:numId w:val="79"/>
         </w:numPr>
-        <w:spacing w:before="0"/>
       </w:pPr>
       <w:r>
         <w:t xml:space="preserve">The </w:t>
@@ -6674,12 +6394,7 @@
     </w:p>
     <w:p>
       <w:pPr>
-        <w:pStyle w:val="ListParagraph"/>
-        <w:numPr>
-          <w:ilvl w:val="0"/>
-          <w:numId w:val="71"/>
-        </w:numPr>
-        <w:spacing w:before="0"/>
+        <w:pStyle w:val="ListNumber2"/>
       </w:pPr>
       <w:r>
         <w:t xml:space="preserve">The </w:t>
@@ -6699,12 +6414,7 @@
     </w:p>
     <w:p>
       <w:pPr>
-        <w:pStyle w:val="ListParagraph"/>
-        <w:numPr>
-          <w:ilvl w:val="0"/>
-          <w:numId w:val="71"/>
-        </w:numPr>
-        <w:spacing w:before="0"/>
+        <w:pStyle w:val="ListNumber2"/>
       </w:pPr>
       <w:r>
         <w:t xml:space="preserve">The </w:t>
@@ -6724,12 +6434,7 @@
     </w:p>
     <w:p>
       <w:pPr>
-        <w:pStyle w:val="ListParagraph"/>
-        <w:numPr>
-          <w:ilvl w:val="0"/>
-          <w:numId w:val="71"/>
-        </w:numPr>
-        <w:spacing w:before="0"/>
+        <w:pStyle w:val="ListNumber2"/>
       </w:pPr>
       <w:r>
         <w:t xml:space="preserve">The </w:t>
@@ -6749,12 +6454,7 @@
     </w:p>
     <w:p>
       <w:pPr>
-        <w:pStyle w:val="ListParagraph"/>
-        <w:numPr>
-          <w:ilvl w:val="0"/>
-          <w:numId w:val="71"/>
-        </w:numPr>
-        <w:spacing w:before="0"/>
+        <w:pStyle w:val="ListNumber2"/>
       </w:pPr>
       <w:r>
         <w:t xml:space="preserve">The </w:t>
@@ -6774,12 +6474,7 @@
     </w:p>
     <w:p>
       <w:pPr>
-        <w:pStyle w:val="ListParagraph"/>
-        <w:numPr>
-          <w:ilvl w:val="0"/>
-          <w:numId w:val="71"/>
-        </w:numPr>
-        <w:spacing w:before="0"/>
+        <w:pStyle w:val="ListNumber2"/>
       </w:pPr>
       <w:r>
         <w:t xml:space="preserve">The </w:t>
@@ -6799,12 +6494,7 @@
     </w:p>
     <w:p>
       <w:pPr>
-        <w:pStyle w:val="ListParagraph"/>
-        <w:numPr>
-          <w:ilvl w:val="0"/>
-          <w:numId w:val="71"/>
-        </w:numPr>
-        <w:spacing w:before="0"/>
+        <w:pStyle w:val="ListNumber2"/>
       </w:pPr>
       <w:r>
         <w:t>A</w:t>
@@ -6831,17 +6521,18 @@
         <w:t xml:space="preserve">HR </w:t>
       </w:r>
       <w:r>
-        <w:t>takes the responsibility for the reliable communication with all the connected devices, and for announcing any unintended communication failure by other means (e. g. technical alert event).</w:t>
-      </w:r>
-    </w:p>
-    <w:p>
-      <w:pPr>
-        <w:pStyle w:val="ListParagraph"/>
-        <w:numPr>
-          <w:ilvl w:val="0"/>
-          <w:numId w:val="71"/>
-        </w:numPr>
-        <w:spacing w:before="0"/>
+        <w:t>takes the responsibility for the reliable communication with all the connected devices, and for announcing any unintended communication failure by other means (</w:t>
+      </w:r>
+      <w:r>
+        <w:t>e.g.,</w:t>
+      </w:r>
+      <w:r>
+        <w:t xml:space="preserve"> technical alert event).</w:t>
+      </w:r>
+    </w:p>
+    <w:p>
+      <w:pPr>
+        <w:pStyle w:val="ListNumber2"/>
       </w:pPr>
       <w:r>
         <w:t>A</w:t>
@@ -6862,9 +6553,6 @@
         <w:t xml:space="preserve">. </w:t>
       </w:r>
       <w:r>
-        <w:t xml:space="preserve"> </w:t>
-      </w:r>
-      <w:r>
         <w:t>T</w:t>
       </w:r>
       <w:r>
@@ -6886,19 +6574,11 @@
         <w:t xml:space="preserve"> for the individual devices participating in a MC</w:t>
       </w:r>
       <w:r>
-        <w:t xml:space="preserve">, it is the </w:t>
-      </w:r>
-      <w:r>
-        <w:t>responsibility to the devices themselves to handle HR duties</w:t>
+        <w:t>, it is the responsibility to the devices themselves to handle HR duties</w:t>
       </w:r>
       <w:r>
         <w:t>.</w:t>
       </w:r>
-    </w:p>
-    <w:p>
-      <w:pPr>
-        <w:pStyle w:val="BodyText"/>
-      </w:pPr>
     </w:p>
     <w:p>
       <w:pPr>
@@ -6911,9 +6591,9 @@
           <w:noProof w:val="0"/>
         </w:rPr>
       </w:pPr>
-      <w:bookmarkStart w:id="146" w:name="_Toc345074651"/>
-      <w:bookmarkStart w:id="147" w:name="_Toc18414914"/>
-      <w:bookmarkStart w:id="148" w:name="_Toc229650268"/>
+      <w:bookmarkStart w:id="142" w:name="_Toc345074651"/>
+      <w:bookmarkStart w:id="143" w:name="_Toc18414914"/>
+      <w:bookmarkStart w:id="144" w:name="_Toc235096995"/>
       <w:r>
         <w:rPr>
           <w:noProof w:val="0"/>
@@ -6956,37 +6636,37 @@
         </w:rPr>
         <w:t>Transactions</w:t>
       </w:r>
+      <w:bookmarkEnd w:id="131"/>
+      <w:bookmarkEnd w:id="132"/>
+      <w:bookmarkEnd w:id="133"/>
+      <w:bookmarkEnd w:id="134"/>
       <w:bookmarkEnd w:id="135"/>
       <w:bookmarkEnd w:id="136"/>
       <w:bookmarkEnd w:id="137"/>
       <w:bookmarkEnd w:id="138"/>
-      <w:bookmarkEnd w:id="139"/>
-      <w:bookmarkEnd w:id="140"/>
-      <w:bookmarkEnd w:id="141"/>
+      <w:r>
+        <w:rPr>
+          <w:noProof w:val="0"/>
+        </w:rPr>
+        <w:t>, and Content Modules</w:t>
+      </w:r>
+      <w:bookmarkStart w:id="145" w:name="_Toc473170359"/>
+      <w:bookmarkStart w:id="146" w:name="_Toc504625756"/>
+      <w:bookmarkStart w:id="147" w:name="_Toc530206509"/>
+      <w:bookmarkStart w:id="148" w:name="_Toc1388429"/>
+      <w:bookmarkStart w:id="149" w:name="_Toc1388583"/>
+      <w:bookmarkStart w:id="150" w:name="_Toc1456610"/>
+      <w:bookmarkStart w:id="151" w:name="_Toc37034635"/>
+      <w:bookmarkStart w:id="152" w:name="_Toc38846113"/>
       <w:bookmarkEnd w:id="142"/>
-      <w:r>
-        <w:rPr>
-          <w:noProof w:val="0"/>
-        </w:rPr>
-        <w:t>, and Content Modules</w:t>
-      </w:r>
-      <w:bookmarkStart w:id="149" w:name="_Toc473170359"/>
-      <w:bookmarkStart w:id="150" w:name="_Toc504625756"/>
-      <w:bookmarkStart w:id="151" w:name="_Toc530206509"/>
-      <w:bookmarkStart w:id="152" w:name="_Toc1388429"/>
-      <w:bookmarkStart w:id="153" w:name="_Toc1388583"/>
-      <w:bookmarkStart w:id="154" w:name="_Toc1456610"/>
-      <w:bookmarkStart w:id="155" w:name="_Toc37034635"/>
-      <w:bookmarkStart w:id="156" w:name="_Toc38846113"/>
-      <w:bookmarkEnd w:id="146"/>
-      <w:bookmarkEnd w:id="147"/>
-      <w:bookmarkEnd w:id="148"/>
+      <w:bookmarkEnd w:id="143"/>
+      <w:bookmarkEnd w:id="144"/>
     </w:p>
     <w:p>
       <w:pPr>
         <w:pStyle w:val="BodyText"/>
       </w:pPr>
-      <w:bookmarkStart w:id="157" w:name="_Hlk77761540"/>
+      <w:bookmarkStart w:id="153" w:name="_Hlk77761540"/>
       <w:r>
         <w:t>This section define</w:t>
       </w:r>
@@ -7014,8 +6694,8 @@
       <w:r>
         <w:t xml:space="preserve">are given in the </w:t>
       </w:r>
-      <w:bookmarkStart w:id="158" w:name="OLE_LINK25"/>
-      <w:bookmarkStart w:id="159" w:name="OLE_LINK82"/>
+      <w:bookmarkStart w:id="154" w:name="OLE_LINK25"/>
+      <w:bookmarkStart w:id="155" w:name="OLE_LINK82"/>
       <w:r>
         <w:t xml:space="preserve">Technical Frameworks General Introduction </w:t>
       </w:r>
@@ -7025,12 +6705,12 @@
       <w:r>
         <w:t xml:space="preserve"> A</w:t>
       </w:r>
-      <w:bookmarkEnd w:id="158"/>
-      <w:bookmarkEnd w:id="159"/>
+      <w:bookmarkEnd w:id="154"/>
+      <w:bookmarkEnd w:id="155"/>
       <w:r>
         <w:t xml:space="preserve">. IHE Transactions can be found in the Technical Frameworks General Introduction Appendix B. Both appendices are located at </w:t>
       </w:r>
-      <w:hyperlink r:id="rId27" w:history="1">
+      <w:hyperlink r:id="rId30" w:history="1">
         <w:r>
           <w:rPr>
             <w:rStyle w:val="Hyperlink"/>
@@ -7041,7 +6721,7 @@
       <w:r>
         <w:t>.</w:t>
       </w:r>
-      <w:bookmarkEnd w:id="157"/>
+      <w:bookmarkEnd w:id="153"/>
     </w:p>
     <w:p>
       <w:pPr>
@@ -7054,7 +6734,7 @@
         <w:t xml:space="preserve">Figure </w:t>
       </w:r>
       <w:r>
-        <w:t>8</w:t>
+        <w:t>14</w:t>
       </w:r>
       <w:r>
         <w:t xml:space="preserve">.1-1 shows the actors directly involved in the </w:t>
@@ -7137,7 +6817,7 @@
         <mc:AlternateContent>
           <mc:Choice Requires="wpc">
             <w:drawing>
-              <wp:inline distT="0" distB="0" distL="0" distR="0" wp14:anchorId="09EB6CA2" wp14:editId="2375392C">
+              <wp:inline distT="0" distB="0" distL="0" distR="0" wp14:anchorId="09EB6CA2" wp14:editId="4671E291">
                 <wp:extent cx="5943600" cy="3324225"/>
                 <wp:effectExtent l="0" t="0" r="0" b="0"/>
                 <wp:docPr id="50" name="Canvas 24"/>
@@ -7443,8 +7123,8 @@
                         </wps:cNvSpPr>
                         <wps:spPr bwMode="auto">
                           <a:xfrm>
-                            <a:off x="3048635" y="1945640"/>
-                            <a:ext cx="2761615" cy="407946"/>
+                            <a:off x="3048635" y="1824037"/>
+                            <a:ext cx="2456815" cy="500974"/>
                           </a:xfrm>
                           <a:prstGeom prst="rect">
                             <a:avLst/>
@@ -7528,28 +7208,14 @@
                                   <w:sz w:val="22"/>
                                   <w:szCs w:val="22"/>
                                 </w:rPr>
-                                <w:t>Acknowledge</w:t>
+                                <w:t>Acknowledgement Heartbeat</w:t>
                               </w:r>
                               <w:r>
                                 <w:rPr>
                                   <w:sz w:val="22"/>
                                   <w:szCs w:val="22"/>
                                 </w:rPr>
-                                <w:t>ment</w:t>
-                              </w:r>
-                              <w:r>
-                                <w:rPr>
-                                  <w:sz w:val="22"/>
-                                  <w:szCs w:val="22"/>
-                                </w:rPr>
-                                <w:t xml:space="preserve"> </w:t>
-                              </w:r>
-                              <w:r>
-                                <w:rPr>
-                                  <w:sz w:val="22"/>
-                                  <w:szCs w:val="22"/>
-                                </w:rPr>
-                                <w:t xml:space="preserve"> Heartbeat Message</w:t>
+                                <w:t xml:space="preserve"> Message</w:t>
                               </w:r>
                             </w:p>
                           </w:txbxContent>
@@ -7566,7 +7232,7 @@
           </mc:Choice>
           <mc:Fallback>
             <w:pict>
-              <v:group w14:anchorId="09EB6CA2" id="Canvas 24" o:spid="_x0000_s1026" editas="canvas" style="width:468pt;height:261.75pt;mso-position-horizontal-relative:char;mso-position-vertical-relative:line" coordsize="59436,33242" o:gfxdata="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">
+              <v:group w14:anchorId="09EB6CA2" id="Canvas 24" o:spid="_x0000_s1026" editas="canvas" style="width:468pt;height:261.75pt;mso-position-horizontal-relative:char;mso-position-vertical-relative:line" coordsize="59436,33242" o:gfxdata="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">
                 <v:shapetype id="_x0000_t75" coordsize="21600,21600" o:spt="75" o:preferrelative="t" path="m@4@5l@4@11@9@11@9@5xe" filled="f" stroked="f">
                   <v:stroke joinstyle="miter"/>
                   <v:formulas>
@@ -7694,7 +7360,7 @@
                     </w:txbxContent>
                   </v:textbox>
                 </v:shape>
-                <v:rect id="Rectangle 60" o:spid="_x0000_s1033" style="position:absolute;left:30486;top:19456;width:27616;height:4079;visibility:visible;mso-wrap-style:square;v-text-anchor:top" o:gfxdata="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" filled="f" stroked="f">
+                <v:rect id="Rectangle 60" o:spid="_x0000_s1033" style="position:absolute;left:30486;top:18240;width:24568;height:5010;visibility:visible;mso-wrap-style:square;v-text-anchor:top" o:gfxdata="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" filled="f" stroked="f">
                   <v:textbox inset="0,0,0,0">
                     <w:txbxContent>
                       <w:p>
@@ -7744,28 +7410,14 @@
                             <w:sz w:val="22"/>
                             <w:szCs w:val="22"/>
                           </w:rPr>
-                          <w:t>Acknowledge</w:t>
+                          <w:t>Acknowledgement Heartbeat</w:t>
                         </w:r>
                         <w:r>
                           <w:rPr>
                             <w:sz w:val="22"/>
                             <w:szCs w:val="22"/>
                           </w:rPr>
-                          <w:t>ment</w:t>
-                        </w:r>
-                        <w:r>
-                          <w:rPr>
-                            <w:sz w:val="22"/>
-                            <w:szCs w:val="22"/>
-                          </w:rPr>
-                          <w:t xml:space="preserve"> </w:t>
-                        </w:r>
-                        <w:r>
-                          <w:rPr>
-                            <w:sz w:val="22"/>
-                            <w:szCs w:val="22"/>
-                          </w:rPr>
-                          <w:t xml:space="preserve"> Heartbeat Message</w:t>
+                          <w:t xml:space="preserve"> Message</w:t>
                         </w:r>
                       </w:p>
                     </w:txbxContent>
@@ -7924,7 +7576,7 @@
             <w:pPr>
               <w:pStyle w:val="TableEntryHeader"/>
             </w:pPr>
-            <w:bookmarkStart w:id="160" w:name="_Hlk485053677"/>
+            <w:bookmarkStart w:id="156" w:name="_Hlk485053677"/>
             <w:r>
               <w:t>Actors</w:t>
             </w:r>
@@ -7982,7 +7634,6 @@
               <w:pStyle w:val="TableEntryHeader"/>
               <w:rPr>
                 <w:rFonts w:ascii="Times New Roman" w:hAnsi="Times New Roman"/>
-                <w:b w:val="0"/>
                 <w:i/>
               </w:rPr>
             </w:pPr>
@@ -7992,7 +7643,7 @@
           </w:p>
         </w:tc>
       </w:tr>
-      <w:bookmarkEnd w:id="160"/>
+      <w:bookmarkEnd w:id="156"/>
       <w:tr>
         <w:trPr>
           <w:cantSplit/>
@@ -8027,8 +7678,6 @@
             </w:r>
             <w:r>
               <w:br/>
-            </w:r>
-            <w:r>
               <w:t>[DEV-53]</w:t>
             </w:r>
           </w:p>
@@ -8121,10 +7770,7 @@
               <w:t>ment</w:t>
             </w:r>
             <w:r>
-              <w:t xml:space="preserve"> </w:t>
-            </w:r>
-            <w:r>
-              <w:t>Heartbeat Message</w:t>
+              <w:t xml:space="preserve"> Heartbeat Message</w:t>
             </w:r>
             <w:r>
               <w:br/>
@@ -8180,14 +7826,14 @@
           </w:p>
         </w:tc>
       </w:tr>
+      <w:bookmarkEnd w:id="145"/>
+      <w:bookmarkEnd w:id="146"/>
+      <w:bookmarkEnd w:id="147"/>
+      <w:bookmarkEnd w:id="148"/>
       <w:bookmarkEnd w:id="149"/>
       <w:bookmarkEnd w:id="150"/>
       <w:bookmarkEnd w:id="151"/>
       <w:bookmarkEnd w:id="152"/>
-      <w:bookmarkEnd w:id="153"/>
-      <w:bookmarkEnd w:id="154"/>
-      <w:bookmarkEnd w:id="155"/>
-      <w:bookmarkEnd w:id="156"/>
     </w:tbl>
     <w:p>
       <w:pPr>
@@ -8209,9 +7855,9 @@
           <w:noProof w:val="0"/>
         </w:rPr>
       </w:pPr>
-      <w:bookmarkStart w:id="161" w:name="_Toc345074652"/>
-      <w:bookmarkStart w:id="162" w:name="_Toc18414915"/>
-      <w:bookmarkStart w:id="163" w:name="_Toc229650269"/>
+      <w:bookmarkStart w:id="157" w:name="_Toc345074652"/>
+      <w:bookmarkStart w:id="158" w:name="_Toc18414915"/>
+      <w:bookmarkStart w:id="159" w:name="_Toc235096996"/>
       <w:r>
         <w:rPr>
           <w:bCs/>
@@ -8254,9 +7900,9 @@
         </w:rPr>
         <w:t>Requirements</w:t>
       </w:r>
-      <w:bookmarkEnd w:id="161"/>
-      <w:bookmarkEnd w:id="162"/>
-      <w:bookmarkEnd w:id="163"/>
+      <w:bookmarkEnd w:id="157"/>
+      <w:bookmarkEnd w:id="158"/>
+      <w:bookmarkEnd w:id="159"/>
     </w:p>
     <w:p>
       <w:pPr>
@@ -8266,10 +7912,7 @@
         <w:t xml:space="preserve">Most requirements are documented in </w:t>
       </w:r>
       <w:r>
-        <w:t>DEV</w:t>
-      </w:r>
-      <w:r>
-        <w:t xml:space="preserve"> </w:t>
+        <w:t xml:space="preserve">DEV </w:t>
       </w:r>
       <w:r>
         <w:t xml:space="preserve">TF-2 Transactions. </w:t>
@@ -8286,10 +7929,7 @@
         <w:t xml:space="preserve">Most requirements are documented in </w:t>
       </w:r>
       <w:r>
-        <w:t>DEV</w:t>
-      </w:r>
-      <w:r>
-        <w:t xml:space="preserve"> </w:t>
+        <w:t xml:space="preserve">DEV </w:t>
       </w:r>
       <w:r>
         <w:t xml:space="preserve">TF-3 Content Modules. </w:t>
@@ -8321,8 +7961,8 @@
           <w:noProof w:val="0"/>
         </w:rPr>
       </w:pPr>
-      <w:bookmarkStart w:id="164" w:name="_Toc345074653"/>
-      <w:bookmarkStart w:id="165" w:name="_Toc229650270"/>
+      <w:bookmarkStart w:id="160" w:name="_Toc345074653"/>
+      <w:bookmarkStart w:id="161" w:name="_Toc235096997"/>
       <w:r>
         <w:rPr>
           <w:noProof w:val="0"/>
@@ -8336,403 +7976,252 @@
         </w:rPr>
         <w:t xml:space="preserve">.1.1.1 </w:t>
       </w:r>
-      <w:bookmarkEnd w:id="164"/>
-      <w:r>
+      <w:bookmarkEnd w:id="160"/>
+      <w:r>
+        <w:rPr>
+          <w:noProof w:val="0"/>
+        </w:rPr>
         <w:t>Heartbeat</w:t>
       </w:r>
       <w:r>
+        <w:rPr>
+          <w:noProof w:val="0"/>
+        </w:rPr>
         <w:t xml:space="preserve"> Reporter</w:t>
       </w:r>
-      <w:bookmarkEnd w:id="165"/>
-    </w:p>
-    <w:p>
-      <w:pPr>
-        <w:pStyle w:val="AuthorInstructions"/>
-        <w:rPr>
-          <w:i w:val="0"/>
+      <w:bookmarkEnd w:id="161"/>
+    </w:p>
+    <w:p>
+      <w:pPr>
+        <w:pStyle w:val="BodyText"/>
+      </w:pPr>
+      <w:r>
+        <w:t xml:space="preserve">The </w:t>
+      </w:r>
+      <w:r>
+        <w:t>Heartbeat</w:t>
+      </w:r>
+      <w:r>
+        <w:t xml:space="preserve"> Reporter </w:t>
+      </w:r>
+      <w:r>
+        <w:t>represents a</w:t>
+      </w:r>
+      <w:r>
+        <w:t xml:space="preserve"> device or </w:t>
+      </w:r>
+      <w:r>
+        <w:t>system</w:t>
+      </w:r>
+      <w:r>
+        <w:t xml:space="preserve"> utilizing a</w:t>
+      </w:r>
+      <w:r>
+        <w:t>n</w:t>
+      </w:r>
+      <w:r>
+        <w:t xml:space="preserve"> IHE </w:t>
+      </w:r>
+      <w:r>
+        <w:t xml:space="preserve">DEV </w:t>
+      </w:r>
+      <w:r>
+        <w:t>profile</w:t>
+      </w:r>
+      <w:r>
+        <w:t xml:space="preserve"> for</w:t>
+      </w:r>
+      <w:r>
+        <w:t xml:space="preserve"> </w:t>
+      </w:r>
+      <w:r>
+        <w:t>send</w:t>
+      </w:r>
+      <w:r>
+        <w:t>ing</w:t>
+      </w:r>
+      <w:r>
+        <w:t xml:space="preserve"> </w:t>
+      </w:r>
+      <w:r>
+        <w:t xml:space="preserve">information </w:t>
+      </w:r>
+      <w:r>
+        <w:t>that</w:t>
+      </w:r>
+      <w:r>
+        <w:t xml:space="preserve"> require</w:t>
+      </w:r>
+      <w:r>
+        <w:t>s</w:t>
+      </w:r>
+      <w:r>
+        <w:t xml:space="preserve"> a</w:t>
+      </w:r>
+      <w:r>
+        <w:t xml:space="preserve"> reliable </w:t>
+      </w:r>
+      <w:r>
+        <w:t xml:space="preserve">communication to the </w:t>
+      </w:r>
+      <w:r>
+        <w:t>Heartbeat</w:t>
+      </w:r>
+      <w:r>
+        <w:t xml:space="preserve"> Consumer.</w:t>
+      </w:r>
+    </w:p>
+    <w:p>
+      <w:pPr>
+        <w:pStyle w:val="BodyText"/>
+      </w:pPr>
+      <w:r>
+        <w:t xml:space="preserve">The </w:t>
+      </w:r>
+      <w:r>
+        <w:t xml:space="preserve">HR </w:t>
+      </w:r>
+      <w:r>
+        <w:t>can either be an individual device or</w:t>
+      </w:r>
+      <w:r>
+        <w:t xml:space="preserve"> system or a </w:t>
+      </w:r>
+      <w:r>
+        <w:t>gateway</w:t>
+      </w:r>
+      <w:r>
+        <w:t>.</w:t>
+      </w:r>
+    </w:p>
+    <w:p>
+      <w:pPr>
+        <w:pStyle w:val="BodyText"/>
+      </w:pPr>
+      <w:r>
+        <w:rPr>
           <w:iCs/>
         </w:rPr>
-      </w:pPr>
-      <w:r>
-        <w:rPr>
-          <w:i w:val="0"/>
+        <w:t>A gateway send</w:t>
+      </w:r>
+      <w:r>
+        <w:rPr>
           <w:iCs/>
         </w:rPr>
-        <w:t xml:space="preserve">The </w:t>
-      </w:r>
-      <w:r>
-        <w:rPr>
-          <w:i w:val="0"/>
+        <w:t>s</w:t>
+      </w:r>
+      <w:r>
+        <w:rPr>
           <w:iCs/>
         </w:rPr>
-        <w:t>Heartbeat</w:t>
-      </w:r>
-      <w:r>
-        <w:rPr>
-          <w:i w:val="0"/>
+        <w:t xml:space="preserve"> heartbeat </w:t>
+      </w:r>
+      <w:r>
+        <w:rPr>
           <w:iCs/>
         </w:rPr>
-        <w:t xml:space="preserve"> Reporter</w:t>
-      </w:r>
-      <w:r>
-        <w:rPr>
-          <w:i w:val="0"/>
+        <w:t xml:space="preserve">messages on behalf </w:t>
+      </w:r>
+      <w:r>
+        <w:rPr>
           <w:iCs/>
         </w:rPr>
+        <w:t>of</w:t>
+      </w:r>
+      <w:r>
+        <w:rPr>
+          <w:iCs/>
+        </w:rPr>
+        <w:t xml:space="preserve"> the individual devices or systems connected </w:t>
+      </w:r>
+      <w:r>
+        <w:rPr>
+          <w:iCs/>
+        </w:rPr>
+        <w:t>to the gateway</w:t>
+      </w:r>
+      <w:r>
+        <w:t>.</w:t>
+      </w:r>
+      <w:r>
         <w:t xml:space="preserve"> </w:t>
       </w:r>
       <w:r>
-        <w:rPr>
-          <w:i w:val="0"/>
+        <w:t>To</w:t>
+      </w:r>
+      <w:r>
+        <w:t xml:space="preserve"> the </w:t>
+      </w:r>
+      <w:r>
+        <w:t>HC</w:t>
+      </w:r>
+      <w:r>
+        <w:t xml:space="preserve">, a gateway </w:t>
+      </w:r>
+      <w:r>
+        <w:t>representing</w:t>
+      </w:r>
+      <w:r>
+        <w:t xml:space="preserve"> an individual device or system</w:t>
+      </w:r>
+      <w:r>
+        <w:t xml:space="preserve"> is transparent</w:t>
+      </w:r>
+      <w:r>
+        <w:t>.</w:t>
+      </w:r>
+    </w:p>
+    <w:p>
+      <w:pPr>
+        <w:pStyle w:val="BodyText"/>
+      </w:pPr>
+      <w:r>
+        <w:t xml:space="preserve">A gateway </w:t>
+      </w:r>
+      <w:r>
+        <w:t xml:space="preserve">HR </w:t>
+      </w:r>
+      <w:r>
+        <w:t xml:space="preserve">manages the reliable communication to its connected medical devices and only reports its own health state to the </w:t>
+      </w:r>
+      <w:r>
+        <w:t>HC</w:t>
+      </w:r>
+      <w:r>
+        <w:t>.</w:t>
+      </w:r>
+      <w:r>
+        <w:br/>
+      </w:r>
+      <w:r>
+        <w:t>Usually, the gateway is connected to medical devices which are used for different patients in different locations. Therefore, no specific patient or location can be reported in a heartbeat message from the gateway.</w:t>
+      </w:r>
+    </w:p>
+    <w:p>
+      <w:pPr>
+        <w:pStyle w:val="BodyText"/>
+      </w:pPr>
+      <w:r>
+        <w:rPr>
           <w:iCs/>
         </w:rPr>
-        <w:t>represents a</w:t>
-      </w:r>
-      <w:r>
-        <w:rPr>
-          <w:i w:val="0"/>
+        <w:t>A proxy is a transaction aggregator without responsibility for the devices behind it</w:t>
+      </w:r>
+      <w:r>
+        <w:rPr>
           <w:iCs/>
         </w:rPr>
-        <w:t xml:space="preserve"> device or </w:t>
-      </w:r>
-      <w:r>
-        <w:rPr>
-          <w:i w:val="0"/>
+        <w:t xml:space="preserve">. </w:t>
+      </w:r>
+      <w:r>
+        <w:rPr>
           <w:iCs/>
         </w:rPr>
-        <w:t>system</w:t>
-      </w:r>
-      <w:r>
-        <w:rPr>
-          <w:i w:val="0"/>
-          <w:iCs/>
-        </w:rPr>
-        <w:t xml:space="preserve"> utilizing a</w:t>
-      </w:r>
-      <w:r>
-        <w:rPr>
-          <w:i w:val="0"/>
-          <w:iCs/>
-        </w:rPr>
-        <w:t>n</w:t>
-      </w:r>
-      <w:r>
-        <w:rPr>
-          <w:i w:val="0"/>
-          <w:iCs/>
-        </w:rPr>
-        <w:t xml:space="preserve"> IHE </w:t>
-      </w:r>
-      <w:r>
-        <w:rPr>
-          <w:i w:val="0"/>
-          <w:iCs/>
-        </w:rPr>
-        <w:t xml:space="preserve">DEV </w:t>
-      </w:r>
-      <w:r>
-        <w:rPr>
-          <w:i w:val="0"/>
-          <w:iCs/>
-        </w:rPr>
-        <w:t>profile</w:t>
-      </w:r>
-      <w:r>
-        <w:rPr>
-          <w:i w:val="0"/>
-          <w:iCs/>
-        </w:rPr>
-        <w:t xml:space="preserve"> for</w:t>
-      </w:r>
-      <w:r>
-        <w:rPr>
-          <w:i w:val="0"/>
-          <w:iCs/>
-        </w:rPr>
-        <w:t xml:space="preserve"> </w:t>
-      </w:r>
-      <w:r>
-        <w:rPr>
-          <w:i w:val="0"/>
-          <w:iCs/>
-        </w:rPr>
-        <w:t>send</w:t>
-      </w:r>
-      <w:r>
-        <w:rPr>
-          <w:i w:val="0"/>
-          <w:iCs/>
-        </w:rPr>
-        <w:t>ing</w:t>
-      </w:r>
-      <w:r>
-        <w:rPr>
-          <w:i w:val="0"/>
-          <w:iCs/>
-        </w:rPr>
-        <w:t xml:space="preserve"> </w:t>
-      </w:r>
-      <w:r>
-        <w:rPr>
-          <w:i w:val="0"/>
-          <w:iCs/>
-        </w:rPr>
-        <w:t xml:space="preserve">information </w:t>
-      </w:r>
-      <w:r>
-        <w:rPr>
-          <w:i w:val="0"/>
-          <w:iCs/>
-        </w:rPr>
-        <w:t>that</w:t>
-      </w:r>
-      <w:r>
-        <w:rPr>
-          <w:i w:val="0"/>
-          <w:iCs/>
-        </w:rPr>
-        <w:t xml:space="preserve"> require</w:t>
-      </w:r>
-      <w:r>
-        <w:rPr>
-          <w:i w:val="0"/>
-          <w:iCs/>
-        </w:rPr>
-        <w:t>s</w:t>
-      </w:r>
-      <w:r>
-        <w:rPr>
-          <w:i w:val="0"/>
-          <w:iCs/>
-        </w:rPr>
-        <w:t xml:space="preserve"> a</w:t>
-      </w:r>
-      <w:r>
-        <w:rPr>
-          <w:i w:val="0"/>
-          <w:iCs/>
-        </w:rPr>
-        <w:t xml:space="preserve"> reliable </w:t>
-      </w:r>
-      <w:r>
-        <w:rPr>
-          <w:i w:val="0"/>
-          <w:iCs/>
-        </w:rPr>
-        <w:t xml:space="preserve">communication to the </w:t>
-      </w:r>
-      <w:r>
-        <w:rPr>
-          <w:i w:val="0"/>
-          <w:iCs/>
-        </w:rPr>
-        <w:t>Heartbeat</w:t>
-      </w:r>
-      <w:r>
-        <w:rPr>
-          <w:i w:val="0"/>
-          <w:iCs/>
-        </w:rPr>
-        <w:t xml:space="preserve"> </w:t>
-      </w:r>
-      <w:r>
-        <w:rPr>
-          <w:i w:val="0"/>
-          <w:iCs/>
-        </w:rPr>
-        <w:t>Consumer.</w:t>
-      </w:r>
-    </w:p>
-    <w:p>
-      <w:pPr>
-        <w:pStyle w:val="AuthorInstructions"/>
-        <w:rPr>
-          <w:i w:val="0"/>
-          <w:iCs/>
-        </w:rPr>
-      </w:pPr>
-      <w:r>
-        <w:rPr>
-          <w:i w:val="0"/>
-          <w:iCs/>
-        </w:rPr>
-        <w:t xml:space="preserve">The </w:t>
-      </w:r>
-      <w:r>
-        <w:rPr>
-          <w:i w:val="0"/>
-          <w:iCs/>
-        </w:rPr>
-        <w:t xml:space="preserve">HR </w:t>
-      </w:r>
-      <w:r>
-        <w:rPr>
-          <w:i w:val="0"/>
-          <w:iCs/>
-        </w:rPr>
-        <w:t>can either be an individual device or</w:t>
-      </w:r>
-      <w:r>
-        <w:rPr>
-          <w:i w:val="0"/>
-          <w:iCs/>
-        </w:rPr>
-        <w:t xml:space="preserve"> system or a </w:t>
-      </w:r>
-      <w:r>
-        <w:rPr>
-          <w:i w:val="0"/>
-          <w:iCs/>
-        </w:rPr>
-        <w:t>gateway</w:t>
-      </w:r>
-      <w:r>
-        <w:rPr>
-          <w:i w:val="0"/>
-          <w:iCs/>
-        </w:rPr>
-        <w:t>.</w:t>
-      </w:r>
-    </w:p>
-    <w:p>
-      <w:pPr>
-        <w:pStyle w:val="BodyText"/>
-      </w:pPr>
-      <w:r>
-        <w:rPr>
-          <w:iCs/>
-        </w:rPr>
-        <w:t>A gateway send</w:t>
-      </w:r>
-      <w:r>
-        <w:rPr>
-          <w:iCs/>
-        </w:rPr>
-        <w:t>s</w:t>
-      </w:r>
-      <w:r>
-        <w:rPr>
-          <w:iCs/>
-        </w:rPr>
-        <w:t xml:space="preserve"> heartbeat </w:t>
-      </w:r>
-      <w:r>
-        <w:rPr>
-          <w:iCs/>
-        </w:rPr>
-        <w:t xml:space="preserve">messages on behalf </w:t>
-      </w:r>
-      <w:r>
-        <w:rPr>
-          <w:iCs/>
-        </w:rPr>
-        <w:t>of</w:t>
-      </w:r>
-      <w:r>
-        <w:rPr>
-          <w:iCs/>
-        </w:rPr>
-        <w:t xml:space="preserve"> the individual devices or systems connected </w:t>
-      </w:r>
-      <w:r>
-        <w:rPr>
-          <w:iCs/>
-        </w:rPr>
-        <w:t>to the gateway</w:t>
-      </w:r>
-      <w:r>
-        <w:t>.</w:t>
-      </w:r>
-      <w:r>
-        <w:t xml:space="preserve"> </w:t>
-      </w:r>
-      <w:r>
-        <w:t>To</w:t>
-      </w:r>
-      <w:r>
-        <w:t xml:space="preserve"> the </w:t>
-      </w:r>
-      <w:r>
-        <w:t>HC</w:t>
-      </w:r>
-      <w:r>
-        <w:t xml:space="preserve">, a gateway </w:t>
-      </w:r>
-      <w:r>
-        <w:t>representing</w:t>
-      </w:r>
-      <w:r>
-        <w:t xml:space="preserve"> an individual device or system</w:t>
-      </w:r>
-      <w:r>
-        <w:t xml:space="preserve"> is transparent</w:t>
-      </w:r>
-      <w:r>
-        <w:t>.</w:t>
-      </w:r>
-    </w:p>
-    <w:p>
-      <w:pPr>
-        <w:pStyle w:val="BodyText"/>
-      </w:pPr>
-      <w:r>
-        <w:t xml:space="preserve">A gateway </w:t>
-      </w:r>
-      <w:r>
-        <w:t xml:space="preserve">HR </w:t>
-      </w:r>
-      <w:r>
-        <w:t xml:space="preserve">manages the reliable communication to its connected medical devices and only reports its own health state to the </w:t>
-      </w:r>
-      <w:r>
-        <w:t>HC</w:t>
-      </w:r>
-      <w:r>
-        <w:t>.</w:t>
-      </w:r>
-      <w:r>
-        <w:br/>
-      </w:r>
-      <w:r>
-        <w:t>Usually, the gateway is connected to medical devices which are used for different patients in different locations. Therefore, no specific patient or location can be reported in a heartbeat message from the gateway.</w:t>
-      </w:r>
-    </w:p>
-    <w:p>
-      <w:pPr>
-        <w:pStyle w:val="BodyText"/>
-      </w:pPr>
-      <w:r>
-        <w:rPr>
-          <w:iCs/>
-        </w:rPr>
-        <w:t xml:space="preserve">A </w:t>
-      </w:r>
-      <w:r>
-        <w:rPr>
-          <w:iCs/>
-        </w:rPr>
-        <w:t>proxy is a transaction aggregator without responsibility for the devices behind it.  It relays</w:t>
-      </w:r>
-      <w:r>
-        <w:rPr>
-          <w:iCs/>
-        </w:rPr>
-        <w:t xml:space="preserve"> heartbeat </w:t>
-      </w:r>
-      <w:r>
-        <w:rPr>
-          <w:iCs/>
-        </w:rPr>
-        <w:t>messages on behalf of the individual devices or systems connected to the proxy</w:t>
+        <w:t>It relays heartbeat messages on behalf of the individual devices or systems connected to the proxy</w:t>
       </w:r>
       <w:r>
         <w:t>. To the HC, a proxy representing an individual device or system is transparent.</w:t>
       </w:r>
-    </w:p>
-    <w:p>
-      <w:pPr>
-        <w:pStyle w:val="BodyText"/>
-      </w:pPr>
     </w:p>
     <w:p>
       <w:pPr>
@@ -8741,13 +8230,16 @@
           <w:ilvl w:val="0"/>
           <w:numId w:val="0"/>
         </w:numPr>
-      </w:pPr>
-      <w:bookmarkStart w:id="166" w:name="_Toc345074654"/>
-      <w:bookmarkStart w:id="167" w:name="_Toc229650271"/>
-      <w:r>
         <w:rPr>
           <w:noProof w:val="0"/>
         </w:rPr>
+      </w:pPr>
+      <w:bookmarkStart w:id="162" w:name="_Toc345074654"/>
+      <w:bookmarkStart w:id="163" w:name="_Toc235096998"/>
+      <w:r>
+        <w:rPr>
+          <w:noProof w:val="0"/>
+        </w:rPr>
         <w:t>14</w:t>
       </w:r>
       <w:r>
@@ -8756,291 +8248,140 @@
         </w:rPr>
         <w:t xml:space="preserve">.1.1.2 </w:t>
       </w:r>
-      <w:bookmarkEnd w:id="166"/>
-      <w:r>
+      <w:bookmarkEnd w:id="162"/>
+      <w:r>
+        <w:rPr>
+          <w:noProof w:val="0"/>
+        </w:rPr>
         <w:t>Heartbeat</w:t>
       </w:r>
       <w:r>
+        <w:rPr>
+          <w:noProof w:val="0"/>
+        </w:rPr>
         <w:t xml:space="preserve"> Consumer</w:t>
       </w:r>
-      <w:bookmarkEnd w:id="167"/>
-    </w:p>
-    <w:p>
-      <w:pPr>
-        <w:pStyle w:val="AuthorInstructions"/>
-        <w:rPr>
-          <w:i w:val="0"/>
-          <w:iCs/>
-        </w:rPr>
-      </w:pPr>
-      <w:r>
-        <w:rPr>
-          <w:i w:val="0"/>
-          <w:iCs/>
-        </w:rPr>
+      <w:bookmarkEnd w:id="163"/>
+    </w:p>
+    <w:p>
+      <w:pPr>
+        <w:pStyle w:val="BodyText"/>
+      </w:pPr>
+      <w:r>
         <w:t xml:space="preserve">The </w:t>
       </w:r>
       <w:r>
-        <w:rPr>
-          <w:i w:val="0"/>
-          <w:iCs/>
-        </w:rPr>
         <w:t>Heartbeat</w:t>
       </w:r>
       <w:r>
-        <w:rPr>
-          <w:i w:val="0"/>
-          <w:iCs/>
-        </w:rPr>
         <w:t xml:space="preserve"> </w:t>
       </w:r>
       <w:r>
-        <w:rPr>
-          <w:i w:val="0"/>
-          <w:iCs/>
-        </w:rPr>
         <w:t>C</w:t>
       </w:r>
       <w:r>
-        <w:rPr>
-          <w:i w:val="0"/>
-          <w:iCs/>
-        </w:rPr>
         <w:t>onsumer represents a device or system utilizing a</w:t>
       </w:r>
       <w:r>
-        <w:rPr>
-          <w:i w:val="0"/>
-          <w:iCs/>
-        </w:rPr>
         <w:t>n</w:t>
       </w:r>
       <w:r>
-        <w:rPr>
-          <w:i w:val="0"/>
-          <w:iCs/>
-        </w:rPr>
         <w:t xml:space="preserve"> IHE </w:t>
       </w:r>
       <w:r>
-        <w:rPr>
-          <w:i w:val="0"/>
-          <w:iCs/>
-        </w:rPr>
         <w:t xml:space="preserve">DEV </w:t>
       </w:r>
       <w:r>
-        <w:rPr>
-          <w:i w:val="0"/>
-          <w:iCs/>
-        </w:rPr>
         <w:t xml:space="preserve">profile for receiving information </w:t>
       </w:r>
       <w:r>
-        <w:rPr>
-          <w:i w:val="0"/>
-          <w:iCs/>
-        </w:rPr>
         <w:t>that</w:t>
       </w:r>
       <w:r>
-        <w:rPr>
-          <w:i w:val="0"/>
-          <w:iCs/>
-        </w:rPr>
         <w:t xml:space="preserve"> require</w:t>
       </w:r>
       <w:r>
-        <w:rPr>
-          <w:i w:val="0"/>
-          <w:iCs/>
-        </w:rPr>
         <w:t>s</w:t>
       </w:r>
       <w:r>
-        <w:rPr>
-          <w:i w:val="0"/>
-          <w:iCs/>
-        </w:rPr>
         <w:t xml:space="preserve"> a reliable communication to the </w:t>
       </w:r>
       <w:r>
-        <w:rPr>
-          <w:i w:val="0"/>
-          <w:iCs/>
-        </w:rPr>
         <w:t>Heartbeat</w:t>
       </w:r>
       <w:r>
-        <w:rPr>
-          <w:i w:val="0"/>
-          <w:iCs/>
-        </w:rPr>
         <w:t xml:space="preserve"> </w:t>
       </w:r>
       <w:r>
-        <w:rPr>
-          <w:i w:val="0"/>
-          <w:iCs/>
-        </w:rPr>
         <w:t>R</w:t>
       </w:r>
       <w:r>
-        <w:rPr>
-          <w:i w:val="0"/>
-          <w:iCs/>
-        </w:rPr>
         <w:t>eporter</w:t>
       </w:r>
       <w:r>
-        <w:rPr>
-          <w:i w:val="0"/>
-          <w:iCs/>
-        </w:rPr>
         <w:t>.</w:t>
       </w:r>
     </w:p>
     <w:p>
       <w:pPr>
-        <w:pStyle w:val="AuthorInstructions"/>
-        <w:rPr>
-          <w:i w:val="0"/>
-          <w:iCs/>
-        </w:rPr>
-      </w:pPr>
-      <w:r>
-        <w:rPr>
-          <w:i w:val="0"/>
-          <w:iCs/>
-        </w:rPr>
+        <w:pStyle w:val="BodyText"/>
+      </w:pPr>
+      <w:r>
         <w:t xml:space="preserve">The </w:t>
       </w:r>
       <w:r>
-        <w:rPr>
-          <w:i w:val="0"/>
-          <w:iCs/>
-        </w:rPr>
         <w:t xml:space="preserve">HC </w:t>
       </w:r>
       <w:r>
-        <w:rPr>
-          <w:i w:val="0"/>
-          <w:iCs/>
-        </w:rPr>
         <w:t xml:space="preserve">is responsible for the </w:t>
       </w:r>
       <w:r>
-        <w:rPr>
-          <w:i w:val="0"/>
-          <w:iCs/>
-        </w:rPr>
         <w:t xml:space="preserve">appropriate </w:t>
       </w:r>
       <w:r>
-        <w:rPr>
-          <w:i w:val="0"/>
-          <w:iCs/>
-        </w:rPr>
         <w:t>measures when the</w:t>
       </w:r>
       <w:r>
-        <w:rPr>
-          <w:i w:val="0"/>
-          <w:iCs/>
-        </w:rPr>
         <w:t xml:space="preserve"> communication is not </w:t>
       </w:r>
       <w:r>
-        <w:rPr>
-          <w:i w:val="0"/>
-          <w:iCs/>
-        </w:rPr>
         <w:t>monitored – and potentially not reliable – anymore.</w:t>
       </w:r>
     </w:p>
     <w:p>
       <w:pPr>
-        <w:pStyle w:val="AuthorInstructions"/>
-        <w:rPr>
-          <w:i w:val="0"/>
-          <w:iCs/>
-        </w:rPr>
-      </w:pPr>
-      <w:r>
-        <w:rPr>
-          <w:i w:val="0"/>
-          <w:iCs/>
-        </w:rPr>
+        <w:pStyle w:val="BodyText"/>
+      </w:pPr>
+      <w:r>
         <w:t xml:space="preserve">On the other hand, the </w:t>
       </w:r>
       <w:r>
-        <w:rPr>
-          <w:i w:val="0"/>
-          <w:iCs/>
-        </w:rPr>
         <w:t xml:space="preserve">HC </w:t>
       </w:r>
       <w:r>
-        <w:rPr>
-          <w:i w:val="0"/>
-          <w:iCs/>
-        </w:rPr>
         <w:t xml:space="preserve">shall also indicate to the </w:t>
       </w:r>
       <w:r>
-        <w:rPr>
-          <w:i w:val="0"/>
-          <w:iCs/>
-        </w:rPr>
         <w:t xml:space="preserve">HR </w:t>
       </w:r>
       <w:r>
-        <w:rPr>
-          <w:i w:val="0"/>
-          <w:iCs/>
-        </w:rPr>
         <w:t xml:space="preserve">that the communication </w:t>
       </w:r>
       <w:r>
-        <w:rPr>
-          <w:i w:val="0"/>
-          <w:iCs/>
-        </w:rPr>
         <w:t>is not reliable anymore on its si</w:t>
       </w:r>
       <w:r>
-        <w:rPr>
-          <w:i w:val="0"/>
-          <w:iCs/>
-        </w:rPr>
         <w:t xml:space="preserve">de, so that the </w:t>
       </w:r>
       <w:r>
-        <w:rPr>
-          <w:i w:val="0"/>
-          <w:iCs/>
-        </w:rPr>
         <w:t xml:space="preserve">HR </w:t>
       </w:r>
       <w:r>
-        <w:rPr>
-          <w:i w:val="0"/>
-          <w:iCs/>
-        </w:rPr>
         <w:t>can react accordingly.</w:t>
       </w:r>
       <w:r>
-        <w:rPr>
-          <w:i w:val="0"/>
-          <w:iCs/>
-        </w:rPr>
         <w:t xml:space="preserve"> </w:t>
       </w:r>
-    </w:p>
-    <w:p>
-      <w:pPr>
-        <w:pStyle w:val="BodyText"/>
-      </w:pPr>
     </w:p>
     <w:p>
       <w:pPr>
@@ -9053,9 +8394,9 @@
           <w:noProof w:val="0"/>
         </w:rPr>
       </w:pPr>
-      <w:bookmarkStart w:id="168" w:name="_Toc345074655"/>
-      <w:bookmarkStart w:id="169" w:name="_Toc18414916"/>
-      <w:bookmarkStart w:id="170" w:name="_Toc229650272"/>
+      <w:bookmarkStart w:id="164" w:name="_Toc345074655"/>
+      <w:bookmarkStart w:id="165" w:name="_Toc18414916"/>
+      <w:bookmarkStart w:id="166" w:name="_Toc235096999"/>
       <w:r>
         <w:rPr>
           <w:noProof w:val="0"/>
@@ -9092,9 +8433,9 @@
         </w:rPr>
         <w:t xml:space="preserve"> Options</w:t>
       </w:r>
-      <w:bookmarkEnd w:id="168"/>
-      <w:bookmarkEnd w:id="169"/>
-      <w:bookmarkEnd w:id="170"/>
+      <w:bookmarkEnd w:id="164"/>
+      <w:bookmarkEnd w:id="165"/>
+      <w:bookmarkEnd w:id="166"/>
     </w:p>
     <w:p>
       <w:pPr>
@@ -9104,13 +8445,7 @@
         <w:rPr>
           <w:bCs/>
         </w:rPr>
-        <w:t>Options tha</w:t>
-      </w:r>
-      <w:r>
-        <w:rPr>
-          <w:bCs/>
-        </w:rPr>
-        <w:t>t may</w:t>
+        <w:t>Options that may</w:t>
       </w:r>
       <w:r>
         <w:t xml:space="preserve"> be selected for</w:t>
@@ -9345,11 +8680,6 @@
     </w:p>
     <w:p>
       <w:pPr>
-        <w:pStyle w:val="BodyText"/>
-      </w:pPr>
-    </w:p>
-    <w:p>
-      <w:pPr>
         <w:pStyle w:val="Heading2"/>
         <w:numPr>
           <w:ilvl w:val="0"/>
@@ -9359,21 +8689,20 @@
           <w:noProof w:val="0"/>
         </w:rPr>
       </w:pPr>
-      <w:bookmarkStart w:id="171" w:name="_Toc345074657"/>
-      <w:bookmarkStart w:id="172" w:name="_Toc18414918"/>
-      <w:bookmarkStart w:id="173" w:name="_Toc37034636"/>
-      <w:bookmarkStart w:id="174" w:name="_Toc38846114"/>
-      <w:bookmarkStart w:id="175" w:name="_Toc504625757"/>
-      <w:bookmarkStart w:id="176" w:name="_Toc530206510"/>
-      <w:bookmarkStart w:id="177" w:name="_Toc1388430"/>
-      <w:bookmarkStart w:id="178" w:name="_Toc1388584"/>
-      <w:bookmarkStart w:id="179" w:name="_Toc1456611"/>
-      <w:bookmarkStart w:id="180" w:name="_Toc229650273"/>
+      <w:bookmarkStart w:id="167" w:name="_Toc345074657"/>
+      <w:bookmarkStart w:id="168" w:name="_Toc18414918"/>
+      <w:bookmarkStart w:id="169" w:name="_Toc235097000"/>
+      <w:bookmarkStart w:id="170" w:name="_Toc37034636"/>
+      <w:bookmarkStart w:id="171" w:name="_Toc38846114"/>
+      <w:bookmarkStart w:id="172" w:name="_Toc504625757"/>
+      <w:bookmarkStart w:id="173" w:name="_Toc530206510"/>
+      <w:bookmarkStart w:id="174" w:name="_Toc1388430"/>
+      <w:bookmarkStart w:id="175" w:name="_Toc1388584"/>
+      <w:bookmarkStart w:id="176" w:name="_Toc1456611"/>
       <w:r>
         <w:rPr>
           <w:noProof w:val="0"/>
         </w:rPr>
-        <w:lastRenderedPageBreak/>
         <w:t>14</w:t>
       </w:r>
       <w:r>
@@ -9412,9 +8741,9 @@
         </w:rPr>
         <w:t xml:space="preserve"> Groupings</w:t>
       </w:r>
-      <w:bookmarkEnd w:id="171"/>
-      <w:bookmarkEnd w:id="172"/>
-      <w:bookmarkEnd w:id="180"/>
+      <w:bookmarkEnd w:id="167"/>
+      <w:bookmarkEnd w:id="168"/>
+      <w:bookmarkEnd w:id="169"/>
       <w:r>
         <w:rPr>
           <w:noProof w:val="0"/>
@@ -9427,10 +8756,7 @@
         <w:pStyle w:val="BodyText"/>
       </w:pPr>
       <w:r>
-        <w:t xml:space="preserve">There is no required actor groupings specified in the Point-of-Care </w:t>
-      </w:r>
-      <w:r>
-        <w:t xml:space="preserve">Monitored </w:t>
+        <w:t xml:space="preserve">There is no required actor groupings specified in the Point-of-Care Monitored </w:t>
       </w:r>
       <w:r>
         <w:t>Communication</w:t>
@@ -9456,13 +8782,14 @@
           <w:noProof w:val="0"/>
         </w:rPr>
       </w:pPr>
-      <w:bookmarkStart w:id="181" w:name="_Toc345074658"/>
-      <w:bookmarkStart w:id="182" w:name="_Toc18414919"/>
-      <w:bookmarkStart w:id="183" w:name="_Toc229650274"/>
+      <w:bookmarkStart w:id="177" w:name="_Toc345074658"/>
+      <w:bookmarkStart w:id="178" w:name="_Toc18414919"/>
+      <w:bookmarkStart w:id="179" w:name="_Toc235097001"/>
       <w:r>
         <w:rPr>
           <w:noProof w:val="0"/>
         </w:rPr>
+        <w:lastRenderedPageBreak/>
         <w:t>14</w:t>
       </w:r>
       <w:r>
@@ -9495,17 +8822,17 @@
         </w:rPr>
         <w:t xml:space="preserve"> </w:t>
       </w:r>
-      <w:bookmarkEnd w:id="173"/>
-      <w:bookmarkEnd w:id="174"/>
+      <w:bookmarkEnd w:id="170"/>
+      <w:bookmarkEnd w:id="171"/>
       <w:r>
         <w:rPr>
           <w:noProof w:val="0"/>
         </w:rPr>
         <w:t>Overview</w:t>
       </w:r>
-      <w:bookmarkEnd w:id="181"/>
-      <w:bookmarkEnd w:id="182"/>
-      <w:bookmarkEnd w:id="183"/>
+      <w:bookmarkEnd w:id="177"/>
+      <w:bookmarkEnd w:id="178"/>
+      <w:bookmarkEnd w:id="179"/>
     </w:p>
     <w:p>
       <w:pPr>
@@ -9520,10 +8847,10 @@
           <w:noProof w:val="0"/>
         </w:rPr>
       </w:pPr>
-      <w:bookmarkStart w:id="184" w:name="_Toc345074659"/>
-      <w:bookmarkStart w:id="185" w:name="_Toc18414920"/>
-      <w:bookmarkStart w:id="186" w:name="OLE_LINK24"/>
-      <w:bookmarkStart w:id="187" w:name="_Toc229650275"/>
+      <w:bookmarkStart w:id="180" w:name="_Toc345074659"/>
+      <w:bookmarkStart w:id="181" w:name="_Toc18414920"/>
+      <w:bookmarkStart w:id="182" w:name="_Toc235097002"/>
+      <w:bookmarkStart w:id="183" w:name="OLE_LINK24"/>
       <w:r>
         <w:rPr>
           <w:bCs/>
@@ -9552,9 +8879,9 @@
         </w:rPr>
         <w:t>.1 Concepts</w:t>
       </w:r>
-      <w:bookmarkEnd w:id="184"/>
-      <w:bookmarkEnd w:id="185"/>
-      <w:bookmarkEnd w:id="187"/>
+      <w:bookmarkEnd w:id="180"/>
+      <w:bookmarkEnd w:id="181"/>
+      <w:bookmarkEnd w:id="182"/>
     </w:p>
     <w:p>
       <w:pPr>
@@ -9625,10 +8952,10 @@
           <w:noProof w:val="0"/>
         </w:rPr>
       </w:pPr>
-      <w:bookmarkStart w:id="188" w:name="_Toc345074660"/>
-      <w:bookmarkStart w:id="189" w:name="_Toc18414921"/>
-      <w:bookmarkStart w:id="190" w:name="_Toc229650276"/>
-      <w:bookmarkEnd w:id="186"/>
+      <w:bookmarkStart w:id="184" w:name="_Toc345074660"/>
+      <w:bookmarkStart w:id="185" w:name="_Toc18414921"/>
+      <w:bookmarkStart w:id="186" w:name="_Toc235097003"/>
+      <w:bookmarkEnd w:id="183"/>
       <w:r>
         <w:rPr>
           <w:bCs/>
@@ -9643,9 +8970,9 @@
         </w:rPr>
         <w:t>.4.2 Use Cases</w:t>
       </w:r>
-      <w:bookmarkEnd w:id="188"/>
-      <w:bookmarkEnd w:id="189"/>
-      <w:bookmarkEnd w:id="190"/>
+      <w:bookmarkEnd w:id="184"/>
+      <w:bookmarkEnd w:id="185"/>
+      <w:bookmarkEnd w:id="186"/>
     </w:p>
     <w:p>
       <w:pPr>
@@ -9659,8 +8986,8 @@
           <w:noProof w:val="0"/>
         </w:rPr>
       </w:pPr>
-      <w:bookmarkStart w:id="191" w:name="_Toc345074661"/>
-      <w:bookmarkStart w:id="192" w:name="_Toc229650277"/>
+      <w:bookmarkStart w:id="187" w:name="_Toc345074661"/>
+      <w:bookmarkStart w:id="188" w:name="_Toc235097004"/>
       <w:r>
         <w:rPr>
           <w:noProof w:val="0"/>
@@ -9709,7 +9036,7 @@
         </w:rPr>
         <w:t xml:space="preserve"> #1: </w:t>
       </w:r>
-      <w:bookmarkEnd w:id="191"/>
+      <w:bookmarkEnd w:id="187"/>
       <w:r>
         <w:rPr>
           <w:noProof w:val="0"/>
@@ -9722,7 +9049,7 @@
         </w:rPr>
         <w:t>Alert Distribution</w:t>
       </w:r>
-      <w:bookmarkEnd w:id="192"/>
+      <w:bookmarkEnd w:id="188"/>
     </w:p>
     <w:p>
       <w:pPr>
@@ -9749,8 +9076,8 @@
           <w:noProof w:val="0"/>
         </w:rPr>
       </w:pPr>
-      <w:bookmarkStart w:id="193" w:name="_Toc345074662"/>
-      <w:bookmarkStart w:id="194" w:name="_Toc229650278"/>
+      <w:bookmarkStart w:id="189" w:name="_Toc345074662"/>
+      <w:bookmarkStart w:id="190" w:name="_Toc235097005"/>
       <w:r>
         <w:rPr>
           <w:noProof w:val="0"/>
@@ -9812,14 +9139,14 @@
         </w:rPr>
         <w:t xml:space="preserve"> Description</w:t>
       </w:r>
-      <w:bookmarkEnd w:id="193"/>
-      <w:bookmarkEnd w:id="194"/>
+      <w:bookmarkEnd w:id="189"/>
+      <w:bookmarkEnd w:id="190"/>
     </w:p>
     <w:p>
       <w:pPr>
         <w:pStyle w:val="BodyText"/>
       </w:pPr>
-      <w:bookmarkStart w:id="195" w:name="_Toc345074663"/>
+      <w:bookmarkStart w:id="191" w:name="_Toc345074663"/>
       <w:r>
         <w:t>This use case</w:t>
       </w:r>
@@ -9842,7 +9169,13 @@
         <w:t>)</w:t>
       </w:r>
       <w:r>
-        <w:t xml:space="preserve"> profile. The </w:t>
+        <w:t xml:space="preserve"> </w:t>
+      </w:r>
+      <w:r>
+        <w:t>Profile</w:t>
+      </w:r>
+      <w:r>
+        <w:t xml:space="preserve">. The </w:t>
       </w:r>
       <w:r>
         <w:t xml:space="preserve">ACM </w:t>
@@ -9866,7 +9199,16 @@
         <w:t xml:space="preserve">ACM </w:t>
       </w:r>
       <w:r>
-        <w:t>AM is currently not responding to alert events (e. g. an INOP at the display of the device).</w:t>
+        <w:t>AM is currently not responding to alert events (</w:t>
+      </w:r>
+      <w:r>
+        <w:t>e.g.,</w:t>
+      </w:r>
+      <w:r>
+        <w:t xml:space="preserve"> </w:t>
+      </w:r>
+      <w:r>
+        <w:t>an INOP at the display of the device).</w:t>
       </w:r>
     </w:p>
     <w:p>
@@ -9936,7 +9278,7 @@
           <w:noProof w:val="0"/>
         </w:rPr>
       </w:pPr>
-      <w:bookmarkStart w:id="196" w:name="_Toc229650279"/>
+      <w:bookmarkStart w:id="192" w:name="_Toc235097006"/>
       <w:r>
         <w:rPr>
           <w:noProof w:val="0"/>
@@ -10003,8 +9345,8 @@
         </w:rPr>
         <w:t>Process Flow</w:t>
       </w:r>
-      <w:bookmarkEnd w:id="195"/>
-      <w:bookmarkEnd w:id="196"/>
+      <w:bookmarkEnd w:id="191"/>
+      <w:bookmarkEnd w:id="192"/>
     </w:p>
     <w:p>
       <w:pPr>
@@ -10086,116 +9428,122 @@
         <w:t xml:space="preserve">. The </w:t>
       </w:r>
       <w:r>
+        <w:t xml:space="preserve">ACM </w:t>
+      </w:r>
+      <w:r>
+        <w:t>AM</w:t>
+      </w:r>
+      <w:r>
+        <w:t xml:space="preserve"> </w:t>
+      </w:r>
+      <w:r>
+        <w:t>must</w:t>
+      </w:r>
+      <w:r>
+        <w:t xml:space="preserve"> acknowledge the </w:t>
+      </w:r>
+      <w:r>
+        <w:t xml:space="preserve">heartbeat message within the defined time interval – otherwise, the </w:t>
+      </w:r>
+      <w:r>
+        <w:t xml:space="preserve">ACM </w:t>
+      </w:r>
+      <w:r>
+        <w:t>AR</w:t>
+      </w:r>
+      <w:r>
+        <w:t xml:space="preserve"> would </w:t>
+      </w:r>
+      <w:r>
+        <w:t xml:space="preserve">interpret this as a </w:t>
+      </w:r>
+      <w:r>
+        <w:t xml:space="preserve">failure on the </w:t>
+      </w:r>
+      <w:r>
+        <w:t xml:space="preserve">ACM </w:t>
+      </w:r>
+      <w:r>
+        <w:t>AM</w:t>
+      </w:r>
+      <w:r>
+        <w:t xml:space="preserve"> side.</w:t>
+      </w:r>
+    </w:p>
+    <w:p>
+      <w:pPr>
+        <w:pStyle w:val="BodyText"/>
+      </w:pPr>
+      <w:r>
+        <w:t xml:space="preserve">Vice versa, when the </w:t>
+      </w:r>
+      <w:r>
+        <w:t xml:space="preserve">ACM </w:t>
+      </w:r>
+      <w:r>
+        <w:t>AR</w:t>
+      </w:r>
+      <w:r>
+        <w:t xml:space="preserve"> stops sending heartbeat messages without </w:t>
+      </w:r>
+      <w:r>
+        <w:t xml:space="preserve">intentionally ending the communication, the </w:t>
+      </w:r>
+      <w:r>
+        <w:t xml:space="preserve">ACM </w:t>
+      </w:r>
+      <w:r>
+        <w:t>AM</w:t>
+      </w:r>
+      <w:r>
+        <w:t xml:space="preserve"> would interpret this as a failure </w:t>
+      </w:r>
+      <w:r>
+        <w:t xml:space="preserve">on the </w:t>
+      </w:r>
+      <w:r>
+        <w:t xml:space="preserve">ACM </w:t>
+      </w:r>
+      <w:r>
+        <w:t>AR</w:t>
+      </w:r>
+      <w:r>
+        <w:t xml:space="preserve"> side.</w:t>
+      </w:r>
+    </w:p>
+    <w:p>
+      <w:pPr>
+        <w:pStyle w:val="BodyText"/>
+      </w:pPr>
+      <w:r>
         <w:lastRenderedPageBreak/>
+        <w:t xml:space="preserve">Both the </w:t>
+      </w:r>
+      <w:r>
         <w:t xml:space="preserve">ACM </w:t>
       </w:r>
       <w:r>
+        <w:t>AR</w:t>
+      </w:r>
+      <w:r>
+        <w:t xml:space="preserve"> and the </w:t>
+      </w:r>
+      <w:r>
+        <w:t xml:space="preserve">ACM </w:t>
+      </w:r>
+      <w:r>
         <w:t>AM</w:t>
       </w:r>
       <w:r>
-        <w:t xml:space="preserve"> has to acknowledge the </w:t>
-      </w:r>
-      <w:r>
-        <w:t xml:space="preserve">heartbeat message within the defined time interval – otherwise, the </w:t>
-      </w:r>
-      <w:r>
-        <w:t xml:space="preserve">ACM </w:t>
-      </w:r>
-      <w:r>
-        <w:t>AR</w:t>
-      </w:r>
-      <w:r>
-        <w:t xml:space="preserve"> would </w:t>
-      </w:r>
-      <w:r>
-        <w:t xml:space="preserve">interpret this as a </w:t>
-      </w:r>
-      <w:r>
-        <w:t xml:space="preserve">failure on the </w:t>
-      </w:r>
-      <w:r>
-        <w:t xml:space="preserve">ACM </w:t>
-      </w:r>
-      <w:r>
-        <w:t>AM</w:t>
-      </w:r>
-      <w:r>
-        <w:t xml:space="preserve"> side.</w:t>
+        <w:t xml:space="preserve"> </w:t>
+      </w:r>
+      <w:r>
+        <w:t>can gracefully end the Monitored Communication.</w:t>
       </w:r>
     </w:p>
     <w:p>
       <w:pPr>
         <w:pStyle w:val="BodyText"/>
-      </w:pPr>
-      <w:r>
-        <w:t xml:space="preserve">Vice versa, when the </w:t>
-      </w:r>
-      <w:r>
-        <w:t xml:space="preserve">ACM </w:t>
-      </w:r>
-      <w:r>
-        <w:t>AR</w:t>
-      </w:r>
-      <w:r>
-        <w:t xml:space="preserve"> stops sending heartbeat messages without </w:t>
-      </w:r>
-      <w:r>
-        <w:t xml:space="preserve">intentionally ending the communication, the </w:t>
-      </w:r>
-      <w:r>
-        <w:t xml:space="preserve">ACM </w:t>
-      </w:r>
-      <w:r>
-        <w:t>AM</w:t>
-      </w:r>
-      <w:r>
-        <w:t xml:space="preserve"> would interpret this as a failure </w:t>
-      </w:r>
-      <w:r>
-        <w:t xml:space="preserve">on the </w:t>
-      </w:r>
-      <w:r>
-        <w:t xml:space="preserve">ACM </w:t>
-      </w:r>
-      <w:r>
-        <w:t>AR</w:t>
-      </w:r>
-      <w:r>
-        <w:t xml:space="preserve"> side.</w:t>
-      </w:r>
-    </w:p>
-    <w:p>
-      <w:pPr>
-        <w:pStyle w:val="BodyText"/>
-      </w:pPr>
-      <w:r>
-        <w:t xml:space="preserve">Both the </w:t>
-      </w:r>
-      <w:r>
-        <w:t xml:space="preserve">ACM </w:t>
-      </w:r>
-      <w:r>
-        <w:t>AR</w:t>
-      </w:r>
-      <w:r>
-        <w:t xml:space="preserve"> and the </w:t>
-      </w:r>
-      <w:r>
-        <w:t xml:space="preserve">ACM </w:t>
-      </w:r>
-      <w:r>
-        <w:t>AM</w:t>
-      </w:r>
-      <w:r>
-        <w:t xml:space="preserve"> </w:t>
-      </w:r>
-      <w:r>
-        <w:t>can gracefully end the Monitored Communication.</w:t>
-      </w:r>
-    </w:p>
-    <w:p>
-      <w:pPr>
-        <w:pStyle w:val="AuthorInstructions"/>
       </w:pPr>
     </w:p>
     <w:p>
@@ -10453,7 +9801,7 @@
         <mc:AlternateContent>
           <mc:Choice Requires="wpc">
             <w:drawing>
-              <wp:inline distT="0" distB="0" distL="0" distR="0" wp14:anchorId="738B392E" wp14:editId="319CB220">
+              <wp:inline distT="0" distB="0" distL="0" distR="0" wp14:anchorId="738B392E" wp14:editId="4889F88F">
                 <wp:extent cx="5775960" cy="3876675"/>
                 <wp:effectExtent l="0" t="0" r="0" b="0"/>
                 <wp:docPr id="52" name="Canvas 52"/>
@@ -10982,8 +10330,8 @@
                         <wps:cNvSpPr txBox="1"/>
                         <wps:spPr>
                           <a:xfrm>
-                            <a:off x="1923074" y="246623"/>
-                            <a:ext cx="1468120" cy="353695"/>
+                            <a:off x="1923074" y="177553"/>
+                            <a:ext cx="1468120" cy="328475"/>
                           </a:xfrm>
                           <a:prstGeom prst="rect">
                             <a:avLst/>
@@ -11020,7 +10368,7 @@
                           </w:txbxContent>
                         </wps:txbx>
                         <wps:bodyPr wrap="square" rtlCol="0">
-                          <a:spAutoFit/>
+                          <a:noAutofit/>
                         </wps:bodyPr>
                       </wps:wsp>
                       <wps:wsp>
@@ -11236,8 +10584,8 @@
                         <wps:cNvSpPr/>
                         <wps:spPr>
                           <a:xfrm>
-                            <a:off x="161925" y="619079"/>
-                            <a:ext cx="4831494" cy="1047750"/>
+                            <a:off x="106532" y="506028"/>
+                            <a:ext cx="4886887" cy="1160802"/>
                           </a:xfrm>
                           <a:prstGeom prst="rect">
                             <a:avLst/>
@@ -11273,7 +10621,7 @@
           </mc:Choice>
           <mc:Fallback>
             <w:pict>
-              <v:group w14:anchorId="738B392E" id="Canvas 52" o:spid="_x0000_s1036" editas="canvas" style="width:454.8pt;height:305.25pt;mso-position-horizontal-relative:char;mso-position-vertical-relative:line" coordsize="57759,38766" o:gfxdata="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">
+              <v:group w14:anchorId="738B392E" id="Canvas 52" o:spid="_x0000_s1036" editas="canvas" style="width:454.8pt;height:305.25pt;mso-position-horizontal-relative:char;mso-position-vertical-relative:line" coordsize="57759,38766" o:gfxdata="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">
                 <v:shape id="_x0000_s1037" type="#_x0000_t75" style="position:absolute;width:57759;height:38766;visibility:visible;mso-wrap-style:square">
                   <v:fill o:detectmouseclick="t"/>
                   <v:path o:connecttype="none"/>
@@ -11432,8 +10780,8 @@
                     </w:txbxContent>
                   </v:textbox>
                 </v:shape>
-                <v:shape id="TextBox 79" o:spid="_x0000_s1050" type="#_x0000_t202" style="position:absolute;left:19230;top:2466;width:14681;height:3537;visibility:visible;mso-wrap-style:square;v-text-anchor:top" o:gfxdata="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" filled="f" stroked="f">
-                  <v:textbox style="mso-fit-shape-to-text:t">
+                <v:shape id="TextBox 79" o:spid="_x0000_s1050" type="#_x0000_t202" style="position:absolute;left:19230;top:1775;width:14681;height:3285;visibility:visible;mso-wrap-style:square;v-text-anchor:top" o:gfxdata="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" filled="f" stroked="f">
+                  <v:textbox>
                     <w:txbxContent>
                       <w:p>
                         <w:pPr>
@@ -11572,7 +10920,7 @@
                     </w:txbxContent>
                   </v:textbox>
                 </v:shape>
-                <v:rect id="Rectangle 1885570840" o:spid="_x0000_s1055" style="position:absolute;left:1619;top:6190;width:48315;height:10478;visibility:visible;mso-wrap-style:square;v-text-anchor:middle" o:gfxdata="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" filled="f" strokecolor="black [3200]" strokeweight="1pt"/>
+                <v:rect id="Rectangle 1885570840" o:spid="_x0000_s1055" style="position:absolute;left:1065;top:5060;width:48869;height:11608;visibility:visible;mso-wrap-style:square;v-text-anchor:middle" o:gfxdata="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" filled="f" strokecolor="black [3200]" strokeweight="1pt"/>
                 <w10:anchorlock/>
               </v:group>
             </w:pict>
@@ -11602,11 +10950,6 @@
     </w:p>
     <w:p>
       <w:pPr>
-        <w:pStyle w:val="BodyText"/>
-      </w:pPr>
-    </w:p>
-    <w:p>
-      <w:pPr>
         <w:pStyle w:val="Heading2"/>
         <w:numPr>
           <w:ilvl w:val="0"/>
@@ -11616,9 +10959,9 @@
           <w:noProof w:val="0"/>
         </w:rPr>
       </w:pPr>
-      <w:bookmarkStart w:id="197" w:name="_Toc345074664"/>
-      <w:bookmarkStart w:id="198" w:name="_Toc18414922"/>
-      <w:bookmarkStart w:id="199" w:name="_Toc229650280"/>
+      <w:bookmarkStart w:id="193" w:name="_Toc345074664"/>
+      <w:bookmarkStart w:id="194" w:name="_Toc18414922"/>
+      <w:bookmarkStart w:id="195" w:name="_Toc235097007"/>
       <w:r>
         <w:rPr>
           <w:noProof w:val="0"/>
@@ -11655,9 +10998,9 @@
         </w:rPr>
         <w:t xml:space="preserve"> Security Considerations</w:t>
       </w:r>
-      <w:bookmarkEnd w:id="197"/>
-      <w:bookmarkEnd w:id="198"/>
-      <w:bookmarkEnd w:id="199"/>
+      <w:bookmarkEnd w:id="193"/>
+      <w:bookmarkEnd w:id="194"/>
+      <w:bookmarkEnd w:id="195"/>
     </w:p>
     <w:p>
       <w:pPr>
@@ -11670,34 +11013,22 @@
         <w:t xml:space="preserve">This profile itself does not impose specific requirements for authentication, encryption, </w:t>
       </w:r>
       <w:r>
-        <w:t>or</w:t>
-      </w:r>
-      <w:r>
-        <w:t xml:space="preserve"> </w:t>
-      </w:r>
-      <w:r>
-        <w:t>auditing</w:t>
+        <w:t>or auditing</w:t>
       </w:r>
       <w:r>
         <w:t xml:space="preserve">, leaving these matters to site-specific policy or agreement based on careful risk. The IHE </w:t>
       </w:r>
       <w:r>
+        <w:t xml:space="preserve">DEV </w:t>
+      </w:r>
+      <w:r>
+        <w:t xml:space="preserve">Technical Framework identifies security requirements across all </w:t>
+      </w:r>
+      <w:r>
         <w:t>DEV</w:t>
       </w:r>
       <w:r>
-        <w:t xml:space="preserve"> </w:t>
-      </w:r>
-      <w:r>
-        <w:t xml:space="preserve">Technical Framework identifies security requirements across all </w:t>
-      </w:r>
-      <w:r>
-        <w:t>DEV</w:t>
-      </w:r>
-      <w:r>
-        <w:t xml:space="preserve"> profile</w:t>
-      </w:r>
-      <w:r>
-        <w:t>s</w:t>
+        <w:t xml:space="preserve"> profiles</w:t>
       </w:r>
       <w:r>
         <w:rPr>
@@ -11717,14 +11048,13 @@
           <w:noProof w:val="0"/>
         </w:rPr>
       </w:pPr>
-      <w:bookmarkStart w:id="200" w:name="_Toc345074665"/>
-      <w:bookmarkStart w:id="201" w:name="_Toc18414923"/>
-      <w:bookmarkStart w:id="202" w:name="_Toc229650281"/>
+      <w:bookmarkStart w:id="196" w:name="_Toc345074665"/>
+      <w:bookmarkStart w:id="197" w:name="_Toc18414923"/>
+      <w:bookmarkStart w:id="198" w:name="_Toc235097008"/>
       <w:r>
         <w:rPr>
           <w:noProof w:val="0"/>
         </w:rPr>
-        <w:lastRenderedPageBreak/>
         <w:t>14</w:t>
       </w:r>
       <w:r>
@@ -11775,9 +11105,9 @@
         </w:rPr>
         <w:t>Considerations</w:t>
       </w:r>
-      <w:bookmarkEnd w:id="200"/>
-      <w:bookmarkEnd w:id="201"/>
-      <w:bookmarkEnd w:id="202"/>
+      <w:bookmarkEnd w:id="196"/>
+      <w:bookmarkEnd w:id="197"/>
+      <w:bookmarkEnd w:id="198"/>
     </w:p>
     <w:p>
       <w:pPr>
@@ -11799,7 +11129,13 @@
         <w:t xml:space="preserve">DEV </w:t>
       </w:r>
       <w:r>
-        <w:t xml:space="preserve">profiles such as the Device Enterprise Communication (DEC) profile, Alert Communication </w:t>
+        <w:t xml:space="preserve">profiles such as the Device Enterprise Communication (DEC) </w:t>
+      </w:r>
+      <w:r>
+        <w:t>Profile</w:t>
+      </w:r>
+      <w:r>
+        <w:t xml:space="preserve">, Alert Communication </w:t>
       </w:r>
       <w:r>
         <w:t>Management (ACM) profile, and others</w:t>
@@ -11821,77 +11157,77 @@
           <w:highlight w:val="yellow"/>
         </w:rPr>
       </w:pPr>
-      <w:bookmarkStart w:id="203" w:name="_Toc345074666"/>
-      <w:bookmarkStart w:id="204" w:name="_Toc18414924"/>
-      <w:bookmarkStart w:id="205" w:name="_Toc229650282"/>
+      <w:bookmarkStart w:id="199" w:name="_Toc345074666"/>
+      <w:bookmarkStart w:id="200" w:name="_Toc18414924"/>
+      <w:bookmarkStart w:id="201" w:name="_Toc235097009"/>
       <w:r>
         <w:lastRenderedPageBreak/>
         <w:t>Appendices</w:t>
       </w:r>
+      <w:bookmarkEnd w:id="199"/>
+      <w:bookmarkEnd w:id="200"/>
+      <w:r>
+        <w:t xml:space="preserve"> to Volume 1</w:t>
+      </w:r>
+      <w:bookmarkEnd w:id="201"/>
+      <w:r>
+        <w:rPr>
+          <w:highlight w:val="yellow"/>
+        </w:rPr>
+        <w:t xml:space="preserve"> </w:t>
+      </w:r>
+    </w:p>
+    <w:p>
+      <w:pPr>
+        <w:pStyle w:val="BodyText"/>
+      </w:pPr>
+      <w:r>
+        <w:t>None</w:t>
+      </w:r>
+    </w:p>
+    <w:p>
+      <w:bookmarkStart w:id="202" w:name="_Toc336000611"/>
+      <w:bookmarkStart w:id="203" w:name="_Toc345074671"/>
+      <w:bookmarkEnd w:id="202"/>
+    </w:p>
+    <w:p>
+      <w:pPr>
+        <w:pStyle w:val="PartTitle"/>
+      </w:pPr>
+      <w:bookmarkStart w:id="204" w:name="_Toc18414931"/>
+      <w:bookmarkStart w:id="205" w:name="_Toc235097010"/>
+      <w:r>
+        <w:lastRenderedPageBreak/>
+        <w:t xml:space="preserve">Volume 2 </w:t>
+      </w:r>
+      <w:r>
+        <w:t xml:space="preserve">– </w:t>
+      </w:r>
+      <w:r>
+        <w:t>Transactions</w:t>
+      </w:r>
       <w:bookmarkEnd w:id="203"/>
       <w:bookmarkEnd w:id="204"/>
-      <w:r>
-        <w:t xml:space="preserve"> to Volume 1</w:t>
-      </w:r>
       <w:bookmarkEnd w:id="205"/>
-      <w:r>
-        <w:rPr>
-          <w:highlight w:val="yellow"/>
-        </w:rPr>
-        <w:t xml:space="preserve"> </w:t>
-      </w:r>
-    </w:p>
-    <w:p>
-      <w:pPr>
-        <w:pStyle w:val="BodyText"/>
-      </w:pPr>
-      <w:r>
-        <w:t>None</w:t>
-      </w:r>
-    </w:p>
-    <w:p>
-      <w:bookmarkStart w:id="206" w:name="_Toc336000611"/>
-      <w:bookmarkStart w:id="207" w:name="_Toc345074671"/>
+    </w:p>
+    <w:p>
+      <w:pPr>
+        <w:pStyle w:val="EditorInstructions"/>
+      </w:pPr>
+      <w:bookmarkStart w:id="206" w:name="_Toc75083611"/>
+      <w:r>
+        <w:t xml:space="preserve">Add </w:t>
+      </w:r>
+      <w:r>
+        <w:t>S</w:t>
+      </w:r>
+      <w:r>
+        <w:t>ection 3.</w:t>
+      </w:r>
+      <w:r>
+        <w:t>11</w:t>
+      </w:r>
       <w:bookmarkEnd w:id="206"/>
-    </w:p>
-    <w:p>
-      <w:pPr>
-        <w:pStyle w:val="PartTitle"/>
-      </w:pPr>
-      <w:bookmarkStart w:id="208" w:name="_Toc18414931"/>
-      <w:bookmarkStart w:id="209" w:name="_Toc229650283"/>
-      <w:r>
-        <w:lastRenderedPageBreak/>
-        <w:t xml:space="preserve">Volume 2 </w:t>
-      </w:r>
-      <w:r>
-        <w:t xml:space="preserve">– </w:t>
-      </w:r>
-      <w:r>
-        <w:t>Transactions</w:t>
-      </w:r>
-      <w:bookmarkEnd w:id="207"/>
-      <w:bookmarkEnd w:id="208"/>
-      <w:bookmarkEnd w:id="209"/>
-    </w:p>
-    <w:p>
-      <w:pPr>
-        <w:pStyle w:val="EditorInstructions"/>
-      </w:pPr>
-      <w:bookmarkStart w:id="210" w:name="_Toc75083611"/>
-      <w:r>
-        <w:t xml:space="preserve">Add </w:t>
-      </w:r>
-      <w:r>
-        <w:t>S</w:t>
-      </w:r>
-      <w:r>
-        <w:t>ection 3.</w:t>
-      </w:r>
-      <w:r>
-        <w:t>11</w:t>
-      </w:r>
-      <w:bookmarkEnd w:id="210"/>
       <w:r>
         <w:t xml:space="preserve"> and 3.12</w:t>
       </w:r>
@@ -11907,9 +11243,9 @@
           <w:noProof w:val="0"/>
         </w:rPr>
       </w:pPr>
-      <w:bookmarkStart w:id="211" w:name="_Toc345074672"/>
-      <w:bookmarkStart w:id="212" w:name="_Toc18414932"/>
-      <w:bookmarkStart w:id="213" w:name="_Toc229650284"/>
+      <w:bookmarkStart w:id="207" w:name="_Toc345074672"/>
+      <w:bookmarkStart w:id="208" w:name="_Toc18414932"/>
+      <w:bookmarkStart w:id="209" w:name="_Toc235097011"/>
       <w:r>
         <w:rPr>
           <w:noProof w:val="0"/>
@@ -11926,32 +11262,41 @@
         <w:rPr>
           <w:noProof w:val="0"/>
         </w:rPr>
-        <w:t>53</w:t>
+        <w:t xml:space="preserve">53 </w:t>
       </w:r>
       <w:r>
         <w:rPr>
           <w:noProof w:val="0"/>
         </w:rPr>
+        <w:t>Send</w:t>
+      </w:r>
+      <w:r>
+        <w:rPr>
+          <w:noProof w:val="0"/>
+        </w:rPr>
         <w:t xml:space="preserve"> </w:t>
       </w:r>
       <w:r>
-        <w:t>Send</w:t>
-      </w:r>
-      <w:r>
+        <w:rPr>
+          <w:noProof w:val="0"/>
+        </w:rPr>
+        <w:t>Heartbeat Message</w:t>
+      </w:r>
+      <w:r>
+        <w:rPr>
+          <w:noProof w:val="0"/>
+        </w:rPr>
         <w:t xml:space="preserve"> </w:t>
       </w:r>
       <w:r>
-        <w:t>Heartbeat Message</w:t>
-      </w:r>
-      <w:r>
-        <w:t xml:space="preserve"> </w:t>
-      </w:r>
-      <w:r>
+        <w:rPr>
+          <w:noProof w:val="0"/>
+        </w:rPr>
         <w:t>[DEV-53]</w:t>
       </w:r>
-      <w:bookmarkEnd w:id="211"/>
-      <w:bookmarkEnd w:id="212"/>
-      <w:bookmarkEnd w:id="213"/>
+      <w:bookmarkEnd w:id="207"/>
+      <w:bookmarkEnd w:id="208"/>
+      <w:bookmarkEnd w:id="209"/>
     </w:p>
     <w:p>
       <w:pPr>
@@ -11964,9 +11309,9 @@
           <w:noProof w:val="0"/>
         </w:rPr>
       </w:pPr>
-      <w:bookmarkStart w:id="214" w:name="_Toc345074673"/>
-      <w:bookmarkStart w:id="215" w:name="_Toc18414933"/>
-      <w:bookmarkStart w:id="216" w:name="_Toc229650285"/>
+      <w:bookmarkStart w:id="210" w:name="_Toc345074673"/>
+      <w:bookmarkStart w:id="211" w:name="_Toc18414933"/>
+      <w:bookmarkStart w:id="212" w:name="_Toc235097012"/>
       <w:r>
         <w:rPr>
           <w:noProof w:val="0"/>
@@ -11991,9 +11336,9 @@
         </w:rPr>
         <w:t>.1 Scope</w:t>
       </w:r>
-      <w:bookmarkEnd w:id="214"/>
-      <w:bookmarkEnd w:id="215"/>
-      <w:bookmarkEnd w:id="216"/>
+      <w:bookmarkEnd w:id="210"/>
+      <w:bookmarkEnd w:id="211"/>
+      <w:bookmarkEnd w:id="212"/>
     </w:p>
     <w:p>
       <w:pPr>
@@ -12029,9 +11374,9 @@
           <w:noProof w:val="0"/>
         </w:rPr>
       </w:pPr>
-      <w:bookmarkStart w:id="217" w:name="_Toc345074674"/>
-      <w:bookmarkStart w:id="218" w:name="_Toc18414934"/>
-      <w:bookmarkStart w:id="219" w:name="_Toc229650286"/>
+      <w:bookmarkStart w:id="213" w:name="_Toc345074674"/>
+      <w:bookmarkStart w:id="214" w:name="_Toc18414934"/>
+      <w:bookmarkStart w:id="215" w:name="_Toc235097013"/>
       <w:r>
         <w:rPr>
           <w:noProof w:val="0"/>
@@ -12074,9 +11419,9 @@
         </w:rPr>
         <w:t>Roles</w:t>
       </w:r>
-      <w:bookmarkEnd w:id="217"/>
-      <w:bookmarkEnd w:id="218"/>
-      <w:bookmarkEnd w:id="219"/>
+      <w:bookmarkEnd w:id="213"/>
+      <w:bookmarkEnd w:id="214"/>
+      <w:bookmarkEnd w:id="215"/>
     </w:p>
     <w:p>
       <w:pPr>
@@ -12354,6 +11699,11 @@
       <w:pPr>
         <w:pStyle w:val="BodyText"/>
       </w:pPr>
+    </w:p>
+    <w:p>
+      <w:pPr>
+        <w:pStyle w:val="BodyText"/>
+      </w:pPr>
       <w:r>
         <w:t xml:space="preserve">Transaction text specifies behavior for each </w:t>
       </w:r>
@@ -12387,9 +11737,9 @@
           <w:noProof w:val="0"/>
         </w:rPr>
       </w:pPr>
-      <w:bookmarkStart w:id="220" w:name="_Toc345074675"/>
-      <w:bookmarkStart w:id="221" w:name="_Toc18414935"/>
-      <w:bookmarkStart w:id="222" w:name="_Toc229650287"/>
+      <w:bookmarkStart w:id="216" w:name="_Toc345074675"/>
+      <w:bookmarkStart w:id="217" w:name="_Toc18414935"/>
+      <w:bookmarkStart w:id="218" w:name="_Toc235097014"/>
       <w:r>
         <w:rPr>
           <w:noProof w:val="0"/>
@@ -12420,9 +11770,9 @@
         </w:rPr>
         <w:t>s</w:t>
       </w:r>
-      <w:bookmarkEnd w:id="220"/>
-      <w:bookmarkEnd w:id="221"/>
-      <w:bookmarkEnd w:id="222"/>
+      <w:bookmarkEnd w:id="216"/>
+      <w:bookmarkEnd w:id="217"/>
+      <w:bookmarkEnd w:id="218"/>
     </w:p>
     <w:p>
       <w:pPr>
@@ -12437,19 +11787,6 @@
         </w:rPr>
         <w:t xml:space="preserve">HL7 2.6 Chapters 2, 3, 5 and 7 </w:t>
       </w:r>
-    </w:p>
-    <w:p>
-      <w:pPr>
-        <w:pStyle w:val="ListBullet2"/>
-        <w:numPr>
-          <w:ilvl w:val="0"/>
-          <w:numId w:val="0"/>
-        </w:numPr>
-        <w:ind w:left="720"/>
-        <w:rPr>
-          <w:iCs/>
-        </w:rPr>
-      </w:pPr>
     </w:p>
     <w:p>
       <w:pPr>
@@ -12462,9 +11799,9 @@
           <w:noProof w:val="0"/>
         </w:rPr>
       </w:pPr>
-      <w:bookmarkStart w:id="223" w:name="_Toc345074676"/>
-      <w:bookmarkStart w:id="224" w:name="_Toc18414936"/>
-      <w:bookmarkStart w:id="225" w:name="_Toc229650288"/>
+      <w:bookmarkStart w:id="219" w:name="_Toc345074676"/>
+      <w:bookmarkStart w:id="220" w:name="_Toc18414936"/>
+      <w:bookmarkStart w:id="221" w:name="_Toc235097015"/>
       <w:r>
         <w:rPr>
           <w:noProof w:val="0"/>
@@ -12489,43 +11826,27 @@
         </w:rPr>
         <w:t xml:space="preserve">.4 </w:t>
       </w:r>
-      <w:bookmarkEnd w:id="223"/>
+      <w:bookmarkEnd w:id="219"/>
       <w:r>
         <w:rPr>
           <w:noProof w:val="0"/>
         </w:rPr>
         <w:t>Messages</w:t>
       </w:r>
-      <w:bookmarkEnd w:id="224"/>
-      <w:bookmarkEnd w:id="225"/>
-    </w:p>
-    <w:p>
-      <w:pPr>
-        <w:pStyle w:val="AuthorInstructions"/>
-        <w:rPr>
-          <w:i w:val="0"/>
-          <w:iCs/>
-        </w:rPr>
-      </w:pPr>
-      <w:r>
-        <w:rPr>
-          <w:i w:val="0"/>
-          <w:iCs/>
-        </w:rPr>
+      <w:bookmarkEnd w:id="220"/>
+      <w:bookmarkEnd w:id="221"/>
+    </w:p>
+    <w:p>
+      <w:pPr>
+        <w:pStyle w:val="BodyText"/>
+      </w:pPr>
+      <w:r>
         <w:t>T</w:t>
       </w:r>
       <w:r>
-        <w:rPr>
-          <w:i w:val="0"/>
-          <w:iCs/>
-        </w:rPr>
         <w:t>he interaction diagram shows the detailed standards-based message exchange that makes up the IHE transaction</w:t>
       </w:r>
       <w:r>
-        <w:rPr>
-          <w:i w:val="0"/>
-          <w:iCs/>
-        </w:rPr>
         <w:t>:</w:t>
       </w:r>
     </w:p>
@@ -13208,8 +12529,8 @@
           <w:noProof w:val="0"/>
         </w:rPr>
       </w:pPr>
-      <w:bookmarkStart w:id="226" w:name="_Toc345074677"/>
-      <w:bookmarkStart w:id="227" w:name="_Toc229650289"/>
+      <w:bookmarkStart w:id="222" w:name="_Toc345074677"/>
+      <w:bookmarkStart w:id="223" w:name="_Toc235097016"/>
       <w:r>
         <w:rPr>
           <w:noProof w:val="0"/>
@@ -13234,32 +12555,26 @@
         </w:rPr>
         <w:t xml:space="preserve">.4.1 </w:t>
       </w:r>
-      <w:bookmarkEnd w:id="226"/>
+      <w:bookmarkEnd w:id="222"/>
       <w:r>
         <w:rPr>
           <w:noProof w:val="0"/>
         </w:rPr>
-        <w:t>S</w:t>
+        <w:t>Send Heart</w:t>
       </w:r>
       <w:r>
         <w:rPr>
           <w:noProof w:val="0"/>
         </w:rPr>
-        <w:t>end Heart</w:t>
-      </w:r>
-      <w:r>
-        <w:rPr>
-          <w:noProof w:val="0"/>
-        </w:rPr>
         <w:t>beat Message [DEV-53]</w:t>
       </w:r>
-      <w:bookmarkEnd w:id="227"/>
-    </w:p>
+      <w:bookmarkEnd w:id="223"/>
+    </w:p>
+    <w:bookmarkEnd w:id="172"/>
+    <w:bookmarkEnd w:id="173"/>
+    <w:bookmarkEnd w:id="174"/>
     <w:bookmarkEnd w:id="175"/>
     <w:bookmarkEnd w:id="176"/>
-    <w:bookmarkEnd w:id="177"/>
-    <w:bookmarkEnd w:id="178"/>
-    <w:bookmarkEnd w:id="179"/>
     <w:p>
       <w:pPr>
         <w:pStyle w:val="BodyText"/>
@@ -13356,14 +12671,6 @@
       <w:r>
         <w:t>HR</w:t>
       </w:r>
-      <w:r>
-        <w:t>.</w:t>
-      </w:r>
-    </w:p>
-    <w:p>
-      <w:pPr>
-        <w:pStyle w:val="BodyText"/>
-      </w:pPr>
       <w:r>
         <w:t>.</w:t>
       </w:r>
@@ -13379,8 +12686,8 @@
           <w:noProof w:val="0"/>
         </w:rPr>
       </w:pPr>
-      <w:bookmarkStart w:id="228" w:name="_Toc345074678"/>
-      <w:bookmarkStart w:id="229" w:name="_Toc229650290"/>
+      <w:bookmarkStart w:id="224" w:name="_Toc345074678"/>
+      <w:bookmarkStart w:id="225" w:name="_Toc235097017"/>
       <w:r>
         <w:rPr>
           <w:noProof w:val="0"/>
@@ -13405,8 +12712,8 @@
         </w:rPr>
         <w:t>.4.1.1 Trigger Events</w:t>
       </w:r>
-      <w:bookmarkEnd w:id="228"/>
-      <w:bookmarkEnd w:id="229"/>
+      <w:bookmarkEnd w:id="224"/>
+      <w:bookmarkEnd w:id="225"/>
     </w:p>
     <w:p>
       <w:pPr>
@@ -13448,11 +12755,7 @@
     </w:p>
     <w:p>
       <w:pPr>
-        <w:pStyle w:val="BodyText"/>
-        <w:numPr>
-          <w:ilvl w:val="0"/>
-          <w:numId w:val="73"/>
-        </w:numPr>
+        <w:pStyle w:val="ListBullet2"/>
       </w:pPr>
       <w:r>
         <w:t xml:space="preserve">The </w:t>
@@ -13478,11 +12781,7 @@
     </w:p>
     <w:p>
       <w:pPr>
-        <w:pStyle w:val="BodyText"/>
-        <w:numPr>
-          <w:ilvl w:val="0"/>
-          <w:numId w:val="73"/>
-        </w:numPr>
+        <w:pStyle w:val="ListBullet2"/>
       </w:pPr>
       <w:r>
         <w:t>T</w:t>
@@ -13514,11 +12813,7 @@
     </w:p>
     <w:p>
       <w:pPr>
-        <w:pStyle w:val="BodyText"/>
-        <w:numPr>
-          <w:ilvl w:val="0"/>
-          <w:numId w:val="73"/>
-        </w:numPr>
+        <w:pStyle w:val="ListBullet2"/>
       </w:pPr>
       <w:r>
         <w:t xml:space="preserve">The </w:t>
@@ -13530,7 +12825,16 @@
         <w:t xml:space="preserve">wants to </w:t>
       </w:r>
       <w:r>
-        <w:t xml:space="preserve">indicate that one or more heartbeat parameters changed (e. g. the </w:t>
+        <w:t>indicate that one or more heartbeat parameters changed (</w:t>
+      </w:r>
+      <w:r>
+        <w:t>e.g.,</w:t>
+      </w:r>
+      <w:r>
+        <w:t xml:space="preserve"> </w:t>
+      </w:r>
+      <w:r>
+        <w:t xml:space="preserve">the </w:t>
       </w:r>
       <w:r>
         <w:t>periodicity).</w:t>
@@ -13538,11 +12842,7 @@
     </w:p>
     <w:p>
       <w:pPr>
-        <w:pStyle w:val="BodyText"/>
-        <w:numPr>
-          <w:ilvl w:val="0"/>
-          <w:numId w:val="73"/>
-        </w:numPr>
+        <w:pStyle w:val="ListBullet2"/>
       </w:pPr>
       <w:r>
         <w:t xml:space="preserve">The </w:t>
@@ -13554,7 +12854,22 @@
         <w:t xml:space="preserve">intends to </w:t>
       </w:r>
       <w:r>
-        <w:t>end a MC intentionally (e. g. device</w:t>
+        <w:t>end a</w:t>
+      </w:r>
+      <w:r>
+        <w:t>n</w:t>
+      </w:r>
+      <w:r>
+        <w:t xml:space="preserve"> MC intentionally (</w:t>
+      </w:r>
+      <w:r>
+        <w:t>e.g.,</w:t>
+      </w:r>
+      <w:r>
+        <w:t xml:space="preserve"> </w:t>
+      </w:r>
+      <w:r>
+        <w:t>device</w:t>
       </w:r>
       <w:r>
         <w:t xml:space="preserve"> will be switched off).</w:t>
@@ -13574,8 +12889,8 @@
           <w:noProof w:val="0"/>
         </w:rPr>
       </w:pPr>
-      <w:bookmarkStart w:id="230" w:name="_Toc345074679"/>
-      <w:bookmarkStart w:id="231" w:name="_Toc229650291"/>
+      <w:bookmarkStart w:id="226" w:name="_Toc345074679"/>
+      <w:bookmarkStart w:id="227" w:name="_Toc235097018"/>
       <w:r>
         <w:rPr>
           <w:noProof w:val="0"/>
@@ -13600,8 +12915,8 @@
         </w:rPr>
         <w:t>.4.1.2 Message Semantics</w:t>
       </w:r>
-      <w:bookmarkEnd w:id="230"/>
-      <w:bookmarkEnd w:id="231"/>
+      <w:bookmarkEnd w:id="226"/>
+      <w:bookmarkEnd w:id="227"/>
     </w:p>
     <w:p>
       <w:r>
@@ -13633,38 +12948,32 @@
         <w:t xml:space="preserve">-4 “Universal Service Identifier” field shall be set to </w:t>
       </w:r>
       <w:r>
+        <w:t>“198200^ MDC_EVT_WATCHDOG^MDC”</w:t>
+      </w:r>
+      <w:r>
+        <w:t>.</w:t>
+      </w:r>
+      <w:r>
+        <w:br/>
+      </w:r>
+    </w:p>
+    <w:p>
+      <w:r>
+        <w:t>For the heartbeat information, an</w:t>
+      </w:r>
+      <w:r>
+        <w:t xml:space="preserve"> </w:t>
+      </w:r>
+      <w:r>
         <w:t>“</w:t>
       </w:r>
       <w:r>
-        <w:t>198200^ MDC_EVT_WATCHDOG^MDC</w:t>
-      </w:r>
-      <w:r>
-        <w:t>”</w:t>
-      </w:r>
-      <w:r>
-        <w:t>.</w:t>
-      </w:r>
-      <w:r>
-        <w:br/>
+        <w:t xml:space="preserve">in-line” event is utilized. </w:t>
       </w:r>
     </w:p>
     <w:p>
       <w:r>
         <w:lastRenderedPageBreak/>
-        <w:t>For the heartbeat information, an</w:t>
-      </w:r>
-      <w:r>
-        <w:t xml:space="preserve"> </w:t>
-      </w:r>
-      <w:r>
-        <w:t>“</w:t>
-      </w:r>
-      <w:r>
-        <w:t xml:space="preserve">in-line” event is utilized. </w:t>
-      </w:r>
-    </w:p>
-    <w:p>
-      <w:r>
         <w:t>T</w:t>
       </w:r>
       <w:r>
@@ -13688,10 +12997,7 @@
         <w:t xml:space="preserve">TF-2 </w:t>
       </w:r>
       <w:r>
-        <w:t>B.8 OBX - Observation/Result segment</w:t>
-      </w:r>
-      <w:r>
-        <w:t>” for further information):</w:t>
+        <w:t>B.8 OBX - Observation/Result segment” for further information):</w:t>
       </w:r>
     </w:p>
     <w:p/>
@@ -13714,24 +13020,22 @@
         <w:gridCol w:w="3222"/>
       </w:tblGrid>
       <w:tr>
+        <w:trPr>
+          <w:cantSplit/>
+          <w:trHeight w:val="498"/>
+          <w:tblHeader/>
+        </w:trPr>
         <w:tc>
           <w:tcPr>
             <w:tcW w:w="2486" w:type="dxa"/>
-            <w:shd w:val="solid" w:color="000000" w:fill="FFFFFF"/>
+            <w:shd w:val="clear" w:color="auto" w:fill="D9D9D9" w:themeFill="background1" w:themeFillShade="D9"/>
           </w:tcPr>
           <w:p>
             <w:pPr>
-              <w:rPr>
-                <w:b/>
-                <w:bCs/>
-              </w:rPr>
+              <w:pStyle w:val="TableEntryHeader"/>
             </w:pPr>
-            <w:bookmarkStart w:id="232" w:name="_Hlk166594117"/>
-            <w:r>
-              <w:rPr>
-                <w:b/>
-                <w:bCs/>
-              </w:rPr>
+            <w:bookmarkStart w:id="228" w:name="_Hlk166594117"/>
+            <w:r>
               <w:t>OBX Field</w:t>
             </w:r>
           </w:p>
@@ -13739,20 +13043,13 @@
         <w:tc>
           <w:tcPr>
             <w:tcW w:w="3636" w:type="dxa"/>
-            <w:shd w:val="solid" w:color="000000" w:fill="FFFFFF"/>
+            <w:shd w:val="clear" w:color="auto" w:fill="D9D9D9" w:themeFill="background1" w:themeFillShade="D9"/>
           </w:tcPr>
           <w:p>
             <w:pPr>
-              <w:rPr>
-                <w:b/>
-                <w:bCs/>
-              </w:rPr>
+              <w:pStyle w:val="TableEntryHeader"/>
             </w:pPr>
             <w:r>
-              <w:rPr>
-                <w:b/>
-                <w:bCs/>
-              </w:rPr>
               <w:t>Value</w:t>
             </w:r>
           </w:p>
@@ -13760,20 +13057,13 @@
         <w:tc>
           <w:tcPr>
             <w:tcW w:w="3222" w:type="dxa"/>
-            <w:shd w:val="solid" w:color="000000" w:fill="FFFFFF"/>
+            <w:shd w:val="clear" w:color="auto" w:fill="D9D9D9" w:themeFill="background1" w:themeFillShade="D9"/>
           </w:tcPr>
           <w:p>
             <w:pPr>
-              <w:rPr>
-                <w:b/>
-                <w:bCs/>
-              </w:rPr>
+              <w:pStyle w:val="TableEntryHeader"/>
             </w:pPr>
             <w:r>
-              <w:rPr>
-                <w:b/>
-                <w:bCs/>
-              </w:rPr>
               <w:t>Note</w:t>
             </w:r>
           </w:p>
@@ -13796,25 +13086,7 @@
           </w:tcPr>
           <w:p>
             <w:r>
-              <w:t>See section “</w:t>
-            </w:r>
-            <w:r>
-              <w:t xml:space="preserve">OBX-1 Set ID </w:t>
-            </w:r>
-            <w:r>
-              <w:t>–</w:t>
-            </w:r>
-            <w:r>
-              <w:t xml:space="preserve"> OBX</w:t>
-            </w:r>
-            <w:r>
-              <w:t>” in “</w:t>
-            </w:r>
-            <w:r>
-              <w:t>B.8 OBX - Observation/Result segment</w:t>
-            </w:r>
-            <w:r>
-              <w:t>”</w:t>
+              <w:t>See section “OBX-1 Set ID – OBX” in “B.8 OBX - Observation/Result segment”</w:t>
             </w:r>
           </w:p>
         </w:tc>
@@ -13870,13 +13142,7 @@
           </w:tcPr>
           <w:p>
             <w:r>
-              <w:t>“</w:t>
-            </w:r>
-            <w:r>
-              <w:t>198200^ MDC_EVT_WATCHDOG^MDC</w:t>
-            </w:r>
-            <w:r>
-              <w:t>”</w:t>
+              <w:t>“198200^ MDC_EVT_WATCHDOG^MDC”</w:t>
             </w:r>
           </w:p>
         </w:tc>
@@ -13961,10 +13227,7 @@
           </w:p>
           <w:p>
             <w:pPr>
-              <w:numPr>
-                <w:ilvl w:val="0"/>
-                <w:numId w:val="74"/>
-              </w:numPr>
+              <w:pStyle w:val="ListBullet2"/>
             </w:pPr>
             <w:r>
               <w:rPr>
@@ -13988,35 +13251,32 @@
           </w:p>
           <w:p>
             <w:pPr>
-              <w:numPr>
-                <w:ilvl w:val="0"/>
-                <w:numId w:val="74"/>
-              </w:numPr>
+              <w:pStyle w:val="ListBullet2"/>
             </w:pPr>
             <w:r>
               <w:rPr>
                 <w:b/>
                 <w:bCs/>
               </w:rPr>
+              <w:t>continue</w:t>
+            </w:r>
+            <w:r>
+              <w:t xml:space="preserve">: </w:t>
+            </w:r>
+            <w:r>
+              <w:t xml:space="preserve">HR </w:t>
+            </w:r>
+            <w:r>
+              <w:t xml:space="preserve">sends another heartbeat </w:t>
+            </w:r>
+            <w:r>
               <w:lastRenderedPageBreak/>
-              <w:t>continue</w:t>
-            </w:r>
-            <w:r>
-              <w:t xml:space="preserve">: </w:t>
-            </w:r>
-            <w:r>
-              <w:t xml:space="preserve">HR </w:t>
-            </w:r>
-            <w:r>
-              <w:t>sends another heartbeat message without any changes</w:t>
+              <w:t>message without any changes</w:t>
             </w:r>
           </w:p>
           <w:p>
             <w:pPr>
-              <w:numPr>
-                <w:ilvl w:val="0"/>
-                <w:numId w:val="74"/>
-              </w:numPr>
+              <w:pStyle w:val="ListBullet2"/>
             </w:pPr>
             <w:r>
               <w:rPr>
@@ -14032,15 +13292,21 @@
               <w:t xml:space="preserve">HR </w:t>
             </w:r>
             <w:r>
-              <w:t>sends another heartbeat message with changes (e. g. the periodicity has changed)</w:t>
+              <w:t>sends another heartbeat message with changes (</w:t>
+            </w:r>
+            <w:r>
+              <w:t>e.g.,</w:t>
+            </w:r>
+            <w:r>
+              <w:t xml:space="preserve"> </w:t>
+            </w:r>
+            <w:r>
+              <w:t>the periodicity has changed)</w:t>
             </w:r>
           </w:p>
           <w:p>
             <w:pPr>
-              <w:numPr>
-                <w:ilvl w:val="0"/>
-                <w:numId w:val="74"/>
-              </w:numPr>
+              <w:pStyle w:val="ListBullet2"/>
             </w:pPr>
             <w:r>
               <w:rPr>
@@ -14077,16 +13343,7 @@
           <w:p>
             <w:r>
               <w:lastRenderedPageBreak/>
-              <w:t>OBX-</w:t>
-            </w:r>
-            <w:r>
-              <w:t>7</w:t>
-            </w:r>
-            <w:r>
-              <w:t xml:space="preserve"> </w:t>
-            </w:r>
-            <w:r>
-              <w:t>Reference Range</w:t>
+              <w:t>OBX-7 Reference Range</w:t>
             </w:r>
           </w:p>
         </w:tc>
@@ -14276,7 +13533,16 @@
               <w:t>profile</w:t>
             </w:r>
             <w:r>
-              <w:t xml:space="preserve"> (e.g. DEC, </w:t>
+              <w:t xml:space="preserve"> (</w:t>
+            </w:r>
+            <w:r>
+              <w:t>e.g.,</w:t>
+            </w:r>
+            <w:r>
+              <w:t xml:space="preserve"> </w:t>
+            </w:r>
+            <w:r>
+              <w:t xml:space="preserve">DEC, </w:t>
             </w:r>
             <w:r>
               <w:lastRenderedPageBreak/>
@@ -14311,7 +13577,7 @@
             <w:r>
               <w:t xml:space="preserve"> </w:t>
             </w:r>
-            <w:hyperlink r:id="rId28" w:history="1">
+            <w:hyperlink r:id="rId31" w:history="1">
               <w:r>
                 <w:rPr>
                   <w:rStyle w:val="Hyperlink"/>
@@ -14400,19 +13666,7 @@
               <w:t>DEC</w:t>
             </w:r>
             <w:r>
-              <w:t>: IHE_DE</w:t>
-            </w:r>
-            <w:r>
-              <w:t>V</w:t>
-            </w:r>
-            <w:r>
-              <w:t>_DE</w:t>
-            </w:r>
-            <w:r>
-              <w:t>C</w:t>
-            </w:r>
-            <w:r>
-              <w:t>^IHE</w:t>
+              <w:t>: IHE_DEV_DEC^IHE</w:t>
             </w:r>
             <w:r>
               <w:t xml:space="preserve"> DEV^</w:t>
@@ -14440,7 +13694,7 @@
         </w:tc>
       </w:tr>
     </w:tbl>
-    <w:bookmarkEnd w:id="232"/>
+    <w:bookmarkEnd w:id="228"/>
     <w:p>
       <w:r>
         <w:lastRenderedPageBreak/>
@@ -14508,12 +13762,24 @@
     </w:p>
     <w:p>
       <w:r>
-        <w:t>For the IHE ACM profile, a maximum time interval of 10,000 milliseconds is recommended since some of the particular alarm standards require the annunciation of an alarm event within 10 seconds.</w:t>
-      </w:r>
-    </w:p>
-    <w:p>
-      <w:r>
-        <w:t xml:space="preserve">For the IHE DEC profile, the time interval may be identical with the export interval of the periodic observations. </w:t>
+        <w:t xml:space="preserve">For the IHE ACM </w:t>
+      </w:r>
+      <w:r>
+        <w:t>P</w:t>
+      </w:r>
+      <w:r>
+        <w:t>rofile, a maximum time interval of 10,000 milliseconds is recommended since some of the particular alarm standards require the annunciation of an alarm event within 10 seconds.</w:t>
+      </w:r>
+    </w:p>
+    <w:p>
+      <w:r>
+        <w:t xml:space="preserve">For the IHE DEC </w:t>
+      </w:r>
+      <w:r>
+        <w:t>P</w:t>
+      </w:r>
+      <w:r>
+        <w:t xml:space="preserve">rofile, the time interval may be identical with the export interval of the periodic observations. </w:t>
       </w:r>
     </w:p>
     <w:p>
@@ -14541,15 +13807,7 @@
         <w:t>000 milliseconds</w:t>
       </w:r>
       <w:r>
-        <w:t xml:space="preserve"> and the heartbeat message only </w:t>
-      </w:r>
-      <w:proofErr w:type="gramStart"/>
-      <w:r>
-        <w:t>applies</w:t>
-      </w:r>
-      <w:proofErr w:type="gramEnd"/>
-      <w:r>
-        <w:t xml:space="preserve"> to the IHE ACM profile</w:t>
+        <w:t xml:space="preserve"> and the heartbeat message only applies to the IHE ACM profile</w:t>
       </w:r>
       <w:r>
         <w:t>:</w:t>
@@ -14569,7 +13827,7 @@
           <w:sz w:val="20"/>
           <w:szCs w:val="16"/>
         </w:rPr>
-        <w:t>OBX|2|</w:t>
+        <w:t>OBX|2|ST|198200^MDC_EVT_WATCHDOG^MDC|</w:t>
       </w:r>
       <w:r>
         <w:rPr>
@@ -14577,7 +13835,8 @@
           <w:sz w:val="20"/>
           <w:szCs w:val="16"/>
         </w:rPr>
-        <w:t>ST</w:t>
+        <w:br/>
+        <w:t>1.0.0.1|start|||&lt;</w:t>
       </w:r>
       <w:r>
         <w:rPr>
@@ -14585,7 +13844,7 @@
           <w:sz w:val="20"/>
           <w:szCs w:val="16"/>
         </w:rPr>
-        <w:t>|198200^MDC_EVT_WATCHDOG^MDC|</w:t>
+        <w:t>2</w:t>
       </w:r>
       <w:r>
         <w:rPr>
@@ -14593,7 +13852,7 @@
           <w:sz w:val="20"/>
           <w:szCs w:val="16"/>
         </w:rPr>
-        <w:br/>
+        <w:t>000|||F|||20191218165144+0100</w:t>
       </w:r>
       <w:r>
         <w:rPr>
@@ -14601,7 +13860,7 @@
           <w:sz w:val="20"/>
           <w:szCs w:val="16"/>
         </w:rPr>
-        <w:t>1.0.0.1|</w:t>
+        <w:t>|IHE_DEV_</w:t>
       </w:r>
       <w:r>
         <w:rPr>
@@ -14609,31 +13868,41 @@
           <w:sz w:val="20"/>
           <w:szCs w:val="16"/>
         </w:rPr>
-        <w:t>start</w:t>
-      </w:r>
-      <w:r>
+        <w:t>ACM^IHE DEV^1.3.6.1.4.1.19376.1.6.2.4</w:t>
+      </w:r>
+    </w:p>
+    <w:p>
+      <w:pPr>
         <w:rPr>
           <w:rFonts w:ascii="Consolas" w:hAnsi="Consolas"/>
           <w:sz w:val="20"/>
           <w:szCs w:val="16"/>
         </w:rPr>
-        <w:t>|||</w:t>
-      </w:r>
-      <w:r>
+      </w:pPr>
+    </w:p>
+    <w:p>
+      <w:r>
+        <w:t xml:space="preserve">HR </w:t>
+      </w:r>
+      <w:r>
+        <w:t>indicates that it wants to continue the MC by sending another heartbeat message after 2 seconds of the previous heartbeat message:</w:t>
+      </w:r>
+    </w:p>
+    <w:p>
+      <w:pPr>
         <w:rPr>
           <w:rFonts w:ascii="Consolas" w:hAnsi="Consolas"/>
           <w:sz w:val="20"/>
           <w:szCs w:val="16"/>
         </w:rPr>
-        <w:t>&lt;</w:t>
-      </w:r>
+      </w:pPr>
       <w:r>
         <w:rPr>
           <w:rFonts w:ascii="Consolas" w:hAnsi="Consolas"/>
           <w:sz w:val="20"/>
           <w:szCs w:val="16"/>
         </w:rPr>
-        <w:t>2</w:t>
+        <w:t>OBX|2|ST|198200^MDC_EVT_WATCHDOG^MDC|</w:t>
       </w:r>
       <w:r>
         <w:rPr>
@@ -14641,7 +13910,8 @@
           <w:sz w:val="20"/>
           <w:szCs w:val="16"/>
         </w:rPr>
-        <w:t>000</w:t>
+        <w:br/>
+        <w:t>1.0.0.1|continue|||&lt;</w:t>
       </w:r>
       <w:r>
         <w:rPr>
@@ -14649,7 +13919,7 @@
           <w:sz w:val="20"/>
           <w:szCs w:val="16"/>
         </w:rPr>
-        <w:t>|||F|||20191218165144+0100</w:t>
+        <w:t>2</w:t>
       </w:r>
       <w:r>
         <w:rPr>
@@ -14657,7 +13927,7 @@
           <w:sz w:val="20"/>
           <w:szCs w:val="16"/>
         </w:rPr>
-        <w:t>|IHE_DEV_</w:t>
+        <w:t>000|||F|||20191218175146+0100</w:t>
       </w:r>
       <w:r>
         <w:rPr>
@@ -14665,15 +13935,30 @@
           <w:sz w:val="20"/>
           <w:szCs w:val="16"/>
         </w:rPr>
-        <w:t>ACM^IHE DEV^</w:t>
-      </w:r>
-      <w:r>
+        <w:t>|IHE_DEV_ACM^IHE DEV^1.3.6.1.4.1.19376.1.6.2.4</w:t>
+      </w:r>
+    </w:p>
+    <w:p>
+      <w:pPr>
         <w:rPr>
           <w:rFonts w:ascii="Consolas" w:hAnsi="Consolas"/>
           <w:sz w:val="20"/>
           <w:szCs w:val="16"/>
         </w:rPr>
-        <w:t>1.3.6.1.4.1.19376.1.6.2.4</w:t>
+      </w:pPr>
+    </w:p>
+    <w:p>
+      <w:r>
+        <w:t xml:space="preserve">HR </w:t>
+      </w:r>
+      <w:r>
+        <w:t xml:space="preserve">indicates that it wants to continue the MC but with a change in the heartbeat message periodicity from </w:t>
+      </w:r>
+      <w:r>
+        <w:t>2</w:t>
+      </w:r>
+      <w:r>
+        <w:t>000 to 5000 milliseconds being effective with the next heartbeat message:</w:t>
       </w:r>
     </w:p>
     <w:p>
@@ -14684,30 +13969,22 @@
           <w:szCs w:val="16"/>
         </w:rPr>
       </w:pPr>
-    </w:p>
-    <w:p>
-      <w:r>
-        <w:t xml:space="preserve">HR </w:t>
-      </w:r>
-      <w:r>
-        <w:t>indicates that it wants to continue the MC by sending another heartbeat message after 2 seconds of the previous heartbeat message:</w:t>
-      </w:r>
-    </w:p>
-    <w:p>
-      <w:pPr>
+      <w:r>
         <w:rPr>
           <w:rFonts w:ascii="Consolas" w:hAnsi="Consolas"/>
           <w:sz w:val="20"/>
           <w:szCs w:val="16"/>
         </w:rPr>
-      </w:pPr>
+        <w:t>OBX|2|ST|198200^MDC_EVT_WATCHDOG^MDC|</w:t>
+      </w:r>
       <w:r>
         <w:rPr>
           <w:rFonts w:ascii="Consolas" w:hAnsi="Consolas"/>
           <w:sz w:val="20"/>
           <w:szCs w:val="16"/>
         </w:rPr>
-        <w:t>OBX|2|</w:t>
+        <w:br/>
+        <w:t>1.0.0.1|update|||&lt;5000|||F|||20191218175148+0100</w:t>
       </w:r>
       <w:r>
         <w:rPr>
@@ -14715,32 +13992,41 @@
           <w:sz w:val="20"/>
           <w:szCs w:val="16"/>
         </w:rPr>
-        <w:t>ST</w:t>
-      </w:r>
-      <w:r>
+        <w:t>|IHE_DEV_ACM^IHE DEV^1.3.6.1.4.1.19376.1.6.2.4</w:t>
+      </w:r>
+    </w:p>
+    <w:p>
+      <w:pPr>
         <w:rPr>
           <w:rFonts w:ascii="Consolas" w:hAnsi="Consolas"/>
           <w:sz w:val="20"/>
           <w:szCs w:val="16"/>
         </w:rPr>
-        <w:t>|198200^MDC_EVT_WATCHDOG^MDC|</w:t>
-      </w:r>
-      <w:r>
+      </w:pPr>
+    </w:p>
+    <w:p>
+      <w:r>
+        <w:t xml:space="preserve">HR </w:t>
+      </w:r>
+      <w:r>
+        <w:t>indicates that it wants to leave the MC intentionally:</w:t>
+      </w:r>
+    </w:p>
+    <w:p>
+      <w:pPr>
         <w:rPr>
           <w:rFonts w:ascii="Consolas" w:hAnsi="Consolas"/>
           <w:sz w:val="20"/>
           <w:szCs w:val="16"/>
         </w:rPr>
-        <w:br/>
-        <w:t>1.0.0.1|</w:t>
-      </w:r>
+      </w:pPr>
       <w:r>
         <w:rPr>
           <w:rFonts w:ascii="Consolas" w:hAnsi="Consolas"/>
           <w:sz w:val="20"/>
           <w:szCs w:val="16"/>
         </w:rPr>
-        <w:t>continue</w:t>
+        <w:t>OBX|2|ST|198200^MDC_EVT_WATCHDOG^MDC|</w:t>
       </w:r>
       <w:r>
         <w:rPr>
@@ -14748,7 +14034,8 @@
           <w:sz w:val="20"/>
           <w:szCs w:val="16"/>
         </w:rPr>
-        <w:t>|||</w:t>
+        <w:br/>
+        <w:t>1.0.0.1|end|</w:t>
       </w:r>
       <w:r>
         <w:rPr>
@@ -14756,7 +14043,7 @@
           <w:sz w:val="20"/>
           <w:szCs w:val="16"/>
         </w:rPr>
-        <w:t>&lt;</w:t>
+        <w:t xml:space="preserve"> </w:t>
       </w:r>
       <w:r>
         <w:rPr>
@@ -14764,7 +14051,7 @@
           <w:sz w:val="20"/>
           <w:szCs w:val="16"/>
         </w:rPr>
-        <w:t>2</w:t>
+        <w:t>||&lt;0|||F|||2019121817515</w:t>
       </w:r>
       <w:r>
         <w:rPr>
@@ -14772,7 +14059,7 @@
           <w:sz w:val="20"/>
           <w:szCs w:val="16"/>
         </w:rPr>
-        <w:t>000</w:t>
+        <w:t>3</w:t>
       </w:r>
       <w:r>
         <w:rPr>
@@ -14780,7 +14067,7 @@
           <w:sz w:val="20"/>
           <w:szCs w:val="16"/>
         </w:rPr>
-        <w:t>|||F|||2019121817</w:t>
+        <w:t>+0100</w:t>
       </w:r>
       <w:r>
         <w:rPr>
@@ -14788,300 +14075,7 @@
           <w:sz w:val="20"/>
           <w:szCs w:val="16"/>
         </w:rPr>
-        <w:t>5146</w:t>
-      </w:r>
-      <w:r>
-        <w:rPr>
-          <w:rFonts w:ascii="Consolas" w:hAnsi="Consolas"/>
-          <w:sz w:val="20"/>
-          <w:szCs w:val="16"/>
-        </w:rPr>
-        <w:t>+0100</w:t>
-      </w:r>
-      <w:r>
-        <w:rPr>
-          <w:rFonts w:ascii="Consolas" w:hAnsi="Consolas"/>
-          <w:sz w:val="20"/>
-          <w:szCs w:val="16"/>
-        </w:rPr>
-        <w:t>|IHE_DEV_ACM^IHE DEV^</w:t>
-      </w:r>
-      <w:r>
-        <w:rPr>
-          <w:rFonts w:ascii="Consolas" w:hAnsi="Consolas"/>
-          <w:sz w:val="20"/>
-          <w:szCs w:val="16"/>
-        </w:rPr>
-        <w:t>1.3.6.1.4.1.19376.1.6.2.4</w:t>
-      </w:r>
-    </w:p>
-    <w:p>
-      <w:pPr>
-        <w:rPr>
-          <w:rFonts w:ascii="Consolas" w:hAnsi="Consolas"/>
-          <w:sz w:val="20"/>
-          <w:szCs w:val="16"/>
-        </w:rPr>
-      </w:pPr>
-    </w:p>
-    <w:p>
-      <w:r>
-        <w:lastRenderedPageBreak/>
-        <w:t xml:space="preserve">HR </w:t>
-      </w:r>
-      <w:r>
-        <w:t xml:space="preserve">indicates that it wants to continue the MC but with a change in the heartbeat message periodicity from </w:t>
-      </w:r>
-      <w:r>
-        <w:t>2</w:t>
-      </w:r>
-      <w:r>
-        <w:t>000 to 5000 milliseconds being effective with the next heartbeat message:</w:t>
-      </w:r>
-    </w:p>
-    <w:p>
-      <w:pPr>
-        <w:rPr>
-          <w:rFonts w:ascii="Consolas" w:hAnsi="Consolas"/>
-          <w:sz w:val="20"/>
-          <w:szCs w:val="16"/>
-        </w:rPr>
-      </w:pPr>
-      <w:r>
-        <w:rPr>
-          <w:rFonts w:ascii="Consolas" w:hAnsi="Consolas"/>
-          <w:sz w:val="20"/>
-          <w:szCs w:val="16"/>
-        </w:rPr>
-        <w:t>OBX|2|</w:t>
-      </w:r>
-      <w:r>
-        <w:rPr>
-          <w:rFonts w:ascii="Consolas" w:hAnsi="Consolas"/>
-          <w:sz w:val="20"/>
-          <w:szCs w:val="16"/>
-        </w:rPr>
-        <w:t>ST</w:t>
-      </w:r>
-      <w:r>
-        <w:rPr>
-          <w:rFonts w:ascii="Consolas" w:hAnsi="Consolas"/>
-          <w:sz w:val="20"/>
-          <w:szCs w:val="16"/>
-        </w:rPr>
-        <w:t>|198200^MDC_EVT_WATCHDOG^MDC|</w:t>
-      </w:r>
-      <w:r>
-        <w:rPr>
-          <w:rFonts w:ascii="Consolas" w:hAnsi="Consolas"/>
-          <w:sz w:val="20"/>
-          <w:szCs w:val="16"/>
-        </w:rPr>
-        <w:br/>
-        <w:t>1.0.0.1|</w:t>
-      </w:r>
-      <w:r>
-        <w:rPr>
-          <w:rFonts w:ascii="Consolas" w:hAnsi="Consolas"/>
-          <w:sz w:val="20"/>
-          <w:szCs w:val="16"/>
-        </w:rPr>
-        <w:t>update</w:t>
-      </w:r>
-      <w:r>
-        <w:rPr>
-          <w:rFonts w:ascii="Consolas" w:hAnsi="Consolas"/>
-          <w:sz w:val="20"/>
-          <w:szCs w:val="16"/>
-        </w:rPr>
-        <w:t>|||</w:t>
-      </w:r>
-      <w:r>
-        <w:rPr>
-          <w:rFonts w:ascii="Consolas" w:hAnsi="Consolas"/>
-          <w:sz w:val="20"/>
-          <w:szCs w:val="16"/>
-        </w:rPr>
-        <w:t>&lt;5000</w:t>
-      </w:r>
-      <w:r>
-        <w:rPr>
-          <w:rFonts w:ascii="Consolas" w:hAnsi="Consolas"/>
-          <w:sz w:val="20"/>
-          <w:szCs w:val="16"/>
-        </w:rPr>
-        <w:t>|||F|||201912181751</w:t>
-      </w:r>
-      <w:r>
-        <w:rPr>
-          <w:rFonts w:ascii="Consolas" w:hAnsi="Consolas"/>
-          <w:sz w:val="20"/>
-          <w:szCs w:val="16"/>
-        </w:rPr>
-        <w:t>48</w:t>
-      </w:r>
-      <w:r>
-        <w:rPr>
-          <w:rFonts w:ascii="Consolas" w:hAnsi="Consolas"/>
-          <w:sz w:val="20"/>
-          <w:szCs w:val="16"/>
-        </w:rPr>
-        <w:t>+0100</w:t>
-      </w:r>
-      <w:r>
-        <w:rPr>
-          <w:rFonts w:ascii="Consolas" w:hAnsi="Consolas"/>
-          <w:sz w:val="20"/>
-          <w:szCs w:val="16"/>
-        </w:rPr>
-        <w:t>|IHE_DEV_ACM^IHE DEV^</w:t>
-      </w:r>
-      <w:r>
-        <w:rPr>
-          <w:rFonts w:ascii="Consolas" w:hAnsi="Consolas"/>
-          <w:sz w:val="20"/>
-          <w:szCs w:val="16"/>
-        </w:rPr>
-        <w:t>1.3.6.1.4.1.19376.1.6.2.4</w:t>
-      </w:r>
-    </w:p>
-    <w:p>
-      <w:pPr>
-        <w:rPr>
-          <w:rFonts w:ascii="Consolas" w:hAnsi="Consolas"/>
-          <w:sz w:val="20"/>
-          <w:szCs w:val="16"/>
-        </w:rPr>
-      </w:pPr>
-    </w:p>
-    <w:p>
-      <w:r>
-        <w:t xml:space="preserve">HR </w:t>
-      </w:r>
-      <w:r>
-        <w:t>indicates that it wants to leave the MC intentionally:</w:t>
-      </w:r>
-    </w:p>
-    <w:p>
-      <w:pPr>
-        <w:rPr>
-          <w:rFonts w:ascii="Consolas" w:hAnsi="Consolas"/>
-          <w:sz w:val="20"/>
-          <w:szCs w:val="16"/>
-        </w:rPr>
-      </w:pPr>
-      <w:r>
-        <w:rPr>
-          <w:rFonts w:ascii="Consolas" w:hAnsi="Consolas"/>
-          <w:sz w:val="20"/>
-          <w:szCs w:val="16"/>
-        </w:rPr>
-        <w:t>OBX|2|</w:t>
-      </w:r>
-      <w:r>
-        <w:rPr>
-          <w:rFonts w:ascii="Consolas" w:hAnsi="Consolas"/>
-          <w:sz w:val="20"/>
-          <w:szCs w:val="16"/>
-        </w:rPr>
-        <w:t>ST</w:t>
-      </w:r>
-      <w:r>
-        <w:rPr>
-          <w:rFonts w:ascii="Consolas" w:hAnsi="Consolas"/>
-          <w:sz w:val="20"/>
-          <w:szCs w:val="16"/>
-        </w:rPr>
-        <w:t>|198200^MDC_EVT_WATCHDOG^MDC|</w:t>
-      </w:r>
-      <w:r>
-        <w:rPr>
-          <w:rFonts w:ascii="Consolas" w:hAnsi="Consolas"/>
-          <w:sz w:val="20"/>
-          <w:szCs w:val="16"/>
-        </w:rPr>
-        <w:br/>
-        <w:t>1.0.0.1|</w:t>
-      </w:r>
-      <w:r>
-        <w:rPr>
-          <w:rFonts w:ascii="Consolas" w:hAnsi="Consolas"/>
-          <w:sz w:val="20"/>
-          <w:szCs w:val="16"/>
-        </w:rPr>
-        <w:t>end</w:t>
-      </w:r>
-      <w:r>
-        <w:rPr>
-          <w:rFonts w:ascii="Consolas" w:hAnsi="Consolas"/>
-          <w:sz w:val="20"/>
-          <w:szCs w:val="16"/>
-        </w:rPr>
-        <w:t>|</w:t>
-      </w:r>
-      <w:r>
-        <w:rPr>
-          <w:rFonts w:ascii="Consolas" w:hAnsi="Consolas"/>
-          <w:sz w:val="20"/>
-          <w:szCs w:val="16"/>
-        </w:rPr>
-        <w:t xml:space="preserve"> </w:t>
-      </w:r>
-      <w:r>
-        <w:rPr>
-          <w:rFonts w:ascii="Consolas" w:hAnsi="Consolas"/>
-          <w:sz w:val="20"/>
-          <w:szCs w:val="16"/>
-        </w:rPr>
-        <w:t>||</w:t>
-      </w:r>
-      <w:r>
-        <w:rPr>
-          <w:rFonts w:ascii="Consolas" w:hAnsi="Consolas"/>
-          <w:sz w:val="20"/>
-          <w:szCs w:val="16"/>
-        </w:rPr>
-        <w:t>&lt;0</w:t>
-      </w:r>
-      <w:r>
-        <w:rPr>
-          <w:rFonts w:ascii="Consolas" w:hAnsi="Consolas"/>
-          <w:sz w:val="20"/>
-          <w:szCs w:val="16"/>
-        </w:rPr>
-        <w:t>|||F|||2019121817515</w:t>
-      </w:r>
-      <w:r>
-        <w:rPr>
-          <w:rFonts w:ascii="Consolas" w:hAnsi="Consolas"/>
-          <w:sz w:val="20"/>
-          <w:szCs w:val="16"/>
-        </w:rPr>
-        <w:t>3</w:t>
-      </w:r>
-      <w:r>
-        <w:rPr>
-          <w:rFonts w:ascii="Consolas" w:hAnsi="Consolas"/>
-          <w:sz w:val="20"/>
-          <w:szCs w:val="16"/>
-        </w:rPr>
-        <w:t>+0100</w:t>
-      </w:r>
-      <w:r>
-        <w:rPr>
-          <w:rFonts w:ascii="Consolas" w:hAnsi="Consolas"/>
-          <w:sz w:val="20"/>
-          <w:szCs w:val="16"/>
-        </w:rPr>
-        <w:t>|IHE_DEV_ACM^IHE DEV^</w:t>
-      </w:r>
-      <w:r>
-        <w:rPr>
-          <w:rFonts w:ascii="Consolas" w:hAnsi="Consolas"/>
-          <w:sz w:val="20"/>
-          <w:szCs w:val="16"/>
-        </w:rPr>
-        <w:t>1.3.6.1.4.1.19376.1.6.2.4</w:t>
+        <w:t>|IHE_DEV_ACM^IHE DEV^1.3.6.1.4.1.19376.1.6.2.4</w:t>
       </w:r>
     </w:p>
     <w:p>
@@ -15100,8 +14094,8 @@
           <w:noProof w:val="0"/>
         </w:rPr>
       </w:pPr>
-      <w:bookmarkStart w:id="233" w:name="_Toc345074680"/>
-      <w:bookmarkStart w:id="234" w:name="_Toc229650292"/>
+      <w:bookmarkStart w:id="229" w:name="_Toc345074680"/>
+      <w:bookmarkStart w:id="230" w:name="_Toc235097019"/>
       <w:r>
         <w:rPr>
           <w:noProof w:val="0"/>
@@ -15126,8 +14120,8 @@
         </w:rPr>
         <w:t>.4.1.3 Expected Actions</w:t>
       </w:r>
-      <w:bookmarkEnd w:id="233"/>
-      <w:bookmarkEnd w:id="234"/>
+      <w:bookmarkEnd w:id="229"/>
+      <w:bookmarkEnd w:id="230"/>
     </w:p>
     <w:p>
       <w:pPr>
@@ -15146,7 +14140,7 @@
         <w:t xml:space="preserve"> </w:t>
       </w:r>
       <w:r>
-        <w:t>which initiates the connection,</w:t>
+        <w:t>which initiates the connection</w:t>
       </w:r>
       <w:r>
         <w:t xml:space="preserve"> to the </w:t>
@@ -15214,111 +14208,72 @@
         <w:fldChar w:fldCharType="begin"/>
       </w:r>
       <w:r>
-        <w:instrText xml:space="preserve"> REF _Ref203463549 \h </w:instrText>
+        <w:instrText xml:space="preserve"> REF _Ref203463529 \h </w:instrText>
       </w:r>
       <w:r>
         <w:fldChar w:fldCharType="separate"/>
       </w:r>
       <w:r>
-        <w:t>3.</w:t>
-      </w:r>
-      <w:r>
-        <w:t>53</w:t>
-      </w:r>
-      <w:r>
-        <w:t>.4.</w:t>
-      </w:r>
-      <w:r>
-        <w:t>2</w:t>
+        <w:t>3.53.4.2 Receipt Acknowledgement Heartbeat Message</w:t>
+      </w:r>
+      <w:r>
+        <w:fldChar w:fldCharType="end"/>
+      </w:r>
+      <w:r>
+        <w:t xml:space="preserve"> for further details</w:t>
+      </w:r>
+      <w:r>
+        <w:t>)</w:t>
+      </w:r>
+      <w:r>
+        <w:t xml:space="preserve"> from the </w:t>
+      </w:r>
+      <w:r>
+        <w:t xml:space="preserve">HC </w:t>
+      </w:r>
+      <w:r>
+        <w:t>(</w:t>
+      </w:r>
+      <w:r>
+        <w:t>e.g.,</w:t>
+      </w:r>
+      <w:r>
+        <w:t xml:space="preserve"> the medical device may show a message to the caregiver that the alert distribution is not functioning properly any longer).</w:t>
+      </w:r>
+    </w:p>
+    <w:p>
+      <w:pPr>
+        <w:pStyle w:val="BodyText"/>
+      </w:pPr>
+      <w:r>
+        <w:t xml:space="preserve">In the case of a “CA” and “CR” acknowledgement code, the </w:t>
+      </w:r>
+      <w:r>
+        <w:t xml:space="preserve">HR </w:t>
+      </w:r>
+      <w:r>
+        <w:t xml:space="preserve">shall continue to send heartbeat messages to the </w:t>
+      </w:r>
+      <w:r>
+        <w:t xml:space="preserve">HC </w:t>
+      </w:r>
+      <w:r>
+        <w:t>since some error</w:t>
+      </w:r>
+      <w:r>
+        <w:t>s</w:t>
+      </w:r>
+      <w:r>
+        <w:t xml:space="preserve"> might only be temporary (</w:t>
+      </w:r>
+      <w:r>
+        <w:t>e.g.,</w:t>
       </w:r>
       <w:r>
         <w:t xml:space="preserve"> </w:t>
       </w:r>
       <w:r>
-        <w:t xml:space="preserve">Receipt Acknowledgement Heartbeat </w:t>
-      </w:r>
-      <w:proofErr w:type="spellStart"/>
-      <w:r>
-        <w:t>Message</w:t>
-      </w:r>
-      <w:r>
-        <w:fldChar w:fldCharType="end"/>
-      </w:r>
-      <w:r>
-        <w:fldChar w:fldCharType="begin"/>
-      </w:r>
-      <w:r>
-        <w:instrText xml:space="preserve"> REF _Ref189041589 \h </w:instrText>
-      </w:r>
-      <w:r>
-        <w:fldChar w:fldCharType="separate"/>
-      </w:r>
-      <w:r>
-        <w:rPr>
-          <w:b/>
-          <w:bCs/>
-        </w:rPr>
-        <w:t>Error</w:t>
-      </w:r>
-      <w:proofErr w:type="spellEnd"/>
-      <w:r>
-        <w:rPr>
-          <w:b/>
-          <w:bCs/>
-        </w:rPr>
-        <w:t>! Reference source not found.</w:t>
-      </w:r>
-      <w:r>
-        <w:fldChar w:fldCharType="end"/>
-      </w:r>
-      <w:r>
-        <w:t xml:space="preserve"> for further details</w:t>
-      </w:r>
-      <w:r>
-        <w:t>)</w:t>
-      </w:r>
-      <w:r>
-        <w:t xml:space="preserve"> from the </w:t>
-      </w:r>
-      <w:r>
-        <w:t xml:space="preserve">HC </w:t>
-      </w:r>
-      <w:r>
-        <w:t>(e. g. the medical device may show a message to the caregiver that the alert distribution is not functioning properly any longer).</w:t>
-      </w:r>
-    </w:p>
-    <w:p>
-      <w:pPr>
-        <w:pStyle w:val="BodyText"/>
-      </w:pPr>
-      <w:r>
-        <w:t xml:space="preserve">In the case of a “CA” and “CR” acknowledgement code, the </w:t>
-      </w:r>
-      <w:r>
-        <w:t xml:space="preserve">HR </w:t>
-      </w:r>
-      <w:r>
-        <w:t xml:space="preserve">shall continue to send heartbeat messages to the </w:t>
-      </w:r>
-      <w:r>
-        <w:t xml:space="preserve">HC </w:t>
-      </w:r>
-      <w:r>
-        <w:t>since some error</w:t>
-      </w:r>
-      <w:r>
-        <w:t>s</w:t>
-      </w:r>
-      <w:r>
-        <w:t xml:space="preserve"> might only be temporary (e. g. alert communicator had a bad wireless connection, but caregiver moved to an area with a better </w:t>
-      </w:r>
-      <w:proofErr w:type="spellStart"/>
-      <w:r>
-        <w:t>Wifi</w:t>
-      </w:r>
-      <w:proofErr w:type="spellEnd"/>
-      <w:r>
-        <w:t xml:space="preserve"> coverage).</w:t>
+        <w:t>alert communicator had a bad wireless connection, but caregiver moved to an area with a better Wifi coverage).</w:t>
       </w:r>
     </w:p>
     <w:p>
@@ -15424,7 +14379,22 @@
       </w:pPr>
       <w:r>
         <w:lastRenderedPageBreak/>
-        <w:t>A gateway proxy may send heartbeat information from multiple medical devices in one single heartbeat message as long as the other information are identical for all the devices (e. g. same heartbeat information timestamp, etc.).</w:t>
+        <w:t xml:space="preserve">A gateway proxy may send heartbeat information from multiple medical devices in one single heartbeat message as long as the other information </w:t>
+      </w:r>
+      <w:r>
+        <w:t>is</w:t>
+      </w:r>
+      <w:r>
+        <w:t xml:space="preserve"> identical for all the devices (</w:t>
+      </w:r>
+      <w:r>
+        <w:t>e.g.,</w:t>
+      </w:r>
+      <w:r>
+        <w:t xml:space="preserve"> </w:t>
+      </w:r>
+      <w:r>
+        <w:t>same heartbeat information timestamp, etc.).</w:t>
       </w:r>
     </w:p>
     <w:p>
@@ -15654,23 +14624,7 @@
           <w:sz w:val="20"/>
           <w:szCs w:val="16"/>
         </w:rPr>
-        <w:t>OBX|2|ST|198200^MDC_EVT_WATCHDOG^MDC|1.0.0.1|continue|||&lt;</w:t>
-      </w:r>
-      <w:r>
-        <w:rPr>
-          <w:rFonts w:ascii="Consolas" w:hAnsi="Consolas"/>
-          <w:sz w:val="20"/>
-          <w:szCs w:val="16"/>
-        </w:rPr>
-        <w:t>10</w:t>
-      </w:r>
-      <w:r>
-        <w:rPr>
-          <w:rFonts w:ascii="Consolas" w:hAnsi="Consolas"/>
-          <w:sz w:val="20"/>
-          <w:szCs w:val="16"/>
-        </w:rPr>
-        <w:t>000|||F|||</w:t>
+        <w:t>OBX|2|ST|198200^MDC_EVT_WATCHDOG^MDC|1.0.0.1|continue|||&lt;10000|||F|||</w:t>
       </w:r>
       <w:r>
         <w:rPr>
@@ -15683,6 +14637,7 @@
     </w:p>
     <w:p>
       <w:pPr>
+        <w:pStyle w:val="BodyText"/>
         <w:rPr>
           <w:rStyle w:val="BookTitle"/>
         </w:rPr>
@@ -15690,7 +14645,7 @@
     </w:p>
     <w:p>
       <w:pPr>
-        <w:spacing w:before="0"/>
+        <w:pStyle w:val="BodyText"/>
         <w:rPr>
           <w:rStyle w:val="BookTitle"/>
         </w:rPr>
@@ -16682,13 +15637,10 @@
         <w:t xml:space="preserve">linearly </w:t>
       </w:r>
       <w:r>
-        <w:t>with the number of the connected devices.</w:t>
-      </w:r>
-      <w:r>
-        <w:t xml:space="preserve"> </w:t>
-      </w:r>
-      <w:r>
-        <w:t xml:space="preserve"> </w:t>
+        <w:t>with the number of the connected devices</w:t>
+      </w:r>
+      <w:r>
+        <w:t xml:space="preserve">. </w:t>
       </w:r>
     </w:p>
     <w:p>
@@ -16748,57 +15700,46 @@
       </w:pPr>
       <w:r>
         <w:br/>
+        <w:t>The OBX segment containing the MDS level information shall be set as follows:</w:t>
+      </w:r>
+    </w:p>
+    <w:p>
+      <w:pPr>
+        <w:pStyle w:val="ListBullet2"/>
+      </w:pPr>
+      <w:r>
+        <w:t>OBX-3 shall be set to “69633^MDC_DEV_MDS^MDC”</w:t>
+      </w:r>
+    </w:p>
+    <w:p>
+      <w:pPr>
+        <w:pStyle w:val="ListBullet2"/>
+      </w:pPr>
+      <w:r>
+        <w:t xml:space="preserve">OBX-18 shall be set to the same content as OBR-2 which is the identifier for the </w:t>
+      </w:r>
+      <w:r>
+        <w:t>HR</w:t>
       </w:r>
     </w:p>
     <w:p>
       <w:pPr>
         <w:pStyle w:val="BodyText"/>
       </w:pPr>
-      <w:r>
-        <w:t>The OBX segment containing the MDS level information shall be set as follows:</w:t>
-      </w:r>
     </w:p>
     <w:p>
       <w:pPr>
         <w:pStyle w:val="BodyText"/>
-        <w:numPr>
-          <w:ilvl w:val="0"/>
-          <w:numId w:val="76"/>
-        </w:numPr>
-      </w:pPr>
-      <w:r>
-        <w:t>OBX-3 shall be set to “</w:t>
-      </w:r>
-      <w:r>
-        <w:t>69633</w:t>
-      </w:r>
-      <w:r>
-        <w:t>^MDC_DEV_MDS^MDC”</w:t>
-      </w:r>
+      </w:pPr>
     </w:p>
     <w:p>
       <w:pPr>
         <w:pStyle w:val="BodyText"/>
-        <w:numPr>
-          <w:ilvl w:val="0"/>
-          <w:numId w:val="76"/>
-        </w:numPr>
-      </w:pPr>
-      <w:r>
-        <w:t xml:space="preserve">OBX-18 shall be set to the same content as OBR-2 which is the identifier for the </w:t>
-      </w:r>
-      <w:r>
-        <w:t>HR</w:t>
-      </w:r>
+      </w:pPr>
     </w:p>
     <w:p>
       <w:pPr>
         <w:pStyle w:val="BodyText"/>
-      </w:pPr>
-    </w:p>
-    <w:p>
-      <w:pPr>
-        <w:pStyle w:val="BodyText"/>
         <w:rPr>
           <w:rStyle w:val="BookTitle"/>
         </w:rPr>
@@ -16807,6 +15748,7 @@
         <w:rPr>
           <w:rStyle w:val="BookTitle"/>
         </w:rPr>
+        <w:lastRenderedPageBreak/>
         <w:t>Example:</w:t>
       </w:r>
     </w:p>
@@ -16824,7 +15766,6 @@
           <w:color w:val="000000"/>
           <w:sz w:val="20"/>
         </w:rPr>
-        <w:lastRenderedPageBreak/>
         <w:t>MSH|^~\&amp;|PHILIPS_867315^0009FBFFFF059322^EUI64||||20220627085521038+0000||ORU^R4</w:t>
       </w:r>
       <w:r>
@@ -16841,7 +15782,7 @@
           <w:color w:val="000000"/>
           <w:sz w:val="20"/>
         </w:rPr>
-        <w:t>^ORU_R4</w:t>
+        <w:t>^ORU_R44|PM20220627085521.038XY150Z04091|P|2.6|||AL|NE||8859/1|en^English^ISO639||IHE_</w:t>
       </w:r>
       <w:r>
         <w:rPr>
@@ -16849,7 +15790,7 @@
           <w:color w:val="000000"/>
           <w:sz w:val="20"/>
         </w:rPr>
-        <w:t>4</w:t>
+        <w:t>DEV</w:t>
       </w:r>
       <w:r>
         <w:rPr>
@@ -16857,7 +15798,7 @@
           <w:color w:val="000000"/>
           <w:sz w:val="20"/>
         </w:rPr>
-        <w:t>|PM20220627085521.038XY150Z04091|P|2.6|||AL|NE||8859/1|en^English^ISO639||IHE_</w:t>
+        <w:t>_0</w:t>
       </w:r>
       <w:r>
         <w:rPr>
@@ -16865,7 +15806,7 @@
           <w:color w:val="000000"/>
           <w:sz w:val="20"/>
         </w:rPr>
-        <w:t>DEV</w:t>
+        <w:t>53</w:t>
       </w:r>
       <w:r>
         <w:rPr>
@@ -16873,7 +15814,7 @@
           <w:color w:val="000000"/>
           <w:sz w:val="20"/>
         </w:rPr>
-        <w:t>_0</w:t>
+        <w:t xml:space="preserve">^IHE </w:t>
       </w:r>
       <w:r>
         <w:rPr>
@@ -16881,7 +15822,7 @@
           <w:color w:val="000000"/>
           <w:sz w:val="20"/>
         </w:rPr>
-        <w:t>53</w:t>
+        <w:t>DEV</w:t>
       </w:r>
       <w:r>
         <w:rPr>
@@ -16889,7 +15830,7 @@
           <w:color w:val="000000"/>
           <w:sz w:val="20"/>
         </w:rPr>
-        <w:t xml:space="preserve">^IHE </w:t>
+        <w:t>^1.3.6.1.4.1.19376.1.6.1.</w:t>
       </w:r>
       <w:r>
         <w:rPr>
@@ -16897,7 +15838,7 @@
           <w:color w:val="000000"/>
           <w:sz w:val="20"/>
         </w:rPr>
-        <w:t>DEV</w:t>
+        <w:t>53</w:t>
       </w:r>
       <w:r>
         <w:rPr>
@@ -16905,40 +15846,81 @@
           <w:color w:val="000000"/>
           <w:sz w:val="20"/>
         </w:rPr>
-        <w:t>^1.3.6.1.4.1.19376.1.6.1.</w:t>
-      </w:r>
-      <w:r>
+        <w:t>.1^ISO</w:t>
+      </w:r>
+    </w:p>
+    <w:p>
+      <w:pPr>
         <w:rPr>
           <w:rFonts w:ascii="Consolas" w:hAnsi="Consolas" w:cs="Consolas"/>
           <w:color w:val="000000"/>
           <w:sz w:val="20"/>
         </w:rPr>
-        <w:t>53</w:t>
-      </w:r>
+      </w:pPr>
       <w:r>
         <w:rPr>
           <w:rFonts w:ascii="Consolas" w:hAnsi="Consolas" w:cs="Consolas"/>
           <w:color w:val="000000"/>
           <w:sz w:val="20"/>
         </w:rPr>
-        <w:t>.1^ISO</w:t>
-      </w:r>
-    </w:p>
-    <w:p>
-      <w:pPr>
+        <w:t>OBR|1|</w:t>
+      </w:r>
+      <w:r>
+        <w:rPr>
+          <w:rFonts w:ascii="Consolas" w:hAnsi="Consolas" w:cs="Consolas"/>
+          <w:color w:val="00B0F0"/>
+          <w:sz w:val="20"/>
+        </w:rPr>
+        <w:t>PHILIPS_867315^^0009FBFFFF059322^EUI64</w:t>
+      </w:r>
+      <w:r>
         <w:rPr>
           <w:rFonts w:ascii="Consolas" w:hAnsi="Consolas" w:cs="Consolas"/>
           <w:color w:val="000000"/>
           <w:sz w:val="20"/>
         </w:rPr>
-      </w:pPr>
+        <w:t>|0^^0009FBFFFF059322^EUI-64|</w:t>
+      </w:r>
+      <w:r>
+        <w:rPr>
+          <w:rFonts w:ascii="Consolas" w:hAnsi="Consolas"/>
+          <w:sz w:val="20"/>
+          <w:szCs w:val="16"/>
+        </w:rPr>
+        <w:t>198200^ MDC_EVT_WATCHDOG^MDC</w:t>
+      </w:r>
       <w:r>
         <w:rPr>
           <w:rFonts w:ascii="Consolas" w:hAnsi="Consolas" w:cs="Consolas"/>
           <w:color w:val="000000"/>
           <w:sz w:val="20"/>
         </w:rPr>
-        <w:t>OBR|1|</w:t>
+        <w:t>|||20220627085521038+0000</w:t>
+      </w:r>
+    </w:p>
+    <w:p>
+      <w:pPr>
+        <w:rPr>
+          <w:rFonts w:ascii="Consolas" w:hAnsi="Consolas" w:cs="Consolas"/>
+          <w:color w:val="000000"/>
+          <w:sz w:val="20"/>
+        </w:rPr>
+      </w:pPr>
+      <w:r>
+        <w:rPr>
+          <w:rFonts w:ascii="Consolas" w:hAnsi="Consolas" w:cs="Consolas"/>
+          <w:color w:val="000000"/>
+          <w:sz w:val="20"/>
+        </w:rPr>
+        <w:t>OBX|1||69633^MDC_DEV_MDS^MDC|1.0.0.0|||||||X|||||||</w:t>
+      </w:r>
+      <w:r>
+        <w:rPr>
+          <w:rFonts w:ascii="Consolas" w:hAnsi="Consolas" w:cs="Consolas"/>
+          <w:color w:val="000000"/>
+          <w:sz w:val="20"/>
+        </w:rPr>
+        <w:br/>
       </w:r>
       <w:r>
         <w:rPr>
@@ -16948,13 +15930,22 @@
         </w:rPr>
         <w:t>PHILIPS_867315^^0009FBFFFF059322^EUI64</w:t>
       </w:r>
-      <w:r>
+    </w:p>
+    <w:p>
+      <w:pPr>
         <w:rPr>
           <w:rFonts w:ascii="Consolas" w:hAnsi="Consolas" w:cs="Consolas"/>
           <w:color w:val="000000"/>
           <w:sz w:val="20"/>
         </w:rPr>
-        <w:t>|0^^0009FBFFFF059322^EUI</w:t>
+      </w:pPr>
+      <w:r>
+        <w:rPr>
+          <w:rFonts w:ascii="Consolas" w:hAnsi="Consolas"/>
+          <w:sz w:val="20"/>
+          <w:szCs w:val="16"/>
+        </w:rPr>
+        <w:t>OBX|2|ST|198200^ MDC_EVT_WATCHDOG^MDC|1.0.0.1|continue|||&lt;10000|||F|||</w:t>
       </w:r>
       <w:r>
         <w:rPr>
@@ -16962,172 +15953,46 @@
           <w:color w:val="000000"/>
           <w:sz w:val="20"/>
         </w:rPr>
-        <w:t>-</w:t>
-      </w:r>
-      <w:r>
+        <w:t>20220627085521038+0000</w:t>
+      </w:r>
+    </w:p>
+    <w:p>
+      <w:pPr>
         <w:rPr>
           <w:rFonts w:ascii="Consolas" w:hAnsi="Consolas" w:cs="Consolas"/>
           <w:color w:val="000000"/>
           <w:sz w:val="20"/>
         </w:rPr>
-        <w:t>64|</w:t>
-      </w:r>
-      <w:r>
+      </w:pPr>
+    </w:p>
+    <w:p>
+      <w:pPr>
+        <w:pStyle w:val="BodyText"/>
+        <w:rPr>
+          <w:rStyle w:val="BookTitle"/>
+        </w:rPr>
+      </w:pPr>
+      <w:r>
+        <w:rPr>
+          <w:rStyle w:val="BookTitle"/>
+        </w:rPr>
+        <w:br w:type="page"/>
+      </w:r>
+    </w:p>
+    <w:p>
+      <w:pPr>
         <w:rPr>
           <w:rFonts w:ascii="Consolas" w:hAnsi="Consolas"/>
           <w:sz w:val="20"/>
           <w:szCs w:val="16"/>
         </w:rPr>
-        <w:t>198200^ MDC_EVT_WATCHDOG^MDC</w:t>
-      </w:r>
-      <w:r>
-        <w:rPr>
-          <w:rFonts w:ascii="Consolas" w:hAnsi="Consolas" w:cs="Consolas"/>
-          <w:color w:val="000000"/>
-          <w:sz w:val="20"/>
-        </w:rPr>
-        <w:t>|||20220627085521038+0000</w:t>
-      </w:r>
-    </w:p>
-    <w:p>
-      <w:pPr>
-        <w:rPr>
-          <w:rFonts w:ascii="Consolas" w:hAnsi="Consolas" w:cs="Consolas"/>
-          <w:color w:val="000000"/>
-          <w:sz w:val="20"/>
-        </w:rPr>
-      </w:pPr>
-      <w:r>
-        <w:rPr>
-          <w:rFonts w:ascii="Consolas" w:hAnsi="Consolas" w:cs="Consolas"/>
-          <w:color w:val="000000"/>
-          <w:sz w:val="20"/>
-        </w:rPr>
-        <w:t>OBX|1||69</w:t>
-      </w:r>
-      <w:r>
-        <w:rPr>
-          <w:rFonts w:ascii="Consolas" w:hAnsi="Consolas" w:cs="Consolas"/>
-          <w:color w:val="000000"/>
-          <w:sz w:val="20"/>
-        </w:rPr>
-        <w:t>633</w:t>
-      </w:r>
-      <w:r>
-        <w:rPr>
-          <w:rFonts w:ascii="Consolas" w:hAnsi="Consolas" w:cs="Consolas"/>
-          <w:color w:val="000000"/>
-          <w:sz w:val="20"/>
-        </w:rPr>
-        <w:t>^MDC_DEV_MDS^MDC|1.0.0.0|||||||X|||||||</w:t>
-      </w:r>
-      <w:r>
-        <w:rPr>
-          <w:rFonts w:ascii="Consolas" w:hAnsi="Consolas" w:cs="Consolas"/>
-          <w:color w:val="000000"/>
-          <w:sz w:val="20"/>
-        </w:rPr>
-        <w:br/>
-      </w:r>
-      <w:r>
-        <w:rPr>
-          <w:rFonts w:ascii="Consolas" w:hAnsi="Consolas" w:cs="Consolas"/>
-          <w:color w:val="00B0F0"/>
-          <w:sz w:val="20"/>
-        </w:rPr>
-        <w:t>PHILIPS_867315^^0009FBFFFF059322^EUI64</w:t>
-      </w:r>
-    </w:p>
-    <w:p>
-      <w:pPr>
-        <w:rPr>
-          <w:rFonts w:ascii="Consolas" w:hAnsi="Consolas" w:cs="Consolas"/>
-          <w:color w:val="000000"/>
-          <w:sz w:val="20"/>
-        </w:rPr>
-      </w:pPr>
-      <w:r>
-        <w:rPr>
-          <w:rFonts w:ascii="Consolas" w:hAnsi="Consolas"/>
-          <w:sz w:val="20"/>
-          <w:szCs w:val="16"/>
-        </w:rPr>
-        <w:t>OBX|2|ST|198200^ MDC_EVT_WATCHDOG^MDC|1.0.0.1|continue|||&lt;</w:t>
-      </w:r>
-      <w:r>
-        <w:rPr>
-          <w:rFonts w:ascii="Consolas" w:hAnsi="Consolas"/>
-          <w:sz w:val="20"/>
-          <w:szCs w:val="16"/>
-        </w:rPr>
-        <w:t>10</w:t>
-      </w:r>
-      <w:r>
-        <w:rPr>
-          <w:rFonts w:ascii="Consolas" w:hAnsi="Consolas"/>
-          <w:sz w:val="20"/>
-          <w:szCs w:val="16"/>
-        </w:rPr>
-        <w:t>000|||F|||</w:t>
-      </w:r>
-      <w:r>
-        <w:rPr>
-          <w:rFonts w:ascii="Consolas" w:hAnsi="Consolas" w:cs="Consolas"/>
-          <w:color w:val="000000"/>
-          <w:sz w:val="20"/>
-        </w:rPr>
-        <w:t>20220627085521038+0000</w:t>
-      </w:r>
-    </w:p>
-    <w:p>
-      <w:pPr>
-        <w:rPr>
-          <w:rFonts w:ascii="Consolas" w:hAnsi="Consolas" w:cs="Consolas"/>
-          <w:color w:val="000000"/>
-          <w:sz w:val="20"/>
-        </w:rPr>
-      </w:pPr>
-    </w:p>
-    <w:p>
-      <w:pPr>
-        <w:spacing w:before="0"/>
+      </w:pPr>
+      <w:r>
         <w:rPr>
           <w:rStyle w:val="BookTitle"/>
         </w:rPr>
-      </w:pPr>
-      <w:r>
-        <w:rPr>
-          <w:rStyle w:val="BookTitle"/>
-        </w:rPr>
-        <w:br w:type="page"/>
-      </w:r>
-    </w:p>
-    <w:p>
-      <w:pPr>
-        <w:rPr>
-          <w:rFonts w:ascii="Consolas" w:hAnsi="Consolas"/>
-          <w:sz w:val="20"/>
-          <w:szCs w:val="16"/>
-        </w:rPr>
-      </w:pPr>
-      <w:r>
-        <w:rPr>
-          <w:rStyle w:val="BookTitle"/>
-        </w:rPr>
         <w:lastRenderedPageBreak/>
-        <w:t xml:space="preserve">Gateway </w:t>
-      </w:r>
-      <w:r>
-        <w:rPr>
-          <w:rStyle w:val="BookTitle"/>
-        </w:rPr>
-        <w:t xml:space="preserve">Heartbeat </w:t>
-      </w:r>
-      <w:r>
-        <w:rPr>
-          <w:rStyle w:val="BookTitle"/>
-        </w:rPr>
-        <w:t xml:space="preserve">Reporter which sends heartbeat messages </w:t>
+        <w:t xml:space="preserve">Gateway Heartbeat Reporter which sends heartbeat messages </w:t>
       </w:r>
       <w:r>
         <w:rPr>
@@ -19047,7 +17912,16 @@
         <w:t xml:space="preserve">corresponding messages which indicate </w:t>
       </w:r>
       <w:r>
-        <w:t>a communication loss of the device. E.g. for the IHE DEC</w:t>
+        <w:t xml:space="preserve">a communication loss of the device. </w:t>
+      </w:r>
+      <w:r>
+        <w:t>E.g.,</w:t>
+      </w:r>
+      <w:r>
+        <w:t xml:space="preserve"> </w:t>
+      </w:r>
+      <w:r>
+        <w:t>for the IHE DEC</w:t>
       </w:r>
       <w:r>
         <w:t xml:space="preserve"> profile, the gateway may send DEC PCD-01 message</w:t>
@@ -19097,7 +17971,16 @@
         <w:t xml:space="preserve"> </w:t>
       </w:r>
       <w:r>
-        <w:t>connected device (e.g. a status message at the device</w:t>
+        <w:t>connected device (</w:t>
+      </w:r>
+      <w:r>
+        <w:t>e.g.,</w:t>
+      </w:r>
+      <w:r>
+        <w:t xml:space="preserve"> </w:t>
+      </w:r>
+      <w:r>
+        <w:t>a status message at the device</w:t>
       </w:r>
       <w:r>
         <w:t>’s display</w:t>
@@ -19130,7 +18013,16 @@
         <w:t>e</w:t>
       </w:r>
       <w:r>
-        <w:t xml:space="preserve"> (e.g. all caregivers which are assigned to patients</w:t>
+        <w:t xml:space="preserve"> (</w:t>
+      </w:r>
+      <w:r>
+        <w:t>e.g.,</w:t>
+      </w:r>
+      <w:r>
+        <w:t xml:space="preserve"> </w:t>
+      </w:r>
+      <w:r>
+        <w:t>all caregivers which are assigned to patients</w:t>
       </w:r>
       <w:r>
         <w:t xml:space="preserve"> in </w:t>
@@ -19168,11 +18060,6 @@
       <w:r>
         <w:t>).</w:t>
       </w:r>
-    </w:p>
-    <w:p>
-      <w:pPr>
-        <w:pStyle w:val="BodyText"/>
-      </w:pPr>
     </w:p>
     <w:p>
       <w:pPr>
@@ -19185,9 +18072,9 @@
           <w:noProof w:val="0"/>
         </w:rPr>
       </w:pPr>
-      <w:bookmarkStart w:id="235" w:name="_Ref203463529"/>
-      <w:bookmarkStart w:id="236" w:name="_Ref203463549"/>
-      <w:bookmarkStart w:id="237" w:name="_Toc229650293"/>
+      <w:bookmarkStart w:id="231" w:name="_Ref203463529"/>
+      <w:bookmarkStart w:id="232" w:name="_Ref203463549"/>
+      <w:bookmarkStart w:id="233" w:name="_Toc235097020"/>
       <w:r>
         <w:rPr>
           <w:noProof w:val="0"/>
@@ -19248,9 +18135,9 @@
         </w:rPr>
         <w:t xml:space="preserve"> Heartbeat Message</w:t>
       </w:r>
-      <w:bookmarkEnd w:id="235"/>
-      <w:bookmarkEnd w:id="236"/>
-      <w:bookmarkEnd w:id="237"/>
+      <w:bookmarkEnd w:id="231"/>
+      <w:bookmarkEnd w:id="232"/>
+      <w:bookmarkEnd w:id="233"/>
     </w:p>
     <w:p>
       <w:pPr>
@@ -19260,176 +18147,191 @@
         <w:t xml:space="preserve">When the </w:t>
       </w:r>
       <w:r>
-        <w:t>HC</w:t>
+        <w:t xml:space="preserve">HC </w:t>
+      </w:r>
+      <w:r>
+        <w:t xml:space="preserve">receives a heartbeat message from the </w:t>
+      </w:r>
+      <w:r>
+        <w:t>HR</w:t>
+      </w:r>
+      <w:r>
+        <w:t>, it is required to acknowledge the heartbeat message</w:t>
+      </w:r>
+      <w:r>
+        <w:t xml:space="preserve"> (HL7 </w:t>
+      </w:r>
+      <w:r>
+        <w:t>general acknowledgement message (ACK)</w:t>
+      </w:r>
+      <w:r>
+        <w:t>)</w:t>
+      </w:r>
+      <w:r>
+        <w:t xml:space="preserve"> before the next heartbeat message will be sent according to the defined periodicity - ideally as fast as possible.</w:t>
+      </w:r>
+    </w:p>
+    <w:p>
+      <w:pPr>
+        <w:pStyle w:val="BodyText"/>
+      </w:pPr>
+      <w:r>
+        <w:t xml:space="preserve">The HR may send multiple heartbeat messages </w:t>
+      </w:r>
+      <w:r>
+        <w:t>for different IHE profiles to the HC</w:t>
+      </w:r>
+      <w:r>
+        <w:t xml:space="preserve"> through the same connection. In this case, the HC </w:t>
+      </w:r>
+      <w:r>
+        <w:t>must</w:t>
+      </w:r>
+      <w:r>
+        <w:t xml:space="preserve"> acknowledge each heartbeat message </w:t>
+      </w:r>
+      <w:r>
+        <w:t>individually for the indicated</w:t>
+      </w:r>
+      <w:r>
+        <w:t xml:space="preserve"> IHE profile (OBX-15</w:t>
+      </w:r>
+      <w:r>
+        <w:t xml:space="preserve"> field contains the IHE profile ID).</w:t>
       </w:r>
       <w:r>
         <w:t xml:space="preserve"> </w:t>
       </w:r>
-      <w:r>
-        <w:t xml:space="preserve">receives a heartbeat message from the </w:t>
+    </w:p>
+    <w:p>
+      <w:pPr>
+        <w:pStyle w:val="Heading5"/>
+        <w:rPr>
+          <w:noProof w:val="0"/>
+        </w:rPr>
+      </w:pPr>
+      <w:bookmarkStart w:id="234" w:name="_Toc235097021"/>
+      <w:r>
+        <w:rPr>
+          <w:noProof w:val="0"/>
+        </w:rPr>
+        <w:t>3.</w:t>
+      </w:r>
+      <w:r>
+        <w:rPr>
+          <w:noProof w:val="0"/>
+        </w:rPr>
+        <w:t>5</w:t>
+      </w:r>
+      <w:r>
+        <w:rPr>
+          <w:noProof w:val="0"/>
+        </w:rPr>
+        <w:t>3</w:t>
+      </w:r>
+      <w:r>
+        <w:rPr>
+          <w:noProof w:val="0"/>
+        </w:rPr>
+        <w:t>.4.</w:t>
+      </w:r>
+      <w:r>
+        <w:rPr>
+          <w:noProof w:val="0"/>
+        </w:rPr>
+        <w:t>2</w:t>
+      </w:r>
+      <w:r>
+        <w:rPr>
+          <w:noProof w:val="0"/>
+        </w:rPr>
+        <w:t>.1 Trigger Events</w:t>
+      </w:r>
+      <w:bookmarkEnd w:id="234"/>
+    </w:p>
+    <w:p>
+      <w:pPr>
+        <w:pStyle w:val="BodyText"/>
+      </w:pPr>
+      <w:r>
+        <w:t>Heartbeat</w:t>
+      </w:r>
+      <w:r>
+        <w:t xml:space="preserve"> acknowle</w:t>
+      </w:r>
+      <w:r>
+        <w:t>dgement</w:t>
+      </w:r>
+      <w:r>
+        <w:t xml:space="preserve"> messages are </w:t>
+      </w:r>
+      <w:r>
+        <w:t>sent</w:t>
+      </w:r>
+      <w:r>
+        <w:t xml:space="preserve"> from the </w:t>
+      </w:r>
+      <w:r>
+        <w:t xml:space="preserve">HC </w:t>
+      </w:r>
+      <w:r>
+        <w:t xml:space="preserve">to the </w:t>
       </w:r>
       <w:r>
         <w:t>HR</w:t>
       </w:r>
       <w:r>
-        <w:t>, it is required to acknowledge the heartbeat message</w:t>
-      </w:r>
-      <w:r>
-        <w:t xml:space="preserve"> (HL7 </w:t>
-      </w:r>
-      <w:r>
-        <w:t>general acknowledgement message (ACK)</w:t>
-      </w:r>
-      <w:r>
-        <w:t>)</w:t>
-      </w:r>
-      <w:r>
-        <w:t xml:space="preserve"> before the next heartbeat message will be sent according to the defined periodicity - ideally as fast as possible.</w:t>
-      </w:r>
-    </w:p>
-    <w:p>
-      <w:pPr>
-        <w:pStyle w:val="BodyText"/>
-      </w:pPr>
-      <w:r>
-        <w:t xml:space="preserve">The HR may send multiple heartbeat messages </w:t>
-      </w:r>
-      <w:r>
-        <w:t>for different IHE profiles to the HC</w:t>
-      </w:r>
-      <w:r>
-        <w:t xml:space="preserve"> through the same connection. In this case, the HC has to acknowledge each heartbeat message </w:t>
-      </w:r>
-      <w:r>
-        <w:t>individually for the indicated</w:t>
-      </w:r>
-      <w:r>
-        <w:t xml:space="preserve"> IHE profile (OBX-15</w:t>
-      </w:r>
-      <w:r>
-        <w:t xml:space="preserve"> field contains the IHE profile ID).</w:t>
-      </w:r>
-      <w:r>
         <w:t xml:space="preserve"> </w:t>
       </w:r>
-    </w:p>
-    <w:p>
-      <w:pPr>
-        <w:pStyle w:val="Heading5"/>
-      </w:pPr>
-      <w:bookmarkStart w:id="238" w:name="_Toc229650294"/>
-      <w:r>
-        <w:t>3.</w:t>
-      </w:r>
-      <w:r>
-        <w:t>5</w:t>
-      </w:r>
-      <w:r>
-        <w:t>3</w:t>
-      </w:r>
-      <w:r>
-        <w:t>.4.</w:t>
-      </w:r>
-      <w:r>
-        <w:t>2</w:t>
-      </w:r>
-      <w:r>
-        <w:t xml:space="preserve">.1 </w:t>
-      </w:r>
-      <w:r>
-        <w:t>Trigger</w:t>
-      </w:r>
-      <w:r>
-        <w:t xml:space="preserve"> Events</w:t>
-      </w:r>
-      <w:bookmarkEnd w:id="238"/>
-    </w:p>
-    <w:p>
-      <w:pPr>
-        <w:pStyle w:val="BodyText"/>
-      </w:pPr>
-      <w:r>
-        <w:t>Heartbeat</w:t>
-      </w:r>
-      <w:r>
-        <w:t xml:space="preserve"> acknowle</w:t>
-      </w:r>
-      <w:r>
-        <w:t>dgement</w:t>
-      </w:r>
-      <w:r>
-        <w:t xml:space="preserve"> messages are </w:t>
-      </w:r>
-      <w:r>
-        <w:t>sent</w:t>
+      <w:r>
+        <w:t>only</w:t>
       </w:r>
       <w:r>
         <w:t xml:space="preserve"> </w:t>
       </w:r>
       <w:r>
-        <w:t xml:space="preserve">from the </w:t>
+        <w:t>in</w:t>
+      </w:r>
+      <w:r>
+        <w:t xml:space="preserve"> response </w:t>
+      </w:r>
+      <w:r>
+        <w:t>to</w:t>
+      </w:r>
+      <w:r>
+        <w:t xml:space="preserve"> </w:t>
+      </w:r>
+      <w:r>
+        <w:t>the</w:t>
+      </w:r>
+      <w:r>
+        <w:t xml:space="preserve"> </w:t>
+      </w:r>
+      <w:r>
+        <w:t>la</w:t>
+      </w:r>
+      <w:r>
+        <w:t>st</w:t>
+      </w:r>
+      <w:r>
+        <w:t xml:space="preserve"> Heartbeat message</w:t>
+      </w:r>
+      <w:r>
+        <w:t xml:space="preserve">. </w:t>
+      </w:r>
+      <w:r>
+        <w:t xml:space="preserve">Depending on the acknowledgement and application </w:t>
+      </w:r>
+      <w:r>
+        <w:t>error code</w:t>
+      </w:r>
+      <w:r>
+        <w:t xml:space="preserve">, the </w:t>
       </w:r>
       <w:r>
         <w:t xml:space="preserve">HC </w:t>
       </w:r>
       <w:r>
-        <w:t xml:space="preserve">to the </w:t>
-      </w:r>
-      <w:r>
-        <w:t>HR</w:t>
-      </w:r>
-      <w:r>
-        <w:t xml:space="preserve"> </w:t>
-      </w:r>
-      <w:r>
-        <w:t>only</w:t>
-      </w:r>
-      <w:r>
-        <w:t xml:space="preserve"> </w:t>
-      </w:r>
-      <w:r>
-        <w:t>in</w:t>
-      </w:r>
-      <w:r>
-        <w:t xml:space="preserve"> response </w:t>
-      </w:r>
-      <w:r>
-        <w:t>to</w:t>
-      </w:r>
-      <w:r>
-        <w:t xml:space="preserve"> </w:t>
-      </w:r>
-      <w:r>
-        <w:t>the</w:t>
-      </w:r>
-      <w:r>
-        <w:t xml:space="preserve"> </w:t>
-      </w:r>
-      <w:r>
-        <w:t>la</w:t>
-      </w:r>
-      <w:r>
-        <w:t>st</w:t>
-      </w:r>
-      <w:r>
-        <w:t xml:space="preserve"> Heartbeat message</w:t>
-      </w:r>
-      <w:r>
-        <w:t xml:space="preserve">. </w:t>
-      </w:r>
-      <w:r>
-        <w:t xml:space="preserve">Depending on the acknowledgement and application </w:t>
-      </w:r>
-      <w:r>
-        <w:t>error code</w:t>
-      </w:r>
-      <w:r>
-        <w:t xml:space="preserve">, the </w:t>
-      </w:r>
-      <w:r>
-        <w:t xml:space="preserve">HC </w:t>
-      </w:r>
-      <w:r>
         <w:t xml:space="preserve">can indicate to the </w:t>
       </w:r>
       <w:r>
@@ -19441,11 +18343,7 @@
     </w:p>
     <w:p>
       <w:pPr>
-        <w:pStyle w:val="BodyText"/>
-        <w:numPr>
-          <w:ilvl w:val="0"/>
-          <w:numId w:val="75"/>
-        </w:numPr>
+        <w:pStyle w:val="ListBullet2"/>
       </w:pPr>
       <w:r>
         <w:t>Confirms the participation in the MC, and it is fully operational.</w:t>
@@ -19453,23 +18351,21 @@
     </w:p>
     <w:p>
       <w:pPr>
-        <w:pStyle w:val="BodyText"/>
-        <w:numPr>
-          <w:ilvl w:val="0"/>
-          <w:numId w:val="75"/>
-        </w:numPr>
-      </w:pPr>
-      <w:r>
-        <w:t>Either does not support a MC temporarily or wants to stop the participation in the MC.</w:t>
-      </w:r>
-    </w:p>
-    <w:p>
-      <w:pPr>
-        <w:pStyle w:val="BodyText"/>
-        <w:numPr>
-          <w:ilvl w:val="0"/>
-          <w:numId w:val="75"/>
-        </w:numPr>
+        <w:pStyle w:val="ListBullet2"/>
+      </w:pPr>
+      <w:r>
+        <w:t>Either does not support a</w:t>
+      </w:r>
+      <w:r>
+        <w:t>n</w:t>
+      </w:r>
+      <w:r>
+        <w:t xml:space="preserve"> MC temporarily or wants to stop the participation in the MC.</w:t>
+      </w:r>
+    </w:p>
+    <w:p>
+      <w:pPr>
+        <w:pStyle w:val="ListBullet2"/>
       </w:pPr>
       <w:r>
         <w:t xml:space="preserve">Stops the participation in the MC due to an error. </w:t>
@@ -19477,11 +18373,7 @@
     </w:p>
     <w:p>
       <w:pPr>
-        <w:pStyle w:val="BodyText"/>
-        <w:numPr>
-          <w:ilvl w:val="0"/>
-          <w:numId w:val="75"/>
-        </w:numPr>
+        <w:pStyle w:val="ListBullet2"/>
       </w:pPr>
       <w:r>
         <w:t>Does not support a MC at all.</w:t>
@@ -19498,7 +18390,7 @@
           <w:noProof w:val="0"/>
         </w:rPr>
       </w:pPr>
-      <w:bookmarkStart w:id="239" w:name="_Toc229650295"/>
+      <w:bookmarkStart w:id="235" w:name="_Toc235097022"/>
       <w:r>
         <w:rPr>
           <w:noProof w:val="0"/>
@@ -19535,7 +18427,7 @@
         </w:rPr>
         <w:t>.2 Message Semantics</w:t>
       </w:r>
-      <w:bookmarkEnd w:id="239"/>
+      <w:bookmarkEnd w:id="235"/>
     </w:p>
     <w:p>
       <w:pPr>
@@ -19559,27 +18451,27 @@
     </w:p>
     <w:p>
       <w:r>
+        <w:t xml:space="preserve">The </w:t>
+      </w:r>
+      <w:r>
+        <w:t xml:space="preserve">HC </w:t>
+      </w:r>
+      <w:r>
+        <w:t xml:space="preserve">must also consider the latency for the internal processing of the response, the network transmission, and so on. Therefore, it is recommended that the </w:t>
+      </w:r>
+      <w:r>
+        <w:t xml:space="preserve">HC </w:t>
+      </w:r>
+      <w:r>
+        <w:t>should respond to the heartbeat message within the first half of the defined interval.</w:t>
+      </w:r>
+    </w:p>
+    <w:p>
+      <w:pPr>
+        <w:pStyle w:val="BodyText"/>
+      </w:pPr>
+      <w:r>
         <w:lastRenderedPageBreak/>
-        <w:t xml:space="preserve">The </w:t>
-      </w:r>
-      <w:r>
-        <w:t xml:space="preserve">HC </w:t>
-      </w:r>
-      <w:r>
-        <w:t xml:space="preserve">must also consider the latency for the internal processing of the response, the network transmission, and so on. Therefore, it is recommended that the </w:t>
-      </w:r>
-      <w:r>
-        <w:t xml:space="preserve">HC </w:t>
-      </w:r>
-      <w:r>
-        <w:t>should respond to the heartbeat message within the first half of the defined interval.</w:t>
-      </w:r>
-    </w:p>
-    <w:p>
-      <w:pPr>
-        <w:pStyle w:val="BodyText"/>
-      </w:pPr>
-      <w:r>
         <w:t xml:space="preserve">To indicate the current state of the </w:t>
       </w:r>
       <w:r>
@@ -19619,11 +18511,7 @@
     </w:p>
     <w:p>
       <w:pPr>
-        <w:pStyle w:val="BodyText"/>
-        <w:numPr>
-          <w:ilvl w:val="0"/>
-          <w:numId w:val="77"/>
-        </w:numPr>
+        <w:pStyle w:val="ListBullet2"/>
       </w:pPr>
       <w:r>
         <w:rPr>
@@ -19645,16 +18533,21 @@
         <w:t xml:space="preserve">HR </w:t>
       </w:r>
       <w:r>
-        <w:t>(e. g. the alert manager is able to disseminate alert events to its alert communicators).</w:t>
-      </w:r>
-    </w:p>
-    <w:p>
-      <w:pPr>
-        <w:pStyle w:val="BodyText"/>
-        <w:numPr>
-          <w:ilvl w:val="0"/>
-          <w:numId w:val="77"/>
-        </w:numPr>
+        <w:t>(</w:t>
+      </w:r>
+      <w:r>
+        <w:t>e.g.,</w:t>
+      </w:r>
+      <w:r>
+        <w:t xml:space="preserve"> </w:t>
+      </w:r>
+      <w:r>
+        <w:t>the alert manager is able to disseminate alert events to its alert communicators).</w:t>
+      </w:r>
+    </w:p>
+    <w:p>
+      <w:pPr>
+        <w:pStyle w:val="ListBullet2"/>
       </w:pPr>
       <w:r>
         <w:rPr>
@@ -19664,10 +18557,7 @@
         <w:t>CR</w:t>
       </w:r>
       <w:r>
-        <w:t>:</w:t>
-      </w:r>
-      <w:r>
-        <w:t xml:space="preserve"> the </w:t>
+        <w:t xml:space="preserve">: the </w:t>
       </w:r>
       <w:r>
         <w:t xml:space="preserve">HC </w:t>
@@ -19698,11 +18588,7 @@
     </w:p>
     <w:p>
       <w:pPr>
-        <w:pStyle w:val="BodyText"/>
-        <w:numPr>
-          <w:ilvl w:val="1"/>
-          <w:numId w:val="77"/>
-        </w:numPr>
+        <w:pStyle w:val="ListBullet3"/>
       </w:pPr>
       <w:r>
         <w:t xml:space="preserve">A. the </w:t>
@@ -19717,16 +18603,27 @@
         <w:t xml:space="preserve">HR </w:t>
       </w:r>
       <w:r>
-        <w:t>as intended (e. g. the alert manager is currently unable to communicate with its alert communicators).</w:t>
-      </w:r>
-    </w:p>
-    <w:p>
-      <w:pPr>
-        <w:pStyle w:val="BodyText"/>
-        <w:numPr>
-          <w:ilvl w:val="1"/>
-          <w:numId w:val="77"/>
-        </w:numPr>
+        <w:t>as intended (e</w:t>
+      </w:r>
+      <w:r>
+        <w:t>.g</w:t>
+      </w:r>
+      <w:r>
+        <w:t>.</w:t>
+      </w:r>
+      <w:r>
+        <w:t>,</w:t>
+      </w:r>
+      <w:r>
+        <w:t xml:space="preserve"> </w:t>
+      </w:r>
+      <w:r>
+        <w:t>the alert manager is currently unable to communicate with its alert communicators).</w:t>
+      </w:r>
+    </w:p>
+    <w:p>
+      <w:pPr>
+        <w:pStyle w:val="ListBullet3"/>
       </w:pPr>
       <w:r>
         <w:t xml:space="preserve">B. the </w:t>
@@ -19740,11 +18637,7 @@
     </w:p>
     <w:p>
       <w:pPr>
-        <w:pStyle w:val="BodyText"/>
-        <w:numPr>
-          <w:ilvl w:val="0"/>
-          <w:numId w:val="77"/>
-        </w:numPr>
+        <w:pStyle w:val="ListBullet2"/>
       </w:pPr>
       <w:r>
         <w:rPr>
@@ -19754,10 +18647,7 @@
         <w:t>CE</w:t>
       </w:r>
       <w:r>
-        <w:t>:</w:t>
-      </w:r>
-      <w:r>
-        <w:t xml:space="preserve"> the </w:t>
+        <w:t xml:space="preserve">: the </w:t>
       </w:r>
       <w:r>
         <w:t xml:space="preserve">HC </w:t>
@@ -19799,9 +18689,6 @@
       <w:pPr>
         <w:pStyle w:val="BodyText"/>
       </w:pPr>
-      <w:r>
-        <w:t>.</w:t>
-      </w:r>
     </w:p>
     <w:p>
       <w:pPr>
@@ -19832,6 +18719,11 @@
       <w:r>
         <w:t xml:space="preserve"> additional information about the rejected heartbeat message:</w:t>
       </w:r>
+    </w:p>
+    <w:p>
+      <w:pPr>
+        <w:pStyle w:val="BodyText"/>
+      </w:pPr>
     </w:p>
     <w:tbl>
       <w:tblPr>
@@ -19852,51 +18744,34 @@
         <w:gridCol w:w="3169"/>
       </w:tblGrid>
       <w:tr>
+        <w:trPr>
+          <w:cantSplit/>
+          <w:tblHeader/>
+        </w:trPr>
         <w:tc>
           <w:tcPr>
             <w:tcW w:w="3192" w:type="dxa"/>
-            <w:shd w:val="solid" w:color="000000" w:fill="FFFFFF"/>
+            <w:shd w:val="clear" w:color="auto" w:fill="BFBFBF" w:themeFill="background1" w:themeFillShade="BF"/>
           </w:tcPr>
           <w:p>
             <w:pPr>
-              <w:rPr>
-                <w:b/>
-                <w:bCs/>
-              </w:rPr>
+              <w:pStyle w:val="TableEntryHeader"/>
             </w:pPr>
             <w:r>
-              <w:rPr>
-                <w:b/>
-                <w:bCs/>
-              </w:rPr>
-              <w:t>ERR</w:t>
-            </w:r>
-            <w:r>
-              <w:rPr>
-                <w:b/>
-                <w:bCs/>
-              </w:rPr>
-              <w:t xml:space="preserve"> Field</w:t>
+              <w:t>ERR Field</w:t>
             </w:r>
           </w:p>
         </w:tc>
         <w:tc>
           <w:tcPr>
             <w:tcW w:w="3192" w:type="dxa"/>
-            <w:shd w:val="solid" w:color="000000" w:fill="FFFFFF"/>
+            <w:shd w:val="clear" w:color="auto" w:fill="BFBFBF" w:themeFill="background1" w:themeFillShade="BF"/>
           </w:tcPr>
           <w:p>
             <w:pPr>
-              <w:rPr>
-                <w:b/>
-                <w:bCs/>
-              </w:rPr>
+              <w:pStyle w:val="TableEntryHeader"/>
             </w:pPr>
             <w:r>
-              <w:rPr>
-                <w:b/>
-                <w:bCs/>
-              </w:rPr>
               <w:t>Value</w:t>
             </w:r>
           </w:p>
@@ -19904,39 +18779,29 @@
         <w:tc>
           <w:tcPr>
             <w:tcW w:w="3192" w:type="dxa"/>
-            <w:shd w:val="solid" w:color="000000" w:fill="FFFFFF"/>
+            <w:shd w:val="clear" w:color="auto" w:fill="BFBFBF" w:themeFill="background1" w:themeFillShade="BF"/>
           </w:tcPr>
           <w:p>
             <w:pPr>
-              <w:rPr>
-                <w:b/>
-                <w:bCs/>
-              </w:rPr>
+              <w:pStyle w:val="TableEntryHeader"/>
             </w:pPr>
             <w:r>
-              <w:rPr>
-                <w:b/>
-                <w:bCs/>
-              </w:rPr>
               <w:t>Note</w:t>
             </w:r>
           </w:p>
         </w:tc>
       </w:tr>
       <w:tr>
+        <w:trPr>
+          <w:cantSplit/>
+        </w:trPr>
         <w:tc>
           <w:tcPr>
             <w:tcW w:w="3192" w:type="dxa"/>
           </w:tcPr>
           <w:p>
             <w:r>
-              <w:t>ERR</w:t>
-            </w:r>
-            <w:r>
-              <w:t>-</w:t>
-            </w:r>
-            <w:r>
-              <w:t>3 HL7 Error Code</w:t>
+              <w:t>ERR-3 HL7 Error Code</w:t>
             </w:r>
           </w:p>
         </w:tc>
@@ -19962,6 +18827,9 @@
         </w:tc>
       </w:tr>
       <w:tr>
+        <w:trPr>
+          <w:cantSplit/>
+        </w:trPr>
         <w:tc>
           <w:tcPr>
             <w:tcW w:w="3192" w:type="dxa"/>
@@ -19994,12 +18862,16 @@
         </w:tc>
       </w:tr>
       <w:tr>
+        <w:trPr>
+          <w:cantSplit/>
+        </w:trPr>
         <w:tc>
           <w:tcPr>
             <w:tcW w:w="3192" w:type="dxa"/>
           </w:tcPr>
           <w:p>
             <w:r>
+              <w:lastRenderedPageBreak/>
               <w:t>ERR-5 Application Error Code</w:t>
             </w:r>
           </w:p>
@@ -20022,7 +18894,6 @@
             <w:r>
               <w:t>“</w:t>
             </w:r>
-            <w:proofErr w:type="spellStart"/>
             <w:r>
               <w:rPr>
                 <w:b/>
@@ -20030,7 +18901,6 @@
               </w:rPr>
               <w:t>WDERR^watchdog-negative-confirm^MDC</w:t>
             </w:r>
-            <w:proofErr w:type="spellEnd"/>
             <w:r>
               <w:t xml:space="preserve">”: indicates to the </w:t>
             </w:r>
@@ -20050,14 +18920,19 @@
               <w:t xml:space="preserve">HR </w:t>
             </w:r>
             <w:r>
-              <w:t>as intended (see case A. above. E. g. an alarm manager is currently not responding to alert events).</w:t>
+              <w:t>as intended (see case A above. E. g.</w:t>
+            </w:r>
+            <w:r>
+              <w:t>,</w:t>
+            </w:r>
+            <w:r>
+              <w:t xml:space="preserve"> an alarm manager is currently not responding to alert events).</w:t>
             </w:r>
           </w:p>
           <w:p>
             <w:r>
               <w:t>“</w:t>
             </w:r>
-            <w:proofErr w:type="spellStart"/>
             <w:r>
               <w:rPr>
                 <w:b/>
@@ -20065,13 +18940,8 @@
               </w:rPr>
               <w:t>WDLEAVE^watchdog-leave-monitoring^MDC</w:t>
             </w:r>
-            <w:proofErr w:type="spellEnd"/>
-            <w:r>
-              <w:t xml:space="preserve">”: </w:t>
-            </w:r>
-            <w:r>
-              <w:lastRenderedPageBreak/>
-              <w:t xml:space="preserve">indicates to the </w:t>
+            <w:r>
+              <w:t xml:space="preserve">”: indicates to the </w:t>
             </w:r>
             <w:r>
               <w:t xml:space="preserve">HR </w:t>
@@ -20083,7 +18953,13 @@
               <w:t xml:space="preserve">HC </w:t>
             </w:r>
             <w:r>
-              <w:t>wants to leave the MC intentionally (see case B. above. E. g. a shutdown of the alarm manager due to a planned system software update).</w:t>
+              <w:t>wants to leave the MC intentionally (see case B above. E. g.</w:t>
+            </w:r>
+            <w:r>
+              <w:t>,</w:t>
+            </w:r>
+            <w:r>
+              <w:t xml:space="preserve"> a shutdown of the alarm manager due to a planned system software update).</w:t>
             </w:r>
           </w:p>
         </w:tc>
@@ -20105,7 +18981,7 @@
           <w:noProof w:val="0"/>
         </w:rPr>
       </w:pPr>
-      <w:bookmarkStart w:id="240" w:name="_Toc229650296"/>
+      <w:bookmarkStart w:id="236" w:name="_Toc235097023"/>
       <w:r>
         <w:rPr>
           <w:noProof w:val="0"/>
@@ -20142,7 +19018,7 @@
         </w:rPr>
         <w:t>.3 Expected Actions</w:t>
       </w:r>
-      <w:bookmarkEnd w:id="240"/>
+      <w:bookmarkEnd w:id="236"/>
     </w:p>
     <w:p>
       <w:pPr>
@@ -20218,12 +19094,15 @@
           <w:ilvl w:val="0"/>
           <w:numId w:val="0"/>
         </w:numPr>
-      </w:pPr>
-      <w:bookmarkStart w:id="241" w:name="_Toc229650297"/>
-      <w:r>
         <w:rPr>
           <w:noProof w:val="0"/>
         </w:rPr>
+      </w:pPr>
+      <w:bookmarkStart w:id="237" w:name="_Toc235097024"/>
+      <w:r>
+        <w:rPr>
+          <w:noProof w:val="0"/>
+        </w:rPr>
         <w:t>3.</w:t>
       </w:r>
       <w:r>
@@ -20244,7 +19123,7 @@
         </w:rPr>
         <w:t>.5 Protocol Requirements</w:t>
       </w:r>
-      <w:bookmarkEnd w:id="241"/>
+      <w:bookmarkEnd w:id="237"/>
     </w:p>
     <w:p>
       <w:pPr>
@@ -20265,7 +19144,7 @@
           <w:noProof w:val="0"/>
         </w:rPr>
       </w:pPr>
-      <w:bookmarkStart w:id="242" w:name="_Toc229650298"/>
+      <w:bookmarkStart w:id="238" w:name="_Toc235097025"/>
       <w:r>
         <w:rPr>
           <w:noProof w:val="0"/>
@@ -20290,17 +19169,14 @@
         </w:rPr>
         <w:t>.6 Security Considerations</w:t>
       </w:r>
-      <w:bookmarkEnd w:id="242"/>
+      <w:bookmarkEnd w:id="238"/>
     </w:p>
     <w:p>
       <w:pPr>
         <w:pStyle w:val="BodyText"/>
       </w:pPr>
       <w:r>
-        <w:t>No special security or security audit considerations beyond the general ones already discussed apply to this transaction</w:t>
-      </w:r>
-      <w:r>
-        <w:t>.</w:t>
+        <w:t>No special security or security audit considerations beyond the general ones already discussed apply to this transaction.</w:t>
       </w:r>
     </w:p>
     <w:p>
@@ -20312,22 +19188,22 @@
       <w:pPr>
         <w:pStyle w:val="PartTitle"/>
       </w:pPr>
-      <w:bookmarkStart w:id="243" w:name="_Toc345074688"/>
-      <w:bookmarkStart w:id="244" w:name="_Toc18414939"/>
-      <w:bookmarkStart w:id="245" w:name="_Toc229650299"/>
+      <w:bookmarkStart w:id="239" w:name="_Toc345074688"/>
+      <w:bookmarkStart w:id="240" w:name="_Toc18414939"/>
+      <w:bookmarkStart w:id="241" w:name="_Toc235097026"/>
       <w:r>
         <w:lastRenderedPageBreak/>
         <w:t>Appendices</w:t>
       </w:r>
-      <w:bookmarkEnd w:id="243"/>
-      <w:bookmarkEnd w:id="244"/>
+      <w:bookmarkEnd w:id="239"/>
+      <w:bookmarkEnd w:id="240"/>
       <w:r>
         <w:t xml:space="preserve"> </w:t>
       </w:r>
       <w:r>
         <w:t>to Volume 2</w:t>
       </w:r>
-      <w:bookmarkEnd w:id="245"/>
+      <w:bookmarkEnd w:id="241"/>
     </w:p>
     <w:p>
       <w:pPr>
@@ -20338,8 +19214,11 @@
       </w:r>
     </w:p>
     <w:p>
-      <w:bookmarkStart w:id="246" w:name="OLE_LINK3"/>
-      <w:bookmarkStart w:id="247" w:name="OLE_LINK4"/>
+      <w:pPr>
+        <w:pStyle w:val="BodyText"/>
+      </w:pPr>
+      <w:bookmarkStart w:id="242" w:name="OLE_LINK3"/>
+      <w:bookmarkStart w:id="243" w:name="OLE_LINK4"/>
     </w:p>
     <w:p>
       <w:pPr>
@@ -20352,11 +19231,11 @@
           <w:noProof w:val="0"/>
         </w:rPr>
       </w:pPr>
-      <w:bookmarkStart w:id="248" w:name="_Toc345074693"/>
-      <w:bookmarkStart w:id="249" w:name="_Toc18414946"/>
-      <w:bookmarkStart w:id="250" w:name="_Toc229650300"/>
-      <w:bookmarkEnd w:id="246"/>
-      <w:bookmarkEnd w:id="247"/>
+      <w:bookmarkStart w:id="244" w:name="_Toc345074693"/>
+      <w:bookmarkStart w:id="245" w:name="_Toc18414946"/>
+      <w:bookmarkStart w:id="246" w:name="_Toc235097027"/>
+      <w:bookmarkEnd w:id="242"/>
+      <w:bookmarkEnd w:id="243"/>
       <w:r>
         <w:rPr>
           <w:noProof w:val="0"/>
@@ -20376,25 +19255,25 @@
         </w:rPr>
         <w:t>pace Additions</w:t>
       </w:r>
-      <w:bookmarkEnd w:id="248"/>
-      <w:bookmarkEnd w:id="249"/>
+      <w:bookmarkEnd w:id="244"/>
+      <w:bookmarkEnd w:id="245"/>
       <w:r>
         <w:rPr>
           <w:noProof w:val="0"/>
         </w:rPr>
         <w:t xml:space="preserve"> for Volume 2</w:t>
       </w:r>
-      <w:bookmarkEnd w:id="250"/>
+      <w:bookmarkEnd w:id="246"/>
     </w:p>
     <w:p>
       <w:pPr>
         <w:pStyle w:val="BodyText"/>
       </w:pPr>
-      <w:bookmarkStart w:id="251" w:name="OLE_LINK51"/>
-      <w:bookmarkStart w:id="252" w:name="OLE_LINK52"/>
-      <w:bookmarkStart w:id="253" w:name="OLE_LINK53"/>
-      <w:bookmarkStart w:id="254" w:name="OLE_LINK54"/>
-      <w:bookmarkStart w:id="255" w:name="OLE_LINK83"/>
+      <w:bookmarkStart w:id="247" w:name="OLE_LINK51"/>
+      <w:bookmarkStart w:id="248" w:name="OLE_LINK52"/>
+      <w:bookmarkStart w:id="249" w:name="OLE_LINK53"/>
+      <w:bookmarkStart w:id="250" w:name="OLE_LINK54"/>
+      <w:bookmarkStart w:id="251" w:name="OLE_LINK83"/>
       <w:r>
         <w:t xml:space="preserve">The </w:t>
       </w:r>
@@ -20404,12 +19283,10 @@
       <w:r>
         <w:t xml:space="preserve"> registry of OIDs is located at </w:t>
       </w:r>
-      <w:hyperlink r:id="rId29" w:history="1">
+      <w:hyperlink r:id="rId32" w:history="1">
         <w:r>
           <w:rPr>
             <w:rStyle w:val="Hyperlink"/>
-            <w:color w:val="auto"/>
-            <w:u w:val="none"/>
           </w:rPr>
           <w:t>PCD OID Management</w:t>
         </w:r>
@@ -20418,8 +19295,8 @@
         <w:t>.</w:t>
       </w:r>
     </w:p>
-    <w:bookmarkEnd w:id="251"/>
-    <w:bookmarkEnd w:id="252"/>
+    <w:bookmarkEnd w:id="247"/>
+    <w:bookmarkEnd w:id="248"/>
     <w:p>
       <w:pPr>
         <w:pStyle w:val="BodyText"/>
@@ -20445,26 +19322,23 @@
     </w:p>
     <w:tbl>
       <w:tblPr>
-        <w:tblStyle w:val="GridTable1Light"/>
+        <w:tblStyle w:val="TableGrid"/>
         <w:tblW w:w="0" w:type="auto"/>
         <w:tblLook w:val="04A0" w:firstRow="1" w:lastRow="0" w:firstColumn="1" w:lastColumn="0" w:noHBand="0" w:noVBand="1"/>
       </w:tblPr>
       <w:tblGrid>
-        <w:gridCol w:w="2916"/>
-        <w:gridCol w:w="6434"/>
+        <w:gridCol w:w="2695"/>
+        <w:gridCol w:w="6655"/>
       </w:tblGrid>
       <w:tr>
-        <w:trPr>
-          <w:cnfStyle w:val="100000000000" w:firstRow="1" w:lastRow="0" w:firstColumn="0" w:lastColumn="0" w:oddVBand="0" w:evenVBand="0" w:oddHBand="0" w:evenHBand="0" w:firstRowFirstColumn="0" w:firstRowLastColumn="0" w:lastRowFirstColumn="0" w:lastRowLastColumn="0"/>
-        </w:trPr>
         <w:tc>
           <w:tcPr>
-            <w:cnfStyle w:val="001000000000" w:firstRow="0" w:lastRow="0" w:firstColumn="1" w:lastColumn="0" w:oddVBand="0" w:evenVBand="0" w:oddHBand="0" w:evenHBand="0" w:firstRowFirstColumn="0" w:firstRowLastColumn="0" w:lastRowFirstColumn="0" w:lastRowLastColumn="0"/>
-            <w:tcW w:w="2916" w:type="dxa"/>
+            <w:tcW w:w="2695" w:type="dxa"/>
+            <w:shd w:val="clear" w:color="auto" w:fill="D9D9D9" w:themeFill="background1" w:themeFillShade="D9"/>
           </w:tcPr>
           <w:p>
             <w:pPr>
-              <w:pStyle w:val="BodyText"/>
+              <w:pStyle w:val="TableEntryHeader"/>
             </w:pPr>
             <w:r>
               <w:t>OID</w:t>
@@ -20473,15 +19347,15 @@
         </w:tc>
         <w:tc>
           <w:tcPr>
-            <w:tcW w:w="6434" w:type="dxa"/>
+            <w:tcW w:w="6655" w:type="dxa"/>
+            <w:shd w:val="clear" w:color="auto" w:fill="D9D9D9" w:themeFill="background1" w:themeFillShade="D9"/>
           </w:tcPr>
           <w:p>
             <w:pPr>
-              <w:pStyle w:val="BodyText"/>
-              <w:cnfStyle w:val="100000000000" w:firstRow="1" w:lastRow="0" w:firstColumn="0" w:lastColumn="0" w:oddVBand="0" w:evenVBand="0" w:oddHBand="0" w:evenHBand="0" w:firstRowFirstColumn="0" w:firstRowLastColumn="0" w:lastRowFirstColumn="0" w:lastRowLastColumn="0"/>
+              <w:pStyle w:val="TableEntryHeader"/>
             </w:pPr>
             <w:r>
-              <w:t>Refers to</w:t>
+              <w:t>Refers To</w:t>
             </w:r>
           </w:p>
         </w:tc>
@@ -20489,81 +19363,27 @@
       <w:tr>
         <w:tc>
           <w:tcPr>
-            <w:cnfStyle w:val="001000000000" w:firstRow="0" w:lastRow="0" w:firstColumn="1" w:lastColumn="0" w:oddVBand="0" w:evenVBand="0" w:oddHBand="0" w:evenHBand="0" w:firstRowFirstColumn="0" w:firstRowLastColumn="0" w:lastRowFirstColumn="0" w:lastRowLastColumn="0"/>
-            <w:tcW w:w="2916" w:type="dxa"/>
+            <w:tcW w:w="2695" w:type="dxa"/>
           </w:tcPr>
           <w:p>
             <w:pPr>
-              <w:pStyle w:val="BodyText"/>
-              <w:rPr>
-                <w:b w:val="0"/>
-                <w:bCs w:val="0"/>
-              </w:rPr>
+              <w:pStyle w:val="TableEntry"/>
             </w:pPr>
             <w:r>
-              <w:rPr>
-                <w:b w:val="0"/>
-                <w:bCs w:val="0"/>
-              </w:rPr>
-              <w:t>1.3.6.1.4.1.19376.1.6.1.</w:t>
-            </w:r>
-            <w:r>
-              <w:rPr>
-                <w:b w:val="0"/>
-                <w:bCs w:val="0"/>
-              </w:rPr>
-              <w:t>53</w:t>
-            </w:r>
-            <w:r>
-              <w:rPr>
-                <w:b w:val="0"/>
-                <w:bCs w:val="0"/>
-              </w:rPr>
-              <w:t>.1</w:t>
+              <w:t>1.3.6.1.4.1.19376.1.6.1.53.1</w:t>
             </w:r>
           </w:p>
         </w:tc>
         <w:tc>
           <w:tcPr>
-            <w:tcW w:w="6434" w:type="dxa"/>
+            <w:tcW w:w="6655" w:type="dxa"/>
           </w:tcPr>
           <w:p>
             <w:pPr>
-              <w:pStyle w:val="BodyText"/>
-              <w:cnfStyle w:val="000000000000" w:firstRow="0" w:lastRow="0" w:firstColumn="0" w:lastColumn="0" w:oddVBand="0" w:evenVBand="0" w:oddHBand="0" w:evenHBand="0" w:firstRowFirstColumn="0" w:firstRowLastColumn="0" w:lastRowFirstColumn="0" w:lastRowLastColumn="0"/>
+              <w:pStyle w:val="TableEntry"/>
             </w:pPr>
             <w:r>
-              <w:t xml:space="preserve">Point-of-Care </w:t>
-            </w:r>
-            <w:r>
-              <w:t>Monitored Communication</w:t>
-            </w:r>
-            <w:r>
-              <w:t xml:space="preserve"> </w:t>
-            </w:r>
-            <w:r>
-              <w:t>–</w:t>
-            </w:r>
-            <w:r>
-              <w:t xml:space="preserve"> </w:t>
-            </w:r>
-            <w:r>
-              <w:t>Request Heartbeat Response</w:t>
-            </w:r>
-            <w:r>
-              <w:t xml:space="preserve"> [</w:t>
-            </w:r>
-            <w:r>
-              <w:t>DEV</w:t>
-            </w:r>
-            <w:r>
-              <w:t>-</w:t>
-            </w:r>
-            <w:r>
-              <w:t>53</w:t>
-            </w:r>
-            <w:r>
-              <w:t>]</w:t>
+              <w:t>Point-of-Care Monitored Communication – Request Heartbeat Response [DEV-53]</w:t>
             </w:r>
           </w:p>
         </w:tc>
@@ -20576,33 +19396,75 @@
     </w:p>
     <w:p>
       <w:pPr>
-        <w:pStyle w:val="BodyText"/>
-      </w:pPr>
-    </w:p>
-    <w:p>
-      <w:pPr>
         <w:pStyle w:val="PartTitle"/>
       </w:pPr>
-      <w:bookmarkStart w:id="256" w:name="_Toc345074694"/>
-      <w:bookmarkStart w:id="257" w:name="_Toc18414947"/>
-      <w:bookmarkStart w:id="258" w:name="_Toc229650301"/>
+      <w:bookmarkStart w:id="252" w:name="_Toc345074694"/>
+      <w:bookmarkStart w:id="253" w:name="_Toc18414947"/>
+      <w:bookmarkStart w:id="254" w:name="_Toc235097028"/>
+      <w:bookmarkEnd w:id="249"/>
+      <w:bookmarkEnd w:id="250"/>
+      <w:bookmarkEnd w:id="251"/>
+      <w:r>
+        <w:lastRenderedPageBreak/>
+        <w:t>Volume 3 – Content Modules</w:t>
+      </w:r>
+      <w:bookmarkEnd w:id="252"/>
       <w:bookmarkEnd w:id="253"/>
       <w:bookmarkEnd w:id="254"/>
+    </w:p>
+    <w:p>
+      <w:pPr>
+        <w:pStyle w:val="BodyText"/>
+      </w:pPr>
+      <w:bookmarkStart w:id="255" w:name="OLE_LINK57"/>
+      <w:bookmarkStart w:id="256" w:name="OLE_LINK58"/>
+      <w:r>
+        <w:t>Not applicable.</w:t>
+      </w:r>
+    </w:p>
+    <w:p>
+      <w:pPr>
+        <w:pStyle w:val="BodyText"/>
+      </w:pPr>
+    </w:p>
+    <w:p>
+      <w:pPr>
+        <w:pStyle w:val="PartTitle"/>
+      </w:pPr>
+      <w:bookmarkStart w:id="257" w:name="_Toc345074737"/>
+      <w:bookmarkStart w:id="258" w:name="_Toc18414981"/>
+      <w:bookmarkStart w:id="259" w:name="_Toc235097029"/>
       <w:bookmarkEnd w:id="255"/>
+      <w:bookmarkEnd w:id="256"/>
       <w:r>
         <w:lastRenderedPageBreak/>
-        <w:t>Volume 3 – Content Modules</w:t>
-      </w:r>
-      <w:bookmarkEnd w:id="256"/>
+        <w:t>V</w:t>
+      </w:r>
+      <w:r>
+        <w:t>olume 4 – National Extensions</w:t>
+      </w:r>
       <w:bookmarkEnd w:id="257"/>
       <w:bookmarkEnd w:id="258"/>
+      <w:bookmarkEnd w:id="259"/>
+    </w:p>
+    <w:p>
+      <w:pPr>
+        <w:pStyle w:val="EditorInstructions"/>
+      </w:pPr>
+      <w:r>
+        <w:t xml:space="preserve">Add </w:t>
+      </w:r>
+      <w:r>
+        <w:t xml:space="preserve">appropriate Country </w:t>
+      </w:r>
+      <w:r>
+        <w:t xml:space="preserve">section </w:t>
+      </w:r>
     </w:p>
     <w:p>
       <w:pPr>
         <w:pStyle w:val="BodyText"/>
       </w:pPr>
-      <w:bookmarkStart w:id="259" w:name="OLE_LINK57"/>
-      <w:bookmarkStart w:id="260" w:name="OLE_LINK58"/>
       <w:r>
         <w:t>Not applicable.</w:t>
       </w:r>
@@ -20612,59 +19474,12 @@
         <w:pStyle w:val="BodyText"/>
       </w:pPr>
     </w:p>
-    <w:p>
-      <w:pPr>
-        <w:pStyle w:val="PartTitle"/>
-      </w:pPr>
-      <w:bookmarkStart w:id="261" w:name="_Toc345074737"/>
-      <w:bookmarkStart w:id="262" w:name="_Toc18414981"/>
-      <w:bookmarkStart w:id="263" w:name="_Toc229650302"/>
-      <w:bookmarkEnd w:id="259"/>
-      <w:bookmarkEnd w:id="260"/>
-      <w:r>
-        <w:lastRenderedPageBreak/>
-        <w:t>V</w:t>
-      </w:r>
-      <w:r>
-        <w:t>olume 4 – National Extensions</w:t>
-      </w:r>
-      <w:bookmarkEnd w:id="261"/>
-      <w:bookmarkEnd w:id="262"/>
-      <w:bookmarkEnd w:id="263"/>
-    </w:p>
-    <w:p>
-      <w:pPr>
-        <w:pStyle w:val="EditorInstructions"/>
-      </w:pPr>
-      <w:r>
-        <w:t xml:space="preserve">Add </w:t>
-      </w:r>
-      <w:r>
-        <w:t xml:space="preserve">appropriate Country </w:t>
-      </w:r>
-      <w:r>
-        <w:t xml:space="preserve">section </w:t>
-      </w:r>
-    </w:p>
-    <w:p>
-      <w:pPr>
-        <w:pStyle w:val="BodyText"/>
-      </w:pPr>
-      <w:r>
-        <w:t>Not applicable.</w:t>
-      </w:r>
-    </w:p>
-    <w:p>
-      <w:pPr>
-        <w:pStyle w:val="BodyText"/>
-      </w:pPr>
-    </w:p>
     <w:sectPr>
-      <w:headerReference w:type="even" r:id="rId30"/>
-      <w:headerReference w:type="default" r:id="rId31"/>
-      <w:footerReference w:type="even" r:id="rId32"/>
-      <w:footerReference w:type="default" r:id="rId33"/>
-      <w:footerReference w:type="first" r:id="rId34"/>
+      <w:headerReference w:type="even" r:id="rId33"/>
+      <w:headerReference w:type="default" r:id="rId34"/>
+      <w:footerReference w:type="even" r:id="rId35"/>
+      <w:footerReference w:type="default" r:id="rId36"/>
+      <w:footerReference w:type="first" r:id="rId37"/>
       <w:pgSz w:w="12240" w:h="15840" w:code="1"/>
       <w:pgMar w:top="1440" w:right="1080" w:bottom="1440" w:left="1800" w:header="720" w:footer="720" w:gutter="0"/>
       <w:lnNumType w:countBy="5" w:restart="continuous"/>
@@ -20776,7 +19591,7 @@
         <w:sz w:val="20"/>
       </w:rPr>
     </w:pPr>
-    <w:bookmarkStart w:id="264" w:name="_Toc473170355"/>
+    <w:bookmarkStart w:id="260" w:name="_Toc473170355"/>
     <w:r>
       <w:rPr>
         <w:sz w:val="20"/>
@@ -20817,31 +19632,13 @@
       <w:rPr>
         <w:sz w:val="20"/>
       </w:rPr>
-      <w:t>0</w:t>
+      <w:t>07-</w:t>
     </w:r>
     <w:r>
       <w:rPr>
         <w:sz w:val="20"/>
       </w:rPr>
-      <w:t>3</w:t>
-    </w:r>
-    <w:r>
-      <w:rPr>
-        <w:sz w:val="20"/>
-      </w:rPr>
-      <w:t>-</w:t>
-    </w:r>
-    <w:r>
-      <w:rPr>
-        <w:sz w:val="20"/>
-      </w:rPr>
-      <w:t>0</w:t>
-    </w:r>
-    <w:r>
-      <w:rPr>
-        <w:sz w:val="20"/>
-      </w:rPr>
-      <w:t>6</w:t>
+      <w:t>16</w:t>
     </w:r>
     <w:r>
       <w:rPr>
@@ -20910,7 +19707,7 @@
       </w:rPr>
       <w:t>: IHE International, Inc.</w:t>
     </w:r>
-    <w:bookmarkEnd w:id="264"/>
+    <w:bookmarkEnd w:id="260"/>
   </w:p>
   <w:p>
     <w:pPr>
@@ -20920,7 +19717,41 @@
       <w:rPr>
         <w:sz w:val="20"/>
       </w:rPr>
-      <w:t xml:space="preserve">Template Rev. 10.6                                                 </w:t>
+      <w:t xml:space="preserve">Template Rev. 10.6        </w:t>
+    </w:r>
+    <w:r>
+      <w:rPr>
+        <w:sz w:val="20"/>
+      </w:rPr>
+      <w:t xml:space="preserve">                 </w:t>
+    </w:r>
+    <w:r>
+      <w:rPr>
+        <w:sz w:val="20"/>
+      </w:rPr>
+      <w:t xml:space="preserve">                        </w:t>
+    </w:r>
+    <w:r>
+      <w:rPr>
+        <w:b/>
+        <w:bCs/>
+        <w:color w:val="FF0000"/>
+        <w:sz w:val="20"/>
+      </w:rPr>
+      <w:t>DO NOT</w:t>
+    </w:r>
+    <w:r>
+      <w:rPr>
+        <w:color w:val="FF0000"/>
+        <w:sz w:val="20"/>
+      </w:rPr>
+      <w:t xml:space="preserve"> IMPLEMENT PUBLIC COMMENT VERSIONS</w:t>
+    </w:r>
+    <w:r>
+      <w:rPr>
+        <w:sz w:val="20"/>
+      </w:rPr>
+      <w:t xml:space="preserve">                 </w:t>
     </w:r>
   </w:p>
 </w:ftr>
@@ -21097,7 +19928,7 @@
   <w:abstractNum w:abstractNumId="3" w15:restartNumberingAfterBreak="0">
     <w:nsid w:val="FFFFFF7F"/>
     <w:multiLevelType w:val="singleLevel"/>
-    <w:tmpl w:val="7020DBB4"/>
+    <w:tmpl w:val="665E9032"/>
     <w:lvl w:ilvl="0">
       <w:start w:val="1"/>
       <w:numFmt w:val="decimal"/>
@@ -21110,6 +19941,11 @@
         </w:tabs>
         <w:ind w:left="720" w:hanging="360"/>
       </w:pPr>
+      <w:rPr>
+        <w:rFonts w:hint="default"/>
+        <w:i w:val="0"/>
+        <w:iCs/>
+      </w:rPr>
     </w:lvl>
   </w:abstractNum>
   <w:abstractNum w:abstractNumId="4" w15:restartNumberingAfterBreak="0">
@@ -25206,6 +24042,12 @@
   </w:num>
   <w:num w:numId="78" w16cid:durableId="2114394524">
     <w:abstractNumId w:val="17"/>
+  </w:num>
+  <w:num w:numId="79" w16cid:durableId="317998575">
+    <w:abstractNumId w:val="3"/>
+    <w:lvlOverride w:ilvl="0">
+      <w:startOverride w:val="1"/>
+    </w:lvlOverride>
   </w:num>
   <w:numIdMacAtCleanup w:val="78"/>
 </w:numbering>
@@ -25968,7 +24810,7 @@
     <w:basedOn w:val="TableEntry"/>
     <w:link w:val="TableEntryHeaderChar"/>
     <w:qFormat/>
-    <w:rsid w:val="00496E30"/>
+    <w:rsid w:val="00781E38"/>
     <w:pPr>
       <w:keepNext/>
       <w:jc w:val="center"/>
@@ -26235,15 +25077,17 @@
     <w:name w:val="annotation text"/>
     <w:basedOn w:val="Normal"/>
     <w:link w:val="CommentTextChar"/>
-    <w:rsid w:val="00597DB2"/>
+    <w:unhideWhenUsed/>
+    <w:rsid w:val="009D158D"/>
     <w:rPr>
       <w:sz w:val="20"/>
     </w:rPr>
   </w:style>
   <w:style w:type="character" w:customStyle="1" w:styleId="CommentTextChar">
     <w:name w:val="Comment Text Char"/>
+    <w:basedOn w:val="DefaultParagraphFont"/>
     <w:link w:val="CommentText"/>
-    <w:rsid w:val="00597DB2"/>
+    <w:rsid w:val="009D158D"/>
   </w:style>
   <w:style w:type="paragraph" w:styleId="ListContinue3">
     <w:name w:val="List Continue 3"/>
@@ -26327,16 +25171,6 @@
     <w:rPr>
       <w:rFonts w:ascii="Courier New" w:hAnsi="Courier New" w:cs="Courier New"/>
       <w:sz w:val="20"/>
-    </w:rPr>
-  </w:style>
-  <w:style w:type="character" w:customStyle="1" w:styleId="BodyTextChar3">
-    <w:name w:val="Body Text Char3"/>
-    <w:aliases w:val="Body Text Char Char Char Char"/>
-    <w:rsid w:val="005B5D47"/>
-    <w:rPr>
-      <w:noProof/>
-      <w:sz w:val="24"/>
-      <w:lang w:val="en-US" w:eastAsia="en-US" w:bidi="ar-SA"/>
     </w:rPr>
   </w:style>
   <w:style w:type="paragraph" w:styleId="TableofFigures">
@@ -26543,13 +25377,14 @@
   </w:style>
   <w:style w:type="paragraph" w:styleId="CommentSubject">
     <w:name w:val="annotation subject"/>
-    <w:basedOn w:val="CommentText"/>
-    <w:next w:val="CommentText"/>
+    <w:basedOn w:val="Normal"/>
+    <w:next w:val="Normal"/>
     <w:link w:val="CommentSubjectChar"/>
-    <w:rsid w:val="00E46BAB"/>
+    <w:rsid w:val="00781E38"/>
     <w:rPr>
       <w:b/>
       <w:bCs/>
+      <w:sz w:val="20"/>
     </w:rPr>
   </w:style>
   <w:style w:type="character" w:customStyle="1" w:styleId="CommentSubjectChar">
@@ -26818,22 +25653,6 @@
       <w:bCs/>
       <w:sz w:val="20"/>
       <w:lang w:eastAsia="en-US"/>
-    </w:rPr>
-  </w:style>
-  <w:style w:type="paragraph" w:customStyle="1" w:styleId="BracketData">
-    <w:name w:val="BracketData"/>
-    <w:basedOn w:val="Normal"/>
-    <w:next w:val="BodyText0"/>
-    <w:rsid w:val="00114040"/>
-    <w:pPr>
-      <w:keepNext/>
-      <w:spacing w:before="40" w:after="120"/>
-      <w:ind w:left="720"/>
-    </w:pPr>
-    <w:rPr>
-      <w:rFonts w:ascii="Courier New" w:eastAsia="SimSun" w:hAnsi="Courier New" w:cs="Courier New"/>
-      <w:sz w:val="20"/>
-      <w:lang w:eastAsia="zh-CN"/>
     </w:rPr>
   </w:style>
   <w:style w:type="character" w:customStyle="1" w:styleId="HyperlinkCourierBold">
@@ -27678,7 +26497,7 @@
     <w:name w:val="Table Entry Header Char"/>
     <w:link w:val="TableEntryHeader"/>
     <w:locked/>
-    <w:rsid w:val="00496E30"/>
+    <w:rsid w:val="00781E38"/>
     <w:rPr>
       <w:rFonts w:ascii="Arial" w:hAnsi="Arial"/>
       <w:b/>
@@ -28065,13 +26884,357 @@
 </file>
 
 <file path=customXml/item1.xml><?xml version="1.0" encoding="utf-8"?>
+<ct:contentTypeSchema xmlns:ct="http://schemas.microsoft.com/office/2006/metadata/contentType" xmlns:ma="http://schemas.microsoft.com/office/2006/metadata/properties/metaAttributes" ct:_="" ma:_="" ma:contentTypeName="Dokument" ma:contentTypeID="0x0101009C4782EFF33F6146957E7403F979ECDB" ma:contentTypeVersion="21" ma:contentTypeDescription="Ein neues Dokument erstellen." ma:contentTypeScope="" ma:versionID="9e7c865c0f499a877a335890a65c7351">
+  <xsd:schema xmlns:xsd="http://www.w3.org/2001/XMLSchema" xmlns:xs="http://www.w3.org/2001/XMLSchema" xmlns:p="http://schemas.microsoft.com/office/2006/metadata/properties" xmlns:ns2="508723e2-97ff-4f3e-968e-aabf624d85e3" xmlns:ns3="926d5962-e824-40d2-badb-117eb692320d" xmlns:ns4="49919dca-d9c1-492f-bd36-8a887e31a6e3" targetNamespace="http://schemas.microsoft.com/office/2006/metadata/properties" ma:root="true" ma:fieldsID="07e29f0a2460054b61552b9c12cd5ae5" ns2:_="" ns3:_="" ns4:_="">
+    <xsd:import namespace="508723e2-97ff-4f3e-968e-aabf624d85e3"/>
+    <xsd:import namespace="926d5962-e824-40d2-badb-117eb692320d"/>
+    <xsd:import namespace="49919dca-d9c1-492f-bd36-8a887e31a6e3"/>
+    <xsd:element name="properties">
+      <xsd:complexType>
+        <xsd:sequence>
+          <xsd:element name="documentManagement">
+            <xsd:complexType>
+              <xsd:all>
+                <xsd:element ref="ns2:MediaServiceMetadata" minOccurs="0"/>
+                <xsd:element ref="ns2:MediaServiceFastMetadata" minOccurs="0"/>
+                <xsd:element ref="ns2:MediaServiceDateTaken" minOccurs="0"/>
+                <xsd:element ref="ns2:MediaServiceAutoTags" minOccurs="0"/>
+                <xsd:element ref="ns2:MediaServiceOCR" minOccurs="0"/>
+                <xsd:element ref="ns2:MediaServiceGenerationTime" minOccurs="0"/>
+                <xsd:element ref="ns2:MediaServiceEventHashCode" minOccurs="0"/>
+                <xsd:element ref="ns2:MediaServiceAutoKeyPoints" minOccurs="0"/>
+                <xsd:element ref="ns2:MediaServiceKeyPoints" minOccurs="0"/>
+                <xsd:element ref="ns2:MediaLengthInSeconds" minOccurs="0"/>
+                <xsd:element ref="ns3:SharedWithUsers" minOccurs="0"/>
+                <xsd:element ref="ns3:SharedWithDetails" minOccurs="0"/>
+                <xsd:element ref="ns2:lcf76f155ced4ddcb4097134ff3c332f" minOccurs="0"/>
+                <xsd:element ref="ns4:TaxCatchAll" minOccurs="0"/>
+                <xsd:element ref="ns2:MediaServiceObjectDetectorVersions" minOccurs="0"/>
+                <xsd:element ref="ns2:MediaServiceLocation" minOccurs="0"/>
+                <xsd:element ref="ns2:MediaServiceSearchProperties" minOccurs="0"/>
+                <xsd:element ref="ns2:MediaServiceBillingMetadata" minOccurs="0"/>
+              </xsd:all>
+            </xsd:complexType>
+          </xsd:element>
+        </xsd:sequence>
+      </xsd:complexType>
+    </xsd:element>
+  </xsd:schema>
+  <xsd:schema xmlns:xsd="http://www.w3.org/2001/XMLSchema" xmlns:xs="http://www.w3.org/2001/XMLSchema" xmlns:dms="http://schemas.microsoft.com/office/2006/documentManagement/types" xmlns:pc="http://schemas.microsoft.com/office/infopath/2007/PartnerControls" targetNamespace="508723e2-97ff-4f3e-968e-aabf624d85e3" elementFormDefault="qualified">
+    <xsd:import namespace="http://schemas.microsoft.com/office/2006/documentManagement/types"/>
+    <xsd:import namespace="http://schemas.microsoft.com/office/infopath/2007/PartnerControls"/>
+    <xsd:element name="MediaServiceMetadata" ma:index="8" nillable="true" ma:displayName="MediaServiceMetadata" ma:hidden="true" ma:internalName="MediaServiceMetadata" ma:readOnly="true">
+      <xsd:simpleType>
+        <xsd:restriction base="dms:Note"/>
+      </xsd:simpleType>
+    </xsd:element>
+    <xsd:element name="MediaServiceFastMetadata" ma:index="9" nillable="true" ma:displayName="MediaServiceFastMetadata" ma:hidden="true" ma:internalName="MediaServiceFastMetadata" ma:readOnly="true">
+      <xsd:simpleType>
+        <xsd:restriction base="dms:Note"/>
+      </xsd:simpleType>
+    </xsd:element>
+    <xsd:element name="MediaServiceDateTaken" ma:index="10" nillable="true" ma:displayName="MediaServiceDateTaken" ma:hidden="true" ma:internalName="MediaServiceDateTaken" ma:readOnly="true">
+      <xsd:simpleType>
+        <xsd:restriction base="dms:Text"/>
+      </xsd:simpleType>
+    </xsd:element>
+    <xsd:element name="MediaServiceAutoTags" ma:index="11" nillable="true" ma:displayName="Tags" ma:internalName="MediaServiceAutoTags" ma:readOnly="true">
+      <xsd:simpleType>
+        <xsd:restriction base="dms:Text"/>
+      </xsd:simpleType>
+    </xsd:element>
+    <xsd:element name="MediaServiceOCR" ma:index="12" nillable="true" ma:displayName="Extracted Text" ma:internalName="MediaServiceOCR" ma:readOnly="true">
+      <xsd:simpleType>
+        <xsd:restriction base="dms:Note">
+          <xsd:maxLength value="255"/>
+        </xsd:restriction>
+      </xsd:simpleType>
+    </xsd:element>
+    <xsd:element name="MediaServiceGenerationTime" ma:index="13" nillable="true" ma:displayName="MediaServiceGenerationTime" ma:hidden="true" ma:internalName="MediaServiceGenerationTime" ma:readOnly="true">
+      <xsd:simpleType>
+        <xsd:restriction base="dms:Text"/>
+      </xsd:simpleType>
+    </xsd:element>
+    <xsd:element name="MediaServiceEventHashCode" ma:index="14" nillable="true" ma:displayName="MediaServiceEventHashCode" ma:hidden="true" ma:internalName="MediaServiceEventHashCode" ma:readOnly="true">
+      <xsd:simpleType>
+        <xsd:restriction base="dms:Text"/>
+      </xsd:simpleType>
+    </xsd:element>
+    <xsd:element name="MediaServiceAutoKeyPoints" ma:index="15" nillable="true" ma:displayName="MediaServiceAutoKeyPoints" ma:hidden="true" ma:internalName="MediaServiceAutoKeyPoints" ma:readOnly="true">
+      <xsd:simpleType>
+        <xsd:restriction base="dms:Note"/>
+      </xsd:simpleType>
+    </xsd:element>
+    <xsd:element name="MediaServiceKeyPoints" ma:index="16" nillable="true" ma:displayName="KeyPoints" ma:internalName="MediaServiceKeyPoints" ma:readOnly="true">
+      <xsd:simpleType>
+        <xsd:restriction base="dms:Note">
+          <xsd:maxLength value="255"/>
+        </xsd:restriction>
+      </xsd:simpleType>
+    </xsd:element>
+    <xsd:element name="MediaLengthInSeconds" ma:index="17" nillable="true" ma:displayName="Length (seconds)" ma:internalName="MediaLengthInSeconds" ma:readOnly="true">
+      <xsd:simpleType>
+        <xsd:restriction base="dms:Unknown"/>
+      </xsd:simpleType>
+    </xsd:element>
+    <xsd:element name="lcf76f155ced4ddcb4097134ff3c332f" ma:index="21" nillable="true" ma:taxonomy="true" ma:internalName="lcf76f155ced4ddcb4097134ff3c332f" ma:taxonomyFieldName="MediaServiceImageTags" ma:displayName="Bildmarkierungen" ma:readOnly="false" ma:fieldId="{5cf76f15-5ced-4ddc-b409-7134ff3c332f}" ma:taxonomyMulti="true" ma:sspId="e40374fb-a6cc-4854-989f-c1d94a7967ee" ma:termSetId="09814cd3-568e-fe90-9814-8d621ff8fb84" ma:anchorId="fba54fb3-c3e1-fe81-a776-ca4b69148c4d" ma:open="true" ma:isKeyword="false">
+      <xsd:complexType>
+        <xsd:sequence>
+          <xsd:element ref="pc:Terms" minOccurs="0" maxOccurs="1"/>
+        </xsd:sequence>
+      </xsd:complexType>
+    </xsd:element>
+    <xsd:element name="MediaServiceObjectDetectorVersions" ma:index="23" nillable="true" ma:displayName="MediaServiceObjectDetectorVersions" ma:hidden="true" ma:indexed="true" ma:internalName="MediaServiceObjectDetectorVersions" ma:readOnly="true">
+      <xsd:simpleType>
+        <xsd:restriction base="dms:Text"/>
+      </xsd:simpleType>
+    </xsd:element>
+    <xsd:element name="MediaServiceLocation" ma:index="24" nillable="true" ma:displayName="Location" ma:indexed="true" ma:internalName="MediaServiceLocation" ma:readOnly="true">
+      <xsd:simpleType>
+        <xsd:restriction base="dms:Text"/>
+      </xsd:simpleType>
+    </xsd:element>
+    <xsd:element name="MediaServiceSearchProperties" ma:index="25" nillable="true" ma:displayName="MediaServiceSearchProperties" ma:hidden="true" ma:internalName="MediaServiceSearchProperties" ma:readOnly="true">
+      <xsd:simpleType>
+        <xsd:restriction base="dms:Note"/>
+      </xsd:simpleType>
+    </xsd:element>
+    <xsd:element name="MediaServiceBillingMetadata" ma:index="26" nillable="true" ma:displayName="MediaServiceBillingMetadata" ma:hidden="true" ma:internalName="MediaServiceBillingMetadata" ma:readOnly="true">
+      <xsd:simpleType>
+        <xsd:restriction base="dms:Note"/>
+      </xsd:simpleType>
+    </xsd:element>
+  </xsd:schema>
+  <xsd:schema xmlns:xsd="http://www.w3.org/2001/XMLSchema" xmlns:xs="http://www.w3.org/2001/XMLSchema" xmlns:dms="http://schemas.microsoft.com/office/2006/documentManagement/types" xmlns:pc="http://schemas.microsoft.com/office/infopath/2007/PartnerControls" targetNamespace="926d5962-e824-40d2-badb-117eb692320d" elementFormDefault="qualified">
+    <xsd:import namespace="http://schemas.microsoft.com/office/2006/documentManagement/types"/>
+    <xsd:import namespace="http://schemas.microsoft.com/office/infopath/2007/PartnerControls"/>
+    <xsd:element name="SharedWithUsers" ma:index="18" nillable="true" ma:displayName="Freigegeben für" ma:internalName="SharedWithUsers" ma:readOnly="true">
+      <xsd:complexType>
+        <xsd:complexContent>
+          <xsd:extension base="dms:UserMulti">
+            <xsd:sequence>
+              <xsd:element name="UserInfo" minOccurs="0" maxOccurs="unbounded">
+                <xsd:complexType>
+                  <xsd:sequence>
+                    <xsd:element name="DisplayName" type="xsd:string" minOccurs="0"/>
+                    <xsd:element name="AccountId" type="dms:UserId" minOccurs="0" nillable="true"/>
+                    <xsd:element name="AccountType" type="xsd:string" minOccurs="0"/>
+                  </xsd:sequence>
+                </xsd:complexType>
+              </xsd:element>
+            </xsd:sequence>
+          </xsd:extension>
+        </xsd:complexContent>
+      </xsd:complexType>
+    </xsd:element>
+    <xsd:element name="SharedWithDetails" ma:index="19" nillable="true" ma:displayName="Freigegeben für - Details" ma:internalName="SharedWithDetails" ma:readOnly="true">
+      <xsd:simpleType>
+        <xsd:restriction base="dms:Note">
+          <xsd:maxLength value="255"/>
+        </xsd:restriction>
+      </xsd:simpleType>
+    </xsd:element>
+  </xsd:schema>
+  <xsd:schema xmlns:xsd="http://www.w3.org/2001/XMLSchema" xmlns:xs="http://www.w3.org/2001/XMLSchema" xmlns:dms="http://schemas.microsoft.com/office/2006/documentManagement/types" xmlns:pc="http://schemas.microsoft.com/office/infopath/2007/PartnerControls" targetNamespace="49919dca-d9c1-492f-bd36-8a887e31a6e3" elementFormDefault="qualified">
+    <xsd:import namespace="http://schemas.microsoft.com/office/2006/documentManagement/types"/>
+    <xsd:import namespace="http://schemas.microsoft.com/office/infopath/2007/PartnerControls"/>
+    <xsd:element name="TaxCatchAll" ma:index="22" nillable="true" ma:displayName="Taxonomy Catch All Column" ma:hidden="true" ma:list="{92414d0e-68ae-4e56-bc45-860c09445efe}" ma:internalName="TaxCatchAll" ma:showField="CatchAllData" ma:web="926d5962-e824-40d2-badb-117eb692320d">
+      <xsd:complexType>
+        <xsd:complexContent>
+          <xsd:extension base="dms:MultiChoiceLookup">
+            <xsd:sequence>
+              <xsd:element name="Value" type="dms:Lookup" maxOccurs="unbounded" minOccurs="0" nillable="true"/>
+            </xsd:sequence>
+          </xsd:extension>
+        </xsd:complexContent>
+      </xsd:complexType>
+    </xsd:element>
+  </xsd:schema>
+  <xsd:schema xmlns="http://schemas.openxmlformats.org/package/2006/metadata/core-properties" xmlns:xsd="http://www.w3.org/2001/XMLSchema" xmlns:xsi="http://www.w3.org/2001/XMLSchema-instance" xmlns:dc="http://purl.org/dc/elements/1.1/" xmlns:dcterms="http://purl.org/dc/terms/" xmlns:odoc="http://schemas.microsoft.com/internal/obd" targetNamespace="http://schemas.openxmlformats.org/package/2006/metadata/core-properties" elementFormDefault="qualified" attributeFormDefault="unqualified" blockDefault="#all">
+    <xsd:import namespace="http://purl.org/dc/elements/1.1/" schemaLocation="http://dublincore.org/schemas/xmls/qdc/2003/04/02/dc.xsd"/>
+    <xsd:import namespace="http://purl.org/dc/terms/" schemaLocation="http://dublincore.org/schemas/xmls/qdc/2003/04/02/dcterms.xsd"/>
+    <xsd:element name="coreProperties" type="CT_coreProperties"/>
+    <xsd:complexType name="CT_coreProperties">
+      <xsd:all>
+        <xsd:element ref="dc:creator" minOccurs="0" maxOccurs="1"/>
+        <xsd:element ref="dcterms:created" minOccurs="0" maxOccurs="1"/>
+        <xsd:element ref="dc:identifier" minOccurs="0" maxOccurs="1"/>
+        <xsd:element name="contentType" minOccurs="0" maxOccurs="1" type="xsd:string" ma:index="0" ma:displayName="Inhaltstyp"/>
+        <xsd:element ref="dc:title" minOccurs="0" maxOccurs="1" ma:index="4" ma:displayName="Titel"/>
+        <xsd:element ref="dc:subject" minOccurs="0" maxOccurs="1"/>
+        <xsd:element ref="dc:description" minOccurs="0" maxOccurs="1"/>
+        <xsd:element name="keywords" minOccurs="0" maxOccurs="1" type="xsd:string"/>
+        <xsd:element ref="dc:language" minOccurs="0" maxOccurs="1"/>
+        <xsd:element name="category" minOccurs="0" maxOccurs="1" type="xsd:string"/>
+        <xsd:element name="version" minOccurs="0" maxOccurs="1" type="xsd:string"/>
+        <xsd:element name="revision" minOccurs="0" maxOccurs="1" type="xsd:string">
+          <xsd:annotation>
+            <xsd:documentation>
+                        This value indicates the number of saves or revisions. The application is responsible for updating this value after each revision.
+                    </xsd:documentation>
+          </xsd:annotation>
+        </xsd:element>
+        <xsd:element name="lastModifiedBy" minOccurs="0" maxOccurs="1" type="xsd:string"/>
+        <xsd:element ref="dcterms:modified" minOccurs="0" maxOccurs="1"/>
+        <xsd:element name="contentStatus" minOccurs="0" maxOccurs="1" type="xsd:string"/>
+      </xsd:all>
+    </xsd:complexType>
+  </xsd:schema>
+  <xs:schema xmlns:pc="http://schemas.microsoft.com/office/infopath/2007/PartnerControls" xmlns:xs="http://www.w3.org/2001/XMLSchema" targetNamespace="http://schemas.microsoft.com/office/infopath/2007/PartnerControls" elementFormDefault="qualified" attributeFormDefault="unqualified">
+    <xs:element name="Person">
+      <xs:complexType>
+        <xs:sequence>
+          <xs:element ref="pc:DisplayName" minOccurs="0"/>
+          <xs:element ref="pc:AccountId" minOccurs="0"/>
+          <xs:element ref="pc:AccountType" minOccurs="0"/>
+        </xs:sequence>
+      </xs:complexType>
+    </xs:element>
+    <xs:element name="DisplayName" type="xs:string"/>
+    <xs:element name="AccountId" type="xs:string"/>
+    <xs:element name="AccountType" type="xs:string"/>
+    <xs:element name="BDCAssociatedEntity">
+      <xs:complexType>
+        <xs:sequence>
+          <xs:element ref="pc:BDCEntity" minOccurs="0" maxOccurs="unbounded"/>
+        </xs:sequence>
+        <xs:attribute ref="pc:EntityNamespace"/>
+        <xs:attribute ref="pc:EntityName"/>
+        <xs:attribute ref="pc:SystemInstanceName"/>
+        <xs:attribute ref="pc:AssociationName"/>
+      </xs:complexType>
+    </xs:element>
+    <xs:attribute name="EntityNamespace" type="xs:string"/>
+    <xs:attribute name="EntityName" type="xs:string"/>
+    <xs:attribute name="SystemInstanceName" type="xs:string"/>
+    <xs:attribute name="AssociationName" type="xs:string"/>
+    <xs:element name="BDCEntity">
+      <xs:complexType>
+        <xs:sequence>
+          <xs:element ref="pc:EntityDisplayName" minOccurs="0"/>
+          <xs:element ref="pc:EntityInstanceReference" minOccurs="0"/>
+          <xs:element ref="pc:EntityId1" minOccurs="0"/>
+          <xs:element ref="pc:EntityId2" minOccurs="0"/>
+          <xs:element ref="pc:EntityId3" minOccurs="0"/>
+          <xs:element ref="pc:EntityId4" minOccurs="0"/>
+          <xs:element ref="pc:EntityId5" minOccurs="0"/>
+        </xs:sequence>
+      </xs:complexType>
+    </xs:element>
+    <xs:element name="EntityDisplayName" type="xs:string"/>
+    <xs:element name="EntityInstanceReference" type="xs:string"/>
+    <xs:element name="EntityId1" type="xs:string"/>
+    <xs:element name="EntityId2" type="xs:string"/>
+    <xs:element name="EntityId3" type="xs:string"/>
+    <xs:element name="EntityId4" type="xs:string"/>
+    <xs:element name="EntityId5" type="xs:string"/>
+    <xs:element name="Terms">
+      <xs:complexType>
+        <xs:sequence>
+          <xs:element ref="pc:TermInfo" minOccurs="0" maxOccurs="unbounded"/>
+        </xs:sequence>
+      </xs:complexType>
+    </xs:element>
+    <xs:element name="TermInfo">
+      <xs:complexType>
+        <xs:sequence>
+          <xs:element ref="pc:TermName" minOccurs="0"/>
+          <xs:element ref="pc:TermId" minOccurs="0"/>
+        </xs:sequence>
+      </xs:complexType>
+    </xs:element>
+    <xs:element name="TermName" type="xs:string"/>
+    <xs:element name="TermId" type="xs:string"/>
+  </xs:schema>
+</ct:contentTypeSchema>
+</file>
+
+<file path=customXml/item2.xml><?xml version="1.0" encoding="utf-8"?>
+<?mso-contentType ?>
+<SharedContentType xmlns="Microsoft.SharePoint.Taxonomy.ContentTypeSync" SourceId="e40374fb-a6cc-4854-989f-c1d94a7967ee" ContentTypeId="0x01" PreviousValue="false"/>
+</file>
+
+<file path=customXml/item3.xml><?xml version="1.0" encoding="utf-8"?>
+<p:properties xmlns:p="http://schemas.microsoft.com/office/2006/metadata/properties" xmlns:xsi="http://www.w3.org/2001/XMLSchema-instance" xmlns:pc="http://schemas.microsoft.com/office/infopath/2007/PartnerControls">
+  <documentManagement>
+    <lcf76f155ced4ddcb4097134ff3c332f xmlns="508723e2-97ff-4f3e-968e-aabf624d85e3">
+      <Terms xmlns="http://schemas.microsoft.com/office/infopath/2007/PartnerControls"/>
+    </lcf76f155ced4ddcb4097134ff3c332f>
+    <TaxCatchAll xmlns="49919dca-d9c1-492f-bd36-8a887e31a6e3" xsi:nil="true"/>
+  </documentManagement>
+</p:properties>
+</file>
+
+<file path=customXml/item4.xml><?xml version="1.0" encoding="utf-8"?>
 <b:Sources xmlns:b="http://schemas.openxmlformats.org/officeDocument/2006/bibliography" xmlns="http://schemas.openxmlformats.org/officeDocument/2006/bibliography" SelectedStyle="\APA.XSL" StyleName="APA"/>
 </file>
 
+<file path=customXml/item5.xml><?xml version="1.0" encoding="utf-8"?>
+<?mso-contentType ?>
+<FormTemplates xmlns="http://schemas.microsoft.com/sharepoint/v3/contenttype/forms">
+  <Display>DocumentLibraryForm</Display>
+  <Edit>DocumentLibraryForm</Edit>
+  <New>DocumentLibraryForm</New>
+</FormTemplates>
+</file>
+
 <file path=customXml/itemProps1.xml><?xml version="1.0" encoding="utf-8"?>
+<ds:datastoreItem xmlns:ds="http://schemas.openxmlformats.org/officeDocument/2006/customXml" ds:itemID="{EC45253E-9BEC-4A8E-801A-34B117A460B8}">
+  <ds:schemaRefs>
+    <ds:schemaRef ds:uri="http://schemas.microsoft.com/office/2006/metadata/contentType"/>
+    <ds:schemaRef ds:uri="http://schemas.microsoft.com/office/2006/metadata/properties/metaAttributes"/>
+    <ds:schemaRef ds:uri="http://www.w3.org/2001/XMLSchema"/>
+    <ds:schemaRef ds:uri="http://schemas.microsoft.com/office/2006/metadata/properties"/>
+    <ds:schemaRef ds:uri="508723e2-97ff-4f3e-968e-aabf624d85e3"/>
+    <ds:schemaRef ds:uri="926d5962-e824-40d2-badb-117eb692320d"/>
+    <ds:schemaRef ds:uri="49919dca-d9c1-492f-bd36-8a887e31a6e3"/>
+    <ds:schemaRef ds:uri="http://schemas.microsoft.com/office/2006/documentManagement/types"/>
+    <ds:schemaRef ds:uri="http://schemas.microsoft.com/office/infopath/2007/PartnerControls"/>
+    <ds:schemaRef ds:uri="http://schemas.openxmlformats.org/package/2006/metadata/core-properties"/>
+    <ds:schemaRef ds:uri="http://purl.org/dc/elements/1.1/"/>
+    <ds:schemaRef ds:uri="http://purl.org/dc/terms/"/>
+    <ds:schemaRef ds:uri="http://schemas.microsoft.com/internal/obd"/>
+  </ds:schemaRefs>
+</ds:datastoreItem>
+</file>
+
+<file path=customXml/itemProps2.xml><?xml version="1.0" encoding="utf-8"?>
+<ds:datastoreItem xmlns:ds="http://schemas.openxmlformats.org/officeDocument/2006/customXml" ds:itemID="{EDFBD775-7C77-4D7C-959B-56F641F02644}">
+  <ds:schemaRefs>
+    <ds:schemaRef ds:uri="Microsoft.SharePoint.Taxonomy.ContentTypeSync"/>
+  </ds:schemaRefs>
+</ds:datastoreItem>
+</file>
+
+<file path=customXml/itemProps3.xml><?xml version="1.0" encoding="utf-8"?>
+<ds:datastoreItem xmlns:ds="http://schemas.openxmlformats.org/officeDocument/2006/customXml" ds:itemID="{AD78DEC8-72DE-44B2-9EA6-1D2D6CFAA3BD}">
+  <ds:schemaRefs>
+    <ds:schemaRef ds:uri="http://schemas.microsoft.com/office/2006/metadata/properties"/>
+    <ds:schemaRef ds:uri="http://schemas.microsoft.com/office/infopath/2007/PartnerControls"/>
+    <ds:schemaRef ds:uri="508723e2-97ff-4f3e-968e-aabf624d85e3"/>
+    <ds:schemaRef ds:uri="49919dca-d9c1-492f-bd36-8a887e31a6e3"/>
+  </ds:schemaRefs>
+</ds:datastoreItem>
+</file>
+
+<file path=customXml/itemProps4.xml><?xml version="1.0" encoding="utf-8"?>
 <ds:datastoreItem xmlns:ds="http://schemas.openxmlformats.org/officeDocument/2006/customXml" ds:itemID="{CF7CC830-FE2E-4AE0-93CC-5C48A583F458}">
   <ds:schemaRefs>
     <ds:schemaRef ds:uri="http://schemas.openxmlformats.org/officeDocument/2006/bibliography"/>
   </ds:schemaRefs>
 </ds:datastoreItem>
+</file>
+
+<file path=customXml/itemProps5.xml><?xml version="1.0" encoding="utf-8"?>
+<ds:datastoreItem xmlns:ds="http://schemas.openxmlformats.org/officeDocument/2006/customXml" ds:itemID="{5E041B18-6380-4666-9712-14D0E20233AD}">
+  <ds:schemaRefs>
+    <ds:schemaRef ds:uri="http://schemas.microsoft.com/sharepoint/v3/contenttype/forms"/>
+  </ds:schemaRefs>
+</ds:datastoreItem>
+</file>
+
+<file path=docMetadata/LabelInfo.xml><?xml version="1.0" encoding="utf-8"?>
+<clbl:labelList xmlns:clbl="http://schemas.microsoft.com/office/2020/mipLabelMetadata">
+  <clbl:label id="{1a407a2d-7675-4d17-8692-b3ac285306e4}" enabled="0" method="" siteId="{1a407a2d-7675-4d17-8692-b3ac285306e4}" removed="1"/>
+</clbl:labelList>
 </file>
--- a/AsciiDoc_Source/IHE_DEV_Suppl_PCMC.docx
+++ b/AsciiDoc_Source/IHE_DEV_Suppl_PCMC.docx
@@ -1,6 +1,6 @@
 
 <file path=word/document.xml><?xml version="1.0" encoding="utf-8"?>
-<w:document xmlns:wpc="http://schemas.microsoft.com/office/word/2010/wordprocessingCanvas" xmlns:cx="http://schemas.microsoft.com/office/drawing/2014/chartex" xmlns:cx1="http://schemas.microsoft.com/office/drawing/2015/9/8/chartex" xmlns:cx2="http://schemas.microsoft.com/office/drawing/2015/10/21/chartex" xmlns:cx3="http://schemas.microsoft.com/office/drawing/2016/5/9/chartex" xmlns:cx4="http://schemas.microsoft.com/office/drawing/2016/5/10/chartex" xmlns:cx5="http://schemas.microsoft.com/office/drawing/2016/5/11/chartex" xmlns:cx6="http://schemas.microsoft.com/office/drawing/2016/5/12/chartex" xmlns:cx7="http://schemas.microsoft.com/office/drawing/2016/5/13/chartex" xmlns:cx8="http://schemas.microsoft.com/office/drawing/2016/5/14/chartex" xmlns:mc="http://schemas.openxmlformats.org/markup-compatibility/2006" xmlns:aink="http://schemas.microsoft.com/office/drawing/2016/ink" xmlns:am3d="http://schemas.microsoft.com/office/drawing/2017/model3d" xmlns:o="urn:schemas-microsoft-com:office:office" xmlns:oel="http://schemas.microsoft.com/office/2019/extlst" xmlns:r="http://schemas.openxmlformats.org/officeDocument/2006/relationships" xmlns:m="http://schemas.openxmlformats.org/officeDocument/2006/math" xmlns:v="urn:schemas-microsoft-com:vml" xmlns:wp14="http://schemas.microsoft.com/office/word/2010/wordprocessingDrawing" xmlns:wp="http://schemas.openxmlformats.org/drawingml/2006/wordprocessingDrawing" xmlns:w10="urn:schemas-microsoft-com:office:word" xmlns:w="http://schemas.openxmlformats.org/wordprocessingml/2006/main" xmlns:w14="http://schemas.microsoft.com/office/word/2010/wordml" xmlns:w15="http://schemas.microsoft.com/office/word/2012/wordml" xmlns:w16cex="http://schemas.microsoft.com/office/word/2018/wordml/cex" xmlns:w16cid="http://schemas.microsoft.com/office/word/2016/wordml/cid" xmlns:w16="http://schemas.microsoft.com/office/word/2018/wordml" xmlns:w16du="http://schemas.microsoft.com/office/word/2023/wordml/word16du" xmlns:w16sdtdh="http://schemas.microsoft.com/office/word/2020/wordml/sdtdatahash" xmlns:w16sdtfl="http://schemas.microsoft.com/office/word/2024/wordml/sdtformatlock" xmlns:w16se="http://schemas.microsoft.com/office/word/2015/wordml/symex" xmlns:wpg="http://schemas.microsoft.com/office/word/2010/wordprocessingGroup" xmlns:wpi="http://schemas.microsoft.com/office/word/2010/wordprocessingInk" xmlns:wne="http://schemas.microsoft.com/office/word/2006/wordml" xmlns:wps="http://schemas.microsoft.com/office/word/2010/wordprocessingShape" mc:Ignorable="w14 w15 w16se w16cid w16 w16cex w16sdtdh w16sdtfl w16du wp14">
+<w:document xmlns:wpc="http://schemas.microsoft.com/office/word/2010/wordprocessingCanvas" xmlns:cx="http://schemas.microsoft.com/office/drawing/2014/chartex" xmlns:cx1="http://schemas.microsoft.com/office/drawing/2015/9/8/chartex" xmlns:cx2="http://schemas.microsoft.com/office/drawing/2015/10/21/chartex" xmlns:cx3="http://schemas.microsoft.com/office/drawing/2016/5/9/chartex" xmlns:cx4="http://schemas.microsoft.com/office/drawing/2016/5/10/chartex" xmlns:cx5="http://schemas.microsoft.com/office/drawing/2016/5/11/chartex" xmlns:cx6="http://schemas.microsoft.com/office/drawing/2016/5/12/chartex" xmlns:cx7="http://schemas.microsoft.com/office/drawing/2016/5/13/chartex" xmlns:cx8="http://schemas.microsoft.com/office/drawing/2016/5/14/chartex" xmlns:mc="http://schemas.openxmlformats.org/markup-compatibility/2006" xmlns:aink="http://schemas.microsoft.com/office/drawing/2016/ink" xmlns:am3d="http://schemas.microsoft.com/office/drawing/2017/model3d" xmlns:o="urn:schemas-microsoft-com:office:office" xmlns:oel="http://schemas.microsoft.com/office/2019/extlst" xmlns:r="http://schemas.openxmlformats.org/officeDocument/2006/relationships" xmlns:m="http://schemas.openxmlformats.org/officeDocument/2006/math" xmlns:v="urn:schemas-microsoft-com:vml" xmlns:wp14="http://schemas.microsoft.com/office/word/2010/wordprocessingDrawing" xmlns:wp="http://schemas.openxmlformats.org/drawingml/2006/wordprocessingDrawing" xmlns:w10="urn:schemas-microsoft-com:office:word" xmlns:w="http://schemas.openxmlformats.org/wordprocessingml/2006/main" xmlns:w14="http://schemas.microsoft.com/office/word/2010/wordml" xmlns:w15="http://schemas.microsoft.com/office/word/2012/wordml" xmlns:w16cei="http://schemas.microsoft.com/office/word/2026/wordml/cei" xmlns:w16cex="http://schemas.microsoft.com/office/word/2018/wordml/cex" xmlns:w16cid="http://schemas.microsoft.com/office/word/2016/wordml/cid" xmlns:w16="http://schemas.microsoft.com/office/word/2018/wordml" xmlns:w16du="http://schemas.microsoft.com/office/word/2023/wordml/word16du" xmlns:w16sdtdh="http://schemas.microsoft.com/office/word/2020/wordml/sdtdatahash" xmlns:w16sdtfl="http://schemas.microsoft.com/office/word/2024/wordml/sdtformatlock" xmlns:w16se="http://schemas.microsoft.com/office/word/2015/wordml/symex" xmlns:wpg="http://schemas.microsoft.com/office/word/2010/wordprocessingGroup" xmlns:wpi="http://schemas.microsoft.com/office/word/2010/wordprocessingInk" xmlns:wne="http://schemas.microsoft.com/office/word/2006/wordml" xmlns:wps="http://schemas.microsoft.com/office/word/2010/wordprocessingShape" mc:Ignorable="w14 w15 w16se w16cid w16 w16cex w16sdtdh w16sdtfl w16du wp14">
   <w:body>
     <w:p>
       <w:pPr>
@@ -6860,12 +6860,12 @@
                           <a:effectLst/>
                           <a:extLst>
                             <a:ext uri="{909E8E84-426E-40dd-AFC4-6F175D3DCCD1}">
-                              <a14:hiddenFill xmlns:a14="http://schemas.microsoft.com/office/drawing/2010/main" xmlns:w="http://schemas.openxmlformats.org/wordprocessingml/2006/main" xmlns:w10="urn:schemas-microsoft-com:office:word" xmlns:v="urn:schemas-microsoft-com:vml" xmlns:o="urn:schemas-microsoft-com:office:office" xmlns:mv="urn:schemas-microsoft-com:mac:vml" xmlns:mo="http://schemas.microsoft.com/office/mac/office/2008/main" xmlns="">
+                              <a14:hiddenFill xmlns="" xmlns:mo="http://schemas.microsoft.com/office/mac/office/2008/main" xmlns:mv="urn:schemas-microsoft-com:mac:vml" xmlns:o="urn:schemas-microsoft-com:office:office" xmlns:v="urn:schemas-microsoft-com:vml" xmlns:w10="urn:schemas-microsoft-com:office:word" xmlns:w="http://schemas.openxmlformats.org/wordprocessingml/2006/main" xmlns:a14="http://schemas.microsoft.com/office/drawing/2010/main">
                                 <a:noFill/>
                               </a14:hiddenFill>
                             </a:ext>
                             <a:ext uri="{AF507438-7753-43e0-B8FC-AC1667EBCBE1}">
-                              <a14:hiddenEffects xmlns:a14="http://schemas.microsoft.com/office/drawing/2010/main" xmlns:w="http://schemas.openxmlformats.org/wordprocessingml/2006/main" xmlns:w10="urn:schemas-microsoft-com:office:word" xmlns:v="urn:schemas-microsoft-com:vml" xmlns:o="urn:schemas-microsoft-com:office:office" xmlns:mv="urn:schemas-microsoft-com:mac:vml" xmlns:mo="http://schemas.microsoft.com/office/mac/office/2008/main" xmlns="">
+                              <a14:hiddenEffects xmlns="" xmlns:mo="http://schemas.microsoft.com/office/mac/office/2008/main" xmlns:mv="urn:schemas-microsoft-com:mac:vml" xmlns:o="urn:schemas-microsoft-com:office:office" xmlns:v="urn:schemas-microsoft-com:vml" xmlns:w10="urn:schemas-microsoft-com:office:word" xmlns:w="http://schemas.openxmlformats.org/wordprocessingml/2006/main" xmlns:a14="http://schemas.microsoft.com/office/drawing/2010/main">
                                 <a:effectLst>
                                   <a:outerShdw dist="35921" dir="2700000" algn="ctr" rotWithShape="0">
                                     <a:srgbClr val="808080"/>
@@ -6902,12 +6902,12 @@
                           <a:effectLst/>
                           <a:extLst>
                             <a:ext uri="{909E8E84-426E-40dd-AFC4-6F175D3DCCD1}">
-                              <a14:hiddenFill xmlns:a14="http://schemas.microsoft.com/office/drawing/2010/main" xmlns:w="http://schemas.openxmlformats.org/wordprocessingml/2006/main" xmlns:w10="urn:schemas-microsoft-com:office:word" xmlns:v="urn:schemas-microsoft-com:vml" xmlns:o="urn:schemas-microsoft-com:office:office" xmlns:mv="urn:schemas-microsoft-com:mac:vml" xmlns:mo="http://schemas.microsoft.com/office/mac/office/2008/main" xmlns="">
+                              <a14:hiddenFill xmlns="" xmlns:mo="http://schemas.microsoft.com/office/mac/office/2008/main" xmlns:mv="urn:schemas-microsoft-com:mac:vml" xmlns:o="urn:schemas-microsoft-com:office:office" xmlns:v="urn:schemas-microsoft-com:vml" xmlns:w10="urn:schemas-microsoft-com:office:word" xmlns:w="http://schemas.openxmlformats.org/wordprocessingml/2006/main" xmlns:a14="http://schemas.microsoft.com/office/drawing/2010/main">
                                 <a:noFill/>
                               </a14:hiddenFill>
                             </a:ext>
                             <a:ext uri="{AF507438-7753-43e0-B8FC-AC1667EBCBE1}">
-                              <a14:hiddenEffects xmlns:a14="http://schemas.microsoft.com/office/drawing/2010/main" xmlns:w="http://schemas.openxmlformats.org/wordprocessingml/2006/main" xmlns:w10="urn:schemas-microsoft-com:office:word" xmlns:v="urn:schemas-microsoft-com:vml" xmlns:o="urn:schemas-microsoft-com:office:office" xmlns:mv="urn:schemas-microsoft-com:mac:vml" xmlns:mo="http://schemas.microsoft.com/office/mac/office/2008/main" xmlns="">
+                              <a14:hiddenEffects xmlns="" xmlns:mo="http://schemas.microsoft.com/office/mac/office/2008/main" xmlns:mv="urn:schemas-microsoft-com:mac:vml" xmlns:o="urn:schemas-microsoft-com:office:office" xmlns:v="urn:schemas-microsoft-com:vml" xmlns:w10="urn:schemas-microsoft-com:office:word" xmlns:w="http://schemas.openxmlformats.org/wordprocessingml/2006/main" xmlns:a14="http://schemas.microsoft.com/office/drawing/2010/main">
                                 <a:effectLst>
                                   <a:outerShdw dist="35921" dir="2700000" algn="ctr" rotWithShape="0">
                                     <a:srgbClr val="808080"/>
@@ -6939,14 +6939,14 @@
                           <a:effectLst/>
                           <a:extLst>
                             <a:ext uri="{909E8E84-426E-40dd-AFC4-6F175D3DCCD1}">
-                              <a14:hiddenFill xmlns:a14="http://schemas.microsoft.com/office/drawing/2010/main" xmlns:w="http://schemas.openxmlformats.org/wordprocessingml/2006/main" xmlns:w10="urn:schemas-microsoft-com:office:word" xmlns:v="urn:schemas-microsoft-com:vml" xmlns:o="urn:schemas-microsoft-com:office:office" xmlns:mv="urn:schemas-microsoft-com:mac:vml" xmlns:mo="http://schemas.microsoft.com/office/mac/office/2008/main" xmlns="">
+                              <a14:hiddenFill xmlns="" xmlns:mo="http://schemas.microsoft.com/office/mac/office/2008/main" xmlns:mv="urn:schemas-microsoft-com:mac:vml" xmlns:o="urn:schemas-microsoft-com:office:office" xmlns:v="urn:schemas-microsoft-com:vml" xmlns:w10="urn:schemas-microsoft-com:office:word" xmlns:w="http://schemas.openxmlformats.org/wordprocessingml/2006/main" xmlns:a14="http://schemas.microsoft.com/office/drawing/2010/main">
                                 <a:solidFill>
                                   <a:srgbClr val="FFFFFF"/>
                                 </a:solidFill>
                               </a14:hiddenFill>
                             </a:ext>
                             <a:ext uri="{91240B29-F687-4f45-9708-019B960494DF}">
-                              <a14:hiddenLine xmlns:a14="http://schemas.microsoft.com/office/drawing/2010/main" xmlns:w="http://schemas.openxmlformats.org/wordprocessingml/2006/main" xmlns:w10="urn:schemas-microsoft-com:office:word" xmlns:v="urn:schemas-microsoft-com:vml" xmlns:o="urn:schemas-microsoft-com:office:office" xmlns:mv="urn:schemas-microsoft-com:mac:vml" xmlns:mo="http://schemas.microsoft.com/office/mac/office/2008/main" xmlns="" w="0">
+                              <a14:hiddenLine xmlns="" xmlns:mo="http://schemas.microsoft.com/office/mac/office/2008/main" xmlns:mv="urn:schemas-microsoft-com:mac:vml" xmlns:o="urn:schemas-microsoft-com:office:office" xmlns:v="urn:schemas-microsoft-com:vml" xmlns:w10="urn:schemas-microsoft-com:office:word" xmlns:w="http://schemas.openxmlformats.org/wordprocessingml/2006/main" xmlns:a14="http://schemas.microsoft.com/office/drawing/2010/main" w="0">
                                 <a:solidFill>
                                   <a:srgbClr val="000000"/>
                                 </a:solidFill>
@@ -6956,7 +6956,7 @@
                               </a14:hiddenLine>
                             </a:ext>
                             <a:ext uri="{AF507438-7753-43e0-B8FC-AC1667EBCBE1}">
-                              <a14:hiddenEffects xmlns:a14="http://schemas.microsoft.com/office/drawing/2010/main" xmlns:w="http://schemas.openxmlformats.org/wordprocessingml/2006/main" xmlns:w10="urn:schemas-microsoft-com:office:word" xmlns:v="urn:schemas-microsoft-com:vml" xmlns:o="urn:schemas-microsoft-com:office:office" xmlns:mv="urn:schemas-microsoft-com:mac:vml" xmlns:mo="http://schemas.microsoft.com/office/mac/office/2008/main" xmlns="">
+                              <a14:hiddenEffects xmlns="" xmlns:mo="http://schemas.microsoft.com/office/mac/office/2008/main" xmlns:mv="urn:schemas-microsoft-com:mac:vml" xmlns:o="urn:schemas-microsoft-com:office:office" xmlns:v="urn:schemas-microsoft-com:vml" xmlns:w10="urn:schemas-microsoft-com:office:word" xmlns:w="http://schemas.openxmlformats.org/wordprocessingml/2006/main" xmlns:a14="http://schemas.microsoft.com/office/drawing/2010/main">
                                 <a:effectLst/>
                               </a14:hiddenEffects>
                             </a:ext>
@@ -7136,14 +7136,14 @@
                           <a:effectLst/>
                           <a:extLst>
                             <a:ext uri="{909E8E84-426E-40dd-AFC4-6F175D3DCCD1}">
-                              <a14:hiddenFill xmlns:a14="http://schemas.microsoft.com/office/drawing/2010/main" xmlns:w="http://schemas.openxmlformats.org/wordprocessingml/2006/main" xmlns:w10="urn:schemas-microsoft-com:office:word" xmlns:v="urn:schemas-microsoft-com:vml" xmlns:o="urn:schemas-microsoft-com:office:office" xmlns:mv="urn:schemas-microsoft-com:mac:vml" xmlns:mo="http://schemas.microsoft.com/office/mac/office/2008/main" xmlns="">
+                              <a14:hiddenFill xmlns="" xmlns:mo="http://schemas.microsoft.com/office/mac/office/2008/main" xmlns:mv="urn:schemas-microsoft-com:mac:vml" xmlns:o="urn:schemas-microsoft-com:office:office" xmlns:v="urn:schemas-microsoft-com:vml" xmlns:w10="urn:schemas-microsoft-com:office:word" xmlns:w="http://schemas.openxmlformats.org/wordprocessingml/2006/main" xmlns:a14="http://schemas.microsoft.com/office/drawing/2010/main">
                                 <a:solidFill>
                                   <a:srgbClr val="FFFFFF"/>
                                 </a:solidFill>
                               </a14:hiddenFill>
                             </a:ext>
                             <a:ext uri="{91240B29-F687-4f45-9708-019B960494DF}">
-                              <a14:hiddenLine xmlns:a14="http://schemas.microsoft.com/office/drawing/2010/main" xmlns:w="http://schemas.openxmlformats.org/wordprocessingml/2006/main" xmlns:w10="urn:schemas-microsoft-com:office:word" xmlns:v="urn:schemas-microsoft-com:vml" xmlns:o="urn:schemas-microsoft-com:office:office" xmlns:mv="urn:schemas-microsoft-com:mac:vml" xmlns:mo="http://schemas.microsoft.com/office/mac/office/2008/main" xmlns="" w="0">
+                              <a14:hiddenLine xmlns="" xmlns:mo="http://schemas.microsoft.com/office/mac/office/2008/main" xmlns:mv="urn:schemas-microsoft-com:mac:vml" xmlns:o="urn:schemas-microsoft-com:office:office" xmlns:v="urn:schemas-microsoft-com:vml" xmlns:w10="urn:schemas-microsoft-com:office:word" xmlns:w="http://schemas.openxmlformats.org/wordprocessingml/2006/main" xmlns:a14="http://schemas.microsoft.com/office/drawing/2010/main" w="0">
                                 <a:solidFill>
                                   <a:srgbClr val="000000"/>
                                 </a:solidFill>
@@ -7153,7 +7153,7 @@
                               </a14:hiddenLine>
                             </a:ext>
                             <a:ext uri="{AF507438-7753-43e0-B8FC-AC1667EBCBE1}">
-                              <a14:hiddenEffects xmlns:a14="http://schemas.microsoft.com/office/drawing/2010/main" xmlns:w="http://schemas.openxmlformats.org/wordprocessingml/2006/main" xmlns:w10="urn:schemas-microsoft-com:office:word" xmlns:v="urn:schemas-microsoft-com:vml" xmlns:o="urn:schemas-microsoft-com:office:office" xmlns:mv="urn:schemas-microsoft-com:mac:vml" xmlns:mo="http://schemas.microsoft.com/office/mac/office/2008/main" xmlns="">
+                              <a14:hiddenEffects xmlns="" xmlns:mo="http://schemas.microsoft.com/office/mac/office/2008/main" xmlns:mv="urn:schemas-microsoft-com:mac:vml" xmlns:o="urn:schemas-microsoft-com:office:office" xmlns:v="urn:schemas-microsoft-com:vml" xmlns:w10="urn:schemas-microsoft-com:office:word" xmlns:w="http://schemas.openxmlformats.org/wordprocessingml/2006/main" xmlns:a14="http://schemas.microsoft.com/office/drawing/2010/main">
                                 <a:effectLst/>
                               </a14:hiddenEffects>
                             </a:ext>
@@ -11901,7 +11901,7 @@
                           </a:ln>
                           <a:extLst>
                             <a:ext uri="{91240B29-F687-4f45-9708-019B960494DF}">
-                              <a14:hiddenLine xmlns:a14="http://schemas.microsoft.com/office/drawing/2010/main" xmlns:w="http://schemas.openxmlformats.org/wordprocessingml/2006/main" xmlns:w10="urn:schemas-microsoft-com:office:word" xmlns:v="urn:schemas-microsoft-com:vml" xmlns:o="urn:schemas-microsoft-com:office:office" xmlns:mv="urn:schemas-microsoft-com:mac:vml" xmlns:mo="http://schemas.microsoft.com/office/mac/office/2008/main" xmlns="" w="9525">
+                              <a14:hiddenLine xmlns="" xmlns:mo="http://schemas.microsoft.com/office/mac/office/2008/main" xmlns:mv="urn:schemas-microsoft-com:mac:vml" xmlns:o="urn:schemas-microsoft-com:office:office" xmlns:v="urn:schemas-microsoft-com:vml" xmlns:w10="urn:schemas-microsoft-com:office:word" xmlns:w="http://schemas.openxmlformats.org/wordprocessingml/2006/main" xmlns:a14="http://schemas.microsoft.com/office/drawing/2010/main" w="9525">
                                 <a:solidFill>
                                   <a:srgbClr val="000000"/>
                                 </a:solidFill>
@@ -11968,7 +11968,7 @@
                           </a:ln>
                           <a:extLst>
                             <a:ext uri="{909E8E84-426E-40dd-AFC4-6F175D3DCCD1}">
-                              <a14:hiddenFill xmlns:a14="http://schemas.microsoft.com/office/drawing/2010/main" xmlns:w="http://schemas.openxmlformats.org/wordprocessingml/2006/main" xmlns:w10="urn:schemas-microsoft-com:office:word" xmlns:v="urn:schemas-microsoft-com:vml" xmlns:o="urn:schemas-microsoft-com:office:office" xmlns:mv="urn:schemas-microsoft-com:mac:vml" xmlns:mo="http://schemas.microsoft.com/office/mac/office/2008/main" xmlns="">
+                              <a14:hiddenFill xmlns="" xmlns:mo="http://schemas.microsoft.com/office/mac/office/2008/main" xmlns:mv="urn:schemas-microsoft-com:mac:vml" xmlns:o="urn:schemas-microsoft-com:office:office" xmlns:v="urn:schemas-microsoft-com:vml" xmlns:w10="urn:schemas-microsoft-com:office:word" xmlns:w="http://schemas.openxmlformats.org/wordprocessingml/2006/main" xmlns:a14="http://schemas.microsoft.com/office/drawing/2010/main">
                                 <a:noFill/>
                               </a14:hiddenFill>
                             </a:ext>
@@ -11995,14 +11995,14 @@
                           </a:ln>
                           <a:extLst>
                             <a:ext uri="{909E8E84-426E-40dd-AFC4-6F175D3DCCD1}">
-                              <a14:hiddenFill xmlns:a14="http://schemas.microsoft.com/office/drawing/2010/main" xmlns:w="http://schemas.openxmlformats.org/wordprocessingml/2006/main" xmlns:w10="urn:schemas-microsoft-com:office:word" xmlns:v="urn:schemas-microsoft-com:vml" xmlns:o="urn:schemas-microsoft-com:office:office" xmlns:mv="urn:schemas-microsoft-com:mac:vml" xmlns:mo="http://schemas.microsoft.com/office/mac/office/2008/main" xmlns="">
+                              <a14:hiddenFill xmlns="" xmlns:mo="http://schemas.microsoft.com/office/mac/office/2008/main" xmlns:mv="urn:schemas-microsoft-com:mac:vml" xmlns:o="urn:schemas-microsoft-com:office:office" xmlns:v="urn:schemas-microsoft-com:vml" xmlns:w10="urn:schemas-microsoft-com:office:word" xmlns:w="http://schemas.openxmlformats.org/wordprocessingml/2006/main" xmlns:a14="http://schemas.microsoft.com/office/drawing/2010/main">
                                 <a:solidFill>
                                   <a:srgbClr val="FFFFFF"/>
                                 </a:solidFill>
                               </a14:hiddenFill>
                             </a:ext>
                             <a:ext uri="{91240B29-F687-4f45-9708-019B960494DF}">
-                              <a14:hiddenLine xmlns:a14="http://schemas.microsoft.com/office/drawing/2010/main" xmlns:w="http://schemas.openxmlformats.org/wordprocessingml/2006/main" xmlns:w10="urn:schemas-microsoft-com:office:word" xmlns:v="urn:schemas-microsoft-com:vml" xmlns:o="urn:schemas-microsoft-com:office:office" xmlns:mv="urn:schemas-microsoft-com:mac:vml" xmlns:mo="http://schemas.microsoft.com/office/mac/office/2008/main" xmlns="" w="9525">
+                              <a14:hiddenLine xmlns="" xmlns:mo="http://schemas.microsoft.com/office/mac/office/2008/main" xmlns:mv="urn:schemas-microsoft-com:mac:vml" xmlns:o="urn:schemas-microsoft-com:office:office" xmlns:v="urn:schemas-microsoft-com:vml" xmlns:w10="urn:schemas-microsoft-com:office:word" xmlns:w="http://schemas.openxmlformats.org/wordprocessingml/2006/main" xmlns:a14="http://schemas.microsoft.com/office/drawing/2010/main" w="9525">
                                 <a:solidFill>
                                   <a:srgbClr val="000000"/>
                                 </a:solidFill>
@@ -12068,7 +12068,7 @@
                           </a:ln>
                           <a:extLst>
                             <a:ext uri="{909E8E84-426E-40dd-AFC4-6F175D3DCCD1}">
-                              <a14:hiddenFill xmlns:a14="http://schemas.microsoft.com/office/drawing/2010/main" xmlns:w="http://schemas.openxmlformats.org/wordprocessingml/2006/main" xmlns:w10="urn:schemas-microsoft-com:office:word" xmlns:v="urn:schemas-microsoft-com:vml" xmlns:o="urn:schemas-microsoft-com:office:office" xmlns:mv="urn:schemas-microsoft-com:mac:vml" xmlns:mo="http://schemas.microsoft.com/office/mac/office/2008/main" xmlns="">
+                              <a14:hiddenFill xmlns="" xmlns:mo="http://schemas.microsoft.com/office/mac/office/2008/main" xmlns:mv="urn:schemas-microsoft-com:mac:vml" xmlns:o="urn:schemas-microsoft-com:office:office" xmlns:v="urn:schemas-microsoft-com:vml" xmlns:w10="urn:schemas-microsoft-com:office:word" xmlns:w="http://schemas.openxmlformats.org/wordprocessingml/2006/main" xmlns:a14="http://schemas.microsoft.com/office/drawing/2010/main">
                                 <a:noFill/>
                               </a14:hiddenFill>
                             </a:ext>
@@ -12158,7 +12158,7 @@
                           </a:ln>
                           <a:extLst>
                             <a:ext uri="{909E8E84-426E-40dd-AFC4-6F175D3DCCD1}">
-                              <a14:hiddenFill xmlns:a14="http://schemas.microsoft.com/office/drawing/2010/main" xmlns:w="http://schemas.openxmlformats.org/wordprocessingml/2006/main" xmlns:w10="urn:schemas-microsoft-com:office:word" xmlns:v="urn:schemas-microsoft-com:vml" xmlns:o="urn:schemas-microsoft-com:office:office" xmlns:mv="urn:schemas-microsoft-com:mac:vml" xmlns:mo="http://schemas.microsoft.com/office/mac/office/2008/main" xmlns="">
+                              <a14:hiddenFill xmlns="" xmlns:mo="http://schemas.microsoft.com/office/mac/office/2008/main" xmlns:mv="urn:schemas-microsoft-com:mac:vml" xmlns:o="urn:schemas-microsoft-com:office:office" xmlns:v="urn:schemas-microsoft-com:vml" xmlns:w10="urn:schemas-microsoft-com:office:word" xmlns:w="http://schemas.openxmlformats.org/wordprocessingml/2006/main" xmlns:a14="http://schemas.microsoft.com/office/drawing/2010/main">
                                 <a:noFill/>
                               </a14:hiddenFill>
                             </a:ext>
@@ -12187,7 +12187,7 @@
                           </a:ln>
                           <a:extLst>
                             <a:ext uri="{91240B29-F687-4f45-9708-019B960494DF}">
-                              <a14:hiddenLine xmlns:a14="http://schemas.microsoft.com/office/drawing/2010/main" xmlns:w="http://schemas.openxmlformats.org/wordprocessingml/2006/main" xmlns:w10="urn:schemas-microsoft-com:office:word" xmlns:v="urn:schemas-microsoft-com:vml" xmlns:o="urn:schemas-microsoft-com:office:office" xmlns:mv="urn:schemas-microsoft-com:mac:vml" xmlns:mo="http://schemas.microsoft.com/office/mac/office/2008/main" xmlns="" w="9525">
+                              <a14:hiddenLine xmlns="" xmlns:mo="http://schemas.microsoft.com/office/mac/office/2008/main" xmlns:mv="urn:schemas-microsoft-com:mac:vml" xmlns:o="urn:schemas-microsoft-com:office:office" xmlns:v="urn:schemas-microsoft-com:vml" xmlns:w10="urn:schemas-microsoft-com:office:word" xmlns:w="http://schemas.openxmlformats.org/wordprocessingml/2006/main" xmlns:a14="http://schemas.microsoft.com/office/drawing/2010/main" w="9525">
                                 <a:solidFill>
                                   <a:srgbClr val="000000"/>
                                 </a:solidFill>
@@ -12253,7 +12253,7 @@
                           </a:ln>
                           <a:extLst>
                             <a:ext uri="{909E8E84-426E-40dd-AFC4-6F175D3DCCD1}">
-                              <a14:hiddenFill xmlns="" xmlns:mo="http://schemas.microsoft.com/office/mac/office/2008/main" xmlns:mv="urn:schemas-microsoft-com:mac:vml" xmlns:o="urn:schemas-microsoft-com:office:office" xmlns:v="urn:schemas-microsoft-com:vml" xmlns:w10="urn:schemas-microsoft-com:office:word" xmlns:w="http://schemas.openxmlformats.org/wordprocessingml/2006/main" xmlns:a14="http://schemas.microsoft.com/office/drawing/2010/main" xmlns:lc="http://schemas.openxmlformats.org/drawingml/2006/lockedCanvas">
+                              <a14:hiddenFill xmlns:lc="http://schemas.openxmlformats.org/drawingml/2006/lockedCanvas" xmlns:a14="http://schemas.microsoft.com/office/drawing/2010/main" xmlns:w="http://schemas.openxmlformats.org/wordprocessingml/2006/main" xmlns:w10="urn:schemas-microsoft-com:office:word" xmlns:v="urn:schemas-microsoft-com:vml" xmlns:o="urn:schemas-microsoft-com:office:office" xmlns:mv="urn:schemas-microsoft-com:mac:vml" xmlns:mo="http://schemas.microsoft.com/office/mac/office/2008/main" xmlns="">
                                 <a:noFill/>
                               </a14:hiddenFill>
                             </a:ext>
@@ -12280,14 +12280,14 @@
                           </a:ln>
                           <a:extLst>
                             <a:ext uri="{909E8E84-426E-40dd-AFC4-6F175D3DCCD1}">
-                              <a14:hiddenFill xmlns="" xmlns:mo="http://schemas.microsoft.com/office/mac/office/2008/main" xmlns:mv="urn:schemas-microsoft-com:mac:vml" xmlns:o="urn:schemas-microsoft-com:office:office" xmlns:v="urn:schemas-microsoft-com:vml" xmlns:w10="urn:schemas-microsoft-com:office:word" xmlns:w="http://schemas.openxmlformats.org/wordprocessingml/2006/main" xmlns:a14="http://schemas.microsoft.com/office/drawing/2010/main" xmlns:lc="http://schemas.openxmlformats.org/drawingml/2006/lockedCanvas">
+                              <a14:hiddenFill xmlns:lc="http://schemas.openxmlformats.org/drawingml/2006/lockedCanvas" xmlns:a14="http://schemas.microsoft.com/office/drawing/2010/main" xmlns:w="http://schemas.openxmlformats.org/wordprocessingml/2006/main" xmlns:w10="urn:schemas-microsoft-com:office:word" xmlns:v="urn:schemas-microsoft-com:vml" xmlns:o="urn:schemas-microsoft-com:office:office" xmlns:mv="urn:schemas-microsoft-com:mac:vml" xmlns:mo="http://schemas.microsoft.com/office/mac/office/2008/main" xmlns="">
                                 <a:solidFill>
                                   <a:srgbClr val="FFFFFF"/>
                                 </a:solidFill>
                               </a14:hiddenFill>
                             </a:ext>
                             <a:ext uri="{91240B29-F687-4f45-9708-019B960494DF}">
-                              <a14:hiddenLine xmlns="" xmlns:mo="http://schemas.microsoft.com/office/mac/office/2008/main" xmlns:mv="urn:schemas-microsoft-com:mac:vml" xmlns:o="urn:schemas-microsoft-com:office:office" xmlns:v="urn:schemas-microsoft-com:vml" xmlns:w10="urn:schemas-microsoft-com:office:word" xmlns:w="http://schemas.openxmlformats.org/wordprocessingml/2006/main" xmlns:a14="http://schemas.microsoft.com/office/drawing/2010/main" xmlns:lc="http://schemas.openxmlformats.org/drawingml/2006/lockedCanvas" w="9525">
+                              <a14:hiddenLine xmlns:lc="http://schemas.openxmlformats.org/drawingml/2006/lockedCanvas" xmlns:a14="http://schemas.microsoft.com/office/drawing/2010/main" xmlns:w="http://schemas.openxmlformats.org/wordprocessingml/2006/main" xmlns:w10="urn:schemas-microsoft-com:office:word" xmlns:v="urn:schemas-microsoft-com:vml" xmlns:o="urn:schemas-microsoft-com:office:office" xmlns:mv="urn:schemas-microsoft-com:mac:vml" xmlns:mo="http://schemas.microsoft.com/office/mac/office/2008/main" xmlns="" w="9525">
                                 <a:solidFill>
                                   <a:srgbClr val="000000"/>
                                 </a:solidFill>
@@ -19327,8 +19327,8 @@
         <w:tblLook w:val="04A0" w:firstRow="1" w:lastRow="0" w:firstColumn="1" w:lastColumn="0" w:noHBand="0" w:noVBand="1"/>
       </w:tblPr>
       <w:tblGrid>
-        <w:gridCol w:w="2695"/>
-        <w:gridCol w:w="6655"/>
+        <w:gridCol w:w="4775"/>
+        <w:gridCol w:w="4575"/>
       </w:tblGrid>
       <w:tr>
         <w:tc>
@@ -19369,9 +19369,26 @@
             <w:pPr>
               <w:pStyle w:val="TableEntry"/>
             </w:pPr>
-            <w:r>
-              <w:t>1.3.6.1.4.1.19376.1.6.1.53.1</w:t>
-            </w:r>
+            <w:commentRangeStart w:id="252"/>
+            <w:ins w:id="253" w:author="Druckenmueller, Marc" w:date="2026-08-07T14:28:00Z" w16du:dateUtc="2026-08-07T12:28:00Z">
+              <w:r>
+                <w:t>1.3.6.1.4.1.19376.1.6.4.53</w:t>
+              </w:r>
+            </w:ins>
+            <w:commentRangeEnd w:id="252"/>
+            <w:r>
+              <w:rPr>
+                <w:rStyle w:val="CommentReference"/>
+                <w:sz w:val="18"/>
+                <w:szCs w:val="20"/>
+              </w:rPr>
+              <w:commentReference w:id="252"/>
+            </w:r>
+            <w:del w:id="254" w:author="Druckenmueller, Marc" w:date="2026-08-07T14:28:00Z" w16du:dateUtc="2026-08-07T12:28:00Z">
+              <w:r>
+                <w:delText>1.3.6.1.4.1.19376.1.6.1.53.1</w:delText>
+              </w:r>
+            </w:del>
           </w:p>
         </w:tc>
         <w:tc>
@@ -19398,9 +19415,9 @@
       <w:pPr>
         <w:pStyle w:val="PartTitle"/>
       </w:pPr>
-      <w:bookmarkStart w:id="252" w:name="_Toc345074694"/>
-      <w:bookmarkStart w:id="253" w:name="_Toc18414947"/>
-      <w:bookmarkStart w:id="254" w:name="_Toc235097028"/>
+      <w:bookmarkStart w:id="255" w:name="_Toc345074694"/>
+      <w:bookmarkStart w:id="256" w:name="_Toc18414947"/>
+      <w:bookmarkStart w:id="257" w:name="_Toc235097028"/>
       <w:bookmarkEnd w:id="249"/>
       <w:bookmarkEnd w:id="250"/>
       <w:bookmarkEnd w:id="251"/>
@@ -19408,34 +19425,34 @@
         <w:lastRenderedPageBreak/>
         <w:t>Volume 3 – Content Modules</w:t>
       </w:r>
-      <w:bookmarkEnd w:id="252"/>
-      <w:bookmarkEnd w:id="253"/>
-      <w:bookmarkEnd w:id="254"/>
-    </w:p>
-    <w:p>
-      <w:pPr>
-        <w:pStyle w:val="BodyText"/>
-      </w:pPr>
-      <w:bookmarkStart w:id="255" w:name="OLE_LINK57"/>
-      <w:bookmarkStart w:id="256" w:name="OLE_LINK58"/>
-      <w:r>
-        <w:t>Not applicable.</w:t>
-      </w:r>
-    </w:p>
-    <w:p>
-      <w:pPr>
-        <w:pStyle w:val="BodyText"/>
-      </w:pPr>
-    </w:p>
-    <w:p>
-      <w:pPr>
-        <w:pStyle w:val="PartTitle"/>
-      </w:pPr>
-      <w:bookmarkStart w:id="257" w:name="_Toc345074737"/>
-      <w:bookmarkStart w:id="258" w:name="_Toc18414981"/>
-      <w:bookmarkStart w:id="259" w:name="_Toc235097029"/>
       <w:bookmarkEnd w:id="255"/>
       <w:bookmarkEnd w:id="256"/>
+      <w:bookmarkEnd w:id="257"/>
+    </w:p>
+    <w:p>
+      <w:pPr>
+        <w:pStyle w:val="BodyText"/>
+      </w:pPr>
+      <w:bookmarkStart w:id="258" w:name="OLE_LINK57"/>
+      <w:bookmarkStart w:id="259" w:name="OLE_LINK58"/>
+      <w:r>
+        <w:t>Not applicable.</w:t>
+      </w:r>
+    </w:p>
+    <w:p>
+      <w:pPr>
+        <w:pStyle w:val="BodyText"/>
+      </w:pPr>
+    </w:p>
+    <w:p>
+      <w:pPr>
+        <w:pStyle w:val="PartTitle"/>
+      </w:pPr>
+      <w:bookmarkStart w:id="260" w:name="_Toc345074737"/>
+      <w:bookmarkStart w:id="261" w:name="_Toc18414981"/>
+      <w:bookmarkStart w:id="262" w:name="_Toc235097029"/>
+      <w:bookmarkEnd w:id="258"/>
+      <w:bookmarkEnd w:id="259"/>
       <w:r>
         <w:lastRenderedPageBreak/>
         <w:t>V</w:t>
@@ -19443,9 +19460,9 @@
       <w:r>
         <w:t>olume 4 – National Extensions</w:t>
       </w:r>
-      <w:bookmarkEnd w:id="257"/>
-      <w:bookmarkEnd w:id="258"/>
-      <w:bookmarkEnd w:id="259"/>
+      <w:bookmarkEnd w:id="260"/>
+      <w:bookmarkEnd w:id="261"/>
+      <w:bookmarkEnd w:id="262"/>
     </w:p>
     <w:p>
       <w:pPr>
@@ -19475,11 +19492,11 @@
       </w:pPr>
     </w:p>
     <w:sectPr>
-      <w:headerReference w:type="even" r:id="rId33"/>
-      <w:headerReference w:type="default" r:id="rId34"/>
-      <w:footerReference w:type="even" r:id="rId35"/>
-      <w:footerReference w:type="default" r:id="rId36"/>
-      <w:footerReference w:type="first" r:id="rId37"/>
+      <w:headerReference w:type="even" r:id="rId37"/>
+      <w:headerReference w:type="default" r:id="rId38"/>
+      <w:footerReference w:type="even" r:id="rId39"/>
+      <w:footerReference w:type="default" r:id="rId40"/>
+      <w:footerReference w:type="first" r:id="rId41"/>
       <w:pgSz w:w="12240" w:h="15840" w:code="1"/>
       <w:pgMar w:top="1440" w:right="1080" w:bottom="1440" w:left="1800" w:header="720" w:footer="720" w:gutter="0"/>
       <w:lnNumType w:countBy="5" w:restart="continuous"/>
@@ -19492,8 +19509,47 @@
 </w:document>
 </file>
 
+<file path=word/comments.xml><?xml version="1.0" encoding="utf-8"?>
+<w:comments xmlns:wpc="http://schemas.microsoft.com/office/word/2010/wordprocessingCanvas" xmlns:cx="http://schemas.microsoft.com/office/drawing/2014/chartex" xmlns:cx1="http://schemas.microsoft.com/office/drawing/2015/9/8/chartex" xmlns:cx2="http://schemas.microsoft.com/office/drawing/2015/10/21/chartex" xmlns:cx3="http://schemas.microsoft.com/office/drawing/2016/5/9/chartex" xmlns:cx4="http://schemas.microsoft.com/office/drawing/2016/5/10/chartex" xmlns:cx5="http://schemas.microsoft.com/office/drawing/2016/5/11/chartex" xmlns:cx6="http://schemas.microsoft.com/office/drawing/2016/5/12/chartex" xmlns:cx7="http://schemas.microsoft.com/office/drawing/2016/5/13/chartex" xmlns:cx8="http://schemas.microsoft.com/office/drawing/2016/5/14/chartex" xmlns:mc="http://schemas.openxmlformats.org/markup-compatibility/2006" xmlns:aink="http://schemas.microsoft.com/office/drawing/2016/ink" xmlns:am3d="http://schemas.microsoft.com/office/drawing/2017/model3d" xmlns:o="urn:schemas-microsoft-com:office:office" xmlns:oel="http://schemas.microsoft.com/office/2019/extlst" xmlns:r="http://schemas.openxmlformats.org/officeDocument/2006/relationships" xmlns:m="http://schemas.openxmlformats.org/officeDocument/2006/math" xmlns:v="urn:schemas-microsoft-com:vml" xmlns:wp14="http://schemas.microsoft.com/office/word/2010/wordprocessingDrawing" xmlns:wp="http://schemas.openxmlformats.org/drawingml/2006/wordprocessingDrawing" xmlns:w10="urn:schemas-microsoft-com:office:word" xmlns:w="http://schemas.openxmlformats.org/wordprocessingml/2006/main" xmlns:w14="http://schemas.microsoft.com/office/word/2010/wordml" xmlns:w15="http://schemas.microsoft.com/office/word/2012/wordml" xmlns:w16cei="http://schemas.microsoft.com/office/word/2026/wordml/cei" xmlns:w16cex="http://schemas.microsoft.com/office/word/2018/wordml/cex" xmlns:w16cid="http://schemas.microsoft.com/office/word/2016/wordml/cid" xmlns:w16="http://schemas.microsoft.com/office/word/2018/wordml" xmlns:w16du="http://schemas.microsoft.com/office/word/2023/wordml/word16du" xmlns:w16sdtdh="http://schemas.microsoft.com/office/word/2020/wordml/sdtdatahash" xmlns:w16sdtfl="http://schemas.microsoft.com/office/word/2024/wordml/sdtformatlock" xmlns:w16se="http://schemas.microsoft.com/office/word/2015/wordml/symex" xmlns:wpg="http://schemas.microsoft.com/office/word/2010/wordprocessingGroup" xmlns:wpi="http://schemas.microsoft.com/office/word/2010/wordprocessingInk" xmlns:wne="http://schemas.microsoft.com/office/word/2006/wordml" xmlns:wps="http://schemas.microsoft.com/office/word/2010/wordprocessingShape" mc:Ignorable="w14 w15 w16se w16cid w16 w16cex w16sdtdh w16sdtfl w16du wp14">
+  <w:comment w:id="252" w:author="Druckenmueller, Marc" w:date="2026-08-07T14:28:00Z" w:initials="MD">
+    <w:p>
+      <w:pPr>
+        <w:pStyle w:val="CommentText"/>
+      </w:pPr>
+      <w:r>
+        <w:rPr>
+          <w:rStyle w:val="CommentReference"/>
+        </w:rPr>
+        <w:annotationRef/>
+      </w:r>
+      <w:r>
+        <w:t>Update OID according to PCD registry.</w:t>
+      </w:r>
+    </w:p>
+  </w:comment>
+</w:comments>
+</file>
+
+<file path=word/commentsExtended.xml><?xml version="1.0" encoding="utf-8"?>
+<w15:commentsEx xmlns:wpc="http://schemas.microsoft.com/office/word/2010/wordprocessingCanvas" xmlns:cx="http://schemas.microsoft.com/office/drawing/2014/chartex" xmlns:cx1="http://schemas.microsoft.com/office/drawing/2015/9/8/chartex" xmlns:cx2="http://schemas.microsoft.com/office/drawing/2015/10/21/chartex" xmlns:cx3="http://schemas.microsoft.com/office/drawing/2016/5/9/chartex" xmlns:cx4="http://schemas.microsoft.com/office/drawing/2016/5/10/chartex" xmlns:cx5="http://schemas.microsoft.com/office/drawing/2016/5/11/chartex" xmlns:cx6="http://schemas.microsoft.com/office/drawing/2016/5/12/chartex" xmlns:cx7="http://schemas.microsoft.com/office/drawing/2016/5/13/chartex" xmlns:cx8="http://schemas.microsoft.com/office/drawing/2016/5/14/chartex" xmlns:mc="http://schemas.openxmlformats.org/markup-compatibility/2006" xmlns:aink="http://schemas.microsoft.com/office/drawing/2016/ink" xmlns:am3d="http://schemas.microsoft.com/office/drawing/2017/model3d" xmlns:o="urn:schemas-microsoft-com:office:office" xmlns:oel="http://schemas.microsoft.com/office/2019/extlst" xmlns:r="http://schemas.openxmlformats.org/officeDocument/2006/relationships" xmlns:m="http://schemas.openxmlformats.org/officeDocument/2006/math" xmlns:v="urn:schemas-microsoft-com:vml" xmlns:wp14="http://schemas.microsoft.com/office/word/2010/wordprocessingDrawing" xmlns:wp="http://schemas.openxmlformats.org/drawingml/2006/wordprocessingDrawing" xmlns:w10="urn:schemas-microsoft-com:office:word" xmlns:w="http://schemas.openxmlformats.org/wordprocessingml/2006/main" xmlns:w14="http://schemas.microsoft.com/office/word/2010/wordml" xmlns:w15="http://schemas.microsoft.com/office/word/2012/wordml" xmlns:w16cei="http://schemas.microsoft.com/office/word/2026/wordml/cei" xmlns:w16cex="http://schemas.microsoft.com/office/word/2018/wordml/cex" xmlns:w16cid="http://schemas.microsoft.com/office/word/2016/wordml/cid" xmlns:w16="http://schemas.microsoft.com/office/word/2018/wordml" xmlns:w16du="http://schemas.microsoft.com/office/word/2023/wordml/word16du" xmlns:w16sdtdh="http://schemas.microsoft.com/office/word/2020/wordml/sdtdatahash" xmlns:w16sdtfl="http://schemas.microsoft.com/office/word/2024/wordml/sdtformatlock" xmlns:w16se="http://schemas.microsoft.com/office/word/2015/wordml/symex" xmlns:wpg="http://schemas.microsoft.com/office/word/2010/wordprocessingGroup" xmlns:wpi="http://schemas.microsoft.com/office/word/2010/wordprocessingInk" xmlns:wne="http://schemas.microsoft.com/office/word/2006/wordml" xmlns:wps="http://schemas.microsoft.com/office/word/2010/wordprocessingShape" mc:Ignorable="w14 w15 w16se w16cid w16 w16cex w16sdtdh w16sdtfl w16du wp14">
+  <w15:commentEx w15:paraId="2CB72E18" w15:done="0"/>
+</w15:commentsEx>
+</file>
+
+<file path=word/commentsExtensible.xml><?xml version="1.0" encoding="utf-8"?>
+<w16cex:commentsExtensible xmlns:wpc="http://schemas.microsoft.com/office/word/2010/wordprocessingCanvas" xmlns:cx="http://schemas.microsoft.com/office/drawing/2014/chartex" xmlns:cx1="http://schemas.microsoft.com/office/drawing/2015/9/8/chartex" xmlns:cx2="http://schemas.microsoft.com/office/drawing/2015/10/21/chartex" xmlns:cx3="http://schemas.microsoft.com/office/drawing/2016/5/9/chartex" xmlns:cx4="http://schemas.microsoft.com/office/drawing/2016/5/10/chartex" xmlns:cx5="http://schemas.microsoft.com/office/drawing/2016/5/11/chartex" xmlns:cx6="http://schemas.microsoft.com/office/drawing/2016/5/12/chartex" xmlns:cx7="http://schemas.microsoft.com/office/drawing/2016/5/13/chartex" xmlns:cx8="http://schemas.microsoft.com/office/drawing/2016/5/14/chartex" xmlns:cr="http://schemas.microsoft.com/office/comments/2020/reactions" xmlns:mc="http://schemas.openxmlformats.org/markup-compatibility/2006" xmlns:aink="http://schemas.microsoft.com/office/drawing/2016/ink" xmlns:am3d="http://schemas.microsoft.com/office/drawing/2017/model3d" xmlns:o="urn:schemas-microsoft-com:office:office" xmlns:oel="http://schemas.microsoft.com/office/2019/extlst" xmlns:r="http://schemas.openxmlformats.org/officeDocument/2006/relationships" xmlns:m="http://schemas.openxmlformats.org/officeDocument/2006/math" xmlns:v="urn:schemas-microsoft-com:vml" xmlns:wp14="http://schemas.microsoft.com/office/word/2010/wordprocessingDrawing" xmlns:wp="http://schemas.openxmlformats.org/drawingml/2006/wordprocessingDrawing" xmlns:w10="urn:schemas-microsoft-com:office:word" xmlns:w="http://schemas.openxmlformats.org/wordprocessingml/2006/main" xmlns:w14="http://schemas.microsoft.com/office/word/2010/wordml" xmlns:w15="http://schemas.microsoft.com/office/word/2012/wordml" xmlns:w16cei="http://schemas.microsoft.com/office/word/2026/wordml/cei" xmlns:w16cex="http://schemas.microsoft.com/office/word/2018/wordml/cex" xmlns:w16cid="http://schemas.microsoft.com/office/word/2016/wordml/cid" xmlns:w16="http://schemas.microsoft.com/office/word/2018/wordml" xmlns:w16du="http://schemas.microsoft.com/office/word/2023/wordml/word16du" xmlns:w16sdtdh="http://schemas.microsoft.com/office/word/2020/wordml/sdtdatahash" xmlns:w16sdtfl="http://schemas.microsoft.com/office/word/2024/wordml/sdtformatlock" xmlns:w16se="http://schemas.microsoft.com/office/word/2015/wordml/symex" xmlns:wpg="http://schemas.microsoft.com/office/word/2010/wordprocessingGroup" xmlns:wpi="http://schemas.microsoft.com/office/word/2010/wordprocessingInk" xmlns:wne="http://schemas.microsoft.com/office/word/2006/wordml" xmlns:wps="http://schemas.microsoft.com/office/word/2010/wordprocessingShape" mc:Ignorable="w14 w15 w16se w16cid w16 w16cex w16sdtdh w16sdtfl cr w16du wp14">
+  <w16cex:commentExtensible w16cex:durableId="6E709965" w16cex:dateUtc="2026-08-07T12:28:00Z"/>
+</w16cex:commentsExtensible>
+</file>
+
+<file path=word/commentsIds.xml><?xml version="1.0" encoding="utf-8"?>
+<w16cid:commentsIds xmlns:wpc="http://schemas.microsoft.com/office/word/2010/wordprocessingCanvas" xmlns:cx="http://schemas.microsoft.com/office/drawing/2014/chartex" xmlns:cx1="http://schemas.microsoft.com/office/drawing/2015/9/8/chartex" xmlns:cx2="http://schemas.microsoft.com/office/drawing/2015/10/21/chartex" xmlns:cx3="http://schemas.microsoft.com/office/drawing/2016/5/9/chartex" xmlns:cx4="http://schemas.microsoft.com/office/drawing/2016/5/10/chartex" xmlns:cx5="http://schemas.microsoft.com/office/drawing/2016/5/11/chartex" xmlns:cx6="http://schemas.microsoft.com/office/drawing/2016/5/12/chartex" xmlns:cx7="http://schemas.microsoft.com/office/drawing/2016/5/13/chartex" xmlns:cx8="http://schemas.microsoft.com/office/drawing/2016/5/14/chartex" xmlns:mc="http://schemas.openxmlformats.org/markup-compatibility/2006" xmlns:aink="http://schemas.microsoft.com/office/drawing/2016/ink" xmlns:am3d="http://schemas.microsoft.com/office/drawing/2017/model3d" xmlns:o="urn:schemas-microsoft-com:office:office" xmlns:oel="http://schemas.microsoft.com/office/2019/extlst" xmlns:r="http://schemas.openxmlformats.org/officeDocument/2006/relationships" xmlns:m="http://schemas.openxmlformats.org/officeDocument/2006/math" xmlns:v="urn:schemas-microsoft-com:vml" xmlns:wp14="http://schemas.microsoft.com/office/word/2010/wordprocessingDrawing" xmlns:wp="http://schemas.openxmlformats.org/drawingml/2006/wordprocessingDrawing" xmlns:w10="urn:schemas-microsoft-com:office:word" xmlns:w="http://schemas.openxmlformats.org/wordprocessingml/2006/main" xmlns:w14="http://schemas.microsoft.com/office/word/2010/wordml" xmlns:w15="http://schemas.microsoft.com/office/word/2012/wordml" xmlns:w16cei="http://schemas.microsoft.com/office/word/2026/wordml/cei" xmlns:w16cex="http://schemas.microsoft.com/office/word/2018/wordml/cex" xmlns:w16cid="http://schemas.microsoft.com/office/word/2016/wordml/cid" xmlns:w16="http://schemas.microsoft.com/office/word/2018/wordml" xmlns:w16du="http://schemas.microsoft.com/office/word/2023/wordml/word16du" xmlns:w16sdtdh="http://schemas.microsoft.com/office/word/2020/wordml/sdtdatahash" xmlns:w16sdtfl="http://schemas.microsoft.com/office/word/2024/wordml/sdtformatlock" xmlns:w16se="http://schemas.microsoft.com/office/word/2015/wordml/symex" xmlns:wpg="http://schemas.microsoft.com/office/word/2010/wordprocessingGroup" xmlns:wpi="http://schemas.microsoft.com/office/word/2010/wordprocessingInk" xmlns:wne="http://schemas.microsoft.com/office/word/2006/wordml" xmlns:wps="http://schemas.microsoft.com/office/word/2010/wordprocessingShape" mc:Ignorable="w14 w15 w16se w16cid w16 w16cex w16sdtdh w16sdtfl w16du wp14">
+  <w16cid:commentId w16cid:paraId="2CB72E18" w16cid:durableId="6E709965"/>
+</w16cid:commentsIds>
+</file>
+
 <file path=word/endnotes.xml><?xml version="1.0" encoding="utf-8"?>
-<w:endnotes xmlns:wpc="http://schemas.microsoft.com/office/word/2010/wordprocessingCanvas" xmlns:cx="http://schemas.microsoft.com/office/drawing/2014/chartex" xmlns:cx1="http://schemas.microsoft.com/office/drawing/2015/9/8/chartex" xmlns:cx2="http://schemas.microsoft.com/office/drawing/2015/10/21/chartex" xmlns:cx3="http://schemas.microsoft.com/office/drawing/2016/5/9/chartex" xmlns:cx4="http://schemas.microsoft.com/office/drawing/2016/5/10/chartex" xmlns:cx5="http://schemas.microsoft.com/office/drawing/2016/5/11/chartex" xmlns:cx6="http://schemas.microsoft.com/office/drawing/2016/5/12/chartex" xmlns:cx7="http://schemas.microsoft.com/office/drawing/2016/5/13/chartex" xmlns:cx8="http://schemas.microsoft.com/office/drawing/2016/5/14/chartex" xmlns:mc="http://schemas.openxmlformats.org/markup-compatibility/2006" xmlns:aink="http://schemas.microsoft.com/office/drawing/2016/ink" xmlns:am3d="http://schemas.microsoft.com/office/drawing/2017/model3d" xmlns:o="urn:schemas-microsoft-com:office:office" xmlns:oel="http://schemas.microsoft.com/office/2019/extlst" xmlns:r="http://schemas.openxmlformats.org/officeDocument/2006/relationships" xmlns:m="http://schemas.openxmlformats.org/officeDocument/2006/math" xmlns:v="urn:schemas-microsoft-com:vml" xmlns:wp14="http://schemas.microsoft.com/office/word/2010/wordprocessingDrawing" xmlns:wp="http://schemas.openxmlformats.org/drawingml/2006/wordprocessingDrawing" xmlns:w10="urn:schemas-microsoft-com:office:word" xmlns:w="http://schemas.openxmlformats.org/wordprocessingml/2006/main" xmlns:w14="http://schemas.microsoft.com/office/word/2010/wordml" xmlns:w15="http://schemas.microsoft.com/office/word/2012/wordml" xmlns:w16cex="http://schemas.microsoft.com/office/word/2018/wordml/cex" xmlns:w16cid="http://schemas.microsoft.com/office/word/2016/wordml/cid" xmlns:w16="http://schemas.microsoft.com/office/word/2018/wordml" xmlns:w16du="http://schemas.microsoft.com/office/word/2023/wordml/word16du" xmlns:w16sdtdh="http://schemas.microsoft.com/office/word/2020/wordml/sdtdatahash" xmlns:w16sdtfl="http://schemas.microsoft.com/office/word/2024/wordml/sdtformatlock" xmlns:w16se="http://schemas.microsoft.com/office/word/2015/wordml/symex" xmlns:wpg="http://schemas.microsoft.com/office/word/2010/wordprocessingGroup" xmlns:wpi="http://schemas.microsoft.com/office/word/2010/wordprocessingInk" xmlns:wne="http://schemas.microsoft.com/office/word/2006/wordml" xmlns:wps="http://schemas.microsoft.com/office/word/2010/wordprocessingShape" mc:Ignorable="w14 w15 w16se w16cid w16 w16cex w16sdtdh w16sdtfl w16du wp14">
+<w:endnotes xmlns:wpc="http://schemas.microsoft.com/office/word/2010/wordprocessingCanvas" xmlns:cx="http://schemas.microsoft.com/office/drawing/2014/chartex" xmlns:cx1="http://schemas.microsoft.com/office/drawing/2015/9/8/chartex" xmlns:cx2="http://schemas.microsoft.com/office/drawing/2015/10/21/chartex" xmlns:cx3="http://schemas.microsoft.com/office/drawing/2016/5/9/chartex" xmlns:cx4="http://schemas.microsoft.com/office/drawing/2016/5/10/chartex" xmlns:cx5="http://schemas.microsoft.com/office/drawing/2016/5/11/chartex" xmlns:cx6="http://schemas.microsoft.com/office/drawing/2016/5/12/chartex" xmlns:cx7="http://schemas.microsoft.com/office/drawing/2016/5/13/chartex" xmlns:cx8="http://schemas.microsoft.com/office/drawing/2016/5/14/chartex" xmlns:mc="http://schemas.openxmlformats.org/markup-compatibility/2006" xmlns:aink="http://schemas.microsoft.com/office/drawing/2016/ink" xmlns:am3d="http://schemas.microsoft.com/office/drawing/2017/model3d" xmlns:o="urn:schemas-microsoft-com:office:office" xmlns:oel="http://schemas.microsoft.com/office/2019/extlst" xmlns:r="http://schemas.openxmlformats.org/officeDocument/2006/relationships" xmlns:m="http://schemas.openxmlformats.org/officeDocument/2006/math" xmlns:v="urn:schemas-microsoft-com:vml" xmlns:wp14="http://schemas.microsoft.com/office/word/2010/wordprocessingDrawing" xmlns:wp="http://schemas.openxmlformats.org/drawingml/2006/wordprocessingDrawing" xmlns:w10="urn:schemas-microsoft-com:office:word" xmlns:w="http://schemas.openxmlformats.org/wordprocessingml/2006/main" xmlns:w14="http://schemas.microsoft.com/office/word/2010/wordml" xmlns:w15="http://schemas.microsoft.com/office/word/2012/wordml" xmlns:w16cei="http://schemas.microsoft.com/office/word/2026/wordml/cei" xmlns:w16cex="http://schemas.microsoft.com/office/word/2018/wordml/cex" xmlns:w16cid="http://schemas.microsoft.com/office/word/2016/wordml/cid" xmlns:w16="http://schemas.microsoft.com/office/word/2018/wordml" xmlns:w16du="http://schemas.microsoft.com/office/word/2023/wordml/word16du" xmlns:w16sdtdh="http://schemas.microsoft.com/office/word/2020/wordml/sdtdatahash" xmlns:w16sdtfl="http://schemas.microsoft.com/office/word/2024/wordml/sdtformatlock" xmlns:w16se="http://schemas.microsoft.com/office/word/2015/wordml/symex" xmlns:wpg="http://schemas.microsoft.com/office/word/2010/wordprocessingGroup" xmlns:wpi="http://schemas.microsoft.com/office/word/2010/wordprocessingInk" xmlns:wne="http://schemas.microsoft.com/office/word/2006/wordml" xmlns:wps="http://schemas.microsoft.com/office/word/2010/wordprocessingShape" mc:Ignorable="w14 w15 w16se w16cid w16 w16cex w16sdtdh w16sdtfl w16du wp14">
   <w:endnote w:type="separator" w:id="-1">
     <w:p>
       <w:r>
@@ -19522,7 +19578,7 @@
 </file>
 
 <file path=word/footer1.xml><?xml version="1.0" encoding="utf-8"?>
-<w:ftr xmlns:wpc="http://schemas.microsoft.com/office/word/2010/wordprocessingCanvas" xmlns:cx="http://schemas.microsoft.com/office/drawing/2014/chartex" xmlns:cx1="http://schemas.microsoft.com/office/drawing/2015/9/8/chartex" xmlns:cx2="http://schemas.microsoft.com/office/drawing/2015/10/21/chartex" xmlns:cx3="http://schemas.microsoft.com/office/drawing/2016/5/9/chartex" xmlns:cx4="http://schemas.microsoft.com/office/drawing/2016/5/10/chartex" xmlns:cx5="http://schemas.microsoft.com/office/drawing/2016/5/11/chartex" xmlns:cx6="http://schemas.microsoft.com/office/drawing/2016/5/12/chartex" xmlns:cx7="http://schemas.microsoft.com/office/drawing/2016/5/13/chartex" xmlns:cx8="http://schemas.microsoft.com/office/drawing/2016/5/14/chartex" xmlns:mc="http://schemas.openxmlformats.org/markup-compatibility/2006" xmlns:aink="http://schemas.microsoft.com/office/drawing/2016/ink" xmlns:am3d="http://schemas.microsoft.com/office/drawing/2017/model3d" xmlns:o="urn:schemas-microsoft-com:office:office" xmlns:oel="http://schemas.microsoft.com/office/2019/extlst" xmlns:r="http://schemas.openxmlformats.org/officeDocument/2006/relationships" xmlns:m="http://schemas.openxmlformats.org/officeDocument/2006/math" xmlns:v="urn:schemas-microsoft-com:vml" xmlns:wp14="http://schemas.microsoft.com/office/word/2010/wordprocessingDrawing" xmlns:wp="http://schemas.openxmlformats.org/drawingml/2006/wordprocessingDrawing" xmlns:w10="urn:schemas-microsoft-com:office:word" xmlns:w="http://schemas.openxmlformats.org/wordprocessingml/2006/main" xmlns:w14="http://schemas.microsoft.com/office/word/2010/wordml" xmlns:w15="http://schemas.microsoft.com/office/word/2012/wordml" xmlns:w16cex="http://schemas.microsoft.com/office/word/2018/wordml/cex" xmlns:w16cid="http://schemas.microsoft.com/office/word/2016/wordml/cid" xmlns:w16="http://schemas.microsoft.com/office/word/2018/wordml" xmlns:w16du="http://schemas.microsoft.com/office/word/2023/wordml/word16du" xmlns:w16sdtdh="http://schemas.microsoft.com/office/word/2020/wordml/sdtdatahash" xmlns:w16sdtfl="http://schemas.microsoft.com/office/word/2024/wordml/sdtformatlock" xmlns:w16se="http://schemas.microsoft.com/office/word/2015/wordml/symex" xmlns:wpg="http://schemas.microsoft.com/office/word/2010/wordprocessingGroup" xmlns:wpi="http://schemas.microsoft.com/office/word/2010/wordprocessingInk" xmlns:wne="http://schemas.microsoft.com/office/word/2006/wordml" xmlns:wps="http://schemas.microsoft.com/office/word/2010/wordprocessingShape" mc:Ignorable="w14 w15 w16se w16cid w16 w16cex w16sdtdh w16sdtfl w16du wp14">
+<w:ftr xmlns:wpc="http://schemas.microsoft.com/office/word/2010/wordprocessingCanvas" xmlns:cx="http://schemas.microsoft.com/office/drawing/2014/chartex" xmlns:cx1="http://schemas.microsoft.com/office/drawing/2015/9/8/chartex" xmlns:cx2="http://schemas.microsoft.com/office/drawing/2015/10/21/chartex" xmlns:cx3="http://schemas.microsoft.com/office/drawing/2016/5/9/chartex" xmlns:cx4="http://schemas.microsoft.com/office/drawing/2016/5/10/chartex" xmlns:cx5="http://schemas.microsoft.com/office/drawing/2016/5/11/chartex" xmlns:cx6="http://schemas.microsoft.com/office/drawing/2016/5/12/chartex" xmlns:cx7="http://schemas.microsoft.com/office/drawing/2016/5/13/chartex" xmlns:cx8="http://schemas.microsoft.com/office/drawing/2016/5/14/chartex" xmlns:mc="http://schemas.openxmlformats.org/markup-compatibility/2006" xmlns:aink="http://schemas.microsoft.com/office/drawing/2016/ink" xmlns:am3d="http://schemas.microsoft.com/office/drawing/2017/model3d" xmlns:o="urn:schemas-microsoft-com:office:office" xmlns:oel="http://schemas.microsoft.com/office/2019/extlst" xmlns:r="http://schemas.openxmlformats.org/officeDocument/2006/relationships" xmlns:m="http://schemas.openxmlformats.org/officeDocument/2006/math" xmlns:v="urn:schemas-microsoft-com:vml" xmlns:wp14="http://schemas.microsoft.com/office/word/2010/wordprocessingDrawing" xmlns:wp="http://schemas.openxmlformats.org/drawingml/2006/wordprocessingDrawing" xmlns:w10="urn:schemas-microsoft-com:office:word" xmlns:w="http://schemas.openxmlformats.org/wordprocessingml/2006/main" xmlns:w14="http://schemas.microsoft.com/office/word/2010/wordml" xmlns:w15="http://schemas.microsoft.com/office/word/2012/wordml" xmlns:w16cei="http://schemas.microsoft.com/office/word/2026/wordml/cei" xmlns:w16cex="http://schemas.microsoft.com/office/word/2018/wordml/cex" xmlns:w16cid="http://schemas.microsoft.com/office/word/2016/wordml/cid" xmlns:w16="http://schemas.microsoft.com/office/word/2018/wordml" xmlns:w16du="http://schemas.microsoft.com/office/word/2023/wordml/word16du" xmlns:w16sdtdh="http://schemas.microsoft.com/office/word/2020/wordml/sdtdatahash" xmlns:w16sdtfl="http://schemas.microsoft.com/office/word/2024/wordml/sdtformatlock" xmlns:w16se="http://schemas.microsoft.com/office/word/2015/wordml/symex" xmlns:wpg="http://schemas.microsoft.com/office/word/2010/wordprocessingGroup" xmlns:wpi="http://schemas.microsoft.com/office/word/2010/wordprocessingInk" xmlns:wne="http://schemas.microsoft.com/office/word/2006/wordml" xmlns:wps="http://schemas.microsoft.com/office/word/2010/wordprocessingShape" mc:Ignorable="w14 w15 w16se w16cid w16 w16cex w16sdtdh w16sdtfl w16du wp14">
   <w:p>
     <w:pPr>
       <w:pStyle w:val="Footer"/>
@@ -19573,7 +19629,7 @@
 </file>
 
 <file path=word/footer2.xml><?xml version="1.0" encoding="utf-8"?>
-<w:ftr xmlns:wpc="http://schemas.microsoft.com/office/word/2010/wordprocessingCanvas" xmlns:cx="http://schemas.microsoft.com/office/drawing/2014/chartex" xmlns:cx1="http://schemas.microsoft.com/office/drawing/2015/9/8/chartex" xmlns:cx2="http://schemas.microsoft.com/office/drawing/2015/10/21/chartex" xmlns:cx3="http://schemas.microsoft.com/office/drawing/2016/5/9/chartex" xmlns:cx4="http://schemas.microsoft.com/office/drawing/2016/5/10/chartex" xmlns:cx5="http://schemas.microsoft.com/office/drawing/2016/5/11/chartex" xmlns:cx6="http://schemas.microsoft.com/office/drawing/2016/5/12/chartex" xmlns:cx7="http://schemas.microsoft.com/office/drawing/2016/5/13/chartex" xmlns:cx8="http://schemas.microsoft.com/office/drawing/2016/5/14/chartex" xmlns:mc="http://schemas.openxmlformats.org/markup-compatibility/2006" xmlns:aink="http://schemas.microsoft.com/office/drawing/2016/ink" xmlns:am3d="http://schemas.microsoft.com/office/drawing/2017/model3d" xmlns:o="urn:schemas-microsoft-com:office:office" xmlns:oel="http://schemas.microsoft.com/office/2019/extlst" xmlns:r="http://schemas.openxmlformats.org/officeDocument/2006/relationships" xmlns:m="http://schemas.openxmlformats.org/officeDocument/2006/math" xmlns:v="urn:schemas-microsoft-com:vml" xmlns:wp14="http://schemas.microsoft.com/office/word/2010/wordprocessingDrawing" xmlns:wp="http://schemas.openxmlformats.org/drawingml/2006/wordprocessingDrawing" xmlns:w10="urn:schemas-microsoft-com:office:word" xmlns:w="http://schemas.openxmlformats.org/wordprocessingml/2006/main" xmlns:w14="http://schemas.microsoft.com/office/word/2010/wordml" xmlns:w15="http://schemas.microsoft.com/office/word/2012/wordml" xmlns:w16cex="http://schemas.microsoft.com/office/word/2018/wordml/cex" xmlns:w16cid="http://schemas.microsoft.com/office/word/2016/wordml/cid" xmlns:w16="http://schemas.microsoft.com/office/word/2018/wordml" xmlns:w16du="http://schemas.microsoft.com/office/word/2023/wordml/word16du" xmlns:w16sdtdh="http://schemas.microsoft.com/office/word/2020/wordml/sdtdatahash" xmlns:w16sdtfl="http://schemas.microsoft.com/office/word/2024/wordml/sdtformatlock" xmlns:w16se="http://schemas.microsoft.com/office/word/2015/wordml/symex" xmlns:wpg="http://schemas.microsoft.com/office/word/2010/wordprocessingGroup" xmlns:wpi="http://schemas.microsoft.com/office/word/2010/wordprocessingInk" xmlns:wne="http://schemas.microsoft.com/office/word/2006/wordml" xmlns:wps="http://schemas.microsoft.com/office/word/2010/wordprocessingShape" mc:Ignorable="w14 w15 w16se w16cid w16 w16cex w16sdtdh w16sdtfl w16du wp14">
+<w:ftr xmlns:wpc="http://schemas.microsoft.com/office/word/2010/wordprocessingCanvas" xmlns:cx="http://schemas.microsoft.com/office/drawing/2014/chartex" xmlns:cx1="http://schemas.microsoft.com/office/drawing/2015/9/8/chartex" xmlns:cx2="http://schemas.microsoft.com/office/drawing/2015/10/21/chartex" xmlns:cx3="http://schemas.microsoft.com/office/drawing/2016/5/9/chartex" xmlns:cx4="http://schemas.microsoft.com/office/drawing/2016/5/10/chartex" xmlns:cx5="http://schemas.microsoft.com/office/drawing/2016/5/11/chartex" xmlns:cx6="http://schemas.microsoft.com/office/drawing/2016/5/12/chartex" xmlns:cx7="http://schemas.microsoft.com/office/drawing/2016/5/13/chartex" xmlns:cx8="http://schemas.microsoft.com/office/drawing/2016/5/14/chartex" xmlns:mc="http://schemas.openxmlformats.org/markup-compatibility/2006" xmlns:aink="http://schemas.microsoft.com/office/drawing/2016/ink" xmlns:am3d="http://schemas.microsoft.com/office/drawing/2017/model3d" xmlns:o="urn:schemas-microsoft-com:office:office" xmlns:oel="http://schemas.microsoft.com/office/2019/extlst" xmlns:r="http://schemas.openxmlformats.org/officeDocument/2006/relationships" xmlns:m="http://schemas.openxmlformats.org/officeDocument/2006/math" xmlns:v="urn:schemas-microsoft-com:vml" xmlns:wp14="http://schemas.microsoft.com/office/word/2010/wordprocessingDrawing" xmlns:wp="http://schemas.openxmlformats.org/drawingml/2006/wordprocessingDrawing" xmlns:w10="urn:schemas-microsoft-com:office:word" xmlns:w="http://schemas.openxmlformats.org/wordprocessingml/2006/main" xmlns:w14="http://schemas.microsoft.com/office/word/2010/wordml" xmlns:w15="http://schemas.microsoft.com/office/word/2012/wordml" xmlns:w16cei="http://schemas.microsoft.com/office/word/2026/wordml/cei" xmlns:w16cex="http://schemas.microsoft.com/office/word/2018/wordml/cex" xmlns:w16cid="http://schemas.microsoft.com/office/word/2016/wordml/cid" xmlns:w16="http://schemas.microsoft.com/office/word/2018/wordml" xmlns:w16du="http://schemas.microsoft.com/office/word/2023/wordml/word16du" xmlns:w16sdtdh="http://schemas.microsoft.com/office/word/2020/wordml/sdtdatahash" xmlns:w16sdtfl="http://schemas.microsoft.com/office/word/2024/wordml/sdtformatlock" xmlns:w16se="http://schemas.microsoft.com/office/word/2015/wordml/symex" xmlns:wpg="http://schemas.microsoft.com/office/word/2010/wordprocessingGroup" xmlns:wpi="http://schemas.microsoft.com/office/word/2010/wordprocessingInk" xmlns:wne="http://schemas.microsoft.com/office/word/2006/wordml" xmlns:wps="http://schemas.microsoft.com/office/word/2010/wordprocessingShape" mc:Ignorable="w14 w15 w16se w16cid w16 w16cex w16sdtdh w16sdtfl w16du wp14">
   <w:p>
     <w:pPr>
       <w:pStyle w:val="Footer"/>
@@ -19591,7 +19647,7 @@
         <w:sz w:val="20"/>
       </w:rPr>
     </w:pPr>
-    <w:bookmarkStart w:id="260" w:name="_Toc473170355"/>
+    <w:bookmarkStart w:id="263" w:name="_Toc473170355"/>
     <w:r>
       <w:rPr>
         <w:sz w:val="20"/>
@@ -19707,7 +19763,7 @@
       </w:rPr>
       <w:t>: IHE International, Inc.</w:t>
     </w:r>
-    <w:bookmarkEnd w:id="260"/>
+    <w:bookmarkEnd w:id="263"/>
   </w:p>
   <w:p>
     <w:pPr>
@@ -19758,7 +19814,7 @@
 </file>
 
 <file path=word/footer3.xml><?xml version="1.0" encoding="utf-8"?>
-<w:ftr xmlns:wpc="http://schemas.microsoft.com/office/word/2010/wordprocessingCanvas" xmlns:cx="http://schemas.microsoft.com/office/drawing/2014/chartex" xmlns:cx1="http://schemas.microsoft.com/office/drawing/2015/9/8/chartex" xmlns:cx2="http://schemas.microsoft.com/office/drawing/2015/10/21/chartex" xmlns:cx3="http://schemas.microsoft.com/office/drawing/2016/5/9/chartex" xmlns:cx4="http://schemas.microsoft.com/office/drawing/2016/5/10/chartex" xmlns:cx5="http://schemas.microsoft.com/office/drawing/2016/5/11/chartex" xmlns:cx6="http://schemas.microsoft.com/office/drawing/2016/5/12/chartex" xmlns:cx7="http://schemas.microsoft.com/office/drawing/2016/5/13/chartex" xmlns:cx8="http://schemas.microsoft.com/office/drawing/2016/5/14/chartex" xmlns:mc="http://schemas.openxmlformats.org/markup-compatibility/2006" xmlns:aink="http://schemas.microsoft.com/office/drawing/2016/ink" xmlns:am3d="http://schemas.microsoft.com/office/drawing/2017/model3d" xmlns:o="urn:schemas-microsoft-com:office:office" xmlns:oel="http://schemas.microsoft.com/office/2019/extlst" xmlns:r="http://schemas.openxmlformats.org/officeDocument/2006/relationships" xmlns:m="http://schemas.openxmlformats.org/officeDocument/2006/math" xmlns:v="urn:schemas-microsoft-com:vml" xmlns:wp14="http://schemas.microsoft.com/office/word/2010/wordprocessingDrawing" xmlns:wp="http://schemas.openxmlformats.org/drawingml/2006/wordprocessingDrawing" xmlns:w10="urn:schemas-microsoft-com:office:word" xmlns:w="http://schemas.openxmlformats.org/wordprocessingml/2006/main" xmlns:w14="http://schemas.microsoft.com/office/word/2010/wordml" xmlns:w15="http://schemas.microsoft.com/office/word/2012/wordml" xmlns:w16cex="http://schemas.microsoft.com/office/word/2018/wordml/cex" xmlns:w16cid="http://schemas.microsoft.com/office/word/2016/wordml/cid" xmlns:w16="http://schemas.microsoft.com/office/word/2018/wordml" xmlns:w16du="http://schemas.microsoft.com/office/word/2023/wordml/word16du" xmlns:w16sdtdh="http://schemas.microsoft.com/office/word/2020/wordml/sdtdatahash" xmlns:w16sdtfl="http://schemas.microsoft.com/office/word/2024/wordml/sdtformatlock" xmlns:w16se="http://schemas.microsoft.com/office/word/2015/wordml/symex" xmlns:wpg="http://schemas.microsoft.com/office/word/2010/wordprocessingGroup" xmlns:wpi="http://schemas.microsoft.com/office/word/2010/wordprocessingInk" xmlns:wne="http://schemas.microsoft.com/office/word/2006/wordml" xmlns:wps="http://schemas.microsoft.com/office/word/2010/wordprocessingShape" mc:Ignorable="w14 w15 w16se w16cid w16 w16cex w16sdtdh w16sdtfl w16du wp14">
+<w:ftr xmlns:wpc="http://schemas.microsoft.com/office/word/2010/wordprocessingCanvas" xmlns:cx="http://schemas.microsoft.com/office/drawing/2014/chartex" xmlns:cx1="http://schemas.microsoft.com/office/drawing/2015/9/8/chartex" xmlns:cx2="http://schemas.microsoft.com/office/drawing/2015/10/21/chartex" xmlns:cx3="http://schemas.microsoft.com/office/drawing/2016/5/9/chartex" xmlns:cx4="http://schemas.microsoft.com/office/drawing/2016/5/10/chartex" xmlns:cx5="http://schemas.microsoft.com/office/drawing/2016/5/11/chartex" xmlns:cx6="http://schemas.microsoft.com/office/drawing/2016/5/12/chartex" xmlns:cx7="http://schemas.microsoft.com/office/drawing/2016/5/13/chartex" xmlns:cx8="http://schemas.microsoft.com/office/drawing/2016/5/14/chartex" xmlns:mc="http://schemas.openxmlformats.org/markup-compatibility/2006" xmlns:aink="http://schemas.microsoft.com/office/drawing/2016/ink" xmlns:am3d="http://schemas.microsoft.com/office/drawing/2017/model3d" xmlns:o="urn:schemas-microsoft-com:office:office" xmlns:oel="http://schemas.microsoft.com/office/2019/extlst" xmlns:r="http://schemas.openxmlformats.org/officeDocument/2006/relationships" xmlns:m="http://schemas.openxmlformats.org/officeDocument/2006/math" xmlns:v="urn:schemas-microsoft-com:vml" xmlns:wp14="http://schemas.microsoft.com/office/word/2010/wordprocessingDrawing" xmlns:wp="http://schemas.openxmlformats.org/drawingml/2006/wordprocessingDrawing" xmlns:w10="urn:schemas-microsoft-com:office:word" xmlns:w="http://schemas.openxmlformats.org/wordprocessingml/2006/main" xmlns:w14="http://schemas.microsoft.com/office/word/2010/wordml" xmlns:w15="http://schemas.microsoft.com/office/word/2012/wordml" xmlns:w16cei="http://schemas.microsoft.com/office/word/2026/wordml/cei" xmlns:w16cex="http://schemas.microsoft.com/office/word/2018/wordml/cex" xmlns:w16cid="http://schemas.microsoft.com/office/word/2016/wordml/cid" xmlns:w16="http://schemas.microsoft.com/office/word/2018/wordml" xmlns:w16du="http://schemas.microsoft.com/office/word/2023/wordml/word16du" xmlns:w16sdtdh="http://schemas.microsoft.com/office/word/2020/wordml/sdtdatahash" xmlns:w16sdtfl="http://schemas.microsoft.com/office/word/2024/wordml/sdtformatlock" xmlns:w16se="http://schemas.microsoft.com/office/word/2015/wordml/symex" xmlns:wpg="http://schemas.microsoft.com/office/word/2010/wordprocessingGroup" xmlns:wpi="http://schemas.microsoft.com/office/word/2010/wordprocessingInk" xmlns:wne="http://schemas.microsoft.com/office/word/2006/wordml" xmlns:wps="http://schemas.microsoft.com/office/word/2010/wordprocessingShape" mc:Ignorable="w14 w15 w16se w16cid w16 w16cex w16sdtdh w16sdtfl w16du wp14">
   <w:p>
     <w:pPr>
       <w:pStyle w:val="Footer"/>
@@ -19787,7 +19843,7 @@
 </file>
 
 <file path=word/footnotes.xml><?xml version="1.0" encoding="utf-8"?>
-<w:footnotes xmlns:wpc="http://schemas.microsoft.com/office/word/2010/wordprocessingCanvas" xmlns:cx="http://schemas.microsoft.com/office/drawing/2014/chartex" xmlns:cx1="http://schemas.microsoft.com/office/drawing/2015/9/8/chartex" xmlns:cx2="http://schemas.microsoft.com/office/drawing/2015/10/21/chartex" xmlns:cx3="http://schemas.microsoft.com/office/drawing/2016/5/9/chartex" xmlns:cx4="http://schemas.microsoft.com/office/drawing/2016/5/10/chartex" xmlns:cx5="http://schemas.microsoft.com/office/drawing/2016/5/11/chartex" xmlns:cx6="http://schemas.microsoft.com/office/drawing/2016/5/12/chartex" xmlns:cx7="http://schemas.microsoft.com/office/drawing/2016/5/13/chartex" xmlns:cx8="http://schemas.microsoft.com/office/drawing/2016/5/14/chartex" xmlns:mc="http://schemas.openxmlformats.org/markup-compatibility/2006" xmlns:aink="http://schemas.microsoft.com/office/drawing/2016/ink" xmlns:am3d="http://schemas.microsoft.com/office/drawing/2017/model3d" xmlns:o="urn:schemas-microsoft-com:office:office" xmlns:oel="http://schemas.microsoft.com/office/2019/extlst" xmlns:r="http://schemas.openxmlformats.org/officeDocument/2006/relationships" xmlns:m="http://schemas.openxmlformats.org/officeDocument/2006/math" xmlns:v="urn:schemas-microsoft-com:vml" xmlns:wp14="http://schemas.microsoft.com/office/word/2010/wordprocessingDrawing" xmlns:wp="http://schemas.openxmlformats.org/drawingml/2006/wordprocessingDrawing" xmlns:w10="urn:schemas-microsoft-com:office:word" xmlns:w="http://schemas.openxmlformats.org/wordprocessingml/2006/main" xmlns:w14="http://schemas.microsoft.com/office/word/2010/wordml" xmlns:w15="http://schemas.microsoft.com/office/word/2012/wordml" xmlns:w16cex="http://schemas.microsoft.com/office/word/2018/wordml/cex" xmlns:w16cid="http://schemas.microsoft.com/office/word/2016/wordml/cid" xmlns:w16="http://schemas.microsoft.com/office/word/2018/wordml" xmlns:w16du="http://schemas.microsoft.com/office/word/2023/wordml/word16du" xmlns:w16sdtdh="http://schemas.microsoft.com/office/word/2020/wordml/sdtdatahash" xmlns:w16sdtfl="http://schemas.microsoft.com/office/word/2024/wordml/sdtformatlock" xmlns:w16se="http://schemas.microsoft.com/office/word/2015/wordml/symex" xmlns:wpg="http://schemas.microsoft.com/office/word/2010/wordprocessingGroup" xmlns:wpi="http://schemas.microsoft.com/office/word/2010/wordprocessingInk" xmlns:wne="http://schemas.microsoft.com/office/word/2006/wordml" xmlns:wps="http://schemas.microsoft.com/office/word/2010/wordprocessingShape" mc:Ignorable="w14 w15 w16se w16cid w16 w16cex w16sdtdh w16sdtfl w16du wp14">
+<w:footnotes xmlns:wpc="http://schemas.microsoft.com/office/word/2010/wordprocessingCanvas" xmlns:cx="http://schemas.microsoft.com/office/drawing/2014/chartex" xmlns:cx1="http://schemas.microsoft.com/office/drawing/2015/9/8/chartex" xmlns:cx2="http://schemas.microsoft.com/office/drawing/2015/10/21/chartex" xmlns:cx3="http://schemas.microsoft.com/office/drawing/2016/5/9/chartex" xmlns:cx4="http://schemas.microsoft.com/office/drawing/2016/5/10/chartex" xmlns:cx5="http://schemas.microsoft.com/office/drawing/2016/5/11/chartex" xmlns:cx6="http://schemas.microsoft.com/office/drawing/2016/5/12/chartex" xmlns:cx7="http://schemas.microsoft.com/office/drawing/2016/5/13/chartex" xmlns:cx8="http://schemas.microsoft.com/office/drawing/2016/5/14/chartex" xmlns:mc="http://schemas.openxmlformats.org/markup-compatibility/2006" xmlns:aink="http://schemas.microsoft.com/office/drawing/2016/ink" xmlns:am3d="http://schemas.microsoft.com/office/drawing/2017/model3d" xmlns:o="urn:schemas-microsoft-com:office:office" xmlns:oel="http://schemas.microsoft.com/office/2019/extlst" xmlns:r="http://schemas.openxmlformats.org/officeDocument/2006/relationships" xmlns:m="http://schemas.openxmlformats.org/officeDocument/2006/math" xmlns:v="urn:schemas-microsoft-com:vml" xmlns:wp14="http://schemas.microsoft.com/office/word/2010/wordprocessingDrawing" xmlns:wp="http://schemas.openxmlformats.org/drawingml/2006/wordprocessingDrawing" xmlns:w10="urn:schemas-microsoft-com:office:word" xmlns:w="http://schemas.openxmlformats.org/wordprocessingml/2006/main" xmlns:w14="http://schemas.microsoft.com/office/word/2010/wordml" xmlns:w15="http://schemas.microsoft.com/office/word/2012/wordml" xmlns:w16cei="http://schemas.microsoft.com/office/word/2026/wordml/cei" xmlns:w16cex="http://schemas.microsoft.com/office/word/2018/wordml/cex" xmlns:w16cid="http://schemas.microsoft.com/office/word/2016/wordml/cid" xmlns:w16="http://schemas.microsoft.com/office/word/2018/wordml" xmlns:w16du="http://schemas.microsoft.com/office/word/2023/wordml/word16du" xmlns:w16sdtdh="http://schemas.microsoft.com/office/word/2020/wordml/sdtdatahash" xmlns:w16sdtfl="http://schemas.microsoft.com/office/word/2024/wordml/sdtformatlock" xmlns:w16se="http://schemas.microsoft.com/office/word/2015/wordml/symex" xmlns:wpg="http://schemas.microsoft.com/office/word/2010/wordprocessingGroup" xmlns:wpi="http://schemas.microsoft.com/office/word/2010/wordprocessingInk" xmlns:wne="http://schemas.microsoft.com/office/word/2006/wordml" xmlns:wps="http://schemas.microsoft.com/office/word/2010/wordprocessingShape" mc:Ignorable="w14 w15 w16se w16cid w16 w16cex w16sdtdh w16sdtfl w16du wp14">
   <w:footnote w:type="separator" w:id="-1">
     <w:p>
       <w:r>
@@ -19816,7 +19872,7 @@
 </file>
 
 <file path=word/header1.xml><?xml version="1.0" encoding="utf-8"?>
-<w:hdr xmlns:wpc="http://schemas.microsoft.com/office/word/2010/wordprocessingCanvas" xmlns:cx="http://schemas.microsoft.com/office/drawing/2014/chartex" xmlns:cx1="http://schemas.microsoft.com/office/drawing/2015/9/8/chartex" xmlns:cx2="http://schemas.microsoft.com/office/drawing/2015/10/21/chartex" xmlns:cx3="http://schemas.microsoft.com/office/drawing/2016/5/9/chartex" xmlns:cx4="http://schemas.microsoft.com/office/drawing/2016/5/10/chartex" xmlns:cx5="http://schemas.microsoft.com/office/drawing/2016/5/11/chartex" xmlns:cx6="http://schemas.microsoft.com/office/drawing/2016/5/12/chartex" xmlns:cx7="http://schemas.microsoft.com/office/drawing/2016/5/13/chartex" xmlns:cx8="http://schemas.microsoft.com/office/drawing/2016/5/14/chartex" xmlns:mc="http://schemas.openxmlformats.org/markup-compatibility/2006" xmlns:aink="http://schemas.microsoft.com/office/drawing/2016/ink" xmlns:am3d="http://schemas.microsoft.com/office/drawing/2017/model3d" xmlns:o="urn:schemas-microsoft-com:office:office" xmlns:oel="http://schemas.microsoft.com/office/2019/extlst" xmlns:r="http://schemas.openxmlformats.org/officeDocument/2006/relationships" xmlns:m="http://schemas.openxmlformats.org/officeDocument/2006/math" xmlns:v="urn:schemas-microsoft-com:vml" xmlns:wp14="http://schemas.microsoft.com/office/word/2010/wordprocessingDrawing" xmlns:wp="http://schemas.openxmlformats.org/drawingml/2006/wordprocessingDrawing" xmlns:w10="urn:schemas-microsoft-com:office:word" xmlns:w="http://schemas.openxmlformats.org/wordprocessingml/2006/main" xmlns:w14="http://schemas.microsoft.com/office/word/2010/wordml" xmlns:w15="http://schemas.microsoft.com/office/word/2012/wordml" xmlns:w16cex="http://schemas.microsoft.com/office/word/2018/wordml/cex" xmlns:w16cid="http://schemas.microsoft.com/office/word/2016/wordml/cid" xmlns:w16="http://schemas.microsoft.com/office/word/2018/wordml" xmlns:w16du="http://schemas.microsoft.com/office/word/2023/wordml/word16du" xmlns:w16sdtdh="http://schemas.microsoft.com/office/word/2020/wordml/sdtdatahash" xmlns:w16sdtfl="http://schemas.microsoft.com/office/word/2024/wordml/sdtformatlock" xmlns:w16se="http://schemas.microsoft.com/office/word/2015/wordml/symex" xmlns:wpg="http://schemas.microsoft.com/office/word/2010/wordprocessingGroup" xmlns:wpi="http://schemas.microsoft.com/office/word/2010/wordprocessingInk" xmlns:wne="http://schemas.microsoft.com/office/word/2006/wordml" xmlns:wps="http://schemas.microsoft.com/office/word/2010/wordprocessingShape" mc:Ignorable="w14 w15 w16se w16cid w16 w16cex w16sdtdh w16sdtfl w16du wp14">
+<w:hdr xmlns:wpc="http://schemas.microsoft.com/office/word/2010/wordprocessingCanvas" xmlns:cx="http://schemas.microsoft.com/office/drawing/2014/chartex" xmlns:cx1="http://schemas.microsoft.com/office/drawing/2015/9/8/chartex" xmlns:cx2="http://schemas.microsoft.com/office/drawing/2015/10/21/chartex" xmlns:cx3="http://schemas.microsoft.com/office/drawing/2016/5/9/chartex" xmlns:cx4="http://schemas.microsoft.com/office/drawing/2016/5/10/chartex" xmlns:cx5="http://schemas.microsoft.com/office/drawing/2016/5/11/chartex" xmlns:cx6="http://schemas.microsoft.com/office/drawing/2016/5/12/chartex" xmlns:cx7="http://schemas.microsoft.com/office/drawing/2016/5/13/chartex" xmlns:cx8="http://schemas.microsoft.com/office/drawing/2016/5/14/chartex" xmlns:mc="http://schemas.openxmlformats.org/markup-compatibility/2006" xmlns:aink="http://schemas.microsoft.com/office/drawing/2016/ink" xmlns:am3d="http://schemas.microsoft.com/office/drawing/2017/model3d" xmlns:o="urn:schemas-microsoft-com:office:office" xmlns:oel="http://schemas.microsoft.com/office/2019/extlst" xmlns:r="http://schemas.openxmlformats.org/officeDocument/2006/relationships" xmlns:m="http://schemas.openxmlformats.org/officeDocument/2006/math" xmlns:v="urn:schemas-microsoft-com:vml" xmlns:wp14="http://schemas.microsoft.com/office/word/2010/wordprocessingDrawing" xmlns:wp="http://schemas.openxmlformats.org/drawingml/2006/wordprocessingDrawing" xmlns:w10="urn:schemas-microsoft-com:office:word" xmlns:w="http://schemas.openxmlformats.org/wordprocessingml/2006/main" xmlns:w14="http://schemas.microsoft.com/office/word/2010/wordml" xmlns:w15="http://schemas.microsoft.com/office/word/2012/wordml" xmlns:w16cei="http://schemas.microsoft.com/office/word/2026/wordml/cei" xmlns:w16cex="http://schemas.microsoft.com/office/word/2018/wordml/cex" xmlns:w16cid="http://schemas.microsoft.com/office/word/2016/wordml/cid" xmlns:w16="http://schemas.microsoft.com/office/word/2018/wordml" xmlns:w16du="http://schemas.microsoft.com/office/word/2023/wordml/word16du" xmlns:w16sdtdh="http://schemas.microsoft.com/office/word/2020/wordml/sdtdatahash" xmlns:w16sdtfl="http://schemas.microsoft.com/office/word/2024/wordml/sdtformatlock" xmlns:w16se="http://schemas.microsoft.com/office/word/2015/wordml/symex" xmlns:wpg="http://schemas.microsoft.com/office/word/2010/wordprocessingGroup" xmlns:wpi="http://schemas.microsoft.com/office/word/2010/wordprocessingInk" xmlns:wne="http://schemas.microsoft.com/office/word/2006/wordml" xmlns:wps="http://schemas.microsoft.com/office/word/2010/wordprocessingShape" mc:Ignorable="w14 w15 w16se w16cid w16 w16cex w16sdtdh w16sdtfl w16du wp14">
   <w:p>
     <w:pPr>
       <w:pStyle w:val="Header"/>
@@ -19827,7 +19883,7 @@
 </file>
 
 <file path=word/header2.xml><?xml version="1.0" encoding="utf-8"?>
-<w:hdr xmlns:wpc="http://schemas.microsoft.com/office/word/2010/wordprocessingCanvas" xmlns:cx="http://schemas.microsoft.com/office/drawing/2014/chartex" xmlns:cx1="http://schemas.microsoft.com/office/drawing/2015/9/8/chartex" xmlns:cx2="http://schemas.microsoft.com/office/drawing/2015/10/21/chartex" xmlns:cx3="http://schemas.microsoft.com/office/drawing/2016/5/9/chartex" xmlns:cx4="http://schemas.microsoft.com/office/drawing/2016/5/10/chartex" xmlns:cx5="http://schemas.microsoft.com/office/drawing/2016/5/11/chartex" xmlns:cx6="http://schemas.microsoft.com/office/drawing/2016/5/12/chartex" xmlns:cx7="http://schemas.microsoft.com/office/drawing/2016/5/13/chartex" xmlns:cx8="http://schemas.microsoft.com/office/drawing/2016/5/14/chartex" xmlns:mc="http://schemas.openxmlformats.org/markup-compatibility/2006" xmlns:aink="http://schemas.microsoft.com/office/drawing/2016/ink" xmlns:am3d="http://schemas.microsoft.com/office/drawing/2017/model3d" xmlns:o="urn:schemas-microsoft-com:office:office" xmlns:oel="http://schemas.microsoft.com/office/2019/extlst" xmlns:r="http://schemas.openxmlformats.org/officeDocument/2006/relationships" xmlns:m="http://schemas.openxmlformats.org/officeDocument/2006/math" xmlns:v="urn:schemas-microsoft-com:vml" xmlns:wp14="http://schemas.microsoft.com/office/word/2010/wordprocessingDrawing" xmlns:wp="http://schemas.openxmlformats.org/drawingml/2006/wordprocessingDrawing" xmlns:w10="urn:schemas-microsoft-com:office:word" xmlns:w="http://schemas.openxmlformats.org/wordprocessingml/2006/main" xmlns:w14="http://schemas.microsoft.com/office/word/2010/wordml" xmlns:w15="http://schemas.microsoft.com/office/word/2012/wordml" xmlns:w16cex="http://schemas.microsoft.com/office/word/2018/wordml/cex" xmlns:w16cid="http://schemas.microsoft.com/office/word/2016/wordml/cid" xmlns:w16="http://schemas.microsoft.com/office/word/2018/wordml" xmlns:w16du="http://schemas.microsoft.com/office/word/2023/wordml/word16du" xmlns:w16sdtdh="http://schemas.microsoft.com/office/word/2020/wordml/sdtdatahash" xmlns:w16sdtfl="http://schemas.microsoft.com/office/word/2024/wordml/sdtformatlock" xmlns:w16se="http://schemas.microsoft.com/office/word/2015/wordml/symex" xmlns:wpg="http://schemas.microsoft.com/office/word/2010/wordprocessingGroup" xmlns:wpi="http://schemas.microsoft.com/office/word/2010/wordprocessingInk" xmlns:wne="http://schemas.microsoft.com/office/word/2006/wordml" xmlns:wps="http://schemas.microsoft.com/office/word/2010/wordprocessingShape" mc:Ignorable="w14 w15 w16se w16cid w16 w16cex w16sdtdh w16sdtfl w16du wp14">
+<w:hdr xmlns:wpc="http://schemas.microsoft.com/office/word/2010/wordprocessingCanvas" xmlns:cx="http://schemas.microsoft.com/office/drawing/2014/chartex" xmlns:cx1="http://schemas.microsoft.com/office/drawing/2015/9/8/chartex" xmlns:cx2="http://schemas.microsoft.com/office/drawing/2015/10/21/chartex" xmlns:cx3="http://schemas.microsoft.com/office/drawing/2016/5/9/chartex" xmlns:cx4="http://schemas.microsoft.com/office/drawing/2016/5/10/chartex" xmlns:cx5="http://schemas.microsoft.com/office/drawing/2016/5/11/chartex" xmlns:cx6="http://schemas.microsoft.com/office/drawing/2016/5/12/chartex" xmlns:cx7="http://schemas.microsoft.com/office/drawing/2016/5/13/chartex" xmlns:cx8="http://schemas.microsoft.com/office/drawing/2016/5/14/chartex" xmlns:mc="http://schemas.openxmlformats.org/markup-compatibility/2006" xmlns:aink="http://schemas.microsoft.com/office/drawing/2016/ink" xmlns:am3d="http://schemas.microsoft.com/office/drawing/2017/model3d" xmlns:o="urn:schemas-microsoft-com:office:office" xmlns:oel="http://schemas.microsoft.com/office/2019/extlst" xmlns:r="http://schemas.openxmlformats.org/officeDocument/2006/relationships" xmlns:m="http://schemas.openxmlformats.org/officeDocument/2006/math" xmlns:v="urn:schemas-microsoft-com:vml" xmlns:wp14="http://schemas.microsoft.com/office/word/2010/wordprocessingDrawing" xmlns:wp="http://schemas.openxmlformats.org/drawingml/2006/wordprocessingDrawing" xmlns:w10="urn:schemas-microsoft-com:office:word" xmlns:w="http://schemas.openxmlformats.org/wordprocessingml/2006/main" xmlns:w14="http://schemas.microsoft.com/office/word/2010/wordml" xmlns:w15="http://schemas.microsoft.com/office/word/2012/wordml" xmlns:w16cei="http://schemas.microsoft.com/office/word/2026/wordml/cei" xmlns:w16cex="http://schemas.microsoft.com/office/word/2018/wordml/cex" xmlns:w16cid="http://schemas.microsoft.com/office/word/2016/wordml/cid" xmlns:w16="http://schemas.microsoft.com/office/word/2018/wordml" xmlns:w16du="http://schemas.microsoft.com/office/word/2023/wordml/word16du" xmlns:w16sdtdh="http://schemas.microsoft.com/office/word/2020/wordml/sdtdatahash" xmlns:w16sdtfl="http://schemas.microsoft.com/office/word/2024/wordml/sdtformatlock" xmlns:w16se="http://schemas.microsoft.com/office/word/2015/wordml/symex" xmlns:wpg="http://schemas.microsoft.com/office/word/2010/wordprocessingGroup" xmlns:wpi="http://schemas.microsoft.com/office/word/2010/wordprocessingInk" xmlns:wne="http://schemas.microsoft.com/office/word/2006/wordml" xmlns:wps="http://schemas.microsoft.com/office/word/2010/wordprocessingShape" mc:Ignorable="w14 w15 w16se w16cid w16 w16cex w16sdtdh w16sdtfl w16du wp14">
   <w:p>
     <w:pPr>
       <w:pStyle w:val="Header"/>
@@ -19870,7 +19926,7 @@
 </file>
 
 <file path=word/numbering.xml><?xml version="1.0" encoding="utf-8"?>
-<w:numbering xmlns:wpc="http://schemas.microsoft.com/office/word/2010/wordprocessingCanvas" xmlns:cx="http://schemas.microsoft.com/office/drawing/2014/chartex" xmlns:cx1="http://schemas.microsoft.com/office/drawing/2015/9/8/chartex" xmlns:cx2="http://schemas.microsoft.com/office/drawing/2015/10/21/chartex" xmlns:cx3="http://schemas.microsoft.com/office/drawing/2016/5/9/chartex" xmlns:cx4="http://schemas.microsoft.com/office/drawing/2016/5/10/chartex" xmlns:cx5="http://schemas.microsoft.com/office/drawing/2016/5/11/chartex" xmlns:cx6="http://schemas.microsoft.com/office/drawing/2016/5/12/chartex" xmlns:cx7="http://schemas.microsoft.com/office/drawing/2016/5/13/chartex" xmlns:cx8="http://schemas.microsoft.com/office/drawing/2016/5/14/chartex" xmlns:mc="http://schemas.openxmlformats.org/markup-compatibility/2006" xmlns:aink="http://schemas.microsoft.com/office/drawing/2016/ink" xmlns:am3d="http://schemas.microsoft.com/office/drawing/2017/model3d" xmlns:o="urn:schemas-microsoft-com:office:office" xmlns:oel="http://schemas.microsoft.com/office/2019/extlst" xmlns:r="http://schemas.openxmlformats.org/officeDocument/2006/relationships" xmlns:m="http://schemas.openxmlformats.org/officeDocument/2006/math" xmlns:v="urn:schemas-microsoft-com:vml" xmlns:wp14="http://schemas.microsoft.com/office/word/2010/wordprocessingDrawing" xmlns:wp="http://schemas.openxmlformats.org/drawingml/2006/wordprocessingDrawing" xmlns:w10="urn:schemas-microsoft-com:office:word" xmlns:w="http://schemas.openxmlformats.org/wordprocessingml/2006/main" xmlns:w14="http://schemas.microsoft.com/office/word/2010/wordml" xmlns:w15="http://schemas.microsoft.com/office/word/2012/wordml" xmlns:w16cex="http://schemas.microsoft.com/office/word/2018/wordml/cex" xmlns:w16cid="http://schemas.microsoft.com/office/word/2016/wordml/cid" xmlns:w16="http://schemas.microsoft.com/office/word/2018/wordml" xmlns:w16du="http://schemas.microsoft.com/office/word/2023/wordml/word16du" xmlns:w16sdtdh="http://schemas.microsoft.com/office/word/2020/wordml/sdtdatahash" xmlns:w16sdtfl="http://schemas.microsoft.com/office/word/2024/wordml/sdtformatlock" xmlns:w16se="http://schemas.microsoft.com/office/word/2015/wordml/symex" xmlns:wpg="http://schemas.microsoft.com/office/word/2010/wordprocessingGroup" xmlns:wpi="http://schemas.microsoft.com/office/word/2010/wordprocessingInk" xmlns:wne="http://schemas.microsoft.com/office/word/2006/wordml" xmlns:wps="http://schemas.microsoft.com/office/word/2010/wordprocessingShape" mc:Ignorable="w14 w15 w16se w16cid w16 w16cex w16sdtdh w16sdtfl w16du wp14">
+<w:numbering xmlns:wpc="http://schemas.microsoft.com/office/word/2010/wordprocessingCanvas" xmlns:cx="http://schemas.microsoft.com/office/drawing/2014/chartex" xmlns:cx1="http://schemas.microsoft.com/office/drawing/2015/9/8/chartex" xmlns:cx2="http://schemas.microsoft.com/office/drawing/2015/10/21/chartex" xmlns:cx3="http://schemas.microsoft.com/office/drawing/2016/5/9/chartex" xmlns:cx4="http://schemas.microsoft.com/office/drawing/2016/5/10/chartex" xmlns:cx5="http://schemas.microsoft.com/office/drawing/2016/5/11/chartex" xmlns:cx6="http://schemas.microsoft.com/office/drawing/2016/5/12/chartex" xmlns:cx7="http://schemas.microsoft.com/office/drawing/2016/5/13/chartex" xmlns:cx8="http://schemas.microsoft.com/office/drawing/2016/5/14/chartex" xmlns:mc="http://schemas.openxmlformats.org/markup-compatibility/2006" xmlns:aink="http://schemas.microsoft.com/office/drawing/2016/ink" xmlns:am3d="http://schemas.microsoft.com/office/drawing/2017/model3d" xmlns:o="urn:schemas-microsoft-com:office:office" xmlns:oel="http://schemas.microsoft.com/office/2019/extlst" xmlns:r="http://schemas.openxmlformats.org/officeDocument/2006/relationships" xmlns:m="http://schemas.openxmlformats.org/officeDocument/2006/math" xmlns:v="urn:schemas-microsoft-com:vml" xmlns:wp14="http://schemas.microsoft.com/office/word/2010/wordprocessingDrawing" xmlns:wp="http://schemas.openxmlformats.org/drawingml/2006/wordprocessingDrawing" xmlns:w10="urn:schemas-microsoft-com:office:word" xmlns:w="http://schemas.openxmlformats.org/wordprocessingml/2006/main" xmlns:w14="http://schemas.microsoft.com/office/word/2010/wordml" xmlns:w15="http://schemas.microsoft.com/office/word/2012/wordml" xmlns:w16cei="http://schemas.microsoft.com/office/word/2026/wordml/cei" xmlns:w16cex="http://schemas.microsoft.com/office/word/2018/wordml/cex" xmlns:w16cid="http://schemas.microsoft.com/office/word/2016/wordml/cid" xmlns:w16="http://schemas.microsoft.com/office/word/2018/wordml" xmlns:w16du="http://schemas.microsoft.com/office/word/2023/wordml/word16du" xmlns:w16sdtdh="http://schemas.microsoft.com/office/word/2020/wordml/sdtdatahash" xmlns:w16sdtfl="http://schemas.microsoft.com/office/word/2024/wordml/sdtformatlock" xmlns:w16se="http://schemas.microsoft.com/office/word/2015/wordml/symex" xmlns:wpg="http://schemas.microsoft.com/office/word/2010/wordprocessingGroup" xmlns:wpi="http://schemas.microsoft.com/office/word/2010/wordprocessingInk" xmlns:wne="http://schemas.microsoft.com/office/word/2006/wordml" xmlns:wps="http://schemas.microsoft.com/office/word/2010/wordprocessingShape" mc:Ignorable="w14 w15 w16se w16cid w16 w16cex w16sdtdh w16sdtfl w16du wp14">
   <w:abstractNum w:abstractNumId="0" w15:restartNumberingAfterBreak="0">
     <w:nsid w:val="FFFFFF7C"/>
     <w:multiLevelType w:val="singleLevel"/>
@@ -24051,6 +24107,14 @@
   </w:num>
   <w:numIdMacAtCleanup w:val="78"/>
 </w:numbering>
+</file>
+
+<file path=word/people.xml><?xml version="1.0" encoding="utf-8"?>
+<w15:people xmlns:wpc="http://schemas.microsoft.com/office/word/2010/wordprocessingCanvas" xmlns:cx="http://schemas.microsoft.com/office/drawing/2014/chartex" xmlns:cx1="http://schemas.microsoft.com/office/drawing/2015/9/8/chartex" xmlns:cx2="http://schemas.microsoft.com/office/drawing/2015/10/21/chartex" xmlns:cx3="http://schemas.microsoft.com/office/drawing/2016/5/9/chartex" xmlns:cx4="http://schemas.microsoft.com/office/drawing/2016/5/10/chartex" xmlns:cx5="http://schemas.microsoft.com/office/drawing/2016/5/11/chartex" xmlns:cx6="http://schemas.microsoft.com/office/drawing/2016/5/12/chartex" xmlns:cx7="http://schemas.microsoft.com/office/drawing/2016/5/13/chartex" xmlns:cx8="http://schemas.microsoft.com/office/drawing/2016/5/14/chartex" xmlns:mc="http://schemas.openxmlformats.org/markup-compatibility/2006" xmlns:aink="http://schemas.microsoft.com/office/drawing/2016/ink" xmlns:am3d="http://schemas.microsoft.com/office/drawing/2017/model3d" xmlns:o="urn:schemas-microsoft-com:office:office" xmlns:oel="http://schemas.microsoft.com/office/2019/extlst" xmlns:r="http://schemas.openxmlformats.org/officeDocument/2006/relationships" xmlns:m="http://schemas.openxmlformats.org/officeDocument/2006/math" xmlns:v="urn:schemas-microsoft-com:vml" xmlns:wp14="http://schemas.microsoft.com/office/word/2010/wordprocessingDrawing" xmlns:wp="http://schemas.openxmlformats.org/drawingml/2006/wordprocessingDrawing" xmlns:w10="urn:schemas-microsoft-com:office:word" xmlns:w="http://schemas.openxmlformats.org/wordprocessingml/2006/main" xmlns:w14="http://schemas.microsoft.com/office/word/2010/wordml" xmlns:w15="http://schemas.microsoft.com/office/word/2012/wordml" xmlns:w16cei="http://schemas.microsoft.com/office/word/2026/wordml/cei" xmlns:w16cex="http://schemas.microsoft.com/office/word/2018/wordml/cex" xmlns:w16cid="http://schemas.microsoft.com/office/word/2016/wordml/cid" xmlns:w16="http://schemas.microsoft.com/office/word/2018/wordml" xmlns:w16du="http://schemas.microsoft.com/office/word/2023/wordml/word16du" xmlns:w16sdtdh="http://schemas.microsoft.com/office/word/2020/wordml/sdtdatahash" xmlns:w16sdtfl="http://schemas.microsoft.com/office/word/2024/wordml/sdtformatlock" xmlns:w16se="http://schemas.microsoft.com/office/word/2015/wordml/symex" xmlns:wpg="http://schemas.microsoft.com/office/word/2010/wordprocessingGroup" xmlns:wpi="http://schemas.microsoft.com/office/word/2010/wordprocessingInk" xmlns:wne="http://schemas.microsoft.com/office/word/2006/wordml" xmlns:wps="http://schemas.microsoft.com/office/word/2010/wordprocessingShape" mc:Ignorable="w14 w15 w16se w16cid w16 w16cex w16sdtdh w16sdtfl w16du wp14">
+  <w15:person w15:author="Druckenmueller, Marc">
+    <w15:presenceInfo w15:providerId="AD" w15:userId="S::marc.druckenmueller@philips.com::821bfe2a-0df8-4931-9eb7-645df23f931a"/>
+  </w15:person>
+</w15:people>
 </file>
 
 <file path=word/styles.xml><?xml version="1.0" encoding="utf-8"?>
@@ -27151,10 +27215,18 @@
 
 <file path=customXml/item2.xml><?xml version="1.0" encoding="utf-8"?>
 <?mso-contentType ?>
-<SharedContentType xmlns="Microsoft.SharePoint.Taxonomy.ContentTypeSync" SourceId="e40374fb-a6cc-4854-989f-c1d94a7967ee" ContentTypeId="0x01" PreviousValue="false"/>
+<FormTemplates xmlns="http://schemas.microsoft.com/sharepoint/v3/contenttype/forms">
+  <Display>DocumentLibraryForm</Display>
+  <Edit>DocumentLibraryForm</Edit>
+  <New>DocumentLibraryForm</New>
+</FormTemplates>
 </file>
 
 <file path=customXml/item3.xml><?xml version="1.0" encoding="utf-8"?>
+<b:Sources xmlns:b="http://schemas.openxmlformats.org/officeDocument/2006/bibliography" xmlns="http://schemas.openxmlformats.org/officeDocument/2006/bibliography" SelectedStyle="\APA.XSL" StyleName="APA"/>
+</file>
+
+<file path=customXml/item4.xml><?xml version="1.0" encoding="utf-8"?>
 <p:properties xmlns:p="http://schemas.microsoft.com/office/2006/metadata/properties" xmlns:xsi="http://www.w3.org/2001/XMLSchema-instance" xmlns:pc="http://schemas.microsoft.com/office/infopath/2007/PartnerControls">
   <documentManagement>
     <lcf76f155ced4ddcb4097134ff3c332f xmlns="508723e2-97ff-4f3e-968e-aabf624d85e3">
@@ -27165,17 +27237,9 @@
 </p:properties>
 </file>
 
-<file path=customXml/item4.xml><?xml version="1.0" encoding="utf-8"?>
-<b:Sources xmlns:b="http://schemas.openxmlformats.org/officeDocument/2006/bibliography" xmlns="http://schemas.openxmlformats.org/officeDocument/2006/bibliography" SelectedStyle="\APA.XSL" StyleName="APA"/>
-</file>
-
 <file path=customXml/item5.xml><?xml version="1.0" encoding="utf-8"?>
 <?mso-contentType ?>
-<FormTemplates xmlns="http://schemas.microsoft.com/sharepoint/v3/contenttype/forms">
-  <Display>DocumentLibraryForm</Display>
-  <Edit>DocumentLibraryForm</Edit>
-  <New>DocumentLibraryForm</New>
-</FormTemplates>
+<SharedContentType xmlns="Microsoft.SharePoint.Taxonomy.ContentTypeSync" SourceId="e40374fb-a6cc-4854-989f-c1d94a7967ee" ContentTypeId="0x01" PreviousValue="false"/>
 </file>
 
 <file path=customXml/itemProps1.xml><?xml version="1.0" encoding="utf-8"?>
@@ -27199,14 +27263,22 @@
 </file>
 
 <file path=customXml/itemProps2.xml><?xml version="1.0" encoding="utf-8"?>
-<ds:datastoreItem xmlns:ds="http://schemas.openxmlformats.org/officeDocument/2006/customXml" ds:itemID="{EDFBD775-7C77-4D7C-959B-56F641F02644}">
+<ds:datastoreItem xmlns:ds="http://schemas.openxmlformats.org/officeDocument/2006/customXml" ds:itemID="{5E041B18-6380-4666-9712-14D0E20233AD}">
   <ds:schemaRefs>
-    <ds:schemaRef ds:uri="Microsoft.SharePoint.Taxonomy.ContentTypeSync"/>
+    <ds:schemaRef ds:uri="http://schemas.microsoft.com/sharepoint/v3/contenttype/forms"/>
   </ds:schemaRefs>
 </ds:datastoreItem>
 </file>
 
 <file path=customXml/itemProps3.xml><?xml version="1.0" encoding="utf-8"?>
+<ds:datastoreItem xmlns:ds="http://schemas.openxmlformats.org/officeDocument/2006/customXml" ds:itemID="{CF7CC830-FE2E-4AE0-93CC-5C48A583F458}">
+  <ds:schemaRefs>
+    <ds:schemaRef ds:uri="http://schemas.openxmlformats.org/officeDocument/2006/bibliography"/>
+  </ds:schemaRefs>
+</ds:datastoreItem>
+</file>
+
+<file path=customXml/itemProps4.xml><?xml version="1.0" encoding="utf-8"?>
 <ds:datastoreItem xmlns:ds="http://schemas.openxmlformats.org/officeDocument/2006/customXml" ds:itemID="{AD78DEC8-72DE-44B2-9EA6-1D2D6CFAA3BD}">
   <ds:schemaRefs>
     <ds:schemaRef ds:uri="http://schemas.microsoft.com/office/2006/metadata/properties"/>
@@ -27217,18 +27289,10 @@
 </ds:datastoreItem>
 </file>
 
-<file path=customXml/itemProps4.xml><?xml version="1.0" encoding="utf-8"?>
-<ds:datastoreItem xmlns:ds="http://schemas.openxmlformats.org/officeDocument/2006/customXml" ds:itemID="{CF7CC830-FE2E-4AE0-93CC-5C48A583F458}">
+<file path=customXml/itemProps5.xml><?xml version="1.0" encoding="utf-8"?>
+<ds:datastoreItem xmlns:ds="http://schemas.openxmlformats.org/officeDocument/2006/customXml" ds:itemID="{EDFBD775-7C77-4D7C-959B-56F641F02644}">
   <ds:schemaRefs>
-    <ds:schemaRef ds:uri="http://schemas.openxmlformats.org/officeDocument/2006/bibliography"/>
-  </ds:schemaRefs>
-</ds:datastoreItem>
-</file>
-
-<file path=customXml/itemProps5.xml><?xml version="1.0" encoding="utf-8"?>
-<ds:datastoreItem xmlns:ds="http://schemas.openxmlformats.org/officeDocument/2006/customXml" ds:itemID="{5E041B18-6380-4666-9712-14D0E20233AD}">
-  <ds:schemaRefs>
-    <ds:schemaRef ds:uri="http://schemas.microsoft.com/sharepoint/v3/contenttype/forms"/>
+    <ds:schemaRef ds:uri="Microsoft.SharePoint.Taxonomy.ContentTypeSync"/>
   </ds:schemaRefs>
 </ds:datastoreItem>
 </file>
